--- a/projects/makalah-sim/MAKALAH_SIM_AJIE_BARIANDONO_2110426823_v2.docx
+++ b/projects/makalah-sim/MAKALAH_SIM_AJIE_BARIANDONO_2110426823_v2.docx
@@ -1442,10 +1442,10 @@
           <w:rFonts w:ascii="Times New Roman" w:cs="Times New Roman" w:eastAsia="Times New Roman" w:hAnsi="Times New Roman"/>
           <w:b/>
           <w:bCs/>
-          <w:sz w:val="22"/>
-          <w:szCs w:val="22"/>
-        </w:rPr>
-        <w:t xml:space="preserve">Gambar </w:t>
+          <w:sz w:val="24"/>
+          <w:szCs w:val="24"/>
+        </w:rPr>
+        <w:t xml:space="preserve">Gambar 2.</w:t>
       </w:r>
       <w:r>
         <w:fldChar w:fldCharType="begin" w:dirty="true"/>
@@ -1458,10 +1458,10 @@
           <w:rFonts w:ascii="Times New Roman" w:cs="Times New Roman" w:eastAsia="Times New Roman" w:hAnsi="Times New Roman"/>
           <w:b/>
           <w:bCs/>
-          <w:sz w:val="22"/>
-          <w:szCs w:val="22"/>
-        </w:rPr>
-        <w:t xml:space="preserve">.	Struktur Organisasi Rudenim Pontianak</w:t>
+          <w:sz w:val="24"/>
+          <w:szCs w:val="24"/>
+        </w:rPr>
+        <w:t xml:space="preserve">	Struktur Organisasi Rudenim Pontianak</w:t>
       </w:r>
     </w:p>
     <w:p>
@@ -2280,10 +2280,10 @@
           <w:rFonts w:ascii="Times New Roman" w:cs="Times New Roman" w:eastAsia="Times New Roman" w:hAnsi="Times New Roman"/>
           <w:b/>
           <w:bCs/>
-          <w:sz w:val="22"/>
-          <w:szCs w:val="22"/>
-        </w:rPr>
-        <w:t xml:space="preserve">Gambar </w:t>
+          <w:sz w:val="24"/>
+          <w:szCs w:val="24"/>
+        </w:rPr>
+        <w:t xml:space="preserve">Gambar 2.</w:t>
       </w:r>
       <w:r>
         <w:fldChar w:fldCharType="begin" w:dirty="true"/>
@@ -2296,10 +2296,10 @@
           <w:rFonts w:ascii="Times New Roman" w:cs="Times New Roman" w:eastAsia="Times New Roman" w:hAnsi="Times New Roman"/>
           <w:b/>
           <w:bCs/>
-          <w:sz w:val="22"/>
-          <w:szCs w:val="22"/>
-        </w:rPr>
-        <w:t xml:space="preserve">.	Flowchart Siklus Hidup Deteni Terintegrasi dengan 7 SOP pada Rumah Detensi Imigrasi Pontianak</w:t>
+          <w:sz w:val="24"/>
+          <w:szCs w:val="24"/>
+        </w:rPr>
+        <w:t xml:space="preserve">	Flowchart Siklus Hidup Deteni Terintegrasi dengan 7 SOP pada Rumah Detensi Imigrasi Pontianak</w:t>
       </w:r>
     </w:p>
     <w:p>
@@ -2405,8 +2405,8 @@
           <w:rFonts w:ascii="Times New Roman" w:cs="Times New Roman" w:eastAsia="Times New Roman" w:hAnsi="Times New Roman"/>
           <w:b/>
           <w:bCs/>
-          <w:sz w:val="22"/>
-          <w:szCs w:val="22"/>
+          <w:sz w:val="24"/>
+          <w:szCs w:val="24"/>
         </w:rPr>
         <w:t xml:space="preserve">Gambar </w:t>
       </w:r>
@@ -2421,14 +2421,14 @@
           <w:rFonts w:ascii="Times New Roman" w:cs="Times New Roman" w:eastAsia="Times New Roman" w:hAnsi="Times New Roman"/>
           <w:b/>
           <w:bCs/>
-          <w:sz w:val="22"/>
-          <w:szCs w:val="22"/>
+          <w:sz w:val="24"/>
+          <w:szCs w:val="24"/>
         </w:rPr>
         <w:t xml:space="preserve">.</w:t>
       </w:r>
       <w:r>
         <w:fldChar w:fldCharType="begin" w:dirty="true"/>
-        <w:instrText xml:space="preserve">SEQ GambarChild \r 1</w:instrText>
+        <w:instrText xml:space="preserve">SEQ GambarChild \r 3</w:instrText>
         <w:fldChar w:fldCharType="separate"/>
         <w:fldChar w:fldCharType="end"/>
       </w:r>
@@ -2437,10 +2437,10 @@
           <w:rFonts w:ascii="Times New Roman" w:cs="Times New Roman" w:eastAsia="Times New Roman" w:hAnsi="Times New Roman"/>
           <w:b/>
           <w:bCs/>
-          <w:sz w:val="22"/>
-          <w:szCs w:val="22"/>
-        </w:rPr>
-        <w:t xml:space="preserve">.	Flowchart SOP Penerimaan Calon Deteni</w:t>
+          <w:sz w:val="24"/>
+          <w:szCs w:val="24"/>
+        </w:rPr>
+        <w:t xml:space="preserve">	Flowchart SOP Penerimaan Calon Deteni</w:t>
       </w:r>
     </w:p>
     <w:p>
@@ -2487,7 +2487,7 @@
           <w:sz w:val="24"/>
           <w:szCs w:val="24"/>
         </w:rPr>
-        <w:t xml:space="preserve">.	Mutu Baku SOP Penerimaan Calon Deteni</w:t>
+        <w:t xml:space="preserve">	Mutu Baku SOP Penerimaan Calon Deteni</w:t>
       </w:r>
     </w:p>
     <w:tbl>
@@ -2517,9 +2517,9 @@
             <w:tcW w:type="dxa" w:w="400"/>
             <w:tcBorders>
               <w:top w:val="single" w:color="000000" w:sz="4"/>
-              <w:left w:val="single" w:color="000000" w:sz="4"/>
+              <w:left w:val="none" w:color="FFFFFF" w:sz="0"/>
               <w:bottom w:val="single" w:color="000000" w:sz="4"/>
-              <w:right w:val="single" w:color="000000" w:sz="4"/>
+              <w:right w:val="none" w:color="FFFFFF" w:sz="0"/>
             </w:tcBorders>
             <w:tcMar>
               <w:top w:type="dxa" w:w="60"/>
@@ -2552,9 +2552,9 @@
             <w:tcW w:type="dxa" w:w="2100"/>
             <w:tcBorders>
               <w:top w:val="single" w:color="000000" w:sz="4"/>
-              <w:left w:val="single" w:color="000000" w:sz="4"/>
+              <w:left w:val="none" w:color="FFFFFF" w:sz="0"/>
               <w:bottom w:val="single" w:color="000000" w:sz="4"/>
-              <w:right w:val="single" w:color="000000" w:sz="4"/>
+              <w:right w:val="none" w:color="FFFFFF" w:sz="0"/>
             </w:tcBorders>
             <w:tcMar>
               <w:top w:type="dxa" w:w="60"/>
@@ -2587,9 +2587,9 @@
             <w:tcW w:type="dxa" w:w="1100"/>
             <w:tcBorders>
               <w:top w:val="single" w:color="000000" w:sz="4"/>
-              <w:left w:val="single" w:color="000000" w:sz="4"/>
+              <w:left w:val="none" w:color="FFFFFF" w:sz="0"/>
               <w:bottom w:val="single" w:color="000000" w:sz="4"/>
-              <w:right w:val="single" w:color="000000" w:sz="4"/>
+              <w:right w:val="none" w:color="FFFFFF" w:sz="0"/>
             </w:tcBorders>
             <w:tcMar>
               <w:top w:type="dxa" w:w="60"/>
@@ -2622,9 +2622,9 @@
             <w:tcW w:type="dxa" w:w="1500"/>
             <w:tcBorders>
               <w:top w:val="single" w:color="000000" w:sz="4"/>
-              <w:left w:val="single" w:color="000000" w:sz="4"/>
+              <w:left w:val="none" w:color="FFFFFF" w:sz="0"/>
               <w:bottom w:val="single" w:color="000000" w:sz="4"/>
-              <w:right w:val="single" w:color="000000" w:sz="4"/>
+              <w:right w:val="none" w:color="FFFFFF" w:sz="0"/>
             </w:tcBorders>
             <w:tcMar>
               <w:top w:type="dxa" w:w="60"/>
@@ -2657,9 +2657,9 @@
             <w:tcW w:type="dxa" w:w="600"/>
             <w:tcBorders>
               <w:top w:val="single" w:color="000000" w:sz="4"/>
-              <w:left w:val="single" w:color="000000" w:sz="4"/>
+              <w:left w:val="none" w:color="FFFFFF" w:sz="0"/>
               <w:bottom w:val="single" w:color="000000" w:sz="4"/>
-              <w:right w:val="single" w:color="000000" w:sz="4"/>
+              <w:right w:val="none" w:color="FFFFFF" w:sz="0"/>
             </w:tcBorders>
             <w:tcMar>
               <w:top w:type="dxa" w:w="60"/>
@@ -2692,9 +2692,9 @@
             <w:tcW w:type="dxa" w:w="1100"/>
             <w:tcBorders>
               <w:top w:val="single" w:color="000000" w:sz="4"/>
-              <w:left w:val="single" w:color="000000" w:sz="4"/>
+              <w:left w:val="none" w:color="FFFFFF" w:sz="0"/>
               <w:bottom w:val="single" w:color="000000" w:sz="4"/>
-              <w:right w:val="single" w:color="000000" w:sz="4"/>
+              <w:right w:val="none" w:color="FFFFFF" w:sz="0"/>
             </w:tcBorders>
             <w:tcMar>
               <w:top w:type="dxa" w:w="60"/>
@@ -2727,9 +2727,9 @@
             <w:tcW w:type="dxa" w:w="1100"/>
             <w:tcBorders>
               <w:top w:val="single" w:color="000000" w:sz="4"/>
-              <w:left w:val="single" w:color="000000" w:sz="4"/>
+              <w:left w:val="none" w:color="FFFFFF" w:sz="0"/>
               <w:bottom w:val="single" w:color="000000" w:sz="4"/>
-              <w:right w:val="single" w:color="000000" w:sz="4"/>
+              <w:right w:val="none" w:color="FFFFFF" w:sz="0"/>
             </w:tcBorders>
             <w:tcMar>
               <w:top w:type="dxa" w:w="60"/>
@@ -2763,10 +2763,10 @@
           <w:tcPr>
             <w:tcW w:type="dxa" w:w="400"/>
             <w:tcBorders>
-              <w:top w:val="single" w:color="000000" w:sz="4"/>
-              <w:left w:val="single" w:color="000000" w:sz="4"/>
-              <w:bottom w:val="single" w:color="000000" w:sz="4"/>
-              <w:right w:val="single" w:color="000000" w:sz="4"/>
+              <w:top w:val="none" w:color="FFFFFF" w:sz="0"/>
+              <w:left w:val="none" w:color="FFFFFF" w:sz="0"/>
+              <w:bottom w:val="none" w:color="FFFFFF" w:sz="0"/>
+              <w:right w:val="none" w:color="FFFFFF" w:sz="0"/>
             </w:tcBorders>
             <w:tcMar>
               <w:top w:type="dxa" w:w="60"/>
@@ -2798,10 +2798,10 @@
           <w:tcPr>
             <w:tcW w:type="dxa" w:w="2100"/>
             <w:tcBorders>
-              <w:top w:val="single" w:color="000000" w:sz="4"/>
-              <w:left w:val="single" w:color="000000" w:sz="4"/>
-              <w:bottom w:val="single" w:color="000000" w:sz="4"/>
-              <w:right w:val="single" w:color="000000" w:sz="4"/>
+              <w:top w:val="none" w:color="FFFFFF" w:sz="0"/>
+              <w:left w:val="none" w:color="FFFFFF" w:sz="0"/>
+              <w:bottom w:val="none" w:color="FFFFFF" w:sz="0"/>
+              <w:right w:val="none" w:color="FFFFFF" w:sz="0"/>
             </w:tcBorders>
             <w:tcMar>
               <w:top w:type="dxa" w:w="60"/>
@@ -2833,10 +2833,10 @@
           <w:tcPr>
             <w:tcW w:type="dxa" w:w="1100"/>
             <w:tcBorders>
-              <w:top w:val="single" w:color="000000" w:sz="4"/>
-              <w:left w:val="single" w:color="000000" w:sz="4"/>
-              <w:bottom w:val="single" w:color="000000" w:sz="4"/>
-              <w:right w:val="single" w:color="000000" w:sz="4"/>
+              <w:top w:val="none" w:color="FFFFFF" w:sz="0"/>
+              <w:left w:val="none" w:color="FFFFFF" w:sz="0"/>
+              <w:bottom w:val="none" w:color="FFFFFF" w:sz="0"/>
+              <w:right w:val="none" w:color="FFFFFF" w:sz="0"/>
             </w:tcBorders>
             <w:tcMar>
               <w:top w:type="dxa" w:w="60"/>
@@ -2868,10 +2868,10 @@
           <w:tcPr>
             <w:tcW w:type="dxa" w:w="1500"/>
             <w:tcBorders>
-              <w:top w:val="single" w:color="000000" w:sz="4"/>
-              <w:left w:val="single" w:color="000000" w:sz="4"/>
-              <w:bottom w:val="single" w:color="000000" w:sz="4"/>
-              <w:right w:val="single" w:color="000000" w:sz="4"/>
+              <w:top w:val="none" w:color="FFFFFF" w:sz="0"/>
+              <w:left w:val="none" w:color="FFFFFF" w:sz="0"/>
+              <w:bottom w:val="none" w:color="FFFFFF" w:sz="0"/>
+              <w:right w:val="none" w:color="FFFFFF" w:sz="0"/>
             </w:tcBorders>
             <w:tcMar>
               <w:top w:type="dxa" w:w="60"/>
@@ -2903,10 +2903,10 @@
           <w:tcPr>
             <w:tcW w:type="dxa" w:w="600"/>
             <w:tcBorders>
-              <w:top w:val="single" w:color="000000" w:sz="4"/>
-              <w:left w:val="single" w:color="000000" w:sz="4"/>
-              <w:bottom w:val="single" w:color="000000" w:sz="4"/>
-              <w:right w:val="single" w:color="000000" w:sz="4"/>
+              <w:top w:val="none" w:color="FFFFFF" w:sz="0"/>
+              <w:left w:val="none" w:color="FFFFFF" w:sz="0"/>
+              <w:bottom w:val="none" w:color="FFFFFF" w:sz="0"/>
+              <w:right w:val="none" w:color="FFFFFF" w:sz="0"/>
             </w:tcBorders>
             <w:tcMar>
               <w:top w:type="dxa" w:w="60"/>
@@ -2938,10 +2938,10 @@
           <w:tcPr>
             <w:tcW w:type="dxa" w:w="1100"/>
             <w:tcBorders>
-              <w:top w:val="single" w:color="000000" w:sz="4"/>
-              <w:left w:val="single" w:color="000000" w:sz="4"/>
-              <w:bottom w:val="single" w:color="000000" w:sz="4"/>
-              <w:right w:val="single" w:color="000000" w:sz="4"/>
+              <w:top w:val="none" w:color="FFFFFF" w:sz="0"/>
+              <w:left w:val="none" w:color="FFFFFF" w:sz="0"/>
+              <w:bottom w:val="none" w:color="FFFFFF" w:sz="0"/>
+              <w:right w:val="none" w:color="FFFFFF" w:sz="0"/>
             </w:tcBorders>
             <w:tcMar>
               <w:top w:type="dxa" w:w="60"/>
@@ -2973,10 +2973,10 @@
           <w:tcPr>
             <w:tcW w:type="dxa" w:w="1100"/>
             <w:tcBorders>
-              <w:top w:val="single" w:color="000000" w:sz="4"/>
-              <w:left w:val="single" w:color="000000" w:sz="4"/>
-              <w:bottom w:val="single" w:color="000000" w:sz="4"/>
-              <w:right w:val="single" w:color="000000" w:sz="4"/>
+              <w:top w:val="none" w:color="FFFFFF" w:sz="0"/>
+              <w:left w:val="none" w:color="FFFFFF" w:sz="0"/>
+              <w:bottom w:val="none" w:color="FFFFFF" w:sz="0"/>
+              <w:right w:val="none" w:color="FFFFFF" w:sz="0"/>
             </w:tcBorders>
             <w:tcMar>
               <w:top w:type="dxa" w:w="60"/>
@@ -3010,10 +3010,10 @@
           <w:tcPr>
             <w:tcW w:type="dxa" w:w="400"/>
             <w:tcBorders>
-              <w:top w:val="single" w:color="000000" w:sz="4"/>
-              <w:left w:val="single" w:color="000000" w:sz="4"/>
-              <w:bottom w:val="single" w:color="000000" w:sz="4"/>
-              <w:right w:val="single" w:color="000000" w:sz="4"/>
+              <w:top w:val="none" w:color="FFFFFF" w:sz="0"/>
+              <w:left w:val="none" w:color="FFFFFF" w:sz="0"/>
+              <w:bottom w:val="none" w:color="FFFFFF" w:sz="0"/>
+              <w:right w:val="none" w:color="FFFFFF" w:sz="0"/>
             </w:tcBorders>
             <w:tcMar>
               <w:top w:type="dxa" w:w="60"/>
@@ -3045,10 +3045,10 @@
           <w:tcPr>
             <w:tcW w:type="dxa" w:w="2100"/>
             <w:tcBorders>
-              <w:top w:val="single" w:color="000000" w:sz="4"/>
-              <w:left w:val="single" w:color="000000" w:sz="4"/>
-              <w:bottom w:val="single" w:color="000000" w:sz="4"/>
-              <w:right w:val="single" w:color="000000" w:sz="4"/>
+              <w:top w:val="none" w:color="FFFFFF" w:sz="0"/>
+              <w:left w:val="none" w:color="FFFFFF" w:sz="0"/>
+              <w:bottom w:val="none" w:color="FFFFFF" w:sz="0"/>
+              <w:right w:val="none" w:color="FFFFFF" w:sz="0"/>
             </w:tcBorders>
             <w:tcMar>
               <w:top w:type="dxa" w:w="60"/>
@@ -3080,10 +3080,10 @@
           <w:tcPr>
             <w:tcW w:type="dxa" w:w="1100"/>
             <w:tcBorders>
-              <w:top w:val="single" w:color="000000" w:sz="4"/>
-              <w:left w:val="single" w:color="000000" w:sz="4"/>
-              <w:bottom w:val="single" w:color="000000" w:sz="4"/>
-              <w:right w:val="single" w:color="000000" w:sz="4"/>
+              <w:top w:val="none" w:color="FFFFFF" w:sz="0"/>
+              <w:left w:val="none" w:color="FFFFFF" w:sz="0"/>
+              <w:bottom w:val="none" w:color="FFFFFF" w:sz="0"/>
+              <w:right w:val="none" w:color="FFFFFF" w:sz="0"/>
             </w:tcBorders>
             <w:tcMar>
               <w:top w:type="dxa" w:w="60"/>
@@ -3115,10 +3115,10 @@
           <w:tcPr>
             <w:tcW w:type="dxa" w:w="1500"/>
             <w:tcBorders>
-              <w:top w:val="single" w:color="000000" w:sz="4"/>
-              <w:left w:val="single" w:color="000000" w:sz="4"/>
-              <w:bottom w:val="single" w:color="000000" w:sz="4"/>
-              <w:right w:val="single" w:color="000000" w:sz="4"/>
+              <w:top w:val="none" w:color="FFFFFF" w:sz="0"/>
+              <w:left w:val="none" w:color="FFFFFF" w:sz="0"/>
+              <w:bottom w:val="none" w:color="FFFFFF" w:sz="0"/>
+              <w:right w:val="none" w:color="FFFFFF" w:sz="0"/>
             </w:tcBorders>
             <w:tcMar>
               <w:top w:type="dxa" w:w="60"/>
@@ -3152,10 +3152,10 @@
           <w:tcPr>
             <w:tcW w:type="dxa" w:w="600"/>
             <w:tcBorders>
-              <w:top w:val="single" w:color="000000" w:sz="4"/>
-              <w:left w:val="single" w:color="000000" w:sz="4"/>
-              <w:bottom w:val="single" w:color="000000" w:sz="4"/>
-              <w:right w:val="single" w:color="000000" w:sz="4"/>
+              <w:top w:val="none" w:color="FFFFFF" w:sz="0"/>
+              <w:left w:val="none" w:color="FFFFFF" w:sz="0"/>
+              <w:bottom w:val="none" w:color="FFFFFF" w:sz="0"/>
+              <w:right w:val="none" w:color="FFFFFF" w:sz="0"/>
             </w:tcBorders>
             <w:tcMar>
               <w:top w:type="dxa" w:w="60"/>
@@ -3187,10 +3187,10 @@
           <w:tcPr>
             <w:tcW w:type="dxa" w:w="1100"/>
             <w:tcBorders>
-              <w:top w:val="single" w:color="000000" w:sz="4"/>
-              <w:left w:val="single" w:color="000000" w:sz="4"/>
-              <w:bottom w:val="single" w:color="000000" w:sz="4"/>
-              <w:right w:val="single" w:color="000000" w:sz="4"/>
+              <w:top w:val="none" w:color="FFFFFF" w:sz="0"/>
+              <w:left w:val="none" w:color="FFFFFF" w:sz="0"/>
+              <w:bottom w:val="none" w:color="FFFFFF" w:sz="0"/>
+              <w:right w:val="none" w:color="FFFFFF" w:sz="0"/>
             </w:tcBorders>
             <w:tcMar>
               <w:top w:type="dxa" w:w="60"/>
@@ -3222,10 +3222,10 @@
           <w:tcPr>
             <w:tcW w:type="dxa" w:w="1100"/>
             <w:tcBorders>
-              <w:top w:val="single" w:color="000000" w:sz="4"/>
-              <w:left w:val="single" w:color="000000" w:sz="4"/>
-              <w:bottom w:val="single" w:color="000000" w:sz="4"/>
-              <w:right w:val="single" w:color="000000" w:sz="4"/>
+              <w:top w:val="none" w:color="FFFFFF" w:sz="0"/>
+              <w:left w:val="none" w:color="FFFFFF" w:sz="0"/>
+              <w:bottom w:val="none" w:color="FFFFFF" w:sz="0"/>
+              <w:right w:val="none" w:color="FFFFFF" w:sz="0"/>
             </w:tcBorders>
             <w:tcMar>
               <w:top w:type="dxa" w:w="60"/>
@@ -3259,10 +3259,10 @@
           <w:tcPr>
             <w:tcW w:type="dxa" w:w="400"/>
             <w:tcBorders>
-              <w:top w:val="single" w:color="000000" w:sz="4"/>
-              <w:left w:val="single" w:color="000000" w:sz="4"/>
-              <w:bottom w:val="single" w:color="000000" w:sz="4"/>
-              <w:right w:val="single" w:color="000000" w:sz="4"/>
+              <w:top w:val="none" w:color="FFFFFF" w:sz="0"/>
+              <w:left w:val="none" w:color="FFFFFF" w:sz="0"/>
+              <w:bottom w:val="none" w:color="FFFFFF" w:sz="0"/>
+              <w:right w:val="none" w:color="FFFFFF" w:sz="0"/>
             </w:tcBorders>
             <w:tcMar>
               <w:top w:type="dxa" w:w="60"/>
@@ -3294,10 +3294,10 @@
           <w:tcPr>
             <w:tcW w:type="dxa" w:w="2100"/>
             <w:tcBorders>
-              <w:top w:val="single" w:color="000000" w:sz="4"/>
-              <w:left w:val="single" w:color="000000" w:sz="4"/>
-              <w:bottom w:val="single" w:color="000000" w:sz="4"/>
-              <w:right w:val="single" w:color="000000" w:sz="4"/>
+              <w:top w:val="none" w:color="FFFFFF" w:sz="0"/>
+              <w:left w:val="none" w:color="FFFFFF" w:sz="0"/>
+              <w:bottom w:val="none" w:color="FFFFFF" w:sz="0"/>
+              <w:right w:val="none" w:color="FFFFFF" w:sz="0"/>
             </w:tcBorders>
             <w:tcMar>
               <w:top w:type="dxa" w:w="60"/>
@@ -3329,10 +3329,10 @@
           <w:tcPr>
             <w:tcW w:type="dxa" w:w="1100"/>
             <w:tcBorders>
-              <w:top w:val="single" w:color="000000" w:sz="4"/>
-              <w:left w:val="single" w:color="000000" w:sz="4"/>
-              <w:bottom w:val="single" w:color="000000" w:sz="4"/>
-              <w:right w:val="single" w:color="000000" w:sz="4"/>
+              <w:top w:val="none" w:color="FFFFFF" w:sz="0"/>
+              <w:left w:val="none" w:color="FFFFFF" w:sz="0"/>
+              <w:bottom w:val="none" w:color="FFFFFF" w:sz="0"/>
+              <w:right w:val="none" w:color="FFFFFF" w:sz="0"/>
             </w:tcBorders>
             <w:tcMar>
               <w:top w:type="dxa" w:w="60"/>
@@ -3364,10 +3364,10 @@
           <w:tcPr>
             <w:tcW w:type="dxa" w:w="1500"/>
             <w:tcBorders>
-              <w:top w:val="single" w:color="000000" w:sz="4"/>
-              <w:left w:val="single" w:color="000000" w:sz="4"/>
-              <w:bottom w:val="single" w:color="000000" w:sz="4"/>
-              <w:right w:val="single" w:color="000000" w:sz="4"/>
+              <w:top w:val="none" w:color="FFFFFF" w:sz="0"/>
+              <w:left w:val="none" w:color="FFFFFF" w:sz="0"/>
+              <w:bottom w:val="none" w:color="FFFFFF" w:sz="0"/>
+              <w:right w:val="none" w:color="FFFFFF" w:sz="0"/>
             </w:tcBorders>
             <w:tcMar>
               <w:top w:type="dxa" w:w="60"/>
@@ -3401,10 +3401,10 @@
           <w:tcPr>
             <w:tcW w:type="dxa" w:w="600"/>
             <w:tcBorders>
-              <w:top w:val="single" w:color="000000" w:sz="4"/>
-              <w:left w:val="single" w:color="000000" w:sz="4"/>
-              <w:bottom w:val="single" w:color="000000" w:sz="4"/>
-              <w:right w:val="single" w:color="000000" w:sz="4"/>
+              <w:top w:val="none" w:color="FFFFFF" w:sz="0"/>
+              <w:left w:val="none" w:color="FFFFFF" w:sz="0"/>
+              <w:bottom w:val="none" w:color="FFFFFF" w:sz="0"/>
+              <w:right w:val="none" w:color="FFFFFF" w:sz="0"/>
             </w:tcBorders>
             <w:tcMar>
               <w:top w:type="dxa" w:w="60"/>
@@ -3436,10 +3436,10 @@
           <w:tcPr>
             <w:tcW w:type="dxa" w:w="1100"/>
             <w:tcBorders>
-              <w:top w:val="single" w:color="000000" w:sz="4"/>
-              <w:left w:val="single" w:color="000000" w:sz="4"/>
-              <w:bottom w:val="single" w:color="000000" w:sz="4"/>
-              <w:right w:val="single" w:color="000000" w:sz="4"/>
+              <w:top w:val="none" w:color="FFFFFF" w:sz="0"/>
+              <w:left w:val="none" w:color="FFFFFF" w:sz="0"/>
+              <w:bottom w:val="none" w:color="FFFFFF" w:sz="0"/>
+              <w:right w:val="none" w:color="FFFFFF" w:sz="0"/>
             </w:tcBorders>
             <w:tcMar>
               <w:top w:type="dxa" w:w="60"/>
@@ -3471,10 +3471,10 @@
           <w:tcPr>
             <w:tcW w:type="dxa" w:w="1100"/>
             <w:tcBorders>
-              <w:top w:val="single" w:color="000000" w:sz="4"/>
-              <w:left w:val="single" w:color="000000" w:sz="4"/>
-              <w:bottom w:val="single" w:color="000000" w:sz="4"/>
-              <w:right w:val="single" w:color="000000" w:sz="4"/>
+              <w:top w:val="none" w:color="FFFFFF" w:sz="0"/>
+              <w:left w:val="none" w:color="FFFFFF" w:sz="0"/>
+              <w:bottom w:val="none" w:color="FFFFFF" w:sz="0"/>
+              <w:right w:val="none" w:color="FFFFFF" w:sz="0"/>
             </w:tcBorders>
             <w:tcMar>
               <w:top w:type="dxa" w:w="60"/>
@@ -3508,10 +3508,10 @@
           <w:tcPr>
             <w:tcW w:type="dxa" w:w="400"/>
             <w:tcBorders>
-              <w:top w:val="single" w:color="000000" w:sz="4"/>
-              <w:left w:val="single" w:color="000000" w:sz="4"/>
-              <w:bottom w:val="single" w:color="000000" w:sz="4"/>
-              <w:right w:val="single" w:color="000000" w:sz="4"/>
+              <w:top w:val="none" w:color="FFFFFF" w:sz="0"/>
+              <w:left w:val="none" w:color="FFFFFF" w:sz="0"/>
+              <w:bottom w:val="none" w:color="FFFFFF" w:sz="0"/>
+              <w:right w:val="none" w:color="FFFFFF" w:sz="0"/>
             </w:tcBorders>
             <w:tcMar>
               <w:top w:type="dxa" w:w="60"/>
@@ -3543,10 +3543,10 @@
           <w:tcPr>
             <w:tcW w:type="dxa" w:w="2100"/>
             <w:tcBorders>
-              <w:top w:val="single" w:color="000000" w:sz="4"/>
-              <w:left w:val="single" w:color="000000" w:sz="4"/>
-              <w:bottom w:val="single" w:color="000000" w:sz="4"/>
-              <w:right w:val="single" w:color="000000" w:sz="4"/>
+              <w:top w:val="none" w:color="FFFFFF" w:sz="0"/>
+              <w:left w:val="none" w:color="FFFFFF" w:sz="0"/>
+              <w:bottom w:val="none" w:color="FFFFFF" w:sz="0"/>
+              <w:right w:val="none" w:color="FFFFFF" w:sz="0"/>
             </w:tcBorders>
             <w:tcMar>
               <w:top w:type="dxa" w:w="60"/>
@@ -3578,10 +3578,10 @@
           <w:tcPr>
             <w:tcW w:type="dxa" w:w="1100"/>
             <w:tcBorders>
-              <w:top w:val="single" w:color="000000" w:sz="4"/>
-              <w:left w:val="single" w:color="000000" w:sz="4"/>
-              <w:bottom w:val="single" w:color="000000" w:sz="4"/>
-              <w:right w:val="single" w:color="000000" w:sz="4"/>
+              <w:top w:val="none" w:color="FFFFFF" w:sz="0"/>
+              <w:left w:val="none" w:color="FFFFFF" w:sz="0"/>
+              <w:bottom w:val="none" w:color="FFFFFF" w:sz="0"/>
+              <w:right w:val="none" w:color="FFFFFF" w:sz="0"/>
             </w:tcBorders>
             <w:tcMar>
               <w:top w:type="dxa" w:w="60"/>
@@ -3613,10 +3613,10 @@
           <w:tcPr>
             <w:tcW w:type="dxa" w:w="1500"/>
             <w:tcBorders>
-              <w:top w:val="single" w:color="000000" w:sz="4"/>
-              <w:left w:val="single" w:color="000000" w:sz="4"/>
-              <w:bottom w:val="single" w:color="000000" w:sz="4"/>
-              <w:right w:val="single" w:color="000000" w:sz="4"/>
+              <w:top w:val="none" w:color="FFFFFF" w:sz="0"/>
+              <w:left w:val="none" w:color="FFFFFF" w:sz="0"/>
+              <w:bottom w:val="none" w:color="FFFFFF" w:sz="0"/>
+              <w:right w:val="none" w:color="FFFFFF" w:sz="0"/>
             </w:tcBorders>
             <w:tcMar>
               <w:top w:type="dxa" w:w="60"/>
@@ -3650,10 +3650,10 @@
           <w:tcPr>
             <w:tcW w:type="dxa" w:w="600"/>
             <w:tcBorders>
-              <w:top w:val="single" w:color="000000" w:sz="4"/>
-              <w:left w:val="single" w:color="000000" w:sz="4"/>
-              <w:bottom w:val="single" w:color="000000" w:sz="4"/>
-              <w:right w:val="single" w:color="000000" w:sz="4"/>
+              <w:top w:val="none" w:color="FFFFFF" w:sz="0"/>
+              <w:left w:val="none" w:color="FFFFFF" w:sz="0"/>
+              <w:bottom w:val="none" w:color="FFFFFF" w:sz="0"/>
+              <w:right w:val="none" w:color="FFFFFF" w:sz="0"/>
             </w:tcBorders>
             <w:tcMar>
               <w:top w:type="dxa" w:w="60"/>
@@ -3685,10 +3685,10 @@
           <w:tcPr>
             <w:tcW w:type="dxa" w:w="1100"/>
             <w:tcBorders>
-              <w:top w:val="single" w:color="000000" w:sz="4"/>
-              <w:left w:val="single" w:color="000000" w:sz="4"/>
-              <w:bottom w:val="single" w:color="000000" w:sz="4"/>
-              <w:right w:val="single" w:color="000000" w:sz="4"/>
+              <w:top w:val="none" w:color="FFFFFF" w:sz="0"/>
+              <w:left w:val="none" w:color="FFFFFF" w:sz="0"/>
+              <w:bottom w:val="none" w:color="FFFFFF" w:sz="0"/>
+              <w:right w:val="none" w:color="FFFFFF" w:sz="0"/>
             </w:tcBorders>
             <w:tcMar>
               <w:top w:type="dxa" w:w="60"/>
@@ -3720,10 +3720,10 @@
           <w:tcPr>
             <w:tcW w:type="dxa" w:w="1100"/>
             <w:tcBorders>
-              <w:top w:val="single" w:color="000000" w:sz="4"/>
-              <w:left w:val="single" w:color="000000" w:sz="4"/>
-              <w:bottom w:val="single" w:color="000000" w:sz="4"/>
-              <w:right w:val="single" w:color="000000" w:sz="4"/>
+              <w:top w:val="none" w:color="FFFFFF" w:sz="0"/>
+              <w:left w:val="none" w:color="FFFFFF" w:sz="0"/>
+              <w:bottom w:val="none" w:color="FFFFFF" w:sz="0"/>
+              <w:right w:val="none" w:color="FFFFFF" w:sz="0"/>
             </w:tcBorders>
             <w:tcMar>
               <w:top w:type="dxa" w:w="60"/>
@@ -3757,10 +3757,10 @@
           <w:tcPr>
             <w:tcW w:type="dxa" w:w="400"/>
             <w:tcBorders>
-              <w:top w:val="single" w:color="000000" w:sz="4"/>
-              <w:left w:val="single" w:color="000000" w:sz="4"/>
-              <w:bottom w:val="single" w:color="000000" w:sz="4"/>
-              <w:right w:val="single" w:color="000000" w:sz="4"/>
+              <w:top w:val="none" w:color="FFFFFF" w:sz="0"/>
+              <w:left w:val="none" w:color="FFFFFF" w:sz="0"/>
+              <w:bottom w:val="none" w:color="FFFFFF" w:sz="0"/>
+              <w:right w:val="none" w:color="FFFFFF" w:sz="0"/>
             </w:tcBorders>
             <w:tcMar>
               <w:top w:type="dxa" w:w="60"/>
@@ -3792,10 +3792,10 @@
           <w:tcPr>
             <w:tcW w:type="dxa" w:w="2100"/>
             <w:tcBorders>
-              <w:top w:val="single" w:color="000000" w:sz="4"/>
-              <w:left w:val="single" w:color="000000" w:sz="4"/>
-              <w:bottom w:val="single" w:color="000000" w:sz="4"/>
-              <w:right w:val="single" w:color="000000" w:sz="4"/>
+              <w:top w:val="none" w:color="FFFFFF" w:sz="0"/>
+              <w:left w:val="none" w:color="FFFFFF" w:sz="0"/>
+              <w:bottom w:val="none" w:color="FFFFFF" w:sz="0"/>
+              <w:right w:val="none" w:color="FFFFFF" w:sz="0"/>
             </w:tcBorders>
             <w:tcMar>
               <w:top w:type="dxa" w:w="60"/>
@@ -3827,10 +3827,10 @@
           <w:tcPr>
             <w:tcW w:type="dxa" w:w="1100"/>
             <w:tcBorders>
-              <w:top w:val="single" w:color="000000" w:sz="4"/>
-              <w:left w:val="single" w:color="000000" w:sz="4"/>
-              <w:bottom w:val="single" w:color="000000" w:sz="4"/>
-              <w:right w:val="single" w:color="000000" w:sz="4"/>
+              <w:top w:val="none" w:color="FFFFFF" w:sz="0"/>
+              <w:left w:val="none" w:color="FFFFFF" w:sz="0"/>
+              <w:bottom w:val="none" w:color="FFFFFF" w:sz="0"/>
+              <w:right w:val="none" w:color="FFFFFF" w:sz="0"/>
             </w:tcBorders>
             <w:tcMar>
               <w:top w:type="dxa" w:w="60"/>
@@ -3862,10 +3862,10 @@
           <w:tcPr>
             <w:tcW w:type="dxa" w:w="1500"/>
             <w:tcBorders>
-              <w:top w:val="single" w:color="000000" w:sz="4"/>
-              <w:left w:val="single" w:color="000000" w:sz="4"/>
-              <w:bottom w:val="single" w:color="000000" w:sz="4"/>
-              <w:right w:val="single" w:color="000000" w:sz="4"/>
+              <w:top w:val="none" w:color="FFFFFF" w:sz="0"/>
+              <w:left w:val="none" w:color="FFFFFF" w:sz="0"/>
+              <w:bottom w:val="none" w:color="FFFFFF" w:sz="0"/>
+              <w:right w:val="none" w:color="FFFFFF" w:sz="0"/>
             </w:tcBorders>
             <w:tcMar>
               <w:top w:type="dxa" w:w="60"/>
@@ -3899,10 +3899,10 @@
           <w:tcPr>
             <w:tcW w:type="dxa" w:w="600"/>
             <w:tcBorders>
-              <w:top w:val="single" w:color="000000" w:sz="4"/>
-              <w:left w:val="single" w:color="000000" w:sz="4"/>
-              <w:bottom w:val="single" w:color="000000" w:sz="4"/>
-              <w:right w:val="single" w:color="000000" w:sz="4"/>
+              <w:top w:val="none" w:color="FFFFFF" w:sz="0"/>
+              <w:left w:val="none" w:color="FFFFFF" w:sz="0"/>
+              <w:bottom w:val="none" w:color="FFFFFF" w:sz="0"/>
+              <w:right w:val="none" w:color="FFFFFF" w:sz="0"/>
             </w:tcBorders>
             <w:tcMar>
               <w:top w:type="dxa" w:w="60"/>
@@ -3934,10 +3934,10 @@
           <w:tcPr>
             <w:tcW w:type="dxa" w:w="1100"/>
             <w:tcBorders>
-              <w:top w:val="single" w:color="000000" w:sz="4"/>
-              <w:left w:val="single" w:color="000000" w:sz="4"/>
-              <w:bottom w:val="single" w:color="000000" w:sz="4"/>
-              <w:right w:val="single" w:color="000000" w:sz="4"/>
+              <w:top w:val="none" w:color="FFFFFF" w:sz="0"/>
+              <w:left w:val="none" w:color="FFFFFF" w:sz="0"/>
+              <w:bottom w:val="none" w:color="FFFFFF" w:sz="0"/>
+              <w:right w:val="none" w:color="FFFFFF" w:sz="0"/>
             </w:tcBorders>
             <w:tcMar>
               <w:top w:type="dxa" w:w="60"/>
@@ -3969,10 +3969,10 @@
           <w:tcPr>
             <w:tcW w:type="dxa" w:w="1100"/>
             <w:tcBorders>
-              <w:top w:val="single" w:color="000000" w:sz="4"/>
-              <w:left w:val="single" w:color="000000" w:sz="4"/>
-              <w:bottom w:val="single" w:color="000000" w:sz="4"/>
-              <w:right w:val="single" w:color="000000" w:sz="4"/>
+              <w:top w:val="none" w:color="FFFFFF" w:sz="0"/>
+              <w:left w:val="none" w:color="FFFFFF" w:sz="0"/>
+              <w:bottom w:val="none" w:color="FFFFFF" w:sz="0"/>
+              <w:right w:val="none" w:color="FFFFFF" w:sz="0"/>
             </w:tcBorders>
             <w:tcMar>
               <w:top w:type="dxa" w:w="60"/>
@@ -4006,10 +4006,10 @@
           <w:tcPr>
             <w:tcW w:type="dxa" w:w="400"/>
             <w:tcBorders>
-              <w:top w:val="single" w:color="000000" w:sz="4"/>
-              <w:left w:val="single" w:color="000000" w:sz="4"/>
+              <w:top w:val="none" w:color="FFFFFF" w:sz="0"/>
+              <w:left w:val="none" w:color="FFFFFF" w:sz="0"/>
               <w:bottom w:val="single" w:color="000000" w:sz="4"/>
-              <w:right w:val="single" w:color="000000" w:sz="4"/>
+              <w:right w:val="none" w:color="FFFFFF" w:sz="0"/>
             </w:tcBorders>
             <w:tcMar>
               <w:top w:type="dxa" w:w="60"/>
@@ -4041,10 +4041,10 @@
           <w:tcPr>
             <w:tcW w:type="dxa" w:w="2100"/>
             <w:tcBorders>
-              <w:top w:val="single" w:color="000000" w:sz="4"/>
-              <w:left w:val="single" w:color="000000" w:sz="4"/>
+              <w:top w:val="none" w:color="FFFFFF" w:sz="0"/>
+              <w:left w:val="none" w:color="FFFFFF" w:sz="0"/>
               <w:bottom w:val="single" w:color="000000" w:sz="4"/>
-              <w:right w:val="single" w:color="000000" w:sz="4"/>
+              <w:right w:val="none" w:color="FFFFFF" w:sz="0"/>
             </w:tcBorders>
             <w:tcMar>
               <w:top w:type="dxa" w:w="60"/>
@@ -4076,10 +4076,10 @@
           <w:tcPr>
             <w:tcW w:type="dxa" w:w="1100"/>
             <w:tcBorders>
-              <w:top w:val="single" w:color="000000" w:sz="4"/>
-              <w:left w:val="single" w:color="000000" w:sz="4"/>
+              <w:top w:val="none" w:color="FFFFFF" w:sz="0"/>
+              <w:left w:val="none" w:color="FFFFFF" w:sz="0"/>
               <w:bottom w:val="single" w:color="000000" w:sz="4"/>
-              <w:right w:val="single" w:color="000000" w:sz="4"/>
+              <w:right w:val="none" w:color="FFFFFF" w:sz="0"/>
             </w:tcBorders>
             <w:tcMar>
               <w:top w:type="dxa" w:w="60"/>
@@ -4111,10 +4111,10 @@
           <w:tcPr>
             <w:tcW w:type="dxa" w:w="1500"/>
             <w:tcBorders>
-              <w:top w:val="single" w:color="000000" w:sz="4"/>
-              <w:left w:val="single" w:color="000000" w:sz="4"/>
+              <w:top w:val="none" w:color="FFFFFF" w:sz="0"/>
+              <w:left w:val="none" w:color="FFFFFF" w:sz="0"/>
               <w:bottom w:val="single" w:color="000000" w:sz="4"/>
-              <w:right w:val="single" w:color="000000" w:sz="4"/>
+              <w:right w:val="none" w:color="FFFFFF" w:sz="0"/>
             </w:tcBorders>
             <w:tcMar>
               <w:top w:type="dxa" w:w="60"/>
@@ -4147,10 +4147,10 @@
           <w:tcPr>
             <w:tcW w:type="dxa" w:w="600"/>
             <w:tcBorders>
-              <w:top w:val="single" w:color="000000" w:sz="4"/>
-              <w:left w:val="single" w:color="000000" w:sz="4"/>
+              <w:top w:val="none" w:color="FFFFFF" w:sz="0"/>
+              <w:left w:val="none" w:color="FFFFFF" w:sz="0"/>
               <w:bottom w:val="single" w:color="000000" w:sz="4"/>
-              <w:right w:val="single" w:color="000000" w:sz="4"/>
+              <w:right w:val="none" w:color="FFFFFF" w:sz="0"/>
             </w:tcBorders>
             <w:tcMar>
               <w:top w:type="dxa" w:w="60"/>
@@ -4182,10 +4182,10 @@
           <w:tcPr>
             <w:tcW w:type="dxa" w:w="1100"/>
             <w:tcBorders>
-              <w:top w:val="single" w:color="000000" w:sz="4"/>
-              <w:left w:val="single" w:color="000000" w:sz="4"/>
+              <w:top w:val="none" w:color="FFFFFF" w:sz="0"/>
+              <w:left w:val="none" w:color="FFFFFF" w:sz="0"/>
               <w:bottom w:val="single" w:color="000000" w:sz="4"/>
-              <w:right w:val="single" w:color="000000" w:sz="4"/>
+              <w:right w:val="none" w:color="FFFFFF" w:sz="0"/>
             </w:tcBorders>
             <w:tcMar>
               <w:top w:type="dxa" w:w="60"/>
@@ -4218,10 +4218,10 @@
           <w:tcPr>
             <w:tcW w:type="dxa" w:w="1100"/>
             <w:tcBorders>
-              <w:top w:val="single" w:color="000000" w:sz="4"/>
-              <w:left w:val="single" w:color="000000" w:sz="4"/>
+              <w:top w:val="none" w:color="FFFFFF" w:sz="0"/>
+              <w:left w:val="none" w:color="FFFFFF" w:sz="0"/>
               <w:bottom w:val="single" w:color="000000" w:sz="4"/>
-              <w:right w:val="single" w:color="000000" w:sz="4"/>
+              <w:right w:val="none" w:color="FFFFFF" w:sz="0"/>
             </w:tcBorders>
             <w:tcMar>
               <w:top w:type="dxa" w:w="60"/>
@@ -4569,8 +4569,8 @@
           <w:rFonts w:ascii="Times New Roman" w:cs="Times New Roman" w:eastAsia="Times New Roman" w:hAnsi="Times New Roman"/>
           <w:b/>
           <w:bCs/>
-          <w:sz w:val="22"/>
-          <w:szCs w:val="22"/>
+          <w:sz w:val="24"/>
+          <w:szCs w:val="24"/>
         </w:rPr>
         <w:t xml:space="preserve">Gambar </w:t>
       </w:r>
@@ -4585,8 +4585,8 @@
           <w:rFonts w:ascii="Times New Roman" w:cs="Times New Roman" w:eastAsia="Times New Roman" w:hAnsi="Times New Roman"/>
           <w:b/>
           <w:bCs/>
-          <w:sz w:val="22"/>
-          <w:szCs w:val="22"/>
+          <w:sz w:val="24"/>
+          <w:szCs w:val="24"/>
         </w:rPr>
         <w:t xml:space="preserve">.</w:t>
       </w:r>
@@ -4601,10 +4601,10 @@
           <w:rFonts w:ascii="Times New Roman" w:cs="Times New Roman" w:eastAsia="Times New Roman" w:hAnsi="Times New Roman"/>
           <w:b/>
           <w:bCs/>
-          <w:sz w:val="22"/>
-          <w:szCs w:val="22"/>
-        </w:rPr>
-        <w:t xml:space="preserve">.	Flowchart SOP Pemeriksaan Kesehatan Deteni</w:t>
+          <w:sz w:val="24"/>
+          <w:szCs w:val="24"/>
+        </w:rPr>
+        <w:t xml:space="preserve">	Flowchart SOP Pemeriksaan Kesehatan Deteni</w:t>
       </w:r>
     </w:p>
     <w:p>
@@ -4651,7 +4651,7 @@
           <w:sz w:val="24"/>
           <w:szCs w:val="24"/>
         </w:rPr>
-        <w:t xml:space="preserve">.	Mutu Baku SOP Pemeriksaan Kesehatan Deteni</w:t>
+        <w:t xml:space="preserve">	Mutu Baku SOP Pemeriksaan Kesehatan Deteni</w:t>
       </w:r>
     </w:p>
     <w:tbl>
@@ -4681,9 +4681,9 @@
             <w:tcW w:type="dxa" w:w="400"/>
             <w:tcBorders>
               <w:top w:val="single" w:color="000000" w:sz="4"/>
-              <w:left w:val="single" w:color="000000" w:sz="4"/>
+              <w:left w:val="none" w:color="FFFFFF" w:sz="0"/>
               <w:bottom w:val="single" w:color="000000" w:sz="4"/>
-              <w:right w:val="single" w:color="000000" w:sz="4"/>
+              <w:right w:val="none" w:color="FFFFFF" w:sz="0"/>
             </w:tcBorders>
             <w:tcMar>
               <w:top w:type="dxa" w:w="60"/>
@@ -4716,9 +4716,9 @@
             <w:tcW w:type="dxa" w:w="2100"/>
             <w:tcBorders>
               <w:top w:val="single" w:color="000000" w:sz="4"/>
-              <w:left w:val="single" w:color="000000" w:sz="4"/>
+              <w:left w:val="none" w:color="FFFFFF" w:sz="0"/>
               <w:bottom w:val="single" w:color="000000" w:sz="4"/>
-              <w:right w:val="single" w:color="000000" w:sz="4"/>
+              <w:right w:val="none" w:color="FFFFFF" w:sz="0"/>
             </w:tcBorders>
             <w:tcMar>
               <w:top w:type="dxa" w:w="60"/>
@@ -4751,9 +4751,9 @@
             <w:tcW w:type="dxa" w:w="1100"/>
             <w:tcBorders>
               <w:top w:val="single" w:color="000000" w:sz="4"/>
-              <w:left w:val="single" w:color="000000" w:sz="4"/>
+              <w:left w:val="none" w:color="FFFFFF" w:sz="0"/>
               <w:bottom w:val="single" w:color="000000" w:sz="4"/>
-              <w:right w:val="single" w:color="000000" w:sz="4"/>
+              <w:right w:val="none" w:color="FFFFFF" w:sz="0"/>
             </w:tcBorders>
             <w:tcMar>
               <w:top w:type="dxa" w:w="60"/>
@@ -4786,9 +4786,9 @@
             <w:tcW w:type="dxa" w:w="1500"/>
             <w:tcBorders>
               <w:top w:val="single" w:color="000000" w:sz="4"/>
-              <w:left w:val="single" w:color="000000" w:sz="4"/>
+              <w:left w:val="none" w:color="FFFFFF" w:sz="0"/>
               <w:bottom w:val="single" w:color="000000" w:sz="4"/>
-              <w:right w:val="single" w:color="000000" w:sz="4"/>
+              <w:right w:val="none" w:color="FFFFFF" w:sz="0"/>
             </w:tcBorders>
             <w:tcMar>
               <w:top w:type="dxa" w:w="60"/>
@@ -4821,9 +4821,9 @@
             <w:tcW w:type="dxa" w:w="600"/>
             <w:tcBorders>
               <w:top w:val="single" w:color="000000" w:sz="4"/>
-              <w:left w:val="single" w:color="000000" w:sz="4"/>
+              <w:left w:val="none" w:color="FFFFFF" w:sz="0"/>
               <w:bottom w:val="single" w:color="000000" w:sz="4"/>
-              <w:right w:val="single" w:color="000000" w:sz="4"/>
+              <w:right w:val="none" w:color="FFFFFF" w:sz="0"/>
             </w:tcBorders>
             <w:tcMar>
               <w:top w:type="dxa" w:w="60"/>
@@ -4856,9 +4856,9 @@
             <w:tcW w:type="dxa" w:w="1100"/>
             <w:tcBorders>
               <w:top w:val="single" w:color="000000" w:sz="4"/>
-              <w:left w:val="single" w:color="000000" w:sz="4"/>
+              <w:left w:val="none" w:color="FFFFFF" w:sz="0"/>
               <w:bottom w:val="single" w:color="000000" w:sz="4"/>
-              <w:right w:val="single" w:color="000000" w:sz="4"/>
+              <w:right w:val="none" w:color="FFFFFF" w:sz="0"/>
             </w:tcBorders>
             <w:tcMar>
               <w:top w:type="dxa" w:w="60"/>
@@ -4891,9 +4891,9 @@
             <w:tcW w:type="dxa" w:w="1100"/>
             <w:tcBorders>
               <w:top w:val="single" w:color="000000" w:sz="4"/>
-              <w:left w:val="single" w:color="000000" w:sz="4"/>
+              <w:left w:val="none" w:color="FFFFFF" w:sz="0"/>
               <w:bottom w:val="single" w:color="000000" w:sz="4"/>
-              <w:right w:val="single" w:color="000000" w:sz="4"/>
+              <w:right w:val="none" w:color="FFFFFF" w:sz="0"/>
             </w:tcBorders>
             <w:tcMar>
               <w:top w:type="dxa" w:w="60"/>
@@ -4927,10 +4927,10 @@
           <w:tcPr>
             <w:tcW w:type="dxa" w:w="400"/>
             <w:tcBorders>
-              <w:top w:val="single" w:color="000000" w:sz="4"/>
-              <w:left w:val="single" w:color="000000" w:sz="4"/>
-              <w:bottom w:val="single" w:color="000000" w:sz="4"/>
-              <w:right w:val="single" w:color="000000" w:sz="4"/>
+              <w:top w:val="none" w:color="FFFFFF" w:sz="0"/>
+              <w:left w:val="none" w:color="FFFFFF" w:sz="0"/>
+              <w:bottom w:val="none" w:color="FFFFFF" w:sz="0"/>
+              <w:right w:val="none" w:color="FFFFFF" w:sz="0"/>
             </w:tcBorders>
             <w:tcMar>
               <w:top w:type="dxa" w:w="60"/>
@@ -4962,10 +4962,10 @@
           <w:tcPr>
             <w:tcW w:type="dxa" w:w="2100"/>
             <w:tcBorders>
-              <w:top w:val="single" w:color="000000" w:sz="4"/>
-              <w:left w:val="single" w:color="000000" w:sz="4"/>
-              <w:bottom w:val="single" w:color="000000" w:sz="4"/>
-              <w:right w:val="single" w:color="000000" w:sz="4"/>
+              <w:top w:val="none" w:color="FFFFFF" w:sz="0"/>
+              <w:left w:val="none" w:color="FFFFFF" w:sz="0"/>
+              <w:bottom w:val="none" w:color="FFFFFF" w:sz="0"/>
+              <w:right w:val="none" w:color="FFFFFF" w:sz="0"/>
             </w:tcBorders>
             <w:tcMar>
               <w:top w:type="dxa" w:w="60"/>
@@ -4997,10 +4997,10 @@
           <w:tcPr>
             <w:tcW w:type="dxa" w:w="1100"/>
             <w:tcBorders>
-              <w:top w:val="single" w:color="000000" w:sz="4"/>
-              <w:left w:val="single" w:color="000000" w:sz="4"/>
-              <w:bottom w:val="single" w:color="000000" w:sz="4"/>
-              <w:right w:val="single" w:color="000000" w:sz="4"/>
+              <w:top w:val="none" w:color="FFFFFF" w:sz="0"/>
+              <w:left w:val="none" w:color="FFFFFF" w:sz="0"/>
+              <w:bottom w:val="none" w:color="FFFFFF" w:sz="0"/>
+              <w:right w:val="none" w:color="FFFFFF" w:sz="0"/>
             </w:tcBorders>
             <w:tcMar>
               <w:top w:type="dxa" w:w="60"/>
@@ -5032,10 +5032,10 @@
           <w:tcPr>
             <w:tcW w:type="dxa" w:w="1500"/>
             <w:tcBorders>
-              <w:top w:val="single" w:color="000000" w:sz="4"/>
-              <w:left w:val="single" w:color="000000" w:sz="4"/>
-              <w:bottom w:val="single" w:color="000000" w:sz="4"/>
-              <w:right w:val="single" w:color="000000" w:sz="4"/>
+              <w:top w:val="none" w:color="FFFFFF" w:sz="0"/>
+              <w:left w:val="none" w:color="FFFFFF" w:sz="0"/>
+              <w:bottom w:val="none" w:color="FFFFFF" w:sz="0"/>
+              <w:right w:val="none" w:color="FFFFFF" w:sz="0"/>
             </w:tcBorders>
             <w:tcMar>
               <w:top w:type="dxa" w:w="60"/>
@@ -5067,10 +5067,10 @@
           <w:tcPr>
             <w:tcW w:type="dxa" w:w="600"/>
             <w:tcBorders>
-              <w:top w:val="single" w:color="000000" w:sz="4"/>
-              <w:left w:val="single" w:color="000000" w:sz="4"/>
-              <w:bottom w:val="single" w:color="000000" w:sz="4"/>
-              <w:right w:val="single" w:color="000000" w:sz="4"/>
+              <w:top w:val="none" w:color="FFFFFF" w:sz="0"/>
+              <w:left w:val="none" w:color="FFFFFF" w:sz="0"/>
+              <w:bottom w:val="none" w:color="FFFFFF" w:sz="0"/>
+              <w:right w:val="none" w:color="FFFFFF" w:sz="0"/>
             </w:tcBorders>
             <w:tcMar>
               <w:top w:type="dxa" w:w="60"/>
@@ -5102,10 +5102,10 @@
           <w:tcPr>
             <w:tcW w:type="dxa" w:w="1100"/>
             <w:tcBorders>
-              <w:top w:val="single" w:color="000000" w:sz="4"/>
-              <w:left w:val="single" w:color="000000" w:sz="4"/>
-              <w:bottom w:val="single" w:color="000000" w:sz="4"/>
-              <w:right w:val="single" w:color="000000" w:sz="4"/>
+              <w:top w:val="none" w:color="FFFFFF" w:sz="0"/>
+              <w:left w:val="none" w:color="FFFFFF" w:sz="0"/>
+              <w:bottom w:val="none" w:color="FFFFFF" w:sz="0"/>
+              <w:right w:val="none" w:color="FFFFFF" w:sz="0"/>
             </w:tcBorders>
             <w:tcMar>
               <w:top w:type="dxa" w:w="60"/>
@@ -5137,10 +5137,10 @@
           <w:tcPr>
             <w:tcW w:type="dxa" w:w="1100"/>
             <w:tcBorders>
-              <w:top w:val="single" w:color="000000" w:sz="4"/>
-              <w:left w:val="single" w:color="000000" w:sz="4"/>
-              <w:bottom w:val="single" w:color="000000" w:sz="4"/>
-              <w:right w:val="single" w:color="000000" w:sz="4"/>
+              <w:top w:val="none" w:color="FFFFFF" w:sz="0"/>
+              <w:left w:val="none" w:color="FFFFFF" w:sz="0"/>
+              <w:bottom w:val="none" w:color="FFFFFF" w:sz="0"/>
+              <w:right w:val="none" w:color="FFFFFF" w:sz="0"/>
             </w:tcBorders>
             <w:tcMar>
               <w:top w:type="dxa" w:w="60"/>
@@ -5174,10 +5174,10 @@
           <w:tcPr>
             <w:tcW w:type="dxa" w:w="400"/>
             <w:tcBorders>
-              <w:top w:val="single" w:color="000000" w:sz="4"/>
-              <w:left w:val="single" w:color="000000" w:sz="4"/>
-              <w:bottom w:val="single" w:color="000000" w:sz="4"/>
-              <w:right w:val="single" w:color="000000" w:sz="4"/>
+              <w:top w:val="none" w:color="FFFFFF" w:sz="0"/>
+              <w:left w:val="none" w:color="FFFFFF" w:sz="0"/>
+              <w:bottom w:val="none" w:color="FFFFFF" w:sz="0"/>
+              <w:right w:val="none" w:color="FFFFFF" w:sz="0"/>
             </w:tcBorders>
             <w:tcMar>
               <w:top w:type="dxa" w:w="60"/>
@@ -5209,10 +5209,10 @@
           <w:tcPr>
             <w:tcW w:type="dxa" w:w="2100"/>
             <w:tcBorders>
-              <w:top w:val="single" w:color="000000" w:sz="4"/>
-              <w:left w:val="single" w:color="000000" w:sz="4"/>
-              <w:bottom w:val="single" w:color="000000" w:sz="4"/>
-              <w:right w:val="single" w:color="000000" w:sz="4"/>
+              <w:top w:val="none" w:color="FFFFFF" w:sz="0"/>
+              <w:left w:val="none" w:color="FFFFFF" w:sz="0"/>
+              <w:bottom w:val="none" w:color="FFFFFF" w:sz="0"/>
+              <w:right w:val="none" w:color="FFFFFF" w:sz="0"/>
             </w:tcBorders>
             <w:tcMar>
               <w:top w:type="dxa" w:w="60"/>
@@ -5244,10 +5244,10 @@
           <w:tcPr>
             <w:tcW w:type="dxa" w:w="1100"/>
             <w:tcBorders>
-              <w:top w:val="single" w:color="000000" w:sz="4"/>
-              <w:left w:val="single" w:color="000000" w:sz="4"/>
-              <w:bottom w:val="single" w:color="000000" w:sz="4"/>
-              <w:right w:val="single" w:color="000000" w:sz="4"/>
+              <w:top w:val="none" w:color="FFFFFF" w:sz="0"/>
+              <w:left w:val="none" w:color="FFFFFF" w:sz="0"/>
+              <w:bottom w:val="none" w:color="FFFFFF" w:sz="0"/>
+              <w:right w:val="none" w:color="FFFFFF" w:sz="0"/>
             </w:tcBorders>
             <w:tcMar>
               <w:top w:type="dxa" w:w="60"/>
@@ -5279,10 +5279,10 @@
           <w:tcPr>
             <w:tcW w:type="dxa" w:w="1500"/>
             <w:tcBorders>
-              <w:top w:val="single" w:color="000000" w:sz="4"/>
-              <w:left w:val="single" w:color="000000" w:sz="4"/>
-              <w:bottom w:val="single" w:color="000000" w:sz="4"/>
-              <w:right w:val="single" w:color="000000" w:sz="4"/>
+              <w:top w:val="none" w:color="FFFFFF" w:sz="0"/>
+              <w:left w:val="none" w:color="FFFFFF" w:sz="0"/>
+              <w:bottom w:val="none" w:color="FFFFFF" w:sz="0"/>
+              <w:right w:val="none" w:color="FFFFFF" w:sz="0"/>
             </w:tcBorders>
             <w:tcMar>
               <w:top w:type="dxa" w:w="60"/>
@@ -5314,10 +5314,10 @@
           <w:tcPr>
             <w:tcW w:type="dxa" w:w="600"/>
             <w:tcBorders>
-              <w:top w:val="single" w:color="000000" w:sz="4"/>
-              <w:left w:val="single" w:color="000000" w:sz="4"/>
-              <w:bottom w:val="single" w:color="000000" w:sz="4"/>
-              <w:right w:val="single" w:color="000000" w:sz="4"/>
+              <w:top w:val="none" w:color="FFFFFF" w:sz="0"/>
+              <w:left w:val="none" w:color="FFFFFF" w:sz="0"/>
+              <w:bottom w:val="none" w:color="FFFFFF" w:sz="0"/>
+              <w:right w:val="none" w:color="FFFFFF" w:sz="0"/>
             </w:tcBorders>
             <w:tcMar>
               <w:top w:type="dxa" w:w="60"/>
@@ -5349,10 +5349,10 @@
           <w:tcPr>
             <w:tcW w:type="dxa" w:w="1100"/>
             <w:tcBorders>
-              <w:top w:val="single" w:color="000000" w:sz="4"/>
-              <w:left w:val="single" w:color="000000" w:sz="4"/>
-              <w:bottom w:val="single" w:color="000000" w:sz="4"/>
-              <w:right w:val="single" w:color="000000" w:sz="4"/>
+              <w:top w:val="none" w:color="FFFFFF" w:sz="0"/>
+              <w:left w:val="none" w:color="FFFFFF" w:sz="0"/>
+              <w:bottom w:val="none" w:color="FFFFFF" w:sz="0"/>
+              <w:right w:val="none" w:color="FFFFFF" w:sz="0"/>
             </w:tcBorders>
             <w:tcMar>
               <w:top w:type="dxa" w:w="60"/>
@@ -5384,10 +5384,10 @@
           <w:tcPr>
             <w:tcW w:type="dxa" w:w="1100"/>
             <w:tcBorders>
-              <w:top w:val="single" w:color="000000" w:sz="4"/>
-              <w:left w:val="single" w:color="000000" w:sz="4"/>
-              <w:bottom w:val="single" w:color="000000" w:sz="4"/>
-              <w:right w:val="single" w:color="000000" w:sz="4"/>
+              <w:top w:val="none" w:color="FFFFFF" w:sz="0"/>
+              <w:left w:val="none" w:color="FFFFFF" w:sz="0"/>
+              <w:bottom w:val="none" w:color="FFFFFF" w:sz="0"/>
+              <w:right w:val="none" w:color="FFFFFF" w:sz="0"/>
             </w:tcBorders>
             <w:tcMar>
               <w:top w:type="dxa" w:w="60"/>
@@ -5421,10 +5421,10 @@
           <w:tcPr>
             <w:tcW w:type="dxa" w:w="400"/>
             <w:tcBorders>
-              <w:top w:val="single" w:color="000000" w:sz="4"/>
-              <w:left w:val="single" w:color="000000" w:sz="4"/>
-              <w:bottom w:val="single" w:color="000000" w:sz="4"/>
-              <w:right w:val="single" w:color="000000" w:sz="4"/>
+              <w:top w:val="none" w:color="FFFFFF" w:sz="0"/>
+              <w:left w:val="none" w:color="FFFFFF" w:sz="0"/>
+              <w:bottom w:val="none" w:color="FFFFFF" w:sz="0"/>
+              <w:right w:val="none" w:color="FFFFFF" w:sz="0"/>
             </w:tcBorders>
             <w:tcMar>
               <w:top w:type="dxa" w:w="60"/>
@@ -5456,10 +5456,10 @@
           <w:tcPr>
             <w:tcW w:type="dxa" w:w="2100"/>
             <w:tcBorders>
-              <w:top w:val="single" w:color="000000" w:sz="4"/>
-              <w:left w:val="single" w:color="000000" w:sz="4"/>
-              <w:bottom w:val="single" w:color="000000" w:sz="4"/>
-              <w:right w:val="single" w:color="000000" w:sz="4"/>
+              <w:top w:val="none" w:color="FFFFFF" w:sz="0"/>
+              <w:left w:val="none" w:color="FFFFFF" w:sz="0"/>
+              <w:bottom w:val="none" w:color="FFFFFF" w:sz="0"/>
+              <w:right w:val="none" w:color="FFFFFF" w:sz="0"/>
             </w:tcBorders>
             <w:tcMar>
               <w:top w:type="dxa" w:w="60"/>
@@ -5491,10 +5491,10 @@
           <w:tcPr>
             <w:tcW w:type="dxa" w:w="1100"/>
             <w:tcBorders>
-              <w:top w:val="single" w:color="000000" w:sz="4"/>
-              <w:left w:val="single" w:color="000000" w:sz="4"/>
-              <w:bottom w:val="single" w:color="000000" w:sz="4"/>
-              <w:right w:val="single" w:color="000000" w:sz="4"/>
+              <w:top w:val="none" w:color="FFFFFF" w:sz="0"/>
+              <w:left w:val="none" w:color="FFFFFF" w:sz="0"/>
+              <w:bottom w:val="none" w:color="FFFFFF" w:sz="0"/>
+              <w:right w:val="none" w:color="FFFFFF" w:sz="0"/>
             </w:tcBorders>
             <w:tcMar>
               <w:top w:type="dxa" w:w="60"/>
@@ -5526,10 +5526,10 @@
           <w:tcPr>
             <w:tcW w:type="dxa" w:w="1500"/>
             <w:tcBorders>
-              <w:top w:val="single" w:color="000000" w:sz="4"/>
-              <w:left w:val="single" w:color="000000" w:sz="4"/>
-              <w:bottom w:val="single" w:color="000000" w:sz="4"/>
-              <w:right w:val="single" w:color="000000" w:sz="4"/>
+              <w:top w:val="none" w:color="FFFFFF" w:sz="0"/>
+              <w:left w:val="none" w:color="FFFFFF" w:sz="0"/>
+              <w:bottom w:val="none" w:color="FFFFFF" w:sz="0"/>
+              <w:right w:val="none" w:color="FFFFFF" w:sz="0"/>
             </w:tcBorders>
             <w:tcMar>
               <w:top w:type="dxa" w:w="60"/>
@@ -5561,10 +5561,10 @@
           <w:tcPr>
             <w:tcW w:type="dxa" w:w="600"/>
             <w:tcBorders>
-              <w:top w:val="single" w:color="000000" w:sz="4"/>
-              <w:left w:val="single" w:color="000000" w:sz="4"/>
-              <w:bottom w:val="single" w:color="000000" w:sz="4"/>
-              <w:right w:val="single" w:color="000000" w:sz="4"/>
+              <w:top w:val="none" w:color="FFFFFF" w:sz="0"/>
+              <w:left w:val="none" w:color="FFFFFF" w:sz="0"/>
+              <w:bottom w:val="none" w:color="FFFFFF" w:sz="0"/>
+              <w:right w:val="none" w:color="FFFFFF" w:sz="0"/>
             </w:tcBorders>
             <w:tcMar>
               <w:top w:type="dxa" w:w="60"/>
@@ -5596,10 +5596,10 @@
           <w:tcPr>
             <w:tcW w:type="dxa" w:w="1100"/>
             <w:tcBorders>
-              <w:top w:val="single" w:color="000000" w:sz="4"/>
-              <w:left w:val="single" w:color="000000" w:sz="4"/>
-              <w:bottom w:val="single" w:color="000000" w:sz="4"/>
-              <w:right w:val="single" w:color="000000" w:sz="4"/>
+              <w:top w:val="none" w:color="FFFFFF" w:sz="0"/>
+              <w:left w:val="none" w:color="FFFFFF" w:sz="0"/>
+              <w:bottom w:val="none" w:color="FFFFFF" w:sz="0"/>
+              <w:right w:val="none" w:color="FFFFFF" w:sz="0"/>
             </w:tcBorders>
             <w:tcMar>
               <w:top w:type="dxa" w:w="60"/>
@@ -5631,10 +5631,10 @@
           <w:tcPr>
             <w:tcW w:type="dxa" w:w="1100"/>
             <w:tcBorders>
-              <w:top w:val="single" w:color="000000" w:sz="4"/>
-              <w:left w:val="single" w:color="000000" w:sz="4"/>
-              <w:bottom w:val="single" w:color="000000" w:sz="4"/>
-              <w:right w:val="single" w:color="000000" w:sz="4"/>
+              <w:top w:val="none" w:color="FFFFFF" w:sz="0"/>
+              <w:left w:val="none" w:color="FFFFFF" w:sz="0"/>
+              <w:bottom w:val="none" w:color="FFFFFF" w:sz="0"/>
+              <w:right w:val="none" w:color="FFFFFF" w:sz="0"/>
             </w:tcBorders>
             <w:tcMar>
               <w:top w:type="dxa" w:w="60"/>
@@ -5668,10 +5668,10 @@
           <w:tcPr>
             <w:tcW w:type="dxa" w:w="400"/>
             <w:tcBorders>
-              <w:top w:val="single" w:color="000000" w:sz="4"/>
-              <w:left w:val="single" w:color="000000" w:sz="4"/>
-              <w:bottom w:val="single" w:color="000000" w:sz="4"/>
-              <w:right w:val="single" w:color="000000" w:sz="4"/>
+              <w:top w:val="none" w:color="FFFFFF" w:sz="0"/>
+              <w:left w:val="none" w:color="FFFFFF" w:sz="0"/>
+              <w:bottom w:val="none" w:color="FFFFFF" w:sz="0"/>
+              <w:right w:val="none" w:color="FFFFFF" w:sz="0"/>
             </w:tcBorders>
             <w:tcMar>
               <w:top w:type="dxa" w:w="60"/>
@@ -5703,10 +5703,10 @@
           <w:tcPr>
             <w:tcW w:type="dxa" w:w="2100"/>
             <w:tcBorders>
-              <w:top w:val="single" w:color="000000" w:sz="4"/>
-              <w:left w:val="single" w:color="000000" w:sz="4"/>
-              <w:bottom w:val="single" w:color="000000" w:sz="4"/>
-              <w:right w:val="single" w:color="000000" w:sz="4"/>
+              <w:top w:val="none" w:color="FFFFFF" w:sz="0"/>
+              <w:left w:val="none" w:color="FFFFFF" w:sz="0"/>
+              <w:bottom w:val="none" w:color="FFFFFF" w:sz="0"/>
+              <w:right w:val="none" w:color="FFFFFF" w:sz="0"/>
             </w:tcBorders>
             <w:tcMar>
               <w:top w:type="dxa" w:w="60"/>
@@ -5738,10 +5738,10 @@
           <w:tcPr>
             <w:tcW w:type="dxa" w:w="1100"/>
             <w:tcBorders>
-              <w:top w:val="single" w:color="000000" w:sz="4"/>
-              <w:left w:val="single" w:color="000000" w:sz="4"/>
-              <w:bottom w:val="single" w:color="000000" w:sz="4"/>
-              <w:right w:val="single" w:color="000000" w:sz="4"/>
+              <w:top w:val="none" w:color="FFFFFF" w:sz="0"/>
+              <w:left w:val="none" w:color="FFFFFF" w:sz="0"/>
+              <w:bottom w:val="none" w:color="FFFFFF" w:sz="0"/>
+              <w:right w:val="none" w:color="FFFFFF" w:sz="0"/>
             </w:tcBorders>
             <w:tcMar>
               <w:top w:type="dxa" w:w="60"/>
@@ -5773,10 +5773,10 @@
           <w:tcPr>
             <w:tcW w:type="dxa" w:w="1500"/>
             <w:tcBorders>
-              <w:top w:val="single" w:color="000000" w:sz="4"/>
-              <w:left w:val="single" w:color="000000" w:sz="4"/>
-              <w:bottom w:val="single" w:color="000000" w:sz="4"/>
-              <w:right w:val="single" w:color="000000" w:sz="4"/>
+              <w:top w:val="none" w:color="FFFFFF" w:sz="0"/>
+              <w:left w:val="none" w:color="FFFFFF" w:sz="0"/>
+              <w:bottom w:val="none" w:color="FFFFFF" w:sz="0"/>
+              <w:right w:val="none" w:color="FFFFFF" w:sz="0"/>
             </w:tcBorders>
             <w:tcMar>
               <w:top w:type="dxa" w:w="60"/>
@@ -5808,10 +5808,10 @@
           <w:tcPr>
             <w:tcW w:type="dxa" w:w="600"/>
             <w:tcBorders>
-              <w:top w:val="single" w:color="000000" w:sz="4"/>
-              <w:left w:val="single" w:color="000000" w:sz="4"/>
-              <w:bottom w:val="single" w:color="000000" w:sz="4"/>
-              <w:right w:val="single" w:color="000000" w:sz="4"/>
+              <w:top w:val="none" w:color="FFFFFF" w:sz="0"/>
+              <w:left w:val="none" w:color="FFFFFF" w:sz="0"/>
+              <w:bottom w:val="none" w:color="FFFFFF" w:sz="0"/>
+              <w:right w:val="none" w:color="FFFFFF" w:sz="0"/>
             </w:tcBorders>
             <w:tcMar>
               <w:top w:type="dxa" w:w="60"/>
@@ -5843,10 +5843,10 @@
           <w:tcPr>
             <w:tcW w:type="dxa" w:w="1100"/>
             <w:tcBorders>
-              <w:top w:val="single" w:color="000000" w:sz="4"/>
-              <w:left w:val="single" w:color="000000" w:sz="4"/>
-              <w:bottom w:val="single" w:color="000000" w:sz="4"/>
-              <w:right w:val="single" w:color="000000" w:sz="4"/>
+              <w:top w:val="none" w:color="FFFFFF" w:sz="0"/>
+              <w:left w:val="none" w:color="FFFFFF" w:sz="0"/>
+              <w:bottom w:val="none" w:color="FFFFFF" w:sz="0"/>
+              <w:right w:val="none" w:color="FFFFFF" w:sz="0"/>
             </w:tcBorders>
             <w:tcMar>
               <w:top w:type="dxa" w:w="60"/>
@@ -5878,10 +5878,10 @@
           <w:tcPr>
             <w:tcW w:type="dxa" w:w="1100"/>
             <w:tcBorders>
-              <w:top w:val="single" w:color="000000" w:sz="4"/>
-              <w:left w:val="single" w:color="000000" w:sz="4"/>
-              <w:bottom w:val="single" w:color="000000" w:sz="4"/>
-              <w:right w:val="single" w:color="000000" w:sz="4"/>
+              <w:top w:val="none" w:color="FFFFFF" w:sz="0"/>
+              <w:left w:val="none" w:color="FFFFFF" w:sz="0"/>
+              <w:bottom w:val="none" w:color="FFFFFF" w:sz="0"/>
+              <w:right w:val="none" w:color="FFFFFF" w:sz="0"/>
             </w:tcBorders>
             <w:tcMar>
               <w:top w:type="dxa" w:w="60"/>
@@ -5915,10 +5915,10 @@
           <w:tcPr>
             <w:tcW w:type="dxa" w:w="400"/>
             <w:tcBorders>
-              <w:top w:val="single" w:color="000000" w:sz="4"/>
-              <w:left w:val="single" w:color="000000" w:sz="4"/>
-              <w:bottom w:val="single" w:color="000000" w:sz="4"/>
-              <w:right w:val="single" w:color="000000" w:sz="4"/>
+              <w:top w:val="none" w:color="FFFFFF" w:sz="0"/>
+              <w:left w:val="none" w:color="FFFFFF" w:sz="0"/>
+              <w:bottom w:val="none" w:color="FFFFFF" w:sz="0"/>
+              <w:right w:val="none" w:color="FFFFFF" w:sz="0"/>
             </w:tcBorders>
             <w:tcMar>
               <w:top w:type="dxa" w:w="60"/>
@@ -5950,10 +5950,10 @@
           <w:tcPr>
             <w:tcW w:type="dxa" w:w="2100"/>
             <w:tcBorders>
-              <w:top w:val="single" w:color="000000" w:sz="4"/>
-              <w:left w:val="single" w:color="000000" w:sz="4"/>
-              <w:bottom w:val="single" w:color="000000" w:sz="4"/>
-              <w:right w:val="single" w:color="000000" w:sz="4"/>
+              <w:top w:val="none" w:color="FFFFFF" w:sz="0"/>
+              <w:left w:val="none" w:color="FFFFFF" w:sz="0"/>
+              <w:bottom w:val="none" w:color="FFFFFF" w:sz="0"/>
+              <w:right w:val="none" w:color="FFFFFF" w:sz="0"/>
             </w:tcBorders>
             <w:tcMar>
               <w:top w:type="dxa" w:w="60"/>
@@ -5985,10 +5985,10 @@
           <w:tcPr>
             <w:tcW w:type="dxa" w:w="1100"/>
             <w:tcBorders>
-              <w:top w:val="single" w:color="000000" w:sz="4"/>
-              <w:left w:val="single" w:color="000000" w:sz="4"/>
-              <w:bottom w:val="single" w:color="000000" w:sz="4"/>
-              <w:right w:val="single" w:color="000000" w:sz="4"/>
+              <w:top w:val="none" w:color="FFFFFF" w:sz="0"/>
+              <w:left w:val="none" w:color="FFFFFF" w:sz="0"/>
+              <w:bottom w:val="none" w:color="FFFFFF" w:sz="0"/>
+              <w:right w:val="none" w:color="FFFFFF" w:sz="0"/>
             </w:tcBorders>
             <w:tcMar>
               <w:top w:type="dxa" w:w="60"/>
@@ -6020,10 +6020,10 @@
           <w:tcPr>
             <w:tcW w:type="dxa" w:w="1500"/>
             <w:tcBorders>
-              <w:top w:val="single" w:color="000000" w:sz="4"/>
-              <w:left w:val="single" w:color="000000" w:sz="4"/>
-              <w:bottom w:val="single" w:color="000000" w:sz="4"/>
-              <w:right w:val="single" w:color="000000" w:sz="4"/>
+              <w:top w:val="none" w:color="FFFFFF" w:sz="0"/>
+              <w:left w:val="none" w:color="FFFFFF" w:sz="0"/>
+              <w:bottom w:val="none" w:color="FFFFFF" w:sz="0"/>
+              <w:right w:val="none" w:color="FFFFFF" w:sz="0"/>
             </w:tcBorders>
             <w:tcMar>
               <w:top w:type="dxa" w:w="60"/>
@@ -6055,10 +6055,10 @@
           <w:tcPr>
             <w:tcW w:type="dxa" w:w="600"/>
             <w:tcBorders>
-              <w:top w:val="single" w:color="000000" w:sz="4"/>
-              <w:left w:val="single" w:color="000000" w:sz="4"/>
-              <w:bottom w:val="single" w:color="000000" w:sz="4"/>
-              <w:right w:val="single" w:color="000000" w:sz="4"/>
+              <w:top w:val="none" w:color="FFFFFF" w:sz="0"/>
+              <w:left w:val="none" w:color="FFFFFF" w:sz="0"/>
+              <w:bottom w:val="none" w:color="FFFFFF" w:sz="0"/>
+              <w:right w:val="none" w:color="FFFFFF" w:sz="0"/>
             </w:tcBorders>
             <w:tcMar>
               <w:top w:type="dxa" w:w="60"/>
@@ -6090,10 +6090,10 @@
           <w:tcPr>
             <w:tcW w:type="dxa" w:w="1100"/>
             <w:tcBorders>
-              <w:top w:val="single" w:color="000000" w:sz="4"/>
-              <w:left w:val="single" w:color="000000" w:sz="4"/>
-              <w:bottom w:val="single" w:color="000000" w:sz="4"/>
-              <w:right w:val="single" w:color="000000" w:sz="4"/>
+              <w:top w:val="none" w:color="FFFFFF" w:sz="0"/>
+              <w:left w:val="none" w:color="FFFFFF" w:sz="0"/>
+              <w:bottom w:val="none" w:color="FFFFFF" w:sz="0"/>
+              <w:right w:val="none" w:color="FFFFFF" w:sz="0"/>
             </w:tcBorders>
             <w:tcMar>
               <w:top w:type="dxa" w:w="60"/>
@@ -6125,10 +6125,10 @@
           <w:tcPr>
             <w:tcW w:type="dxa" w:w="1100"/>
             <w:tcBorders>
-              <w:top w:val="single" w:color="000000" w:sz="4"/>
-              <w:left w:val="single" w:color="000000" w:sz="4"/>
-              <w:bottom w:val="single" w:color="000000" w:sz="4"/>
-              <w:right w:val="single" w:color="000000" w:sz="4"/>
+              <w:top w:val="none" w:color="FFFFFF" w:sz="0"/>
+              <w:left w:val="none" w:color="FFFFFF" w:sz="0"/>
+              <w:bottom w:val="none" w:color="FFFFFF" w:sz="0"/>
+              <w:right w:val="none" w:color="FFFFFF" w:sz="0"/>
             </w:tcBorders>
             <w:tcMar>
               <w:top w:type="dxa" w:w="60"/>
@@ -6162,10 +6162,10 @@
           <w:tcPr>
             <w:tcW w:type="dxa" w:w="400"/>
             <w:tcBorders>
-              <w:top w:val="single" w:color="000000" w:sz="4"/>
-              <w:left w:val="single" w:color="000000" w:sz="4"/>
-              <w:bottom w:val="single" w:color="000000" w:sz="4"/>
-              <w:right w:val="single" w:color="000000" w:sz="4"/>
+              <w:top w:val="none" w:color="FFFFFF" w:sz="0"/>
+              <w:left w:val="none" w:color="FFFFFF" w:sz="0"/>
+              <w:bottom w:val="none" w:color="FFFFFF" w:sz="0"/>
+              <w:right w:val="none" w:color="FFFFFF" w:sz="0"/>
             </w:tcBorders>
             <w:tcMar>
               <w:top w:type="dxa" w:w="60"/>
@@ -6197,10 +6197,10 @@
           <w:tcPr>
             <w:tcW w:type="dxa" w:w="2100"/>
             <w:tcBorders>
-              <w:top w:val="single" w:color="000000" w:sz="4"/>
-              <w:left w:val="single" w:color="000000" w:sz="4"/>
-              <w:bottom w:val="single" w:color="000000" w:sz="4"/>
-              <w:right w:val="single" w:color="000000" w:sz="4"/>
+              <w:top w:val="none" w:color="FFFFFF" w:sz="0"/>
+              <w:left w:val="none" w:color="FFFFFF" w:sz="0"/>
+              <w:bottom w:val="none" w:color="FFFFFF" w:sz="0"/>
+              <w:right w:val="none" w:color="FFFFFF" w:sz="0"/>
             </w:tcBorders>
             <w:tcMar>
               <w:top w:type="dxa" w:w="60"/>
@@ -6232,10 +6232,10 @@
           <w:tcPr>
             <w:tcW w:type="dxa" w:w="1100"/>
             <w:tcBorders>
-              <w:top w:val="single" w:color="000000" w:sz="4"/>
-              <w:left w:val="single" w:color="000000" w:sz="4"/>
-              <w:bottom w:val="single" w:color="000000" w:sz="4"/>
-              <w:right w:val="single" w:color="000000" w:sz="4"/>
+              <w:top w:val="none" w:color="FFFFFF" w:sz="0"/>
+              <w:left w:val="none" w:color="FFFFFF" w:sz="0"/>
+              <w:bottom w:val="none" w:color="FFFFFF" w:sz="0"/>
+              <w:right w:val="none" w:color="FFFFFF" w:sz="0"/>
             </w:tcBorders>
             <w:tcMar>
               <w:top w:type="dxa" w:w="60"/>
@@ -6267,10 +6267,10 @@
           <w:tcPr>
             <w:tcW w:type="dxa" w:w="1500"/>
             <w:tcBorders>
-              <w:top w:val="single" w:color="000000" w:sz="4"/>
-              <w:left w:val="single" w:color="000000" w:sz="4"/>
-              <w:bottom w:val="single" w:color="000000" w:sz="4"/>
-              <w:right w:val="single" w:color="000000" w:sz="4"/>
+              <w:top w:val="none" w:color="FFFFFF" w:sz="0"/>
+              <w:left w:val="none" w:color="FFFFFF" w:sz="0"/>
+              <w:bottom w:val="none" w:color="FFFFFF" w:sz="0"/>
+              <w:right w:val="none" w:color="FFFFFF" w:sz="0"/>
             </w:tcBorders>
             <w:tcMar>
               <w:top w:type="dxa" w:w="60"/>
@@ -6302,10 +6302,10 @@
           <w:tcPr>
             <w:tcW w:type="dxa" w:w="600"/>
             <w:tcBorders>
-              <w:top w:val="single" w:color="000000" w:sz="4"/>
-              <w:left w:val="single" w:color="000000" w:sz="4"/>
-              <w:bottom w:val="single" w:color="000000" w:sz="4"/>
-              <w:right w:val="single" w:color="000000" w:sz="4"/>
+              <w:top w:val="none" w:color="FFFFFF" w:sz="0"/>
+              <w:left w:val="none" w:color="FFFFFF" w:sz="0"/>
+              <w:bottom w:val="none" w:color="FFFFFF" w:sz="0"/>
+              <w:right w:val="none" w:color="FFFFFF" w:sz="0"/>
             </w:tcBorders>
             <w:tcMar>
               <w:top w:type="dxa" w:w="60"/>
@@ -6337,10 +6337,10 @@
           <w:tcPr>
             <w:tcW w:type="dxa" w:w="1100"/>
             <w:tcBorders>
-              <w:top w:val="single" w:color="000000" w:sz="4"/>
-              <w:left w:val="single" w:color="000000" w:sz="4"/>
-              <w:bottom w:val="single" w:color="000000" w:sz="4"/>
-              <w:right w:val="single" w:color="000000" w:sz="4"/>
+              <w:top w:val="none" w:color="FFFFFF" w:sz="0"/>
+              <w:left w:val="none" w:color="FFFFFF" w:sz="0"/>
+              <w:bottom w:val="none" w:color="FFFFFF" w:sz="0"/>
+              <w:right w:val="none" w:color="FFFFFF" w:sz="0"/>
             </w:tcBorders>
             <w:tcMar>
               <w:top w:type="dxa" w:w="60"/>
@@ -6372,10 +6372,10 @@
           <w:tcPr>
             <w:tcW w:type="dxa" w:w="1100"/>
             <w:tcBorders>
-              <w:top w:val="single" w:color="000000" w:sz="4"/>
-              <w:left w:val="single" w:color="000000" w:sz="4"/>
-              <w:bottom w:val="single" w:color="000000" w:sz="4"/>
-              <w:right w:val="single" w:color="000000" w:sz="4"/>
+              <w:top w:val="none" w:color="FFFFFF" w:sz="0"/>
+              <w:left w:val="none" w:color="FFFFFF" w:sz="0"/>
+              <w:bottom w:val="none" w:color="FFFFFF" w:sz="0"/>
+              <w:right w:val="none" w:color="FFFFFF" w:sz="0"/>
             </w:tcBorders>
             <w:tcMar>
               <w:top w:type="dxa" w:w="60"/>
@@ -6409,10 +6409,10 @@
           <w:tcPr>
             <w:tcW w:type="dxa" w:w="400"/>
             <w:tcBorders>
-              <w:top w:val="single" w:color="000000" w:sz="4"/>
-              <w:left w:val="single" w:color="000000" w:sz="4"/>
-              <w:bottom w:val="single" w:color="000000" w:sz="4"/>
-              <w:right w:val="single" w:color="000000" w:sz="4"/>
+              <w:top w:val="none" w:color="FFFFFF" w:sz="0"/>
+              <w:left w:val="none" w:color="FFFFFF" w:sz="0"/>
+              <w:bottom w:val="none" w:color="FFFFFF" w:sz="0"/>
+              <w:right w:val="none" w:color="FFFFFF" w:sz="0"/>
             </w:tcBorders>
             <w:tcMar>
               <w:top w:type="dxa" w:w="60"/>
@@ -6444,10 +6444,10 @@
           <w:tcPr>
             <w:tcW w:type="dxa" w:w="2100"/>
             <w:tcBorders>
-              <w:top w:val="single" w:color="000000" w:sz="4"/>
-              <w:left w:val="single" w:color="000000" w:sz="4"/>
-              <w:bottom w:val="single" w:color="000000" w:sz="4"/>
-              <w:right w:val="single" w:color="000000" w:sz="4"/>
+              <w:top w:val="none" w:color="FFFFFF" w:sz="0"/>
+              <w:left w:val="none" w:color="FFFFFF" w:sz="0"/>
+              <w:bottom w:val="none" w:color="FFFFFF" w:sz="0"/>
+              <w:right w:val="none" w:color="FFFFFF" w:sz="0"/>
             </w:tcBorders>
             <w:tcMar>
               <w:top w:type="dxa" w:w="60"/>
@@ -6479,10 +6479,10 @@
           <w:tcPr>
             <w:tcW w:type="dxa" w:w="1100"/>
             <w:tcBorders>
-              <w:top w:val="single" w:color="000000" w:sz="4"/>
-              <w:left w:val="single" w:color="000000" w:sz="4"/>
-              <w:bottom w:val="single" w:color="000000" w:sz="4"/>
-              <w:right w:val="single" w:color="000000" w:sz="4"/>
+              <w:top w:val="none" w:color="FFFFFF" w:sz="0"/>
+              <w:left w:val="none" w:color="FFFFFF" w:sz="0"/>
+              <w:bottom w:val="none" w:color="FFFFFF" w:sz="0"/>
+              <w:right w:val="none" w:color="FFFFFF" w:sz="0"/>
             </w:tcBorders>
             <w:tcMar>
               <w:top w:type="dxa" w:w="60"/>
@@ -6514,10 +6514,10 @@
           <w:tcPr>
             <w:tcW w:type="dxa" w:w="1500"/>
             <w:tcBorders>
-              <w:top w:val="single" w:color="000000" w:sz="4"/>
-              <w:left w:val="single" w:color="000000" w:sz="4"/>
-              <w:bottom w:val="single" w:color="000000" w:sz="4"/>
-              <w:right w:val="single" w:color="000000" w:sz="4"/>
+              <w:top w:val="none" w:color="FFFFFF" w:sz="0"/>
+              <w:left w:val="none" w:color="FFFFFF" w:sz="0"/>
+              <w:bottom w:val="none" w:color="FFFFFF" w:sz="0"/>
+              <w:right w:val="none" w:color="FFFFFF" w:sz="0"/>
             </w:tcBorders>
             <w:tcMar>
               <w:top w:type="dxa" w:w="60"/>
@@ -6549,10 +6549,10 @@
           <w:tcPr>
             <w:tcW w:type="dxa" w:w="600"/>
             <w:tcBorders>
-              <w:top w:val="single" w:color="000000" w:sz="4"/>
-              <w:left w:val="single" w:color="000000" w:sz="4"/>
-              <w:bottom w:val="single" w:color="000000" w:sz="4"/>
-              <w:right w:val="single" w:color="000000" w:sz="4"/>
+              <w:top w:val="none" w:color="FFFFFF" w:sz="0"/>
+              <w:left w:val="none" w:color="FFFFFF" w:sz="0"/>
+              <w:bottom w:val="none" w:color="FFFFFF" w:sz="0"/>
+              <w:right w:val="none" w:color="FFFFFF" w:sz="0"/>
             </w:tcBorders>
             <w:tcMar>
               <w:top w:type="dxa" w:w="60"/>
@@ -6584,10 +6584,10 @@
           <w:tcPr>
             <w:tcW w:type="dxa" w:w="1100"/>
             <w:tcBorders>
-              <w:top w:val="single" w:color="000000" w:sz="4"/>
-              <w:left w:val="single" w:color="000000" w:sz="4"/>
-              <w:bottom w:val="single" w:color="000000" w:sz="4"/>
-              <w:right w:val="single" w:color="000000" w:sz="4"/>
+              <w:top w:val="none" w:color="FFFFFF" w:sz="0"/>
+              <w:left w:val="none" w:color="FFFFFF" w:sz="0"/>
+              <w:bottom w:val="none" w:color="FFFFFF" w:sz="0"/>
+              <w:right w:val="none" w:color="FFFFFF" w:sz="0"/>
             </w:tcBorders>
             <w:tcMar>
               <w:top w:type="dxa" w:w="60"/>
@@ -6619,10 +6619,10 @@
           <w:tcPr>
             <w:tcW w:type="dxa" w:w="1100"/>
             <w:tcBorders>
-              <w:top w:val="single" w:color="000000" w:sz="4"/>
-              <w:left w:val="single" w:color="000000" w:sz="4"/>
-              <w:bottom w:val="single" w:color="000000" w:sz="4"/>
-              <w:right w:val="single" w:color="000000" w:sz="4"/>
+              <w:top w:val="none" w:color="FFFFFF" w:sz="0"/>
+              <w:left w:val="none" w:color="FFFFFF" w:sz="0"/>
+              <w:bottom w:val="none" w:color="FFFFFF" w:sz="0"/>
+              <w:right w:val="none" w:color="FFFFFF" w:sz="0"/>
             </w:tcBorders>
             <w:tcMar>
               <w:top w:type="dxa" w:w="60"/>
@@ -6656,10 +6656,10 @@
           <w:tcPr>
             <w:tcW w:type="dxa" w:w="400"/>
             <w:tcBorders>
-              <w:top w:val="single" w:color="000000" w:sz="4"/>
-              <w:left w:val="single" w:color="000000" w:sz="4"/>
-              <w:bottom w:val="single" w:color="000000" w:sz="4"/>
-              <w:right w:val="single" w:color="000000" w:sz="4"/>
+              <w:top w:val="none" w:color="FFFFFF" w:sz="0"/>
+              <w:left w:val="none" w:color="FFFFFF" w:sz="0"/>
+              <w:bottom w:val="none" w:color="FFFFFF" w:sz="0"/>
+              <w:right w:val="none" w:color="FFFFFF" w:sz="0"/>
             </w:tcBorders>
             <w:tcMar>
               <w:top w:type="dxa" w:w="60"/>
@@ -6691,10 +6691,10 @@
           <w:tcPr>
             <w:tcW w:type="dxa" w:w="2100"/>
             <w:tcBorders>
-              <w:top w:val="single" w:color="000000" w:sz="4"/>
-              <w:left w:val="single" w:color="000000" w:sz="4"/>
-              <w:bottom w:val="single" w:color="000000" w:sz="4"/>
-              <w:right w:val="single" w:color="000000" w:sz="4"/>
+              <w:top w:val="none" w:color="FFFFFF" w:sz="0"/>
+              <w:left w:val="none" w:color="FFFFFF" w:sz="0"/>
+              <w:bottom w:val="none" w:color="FFFFFF" w:sz="0"/>
+              <w:right w:val="none" w:color="FFFFFF" w:sz="0"/>
             </w:tcBorders>
             <w:tcMar>
               <w:top w:type="dxa" w:w="60"/>
@@ -6726,10 +6726,10 @@
           <w:tcPr>
             <w:tcW w:type="dxa" w:w="1100"/>
             <w:tcBorders>
-              <w:top w:val="single" w:color="000000" w:sz="4"/>
-              <w:left w:val="single" w:color="000000" w:sz="4"/>
-              <w:bottom w:val="single" w:color="000000" w:sz="4"/>
-              <w:right w:val="single" w:color="000000" w:sz="4"/>
+              <w:top w:val="none" w:color="FFFFFF" w:sz="0"/>
+              <w:left w:val="none" w:color="FFFFFF" w:sz="0"/>
+              <w:bottom w:val="none" w:color="FFFFFF" w:sz="0"/>
+              <w:right w:val="none" w:color="FFFFFF" w:sz="0"/>
             </w:tcBorders>
             <w:tcMar>
               <w:top w:type="dxa" w:w="60"/>
@@ -6761,10 +6761,10 @@
           <w:tcPr>
             <w:tcW w:type="dxa" w:w="1500"/>
             <w:tcBorders>
-              <w:top w:val="single" w:color="000000" w:sz="4"/>
-              <w:left w:val="single" w:color="000000" w:sz="4"/>
-              <w:bottom w:val="single" w:color="000000" w:sz="4"/>
-              <w:right w:val="single" w:color="000000" w:sz="4"/>
+              <w:top w:val="none" w:color="FFFFFF" w:sz="0"/>
+              <w:left w:val="none" w:color="FFFFFF" w:sz="0"/>
+              <w:bottom w:val="none" w:color="FFFFFF" w:sz="0"/>
+              <w:right w:val="none" w:color="FFFFFF" w:sz="0"/>
             </w:tcBorders>
             <w:tcMar>
               <w:top w:type="dxa" w:w="60"/>
@@ -6796,10 +6796,10 @@
           <w:tcPr>
             <w:tcW w:type="dxa" w:w="600"/>
             <w:tcBorders>
-              <w:top w:val="single" w:color="000000" w:sz="4"/>
-              <w:left w:val="single" w:color="000000" w:sz="4"/>
-              <w:bottom w:val="single" w:color="000000" w:sz="4"/>
-              <w:right w:val="single" w:color="000000" w:sz="4"/>
+              <w:top w:val="none" w:color="FFFFFF" w:sz="0"/>
+              <w:left w:val="none" w:color="FFFFFF" w:sz="0"/>
+              <w:bottom w:val="none" w:color="FFFFFF" w:sz="0"/>
+              <w:right w:val="none" w:color="FFFFFF" w:sz="0"/>
             </w:tcBorders>
             <w:tcMar>
               <w:top w:type="dxa" w:w="60"/>
@@ -6831,10 +6831,10 @@
           <w:tcPr>
             <w:tcW w:type="dxa" w:w="1100"/>
             <w:tcBorders>
-              <w:top w:val="single" w:color="000000" w:sz="4"/>
-              <w:left w:val="single" w:color="000000" w:sz="4"/>
-              <w:bottom w:val="single" w:color="000000" w:sz="4"/>
-              <w:right w:val="single" w:color="000000" w:sz="4"/>
+              <w:top w:val="none" w:color="FFFFFF" w:sz="0"/>
+              <w:left w:val="none" w:color="FFFFFF" w:sz="0"/>
+              <w:bottom w:val="none" w:color="FFFFFF" w:sz="0"/>
+              <w:right w:val="none" w:color="FFFFFF" w:sz="0"/>
             </w:tcBorders>
             <w:tcMar>
               <w:top w:type="dxa" w:w="60"/>
@@ -6866,10 +6866,10 @@
           <w:tcPr>
             <w:tcW w:type="dxa" w:w="1100"/>
             <w:tcBorders>
-              <w:top w:val="single" w:color="000000" w:sz="4"/>
-              <w:left w:val="single" w:color="000000" w:sz="4"/>
-              <w:bottom w:val="single" w:color="000000" w:sz="4"/>
-              <w:right w:val="single" w:color="000000" w:sz="4"/>
+              <w:top w:val="none" w:color="FFFFFF" w:sz="0"/>
+              <w:left w:val="none" w:color="FFFFFF" w:sz="0"/>
+              <w:bottom w:val="none" w:color="FFFFFF" w:sz="0"/>
+              <w:right w:val="none" w:color="FFFFFF" w:sz="0"/>
             </w:tcBorders>
             <w:tcMar>
               <w:top w:type="dxa" w:w="60"/>
@@ -6903,10 +6903,10 @@
           <w:tcPr>
             <w:tcW w:type="dxa" w:w="400"/>
             <w:tcBorders>
-              <w:top w:val="single" w:color="000000" w:sz="4"/>
-              <w:left w:val="single" w:color="000000" w:sz="4"/>
-              <w:bottom w:val="single" w:color="000000" w:sz="4"/>
-              <w:right w:val="single" w:color="000000" w:sz="4"/>
+              <w:top w:val="none" w:color="FFFFFF" w:sz="0"/>
+              <w:left w:val="none" w:color="FFFFFF" w:sz="0"/>
+              <w:bottom w:val="none" w:color="FFFFFF" w:sz="0"/>
+              <w:right w:val="none" w:color="FFFFFF" w:sz="0"/>
             </w:tcBorders>
             <w:tcMar>
               <w:top w:type="dxa" w:w="60"/>
@@ -6938,10 +6938,10 @@
           <w:tcPr>
             <w:tcW w:type="dxa" w:w="2100"/>
             <w:tcBorders>
-              <w:top w:val="single" w:color="000000" w:sz="4"/>
-              <w:left w:val="single" w:color="000000" w:sz="4"/>
-              <w:bottom w:val="single" w:color="000000" w:sz="4"/>
-              <w:right w:val="single" w:color="000000" w:sz="4"/>
+              <w:top w:val="none" w:color="FFFFFF" w:sz="0"/>
+              <w:left w:val="none" w:color="FFFFFF" w:sz="0"/>
+              <w:bottom w:val="none" w:color="FFFFFF" w:sz="0"/>
+              <w:right w:val="none" w:color="FFFFFF" w:sz="0"/>
             </w:tcBorders>
             <w:tcMar>
               <w:top w:type="dxa" w:w="60"/>
@@ -6973,10 +6973,10 @@
           <w:tcPr>
             <w:tcW w:type="dxa" w:w="1100"/>
             <w:tcBorders>
-              <w:top w:val="single" w:color="000000" w:sz="4"/>
-              <w:left w:val="single" w:color="000000" w:sz="4"/>
-              <w:bottom w:val="single" w:color="000000" w:sz="4"/>
-              <w:right w:val="single" w:color="000000" w:sz="4"/>
+              <w:top w:val="none" w:color="FFFFFF" w:sz="0"/>
+              <w:left w:val="none" w:color="FFFFFF" w:sz="0"/>
+              <w:bottom w:val="none" w:color="FFFFFF" w:sz="0"/>
+              <w:right w:val="none" w:color="FFFFFF" w:sz="0"/>
             </w:tcBorders>
             <w:tcMar>
               <w:top w:type="dxa" w:w="60"/>
@@ -7008,10 +7008,10 @@
           <w:tcPr>
             <w:tcW w:type="dxa" w:w="1500"/>
             <w:tcBorders>
-              <w:top w:val="single" w:color="000000" w:sz="4"/>
-              <w:left w:val="single" w:color="000000" w:sz="4"/>
-              <w:bottom w:val="single" w:color="000000" w:sz="4"/>
-              <w:right w:val="single" w:color="000000" w:sz="4"/>
+              <w:top w:val="none" w:color="FFFFFF" w:sz="0"/>
+              <w:left w:val="none" w:color="FFFFFF" w:sz="0"/>
+              <w:bottom w:val="none" w:color="FFFFFF" w:sz="0"/>
+              <w:right w:val="none" w:color="FFFFFF" w:sz="0"/>
             </w:tcBorders>
             <w:tcMar>
               <w:top w:type="dxa" w:w="60"/>
@@ -7043,10 +7043,10 @@
           <w:tcPr>
             <w:tcW w:type="dxa" w:w="600"/>
             <w:tcBorders>
-              <w:top w:val="single" w:color="000000" w:sz="4"/>
-              <w:left w:val="single" w:color="000000" w:sz="4"/>
-              <w:bottom w:val="single" w:color="000000" w:sz="4"/>
-              <w:right w:val="single" w:color="000000" w:sz="4"/>
+              <w:top w:val="none" w:color="FFFFFF" w:sz="0"/>
+              <w:left w:val="none" w:color="FFFFFF" w:sz="0"/>
+              <w:bottom w:val="none" w:color="FFFFFF" w:sz="0"/>
+              <w:right w:val="none" w:color="FFFFFF" w:sz="0"/>
             </w:tcBorders>
             <w:tcMar>
               <w:top w:type="dxa" w:w="60"/>
@@ -7078,10 +7078,10 @@
           <w:tcPr>
             <w:tcW w:type="dxa" w:w="1100"/>
             <w:tcBorders>
-              <w:top w:val="single" w:color="000000" w:sz="4"/>
-              <w:left w:val="single" w:color="000000" w:sz="4"/>
-              <w:bottom w:val="single" w:color="000000" w:sz="4"/>
-              <w:right w:val="single" w:color="000000" w:sz="4"/>
+              <w:top w:val="none" w:color="FFFFFF" w:sz="0"/>
+              <w:left w:val="none" w:color="FFFFFF" w:sz="0"/>
+              <w:bottom w:val="none" w:color="FFFFFF" w:sz="0"/>
+              <w:right w:val="none" w:color="FFFFFF" w:sz="0"/>
             </w:tcBorders>
             <w:tcMar>
               <w:top w:type="dxa" w:w="60"/>
@@ -7113,10 +7113,10 @@
           <w:tcPr>
             <w:tcW w:type="dxa" w:w="1100"/>
             <w:tcBorders>
-              <w:top w:val="single" w:color="000000" w:sz="4"/>
-              <w:left w:val="single" w:color="000000" w:sz="4"/>
-              <w:bottom w:val="single" w:color="000000" w:sz="4"/>
-              <w:right w:val="single" w:color="000000" w:sz="4"/>
+              <w:top w:val="none" w:color="FFFFFF" w:sz="0"/>
+              <w:left w:val="none" w:color="FFFFFF" w:sz="0"/>
+              <w:bottom w:val="none" w:color="FFFFFF" w:sz="0"/>
+              <w:right w:val="none" w:color="FFFFFF" w:sz="0"/>
             </w:tcBorders>
             <w:tcMar>
               <w:top w:type="dxa" w:w="60"/>
@@ -7150,10 +7150,10 @@
           <w:tcPr>
             <w:tcW w:type="dxa" w:w="400"/>
             <w:tcBorders>
-              <w:top w:val="single" w:color="000000" w:sz="4"/>
-              <w:left w:val="single" w:color="000000" w:sz="4"/>
-              <w:bottom w:val="single" w:color="000000" w:sz="4"/>
-              <w:right w:val="single" w:color="000000" w:sz="4"/>
+              <w:top w:val="none" w:color="FFFFFF" w:sz="0"/>
+              <w:left w:val="none" w:color="FFFFFF" w:sz="0"/>
+              <w:bottom w:val="none" w:color="FFFFFF" w:sz="0"/>
+              <w:right w:val="none" w:color="FFFFFF" w:sz="0"/>
             </w:tcBorders>
             <w:tcMar>
               <w:top w:type="dxa" w:w="60"/>
@@ -7185,10 +7185,10 @@
           <w:tcPr>
             <w:tcW w:type="dxa" w:w="2100"/>
             <w:tcBorders>
-              <w:top w:val="single" w:color="000000" w:sz="4"/>
-              <w:left w:val="single" w:color="000000" w:sz="4"/>
-              <w:bottom w:val="single" w:color="000000" w:sz="4"/>
-              <w:right w:val="single" w:color="000000" w:sz="4"/>
+              <w:top w:val="none" w:color="FFFFFF" w:sz="0"/>
+              <w:left w:val="none" w:color="FFFFFF" w:sz="0"/>
+              <w:bottom w:val="none" w:color="FFFFFF" w:sz="0"/>
+              <w:right w:val="none" w:color="FFFFFF" w:sz="0"/>
             </w:tcBorders>
             <w:tcMar>
               <w:top w:type="dxa" w:w="60"/>
@@ -7220,10 +7220,10 @@
           <w:tcPr>
             <w:tcW w:type="dxa" w:w="1100"/>
             <w:tcBorders>
-              <w:top w:val="single" w:color="000000" w:sz="4"/>
-              <w:left w:val="single" w:color="000000" w:sz="4"/>
-              <w:bottom w:val="single" w:color="000000" w:sz="4"/>
-              <w:right w:val="single" w:color="000000" w:sz="4"/>
+              <w:top w:val="none" w:color="FFFFFF" w:sz="0"/>
+              <w:left w:val="none" w:color="FFFFFF" w:sz="0"/>
+              <w:bottom w:val="none" w:color="FFFFFF" w:sz="0"/>
+              <w:right w:val="none" w:color="FFFFFF" w:sz="0"/>
             </w:tcBorders>
             <w:tcMar>
               <w:top w:type="dxa" w:w="60"/>
@@ -7255,10 +7255,10 @@
           <w:tcPr>
             <w:tcW w:type="dxa" w:w="1500"/>
             <w:tcBorders>
-              <w:top w:val="single" w:color="000000" w:sz="4"/>
-              <w:left w:val="single" w:color="000000" w:sz="4"/>
-              <w:bottom w:val="single" w:color="000000" w:sz="4"/>
-              <w:right w:val="single" w:color="000000" w:sz="4"/>
+              <w:top w:val="none" w:color="FFFFFF" w:sz="0"/>
+              <w:left w:val="none" w:color="FFFFFF" w:sz="0"/>
+              <w:bottom w:val="none" w:color="FFFFFF" w:sz="0"/>
+              <w:right w:val="none" w:color="FFFFFF" w:sz="0"/>
             </w:tcBorders>
             <w:tcMar>
               <w:top w:type="dxa" w:w="60"/>
@@ -7290,10 +7290,10 @@
           <w:tcPr>
             <w:tcW w:type="dxa" w:w="600"/>
             <w:tcBorders>
-              <w:top w:val="single" w:color="000000" w:sz="4"/>
-              <w:left w:val="single" w:color="000000" w:sz="4"/>
-              <w:bottom w:val="single" w:color="000000" w:sz="4"/>
-              <w:right w:val="single" w:color="000000" w:sz="4"/>
+              <w:top w:val="none" w:color="FFFFFF" w:sz="0"/>
+              <w:left w:val="none" w:color="FFFFFF" w:sz="0"/>
+              <w:bottom w:val="none" w:color="FFFFFF" w:sz="0"/>
+              <w:right w:val="none" w:color="FFFFFF" w:sz="0"/>
             </w:tcBorders>
             <w:tcMar>
               <w:top w:type="dxa" w:w="60"/>
@@ -7325,10 +7325,10 @@
           <w:tcPr>
             <w:tcW w:type="dxa" w:w="1100"/>
             <w:tcBorders>
-              <w:top w:val="single" w:color="000000" w:sz="4"/>
-              <w:left w:val="single" w:color="000000" w:sz="4"/>
-              <w:bottom w:val="single" w:color="000000" w:sz="4"/>
-              <w:right w:val="single" w:color="000000" w:sz="4"/>
+              <w:top w:val="none" w:color="FFFFFF" w:sz="0"/>
+              <w:left w:val="none" w:color="FFFFFF" w:sz="0"/>
+              <w:bottom w:val="none" w:color="FFFFFF" w:sz="0"/>
+              <w:right w:val="none" w:color="FFFFFF" w:sz="0"/>
             </w:tcBorders>
             <w:tcMar>
               <w:top w:type="dxa" w:w="60"/>
@@ -7360,10 +7360,10 @@
           <w:tcPr>
             <w:tcW w:type="dxa" w:w="1100"/>
             <w:tcBorders>
-              <w:top w:val="single" w:color="000000" w:sz="4"/>
-              <w:left w:val="single" w:color="000000" w:sz="4"/>
-              <w:bottom w:val="single" w:color="000000" w:sz="4"/>
-              <w:right w:val="single" w:color="000000" w:sz="4"/>
+              <w:top w:val="none" w:color="FFFFFF" w:sz="0"/>
+              <w:left w:val="none" w:color="FFFFFF" w:sz="0"/>
+              <w:bottom w:val="none" w:color="FFFFFF" w:sz="0"/>
+              <w:right w:val="none" w:color="FFFFFF" w:sz="0"/>
             </w:tcBorders>
             <w:tcMar>
               <w:top w:type="dxa" w:w="60"/>
@@ -7397,10 +7397,10 @@
           <w:tcPr>
             <w:tcW w:type="dxa" w:w="400"/>
             <w:tcBorders>
-              <w:top w:val="single" w:color="000000" w:sz="4"/>
-              <w:left w:val="single" w:color="000000" w:sz="4"/>
+              <w:top w:val="none" w:color="FFFFFF" w:sz="0"/>
+              <w:left w:val="none" w:color="FFFFFF" w:sz="0"/>
               <w:bottom w:val="single" w:color="000000" w:sz="4"/>
-              <w:right w:val="single" w:color="000000" w:sz="4"/>
+              <w:right w:val="none" w:color="FFFFFF" w:sz="0"/>
             </w:tcBorders>
             <w:tcMar>
               <w:top w:type="dxa" w:w="60"/>
@@ -7432,10 +7432,10 @@
           <w:tcPr>
             <w:tcW w:type="dxa" w:w="2100"/>
             <w:tcBorders>
-              <w:top w:val="single" w:color="000000" w:sz="4"/>
-              <w:left w:val="single" w:color="000000" w:sz="4"/>
+              <w:top w:val="none" w:color="FFFFFF" w:sz="0"/>
+              <w:left w:val="none" w:color="FFFFFF" w:sz="0"/>
               <w:bottom w:val="single" w:color="000000" w:sz="4"/>
-              <w:right w:val="single" w:color="000000" w:sz="4"/>
+              <w:right w:val="none" w:color="FFFFFF" w:sz="0"/>
             </w:tcBorders>
             <w:tcMar>
               <w:top w:type="dxa" w:w="60"/>
@@ -7467,10 +7467,10 @@
           <w:tcPr>
             <w:tcW w:type="dxa" w:w="1100"/>
             <w:tcBorders>
-              <w:top w:val="single" w:color="000000" w:sz="4"/>
-              <w:left w:val="single" w:color="000000" w:sz="4"/>
+              <w:top w:val="none" w:color="FFFFFF" w:sz="0"/>
+              <w:left w:val="none" w:color="FFFFFF" w:sz="0"/>
               <w:bottom w:val="single" w:color="000000" w:sz="4"/>
-              <w:right w:val="single" w:color="000000" w:sz="4"/>
+              <w:right w:val="none" w:color="FFFFFF" w:sz="0"/>
             </w:tcBorders>
             <w:tcMar>
               <w:top w:type="dxa" w:w="60"/>
@@ -7502,10 +7502,10 @@
           <w:tcPr>
             <w:tcW w:type="dxa" w:w="1500"/>
             <w:tcBorders>
-              <w:top w:val="single" w:color="000000" w:sz="4"/>
-              <w:left w:val="single" w:color="000000" w:sz="4"/>
+              <w:top w:val="none" w:color="FFFFFF" w:sz="0"/>
+              <w:left w:val="none" w:color="FFFFFF" w:sz="0"/>
               <w:bottom w:val="single" w:color="000000" w:sz="4"/>
-              <w:right w:val="single" w:color="000000" w:sz="4"/>
+              <w:right w:val="none" w:color="FFFFFF" w:sz="0"/>
             </w:tcBorders>
             <w:tcMar>
               <w:top w:type="dxa" w:w="60"/>
@@ -7537,10 +7537,10 @@
           <w:tcPr>
             <w:tcW w:type="dxa" w:w="600"/>
             <w:tcBorders>
-              <w:top w:val="single" w:color="000000" w:sz="4"/>
-              <w:left w:val="single" w:color="000000" w:sz="4"/>
+              <w:top w:val="none" w:color="FFFFFF" w:sz="0"/>
+              <w:left w:val="none" w:color="FFFFFF" w:sz="0"/>
               <w:bottom w:val="single" w:color="000000" w:sz="4"/>
-              <w:right w:val="single" w:color="000000" w:sz="4"/>
+              <w:right w:val="none" w:color="FFFFFF" w:sz="0"/>
             </w:tcBorders>
             <w:tcMar>
               <w:top w:type="dxa" w:w="60"/>
@@ -7572,10 +7572,10 @@
           <w:tcPr>
             <w:tcW w:type="dxa" w:w="1100"/>
             <w:tcBorders>
-              <w:top w:val="single" w:color="000000" w:sz="4"/>
-              <w:left w:val="single" w:color="000000" w:sz="4"/>
+              <w:top w:val="none" w:color="FFFFFF" w:sz="0"/>
+              <w:left w:val="none" w:color="FFFFFF" w:sz="0"/>
               <w:bottom w:val="single" w:color="000000" w:sz="4"/>
-              <w:right w:val="single" w:color="000000" w:sz="4"/>
+              <w:right w:val="none" w:color="FFFFFF" w:sz="0"/>
             </w:tcBorders>
             <w:tcMar>
               <w:top w:type="dxa" w:w="60"/>
@@ -7607,10 +7607,10 @@
           <w:tcPr>
             <w:tcW w:type="dxa" w:w="1100"/>
             <w:tcBorders>
-              <w:top w:val="single" w:color="000000" w:sz="4"/>
-              <w:left w:val="single" w:color="000000" w:sz="4"/>
+              <w:top w:val="none" w:color="FFFFFF" w:sz="0"/>
+              <w:left w:val="none" w:color="FFFFFF" w:sz="0"/>
               <w:bottom w:val="single" w:color="000000" w:sz="4"/>
-              <w:right w:val="single" w:color="000000" w:sz="4"/>
+              <w:right w:val="none" w:color="FFFFFF" w:sz="0"/>
             </w:tcBorders>
             <w:tcMar>
               <w:top w:type="dxa" w:w="60"/>
@@ -8121,8 +8121,8 @@
           <w:rFonts w:ascii="Times New Roman" w:cs="Times New Roman" w:eastAsia="Times New Roman" w:hAnsi="Times New Roman"/>
           <w:b/>
           <w:bCs/>
-          <w:sz w:val="22"/>
-          <w:szCs w:val="22"/>
+          <w:sz w:val="24"/>
+          <w:szCs w:val="24"/>
         </w:rPr>
         <w:t xml:space="preserve">Gambar </w:t>
       </w:r>
@@ -8137,8 +8137,8 @@
           <w:rFonts w:ascii="Times New Roman" w:cs="Times New Roman" w:eastAsia="Times New Roman" w:hAnsi="Times New Roman"/>
           <w:b/>
           <w:bCs/>
-          <w:sz w:val="22"/>
-          <w:szCs w:val="22"/>
+          <w:sz w:val="24"/>
+          <w:szCs w:val="24"/>
         </w:rPr>
         <w:t xml:space="preserve">.</w:t>
       </w:r>
@@ -8153,10 +8153,10 @@
           <w:rFonts w:ascii="Times New Roman" w:cs="Times New Roman" w:eastAsia="Times New Roman" w:hAnsi="Times New Roman"/>
           <w:b/>
           <w:bCs/>
-          <w:sz w:val="22"/>
-          <w:szCs w:val="22"/>
-        </w:rPr>
-        <w:t xml:space="preserve">.	Flowchart SOP Registrasi Deteni</w:t>
+          <w:sz w:val="24"/>
+          <w:szCs w:val="24"/>
+        </w:rPr>
+        <w:t xml:space="preserve">	Flowchart SOP Registrasi Deteni</w:t>
       </w:r>
     </w:p>
     <w:p>
@@ -8203,7 +8203,7 @@
           <w:sz w:val="24"/>
           <w:szCs w:val="24"/>
         </w:rPr>
-        <w:t xml:space="preserve">.	Mutu Baku SOP Registrasi Deteni</w:t>
+        <w:t xml:space="preserve">	Mutu Baku SOP Registrasi Deteni</w:t>
       </w:r>
     </w:p>
     <w:tbl>
@@ -8233,9 +8233,9 @@
             <w:tcW w:type="dxa" w:w="400"/>
             <w:tcBorders>
               <w:top w:val="single" w:color="000000" w:sz="4"/>
-              <w:left w:val="single" w:color="000000" w:sz="4"/>
+              <w:left w:val="none" w:color="FFFFFF" w:sz="0"/>
               <w:bottom w:val="single" w:color="000000" w:sz="4"/>
-              <w:right w:val="single" w:color="000000" w:sz="4"/>
+              <w:right w:val="none" w:color="FFFFFF" w:sz="0"/>
             </w:tcBorders>
             <w:tcMar>
               <w:top w:type="dxa" w:w="60"/>
@@ -8268,9 +8268,9 @@
             <w:tcW w:type="dxa" w:w="2100"/>
             <w:tcBorders>
               <w:top w:val="single" w:color="000000" w:sz="4"/>
-              <w:left w:val="single" w:color="000000" w:sz="4"/>
+              <w:left w:val="none" w:color="FFFFFF" w:sz="0"/>
               <w:bottom w:val="single" w:color="000000" w:sz="4"/>
-              <w:right w:val="single" w:color="000000" w:sz="4"/>
+              <w:right w:val="none" w:color="FFFFFF" w:sz="0"/>
             </w:tcBorders>
             <w:tcMar>
               <w:top w:type="dxa" w:w="60"/>
@@ -8303,9 +8303,9 @@
             <w:tcW w:type="dxa" w:w="1100"/>
             <w:tcBorders>
               <w:top w:val="single" w:color="000000" w:sz="4"/>
-              <w:left w:val="single" w:color="000000" w:sz="4"/>
+              <w:left w:val="none" w:color="FFFFFF" w:sz="0"/>
               <w:bottom w:val="single" w:color="000000" w:sz="4"/>
-              <w:right w:val="single" w:color="000000" w:sz="4"/>
+              <w:right w:val="none" w:color="FFFFFF" w:sz="0"/>
             </w:tcBorders>
             <w:tcMar>
               <w:top w:type="dxa" w:w="60"/>
@@ -8338,9 +8338,9 @@
             <w:tcW w:type="dxa" w:w="1500"/>
             <w:tcBorders>
               <w:top w:val="single" w:color="000000" w:sz="4"/>
-              <w:left w:val="single" w:color="000000" w:sz="4"/>
+              <w:left w:val="none" w:color="FFFFFF" w:sz="0"/>
               <w:bottom w:val="single" w:color="000000" w:sz="4"/>
-              <w:right w:val="single" w:color="000000" w:sz="4"/>
+              <w:right w:val="none" w:color="FFFFFF" w:sz="0"/>
             </w:tcBorders>
             <w:tcMar>
               <w:top w:type="dxa" w:w="60"/>
@@ -8373,9 +8373,9 @@
             <w:tcW w:type="dxa" w:w="600"/>
             <w:tcBorders>
               <w:top w:val="single" w:color="000000" w:sz="4"/>
-              <w:left w:val="single" w:color="000000" w:sz="4"/>
+              <w:left w:val="none" w:color="FFFFFF" w:sz="0"/>
               <w:bottom w:val="single" w:color="000000" w:sz="4"/>
-              <w:right w:val="single" w:color="000000" w:sz="4"/>
+              <w:right w:val="none" w:color="FFFFFF" w:sz="0"/>
             </w:tcBorders>
             <w:tcMar>
               <w:top w:type="dxa" w:w="60"/>
@@ -8408,9 +8408,9 @@
             <w:tcW w:type="dxa" w:w="1100"/>
             <w:tcBorders>
               <w:top w:val="single" w:color="000000" w:sz="4"/>
-              <w:left w:val="single" w:color="000000" w:sz="4"/>
+              <w:left w:val="none" w:color="FFFFFF" w:sz="0"/>
               <w:bottom w:val="single" w:color="000000" w:sz="4"/>
-              <w:right w:val="single" w:color="000000" w:sz="4"/>
+              <w:right w:val="none" w:color="FFFFFF" w:sz="0"/>
             </w:tcBorders>
             <w:tcMar>
               <w:top w:type="dxa" w:w="60"/>
@@ -8443,9 +8443,9 @@
             <w:tcW w:type="dxa" w:w="1100"/>
             <w:tcBorders>
               <w:top w:val="single" w:color="000000" w:sz="4"/>
-              <w:left w:val="single" w:color="000000" w:sz="4"/>
+              <w:left w:val="none" w:color="FFFFFF" w:sz="0"/>
               <w:bottom w:val="single" w:color="000000" w:sz="4"/>
-              <w:right w:val="single" w:color="000000" w:sz="4"/>
+              <w:right w:val="none" w:color="FFFFFF" w:sz="0"/>
             </w:tcBorders>
             <w:tcMar>
               <w:top w:type="dxa" w:w="60"/>
@@ -8479,10 +8479,10 @@
           <w:tcPr>
             <w:tcW w:type="dxa" w:w="400"/>
             <w:tcBorders>
-              <w:top w:val="single" w:color="000000" w:sz="4"/>
-              <w:left w:val="single" w:color="000000" w:sz="4"/>
-              <w:bottom w:val="single" w:color="000000" w:sz="4"/>
-              <w:right w:val="single" w:color="000000" w:sz="4"/>
+              <w:top w:val="none" w:color="FFFFFF" w:sz="0"/>
+              <w:left w:val="none" w:color="FFFFFF" w:sz="0"/>
+              <w:bottom w:val="none" w:color="FFFFFF" w:sz="0"/>
+              <w:right w:val="none" w:color="FFFFFF" w:sz="0"/>
             </w:tcBorders>
             <w:tcMar>
               <w:top w:type="dxa" w:w="60"/>
@@ -8514,10 +8514,10 @@
           <w:tcPr>
             <w:tcW w:type="dxa" w:w="2100"/>
             <w:tcBorders>
-              <w:top w:val="single" w:color="000000" w:sz="4"/>
-              <w:left w:val="single" w:color="000000" w:sz="4"/>
-              <w:bottom w:val="single" w:color="000000" w:sz="4"/>
-              <w:right w:val="single" w:color="000000" w:sz="4"/>
+              <w:top w:val="none" w:color="FFFFFF" w:sz="0"/>
+              <w:left w:val="none" w:color="FFFFFF" w:sz="0"/>
+              <w:bottom w:val="none" w:color="FFFFFF" w:sz="0"/>
+              <w:right w:val="none" w:color="FFFFFF" w:sz="0"/>
             </w:tcBorders>
             <w:tcMar>
               <w:top w:type="dxa" w:w="60"/>
@@ -8549,10 +8549,10 @@
           <w:tcPr>
             <w:tcW w:type="dxa" w:w="1100"/>
             <w:tcBorders>
-              <w:top w:val="single" w:color="000000" w:sz="4"/>
-              <w:left w:val="single" w:color="000000" w:sz="4"/>
-              <w:bottom w:val="single" w:color="000000" w:sz="4"/>
-              <w:right w:val="single" w:color="000000" w:sz="4"/>
+              <w:top w:val="none" w:color="FFFFFF" w:sz="0"/>
+              <w:left w:val="none" w:color="FFFFFF" w:sz="0"/>
+              <w:bottom w:val="none" w:color="FFFFFF" w:sz="0"/>
+              <w:right w:val="none" w:color="FFFFFF" w:sz="0"/>
             </w:tcBorders>
             <w:tcMar>
               <w:top w:type="dxa" w:w="60"/>
@@ -8584,10 +8584,10 @@
           <w:tcPr>
             <w:tcW w:type="dxa" w:w="1500"/>
             <w:tcBorders>
-              <w:top w:val="single" w:color="000000" w:sz="4"/>
-              <w:left w:val="single" w:color="000000" w:sz="4"/>
-              <w:bottom w:val="single" w:color="000000" w:sz="4"/>
-              <w:right w:val="single" w:color="000000" w:sz="4"/>
+              <w:top w:val="none" w:color="FFFFFF" w:sz="0"/>
+              <w:left w:val="none" w:color="FFFFFF" w:sz="0"/>
+              <w:bottom w:val="none" w:color="FFFFFF" w:sz="0"/>
+              <w:right w:val="none" w:color="FFFFFF" w:sz="0"/>
             </w:tcBorders>
             <w:tcMar>
               <w:top w:type="dxa" w:w="60"/>
@@ -8619,10 +8619,10 @@
           <w:tcPr>
             <w:tcW w:type="dxa" w:w="600"/>
             <w:tcBorders>
-              <w:top w:val="single" w:color="000000" w:sz="4"/>
-              <w:left w:val="single" w:color="000000" w:sz="4"/>
-              <w:bottom w:val="single" w:color="000000" w:sz="4"/>
-              <w:right w:val="single" w:color="000000" w:sz="4"/>
+              <w:top w:val="none" w:color="FFFFFF" w:sz="0"/>
+              <w:left w:val="none" w:color="FFFFFF" w:sz="0"/>
+              <w:bottom w:val="none" w:color="FFFFFF" w:sz="0"/>
+              <w:right w:val="none" w:color="FFFFFF" w:sz="0"/>
             </w:tcBorders>
             <w:tcMar>
               <w:top w:type="dxa" w:w="60"/>
@@ -8654,10 +8654,10 @@
           <w:tcPr>
             <w:tcW w:type="dxa" w:w="1100"/>
             <w:tcBorders>
-              <w:top w:val="single" w:color="000000" w:sz="4"/>
-              <w:left w:val="single" w:color="000000" w:sz="4"/>
-              <w:bottom w:val="single" w:color="000000" w:sz="4"/>
-              <w:right w:val="single" w:color="000000" w:sz="4"/>
+              <w:top w:val="none" w:color="FFFFFF" w:sz="0"/>
+              <w:left w:val="none" w:color="FFFFFF" w:sz="0"/>
+              <w:bottom w:val="none" w:color="FFFFFF" w:sz="0"/>
+              <w:right w:val="none" w:color="FFFFFF" w:sz="0"/>
             </w:tcBorders>
             <w:tcMar>
               <w:top w:type="dxa" w:w="60"/>
@@ -8689,10 +8689,10 @@
           <w:tcPr>
             <w:tcW w:type="dxa" w:w="1100"/>
             <w:tcBorders>
-              <w:top w:val="single" w:color="000000" w:sz="4"/>
-              <w:left w:val="single" w:color="000000" w:sz="4"/>
-              <w:bottom w:val="single" w:color="000000" w:sz="4"/>
-              <w:right w:val="single" w:color="000000" w:sz="4"/>
+              <w:top w:val="none" w:color="FFFFFF" w:sz="0"/>
+              <w:left w:val="none" w:color="FFFFFF" w:sz="0"/>
+              <w:bottom w:val="none" w:color="FFFFFF" w:sz="0"/>
+              <w:right w:val="none" w:color="FFFFFF" w:sz="0"/>
             </w:tcBorders>
             <w:tcMar>
               <w:top w:type="dxa" w:w="60"/>
@@ -8726,10 +8726,10 @@
           <w:tcPr>
             <w:tcW w:type="dxa" w:w="400"/>
             <w:tcBorders>
-              <w:top w:val="single" w:color="000000" w:sz="4"/>
-              <w:left w:val="single" w:color="000000" w:sz="4"/>
-              <w:bottom w:val="single" w:color="000000" w:sz="4"/>
-              <w:right w:val="single" w:color="000000" w:sz="4"/>
+              <w:top w:val="none" w:color="FFFFFF" w:sz="0"/>
+              <w:left w:val="none" w:color="FFFFFF" w:sz="0"/>
+              <w:bottom w:val="none" w:color="FFFFFF" w:sz="0"/>
+              <w:right w:val="none" w:color="FFFFFF" w:sz="0"/>
             </w:tcBorders>
             <w:tcMar>
               <w:top w:type="dxa" w:w="60"/>
@@ -8761,10 +8761,10 @@
           <w:tcPr>
             <w:tcW w:type="dxa" w:w="2100"/>
             <w:tcBorders>
-              <w:top w:val="single" w:color="000000" w:sz="4"/>
-              <w:left w:val="single" w:color="000000" w:sz="4"/>
-              <w:bottom w:val="single" w:color="000000" w:sz="4"/>
-              <w:right w:val="single" w:color="000000" w:sz="4"/>
+              <w:top w:val="none" w:color="FFFFFF" w:sz="0"/>
+              <w:left w:val="none" w:color="FFFFFF" w:sz="0"/>
+              <w:bottom w:val="none" w:color="FFFFFF" w:sz="0"/>
+              <w:right w:val="none" w:color="FFFFFF" w:sz="0"/>
             </w:tcBorders>
             <w:tcMar>
               <w:top w:type="dxa" w:w="60"/>
@@ -8796,10 +8796,10 @@
           <w:tcPr>
             <w:tcW w:type="dxa" w:w="1100"/>
             <w:tcBorders>
-              <w:top w:val="single" w:color="000000" w:sz="4"/>
-              <w:left w:val="single" w:color="000000" w:sz="4"/>
-              <w:bottom w:val="single" w:color="000000" w:sz="4"/>
-              <w:right w:val="single" w:color="000000" w:sz="4"/>
+              <w:top w:val="none" w:color="FFFFFF" w:sz="0"/>
+              <w:left w:val="none" w:color="FFFFFF" w:sz="0"/>
+              <w:bottom w:val="none" w:color="FFFFFF" w:sz="0"/>
+              <w:right w:val="none" w:color="FFFFFF" w:sz="0"/>
             </w:tcBorders>
             <w:tcMar>
               <w:top w:type="dxa" w:w="60"/>
@@ -8831,10 +8831,10 @@
           <w:tcPr>
             <w:tcW w:type="dxa" w:w="1500"/>
             <w:tcBorders>
-              <w:top w:val="single" w:color="000000" w:sz="4"/>
-              <w:left w:val="single" w:color="000000" w:sz="4"/>
-              <w:bottom w:val="single" w:color="000000" w:sz="4"/>
-              <w:right w:val="single" w:color="000000" w:sz="4"/>
+              <w:top w:val="none" w:color="FFFFFF" w:sz="0"/>
+              <w:left w:val="none" w:color="FFFFFF" w:sz="0"/>
+              <w:bottom w:val="none" w:color="FFFFFF" w:sz="0"/>
+              <w:right w:val="none" w:color="FFFFFF" w:sz="0"/>
             </w:tcBorders>
             <w:tcMar>
               <w:top w:type="dxa" w:w="60"/>
@@ -8866,10 +8866,10 @@
           <w:tcPr>
             <w:tcW w:type="dxa" w:w="600"/>
             <w:tcBorders>
-              <w:top w:val="single" w:color="000000" w:sz="4"/>
-              <w:left w:val="single" w:color="000000" w:sz="4"/>
-              <w:bottom w:val="single" w:color="000000" w:sz="4"/>
-              <w:right w:val="single" w:color="000000" w:sz="4"/>
+              <w:top w:val="none" w:color="FFFFFF" w:sz="0"/>
+              <w:left w:val="none" w:color="FFFFFF" w:sz="0"/>
+              <w:bottom w:val="none" w:color="FFFFFF" w:sz="0"/>
+              <w:right w:val="none" w:color="FFFFFF" w:sz="0"/>
             </w:tcBorders>
             <w:tcMar>
               <w:top w:type="dxa" w:w="60"/>
@@ -8901,10 +8901,10 @@
           <w:tcPr>
             <w:tcW w:type="dxa" w:w="1100"/>
             <w:tcBorders>
-              <w:top w:val="single" w:color="000000" w:sz="4"/>
-              <w:left w:val="single" w:color="000000" w:sz="4"/>
-              <w:bottom w:val="single" w:color="000000" w:sz="4"/>
-              <w:right w:val="single" w:color="000000" w:sz="4"/>
+              <w:top w:val="none" w:color="FFFFFF" w:sz="0"/>
+              <w:left w:val="none" w:color="FFFFFF" w:sz="0"/>
+              <w:bottom w:val="none" w:color="FFFFFF" w:sz="0"/>
+              <w:right w:val="none" w:color="FFFFFF" w:sz="0"/>
             </w:tcBorders>
             <w:tcMar>
               <w:top w:type="dxa" w:w="60"/>
@@ -8936,10 +8936,10 @@
           <w:tcPr>
             <w:tcW w:type="dxa" w:w="1100"/>
             <w:tcBorders>
-              <w:top w:val="single" w:color="000000" w:sz="4"/>
-              <w:left w:val="single" w:color="000000" w:sz="4"/>
-              <w:bottom w:val="single" w:color="000000" w:sz="4"/>
-              <w:right w:val="single" w:color="000000" w:sz="4"/>
+              <w:top w:val="none" w:color="FFFFFF" w:sz="0"/>
+              <w:left w:val="none" w:color="FFFFFF" w:sz="0"/>
+              <w:bottom w:val="none" w:color="FFFFFF" w:sz="0"/>
+              <w:right w:val="none" w:color="FFFFFF" w:sz="0"/>
             </w:tcBorders>
             <w:tcMar>
               <w:top w:type="dxa" w:w="60"/>
@@ -8973,10 +8973,10 @@
           <w:tcPr>
             <w:tcW w:type="dxa" w:w="400"/>
             <w:tcBorders>
-              <w:top w:val="single" w:color="000000" w:sz="4"/>
-              <w:left w:val="single" w:color="000000" w:sz="4"/>
-              <w:bottom w:val="single" w:color="000000" w:sz="4"/>
-              <w:right w:val="single" w:color="000000" w:sz="4"/>
+              <w:top w:val="none" w:color="FFFFFF" w:sz="0"/>
+              <w:left w:val="none" w:color="FFFFFF" w:sz="0"/>
+              <w:bottom w:val="none" w:color="FFFFFF" w:sz="0"/>
+              <w:right w:val="none" w:color="FFFFFF" w:sz="0"/>
             </w:tcBorders>
             <w:tcMar>
               <w:top w:type="dxa" w:w="60"/>
@@ -9008,10 +9008,10 @@
           <w:tcPr>
             <w:tcW w:type="dxa" w:w="2100"/>
             <w:tcBorders>
-              <w:top w:val="single" w:color="000000" w:sz="4"/>
-              <w:left w:val="single" w:color="000000" w:sz="4"/>
-              <w:bottom w:val="single" w:color="000000" w:sz="4"/>
-              <w:right w:val="single" w:color="000000" w:sz="4"/>
+              <w:top w:val="none" w:color="FFFFFF" w:sz="0"/>
+              <w:left w:val="none" w:color="FFFFFF" w:sz="0"/>
+              <w:bottom w:val="none" w:color="FFFFFF" w:sz="0"/>
+              <w:right w:val="none" w:color="FFFFFF" w:sz="0"/>
             </w:tcBorders>
             <w:tcMar>
               <w:top w:type="dxa" w:w="60"/>
@@ -9043,10 +9043,10 @@
           <w:tcPr>
             <w:tcW w:type="dxa" w:w="1100"/>
             <w:tcBorders>
-              <w:top w:val="single" w:color="000000" w:sz="4"/>
-              <w:left w:val="single" w:color="000000" w:sz="4"/>
-              <w:bottom w:val="single" w:color="000000" w:sz="4"/>
-              <w:right w:val="single" w:color="000000" w:sz="4"/>
+              <w:top w:val="none" w:color="FFFFFF" w:sz="0"/>
+              <w:left w:val="none" w:color="FFFFFF" w:sz="0"/>
+              <w:bottom w:val="none" w:color="FFFFFF" w:sz="0"/>
+              <w:right w:val="none" w:color="FFFFFF" w:sz="0"/>
             </w:tcBorders>
             <w:tcMar>
               <w:top w:type="dxa" w:w="60"/>
@@ -9078,10 +9078,10 @@
           <w:tcPr>
             <w:tcW w:type="dxa" w:w="1500"/>
             <w:tcBorders>
-              <w:top w:val="single" w:color="000000" w:sz="4"/>
-              <w:left w:val="single" w:color="000000" w:sz="4"/>
-              <w:bottom w:val="single" w:color="000000" w:sz="4"/>
-              <w:right w:val="single" w:color="000000" w:sz="4"/>
+              <w:top w:val="none" w:color="FFFFFF" w:sz="0"/>
+              <w:left w:val="none" w:color="FFFFFF" w:sz="0"/>
+              <w:bottom w:val="none" w:color="FFFFFF" w:sz="0"/>
+              <w:right w:val="none" w:color="FFFFFF" w:sz="0"/>
             </w:tcBorders>
             <w:tcMar>
               <w:top w:type="dxa" w:w="60"/>
@@ -9113,10 +9113,10 @@
           <w:tcPr>
             <w:tcW w:type="dxa" w:w="600"/>
             <w:tcBorders>
-              <w:top w:val="single" w:color="000000" w:sz="4"/>
-              <w:left w:val="single" w:color="000000" w:sz="4"/>
-              <w:bottom w:val="single" w:color="000000" w:sz="4"/>
-              <w:right w:val="single" w:color="000000" w:sz="4"/>
+              <w:top w:val="none" w:color="FFFFFF" w:sz="0"/>
+              <w:left w:val="none" w:color="FFFFFF" w:sz="0"/>
+              <w:bottom w:val="none" w:color="FFFFFF" w:sz="0"/>
+              <w:right w:val="none" w:color="FFFFFF" w:sz="0"/>
             </w:tcBorders>
             <w:tcMar>
               <w:top w:type="dxa" w:w="60"/>
@@ -9148,10 +9148,10 @@
           <w:tcPr>
             <w:tcW w:type="dxa" w:w="1100"/>
             <w:tcBorders>
-              <w:top w:val="single" w:color="000000" w:sz="4"/>
-              <w:left w:val="single" w:color="000000" w:sz="4"/>
-              <w:bottom w:val="single" w:color="000000" w:sz="4"/>
-              <w:right w:val="single" w:color="000000" w:sz="4"/>
+              <w:top w:val="none" w:color="FFFFFF" w:sz="0"/>
+              <w:left w:val="none" w:color="FFFFFF" w:sz="0"/>
+              <w:bottom w:val="none" w:color="FFFFFF" w:sz="0"/>
+              <w:right w:val="none" w:color="FFFFFF" w:sz="0"/>
             </w:tcBorders>
             <w:tcMar>
               <w:top w:type="dxa" w:w="60"/>
@@ -9183,10 +9183,10 @@
           <w:tcPr>
             <w:tcW w:type="dxa" w:w="1100"/>
             <w:tcBorders>
-              <w:top w:val="single" w:color="000000" w:sz="4"/>
-              <w:left w:val="single" w:color="000000" w:sz="4"/>
-              <w:bottom w:val="single" w:color="000000" w:sz="4"/>
-              <w:right w:val="single" w:color="000000" w:sz="4"/>
+              <w:top w:val="none" w:color="FFFFFF" w:sz="0"/>
+              <w:left w:val="none" w:color="FFFFFF" w:sz="0"/>
+              <w:bottom w:val="none" w:color="FFFFFF" w:sz="0"/>
+              <w:right w:val="none" w:color="FFFFFF" w:sz="0"/>
             </w:tcBorders>
             <w:tcMar>
               <w:top w:type="dxa" w:w="60"/>
@@ -9220,10 +9220,10 @@
           <w:tcPr>
             <w:tcW w:type="dxa" w:w="400"/>
             <w:tcBorders>
-              <w:top w:val="single" w:color="000000" w:sz="4"/>
-              <w:left w:val="single" w:color="000000" w:sz="4"/>
-              <w:bottom w:val="single" w:color="000000" w:sz="4"/>
-              <w:right w:val="single" w:color="000000" w:sz="4"/>
+              <w:top w:val="none" w:color="FFFFFF" w:sz="0"/>
+              <w:left w:val="none" w:color="FFFFFF" w:sz="0"/>
+              <w:bottom w:val="none" w:color="FFFFFF" w:sz="0"/>
+              <w:right w:val="none" w:color="FFFFFF" w:sz="0"/>
             </w:tcBorders>
             <w:tcMar>
               <w:top w:type="dxa" w:w="60"/>
@@ -9255,10 +9255,10 @@
           <w:tcPr>
             <w:tcW w:type="dxa" w:w="2100"/>
             <w:tcBorders>
-              <w:top w:val="single" w:color="000000" w:sz="4"/>
-              <w:left w:val="single" w:color="000000" w:sz="4"/>
-              <w:bottom w:val="single" w:color="000000" w:sz="4"/>
-              <w:right w:val="single" w:color="000000" w:sz="4"/>
+              <w:top w:val="none" w:color="FFFFFF" w:sz="0"/>
+              <w:left w:val="none" w:color="FFFFFF" w:sz="0"/>
+              <w:bottom w:val="none" w:color="FFFFFF" w:sz="0"/>
+              <w:right w:val="none" w:color="FFFFFF" w:sz="0"/>
             </w:tcBorders>
             <w:tcMar>
               <w:top w:type="dxa" w:w="60"/>
@@ -9290,10 +9290,10 @@
           <w:tcPr>
             <w:tcW w:type="dxa" w:w="1100"/>
             <w:tcBorders>
-              <w:top w:val="single" w:color="000000" w:sz="4"/>
-              <w:left w:val="single" w:color="000000" w:sz="4"/>
-              <w:bottom w:val="single" w:color="000000" w:sz="4"/>
-              <w:right w:val="single" w:color="000000" w:sz="4"/>
+              <w:top w:val="none" w:color="FFFFFF" w:sz="0"/>
+              <w:left w:val="none" w:color="FFFFFF" w:sz="0"/>
+              <w:bottom w:val="none" w:color="FFFFFF" w:sz="0"/>
+              <w:right w:val="none" w:color="FFFFFF" w:sz="0"/>
             </w:tcBorders>
             <w:tcMar>
               <w:top w:type="dxa" w:w="60"/>
@@ -9325,10 +9325,10 @@
           <w:tcPr>
             <w:tcW w:type="dxa" w:w="1500"/>
             <w:tcBorders>
-              <w:top w:val="single" w:color="000000" w:sz="4"/>
-              <w:left w:val="single" w:color="000000" w:sz="4"/>
-              <w:bottom w:val="single" w:color="000000" w:sz="4"/>
-              <w:right w:val="single" w:color="000000" w:sz="4"/>
+              <w:top w:val="none" w:color="FFFFFF" w:sz="0"/>
+              <w:left w:val="none" w:color="FFFFFF" w:sz="0"/>
+              <w:bottom w:val="none" w:color="FFFFFF" w:sz="0"/>
+              <w:right w:val="none" w:color="FFFFFF" w:sz="0"/>
             </w:tcBorders>
             <w:tcMar>
               <w:top w:type="dxa" w:w="60"/>
@@ -9360,10 +9360,10 @@
           <w:tcPr>
             <w:tcW w:type="dxa" w:w="600"/>
             <w:tcBorders>
-              <w:top w:val="single" w:color="000000" w:sz="4"/>
-              <w:left w:val="single" w:color="000000" w:sz="4"/>
-              <w:bottom w:val="single" w:color="000000" w:sz="4"/>
-              <w:right w:val="single" w:color="000000" w:sz="4"/>
+              <w:top w:val="none" w:color="FFFFFF" w:sz="0"/>
+              <w:left w:val="none" w:color="FFFFFF" w:sz="0"/>
+              <w:bottom w:val="none" w:color="FFFFFF" w:sz="0"/>
+              <w:right w:val="none" w:color="FFFFFF" w:sz="0"/>
             </w:tcBorders>
             <w:tcMar>
               <w:top w:type="dxa" w:w="60"/>
@@ -9395,10 +9395,10 @@
           <w:tcPr>
             <w:tcW w:type="dxa" w:w="1100"/>
             <w:tcBorders>
-              <w:top w:val="single" w:color="000000" w:sz="4"/>
-              <w:left w:val="single" w:color="000000" w:sz="4"/>
-              <w:bottom w:val="single" w:color="000000" w:sz="4"/>
-              <w:right w:val="single" w:color="000000" w:sz="4"/>
+              <w:top w:val="none" w:color="FFFFFF" w:sz="0"/>
+              <w:left w:val="none" w:color="FFFFFF" w:sz="0"/>
+              <w:bottom w:val="none" w:color="FFFFFF" w:sz="0"/>
+              <w:right w:val="none" w:color="FFFFFF" w:sz="0"/>
             </w:tcBorders>
             <w:tcMar>
               <w:top w:type="dxa" w:w="60"/>
@@ -9430,10 +9430,10 @@
           <w:tcPr>
             <w:tcW w:type="dxa" w:w="1100"/>
             <w:tcBorders>
-              <w:top w:val="single" w:color="000000" w:sz="4"/>
-              <w:left w:val="single" w:color="000000" w:sz="4"/>
-              <w:bottom w:val="single" w:color="000000" w:sz="4"/>
-              <w:right w:val="single" w:color="000000" w:sz="4"/>
+              <w:top w:val="none" w:color="FFFFFF" w:sz="0"/>
+              <w:left w:val="none" w:color="FFFFFF" w:sz="0"/>
+              <w:bottom w:val="none" w:color="FFFFFF" w:sz="0"/>
+              <w:right w:val="none" w:color="FFFFFF" w:sz="0"/>
             </w:tcBorders>
             <w:tcMar>
               <w:top w:type="dxa" w:w="60"/>
@@ -9467,10 +9467,10 @@
           <w:tcPr>
             <w:tcW w:type="dxa" w:w="400"/>
             <w:tcBorders>
-              <w:top w:val="single" w:color="000000" w:sz="4"/>
-              <w:left w:val="single" w:color="000000" w:sz="4"/>
+              <w:top w:val="none" w:color="FFFFFF" w:sz="0"/>
+              <w:left w:val="none" w:color="FFFFFF" w:sz="0"/>
               <w:bottom w:val="single" w:color="000000" w:sz="4"/>
-              <w:right w:val="single" w:color="000000" w:sz="4"/>
+              <w:right w:val="none" w:color="FFFFFF" w:sz="0"/>
             </w:tcBorders>
             <w:tcMar>
               <w:top w:type="dxa" w:w="60"/>
@@ -9502,10 +9502,10 @@
           <w:tcPr>
             <w:tcW w:type="dxa" w:w="2100"/>
             <w:tcBorders>
-              <w:top w:val="single" w:color="000000" w:sz="4"/>
-              <w:left w:val="single" w:color="000000" w:sz="4"/>
+              <w:top w:val="none" w:color="FFFFFF" w:sz="0"/>
+              <w:left w:val="none" w:color="FFFFFF" w:sz="0"/>
               <w:bottom w:val="single" w:color="000000" w:sz="4"/>
-              <w:right w:val="single" w:color="000000" w:sz="4"/>
+              <w:right w:val="none" w:color="FFFFFF" w:sz="0"/>
             </w:tcBorders>
             <w:tcMar>
               <w:top w:type="dxa" w:w="60"/>
@@ -9537,10 +9537,10 @@
           <w:tcPr>
             <w:tcW w:type="dxa" w:w="1100"/>
             <w:tcBorders>
-              <w:top w:val="single" w:color="000000" w:sz="4"/>
-              <w:left w:val="single" w:color="000000" w:sz="4"/>
+              <w:top w:val="none" w:color="FFFFFF" w:sz="0"/>
+              <w:left w:val="none" w:color="FFFFFF" w:sz="0"/>
               <w:bottom w:val="single" w:color="000000" w:sz="4"/>
-              <w:right w:val="single" w:color="000000" w:sz="4"/>
+              <w:right w:val="none" w:color="FFFFFF" w:sz="0"/>
             </w:tcBorders>
             <w:tcMar>
               <w:top w:type="dxa" w:w="60"/>
@@ -9572,10 +9572,10 @@
           <w:tcPr>
             <w:tcW w:type="dxa" w:w="1500"/>
             <w:tcBorders>
-              <w:top w:val="single" w:color="000000" w:sz="4"/>
-              <w:left w:val="single" w:color="000000" w:sz="4"/>
+              <w:top w:val="none" w:color="FFFFFF" w:sz="0"/>
+              <w:left w:val="none" w:color="FFFFFF" w:sz="0"/>
               <w:bottom w:val="single" w:color="000000" w:sz="4"/>
-              <w:right w:val="single" w:color="000000" w:sz="4"/>
+              <w:right w:val="none" w:color="FFFFFF" w:sz="0"/>
             </w:tcBorders>
             <w:tcMar>
               <w:top w:type="dxa" w:w="60"/>
@@ -9607,10 +9607,10 @@
           <w:tcPr>
             <w:tcW w:type="dxa" w:w="600"/>
             <w:tcBorders>
-              <w:top w:val="single" w:color="000000" w:sz="4"/>
-              <w:left w:val="single" w:color="000000" w:sz="4"/>
+              <w:top w:val="none" w:color="FFFFFF" w:sz="0"/>
+              <w:left w:val="none" w:color="FFFFFF" w:sz="0"/>
               <w:bottom w:val="single" w:color="000000" w:sz="4"/>
-              <w:right w:val="single" w:color="000000" w:sz="4"/>
+              <w:right w:val="none" w:color="FFFFFF" w:sz="0"/>
             </w:tcBorders>
             <w:tcMar>
               <w:top w:type="dxa" w:w="60"/>
@@ -9642,10 +9642,10 @@
           <w:tcPr>
             <w:tcW w:type="dxa" w:w="1100"/>
             <w:tcBorders>
-              <w:top w:val="single" w:color="000000" w:sz="4"/>
-              <w:left w:val="single" w:color="000000" w:sz="4"/>
+              <w:top w:val="none" w:color="FFFFFF" w:sz="0"/>
+              <w:left w:val="none" w:color="FFFFFF" w:sz="0"/>
               <w:bottom w:val="single" w:color="000000" w:sz="4"/>
-              <w:right w:val="single" w:color="000000" w:sz="4"/>
+              <w:right w:val="none" w:color="FFFFFF" w:sz="0"/>
             </w:tcBorders>
             <w:tcMar>
               <w:top w:type="dxa" w:w="60"/>
@@ -9677,10 +9677,10 @@
           <w:tcPr>
             <w:tcW w:type="dxa" w:w="1100"/>
             <w:tcBorders>
-              <w:top w:val="single" w:color="000000" w:sz="4"/>
-              <w:left w:val="single" w:color="000000" w:sz="4"/>
+              <w:top w:val="none" w:color="FFFFFF" w:sz="0"/>
+              <w:left w:val="none" w:color="FFFFFF" w:sz="0"/>
               <w:bottom w:val="single" w:color="000000" w:sz="4"/>
-              <w:right w:val="single" w:color="000000" w:sz="4"/>
+              <w:right w:val="none" w:color="FFFFFF" w:sz="0"/>
             </w:tcBorders>
             <w:tcMar>
               <w:top w:type="dxa" w:w="60"/>
@@ -9999,8 +9999,8 @@
           <w:rFonts w:ascii="Times New Roman" w:cs="Times New Roman" w:eastAsia="Times New Roman" w:hAnsi="Times New Roman"/>
           <w:b/>
           <w:bCs/>
-          <w:sz w:val="22"/>
-          <w:szCs w:val="22"/>
+          <w:sz w:val="24"/>
+          <w:szCs w:val="24"/>
         </w:rPr>
         <w:t xml:space="preserve">Gambar </w:t>
       </w:r>
@@ -10015,8 +10015,8 @@
           <w:rFonts w:ascii="Times New Roman" w:cs="Times New Roman" w:eastAsia="Times New Roman" w:hAnsi="Times New Roman"/>
           <w:b/>
           <w:bCs/>
-          <w:sz w:val="22"/>
-          <w:szCs w:val="22"/>
+          <w:sz w:val="24"/>
+          <w:szCs w:val="24"/>
         </w:rPr>
         <w:t xml:space="preserve">.</w:t>
       </w:r>
@@ -10031,10 +10031,10 @@
           <w:rFonts w:ascii="Times New Roman" w:cs="Times New Roman" w:eastAsia="Times New Roman" w:hAnsi="Times New Roman"/>
           <w:b/>
           <w:bCs/>
-          <w:sz w:val="22"/>
-          <w:szCs w:val="22"/>
-        </w:rPr>
-        <w:t xml:space="preserve">.	Flowchart SOP Penempatan Deteni Ke Blok Hunian</w:t>
+          <w:sz w:val="24"/>
+          <w:szCs w:val="24"/>
+        </w:rPr>
+        <w:t xml:space="preserve">	Flowchart SOP Penempatan Deteni Ke Blok Hunian</w:t>
       </w:r>
     </w:p>
     <w:p>
@@ -10081,7 +10081,7 @@
           <w:sz w:val="24"/>
           <w:szCs w:val="24"/>
         </w:rPr>
-        <w:t xml:space="preserve">.	Mutu Baku SOP Penempatan Deteni</w:t>
+        <w:t xml:space="preserve">	Mutu Baku SOP Penempatan Deteni</w:t>
       </w:r>
     </w:p>
     <w:tbl>
@@ -10111,9 +10111,9 @@
             <w:tcW w:type="dxa" w:w="400"/>
             <w:tcBorders>
               <w:top w:val="single" w:color="000000" w:sz="4"/>
-              <w:left w:val="single" w:color="000000" w:sz="4"/>
+              <w:left w:val="none" w:color="FFFFFF" w:sz="0"/>
               <w:bottom w:val="single" w:color="000000" w:sz="4"/>
-              <w:right w:val="single" w:color="000000" w:sz="4"/>
+              <w:right w:val="none" w:color="FFFFFF" w:sz="0"/>
             </w:tcBorders>
             <w:tcMar>
               <w:top w:type="dxa" w:w="60"/>
@@ -10146,9 +10146,9 @@
             <w:tcW w:type="dxa" w:w="2100"/>
             <w:tcBorders>
               <w:top w:val="single" w:color="000000" w:sz="4"/>
-              <w:left w:val="single" w:color="000000" w:sz="4"/>
+              <w:left w:val="none" w:color="FFFFFF" w:sz="0"/>
               <w:bottom w:val="single" w:color="000000" w:sz="4"/>
-              <w:right w:val="single" w:color="000000" w:sz="4"/>
+              <w:right w:val="none" w:color="FFFFFF" w:sz="0"/>
             </w:tcBorders>
             <w:tcMar>
               <w:top w:type="dxa" w:w="60"/>
@@ -10181,9 +10181,9 @@
             <w:tcW w:type="dxa" w:w="1100"/>
             <w:tcBorders>
               <w:top w:val="single" w:color="000000" w:sz="4"/>
-              <w:left w:val="single" w:color="000000" w:sz="4"/>
+              <w:left w:val="none" w:color="FFFFFF" w:sz="0"/>
               <w:bottom w:val="single" w:color="000000" w:sz="4"/>
-              <w:right w:val="single" w:color="000000" w:sz="4"/>
+              <w:right w:val="none" w:color="FFFFFF" w:sz="0"/>
             </w:tcBorders>
             <w:tcMar>
               <w:top w:type="dxa" w:w="60"/>
@@ -10216,9 +10216,9 @@
             <w:tcW w:type="dxa" w:w="1500"/>
             <w:tcBorders>
               <w:top w:val="single" w:color="000000" w:sz="4"/>
-              <w:left w:val="single" w:color="000000" w:sz="4"/>
+              <w:left w:val="none" w:color="FFFFFF" w:sz="0"/>
               <w:bottom w:val="single" w:color="000000" w:sz="4"/>
-              <w:right w:val="single" w:color="000000" w:sz="4"/>
+              <w:right w:val="none" w:color="FFFFFF" w:sz="0"/>
             </w:tcBorders>
             <w:tcMar>
               <w:top w:type="dxa" w:w="60"/>
@@ -10251,9 +10251,9 @@
             <w:tcW w:type="dxa" w:w="600"/>
             <w:tcBorders>
               <w:top w:val="single" w:color="000000" w:sz="4"/>
-              <w:left w:val="single" w:color="000000" w:sz="4"/>
+              <w:left w:val="none" w:color="FFFFFF" w:sz="0"/>
               <w:bottom w:val="single" w:color="000000" w:sz="4"/>
-              <w:right w:val="single" w:color="000000" w:sz="4"/>
+              <w:right w:val="none" w:color="FFFFFF" w:sz="0"/>
             </w:tcBorders>
             <w:tcMar>
               <w:top w:type="dxa" w:w="60"/>
@@ -10286,9 +10286,9 @@
             <w:tcW w:type="dxa" w:w="1100"/>
             <w:tcBorders>
               <w:top w:val="single" w:color="000000" w:sz="4"/>
-              <w:left w:val="single" w:color="000000" w:sz="4"/>
+              <w:left w:val="none" w:color="FFFFFF" w:sz="0"/>
               <w:bottom w:val="single" w:color="000000" w:sz="4"/>
-              <w:right w:val="single" w:color="000000" w:sz="4"/>
+              <w:right w:val="none" w:color="FFFFFF" w:sz="0"/>
             </w:tcBorders>
             <w:tcMar>
               <w:top w:type="dxa" w:w="60"/>
@@ -10321,9 +10321,9 @@
             <w:tcW w:type="dxa" w:w="1100"/>
             <w:tcBorders>
               <w:top w:val="single" w:color="000000" w:sz="4"/>
-              <w:left w:val="single" w:color="000000" w:sz="4"/>
+              <w:left w:val="none" w:color="FFFFFF" w:sz="0"/>
               <w:bottom w:val="single" w:color="000000" w:sz="4"/>
-              <w:right w:val="single" w:color="000000" w:sz="4"/>
+              <w:right w:val="none" w:color="FFFFFF" w:sz="0"/>
             </w:tcBorders>
             <w:tcMar>
               <w:top w:type="dxa" w:w="60"/>
@@ -10357,10 +10357,10 @@
           <w:tcPr>
             <w:tcW w:type="dxa" w:w="400"/>
             <w:tcBorders>
-              <w:top w:val="single" w:color="000000" w:sz="4"/>
-              <w:left w:val="single" w:color="000000" w:sz="4"/>
-              <w:bottom w:val="single" w:color="000000" w:sz="4"/>
-              <w:right w:val="single" w:color="000000" w:sz="4"/>
+              <w:top w:val="none" w:color="FFFFFF" w:sz="0"/>
+              <w:left w:val="none" w:color="FFFFFF" w:sz="0"/>
+              <w:bottom w:val="none" w:color="FFFFFF" w:sz="0"/>
+              <w:right w:val="none" w:color="FFFFFF" w:sz="0"/>
             </w:tcBorders>
             <w:tcMar>
               <w:top w:type="dxa" w:w="60"/>
@@ -10392,10 +10392,10 @@
           <w:tcPr>
             <w:tcW w:type="dxa" w:w="2100"/>
             <w:tcBorders>
-              <w:top w:val="single" w:color="000000" w:sz="4"/>
-              <w:left w:val="single" w:color="000000" w:sz="4"/>
-              <w:bottom w:val="single" w:color="000000" w:sz="4"/>
-              <w:right w:val="single" w:color="000000" w:sz="4"/>
+              <w:top w:val="none" w:color="FFFFFF" w:sz="0"/>
+              <w:left w:val="none" w:color="FFFFFF" w:sz="0"/>
+              <w:bottom w:val="none" w:color="FFFFFF" w:sz="0"/>
+              <w:right w:val="none" w:color="FFFFFF" w:sz="0"/>
             </w:tcBorders>
             <w:tcMar>
               <w:top w:type="dxa" w:w="60"/>
@@ -10427,10 +10427,10 @@
           <w:tcPr>
             <w:tcW w:type="dxa" w:w="1100"/>
             <w:tcBorders>
-              <w:top w:val="single" w:color="000000" w:sz="4"/>
-              <w:left w:val="single" w:color="000000" w:sz="4"/>
-              <w:bottom w:val="single" w:color="000000" w:sz="4"/>
-              <w:right w:val="single" w:color="000000" w:sz="4"/>
+              <w:top w:val="none" w:color="FFFFFF" w:sz="0"/>
+              <w:left w:val="none" w:color="FFFFFF" w:sz="0"/>
+              <w:bottom w:val="none" w:color="FFFFFF" w:sz="0"/>
+              <w:right w:val="none" w:color="FFFFFF" w:sz="0"/>
             </w:tcBorders>
             <w:tcMar>
               <w:top w:type="dxa" w:w="60"/>
@@ -10462,10 +10462,10 @@
           <w:tcPr>
             <w:tcW w:type="dxa" w:w="1500"/>
             <w:tcBorders>
-              <w:top w:val="single" w:color="000000" w:sz="4"/>
-              <w:left w:val="single" w:color="000000" w:sz="4"/>
-              <w:bottom w:val="single" w:color="000000" w:sz="4"/>
-              <w:right w:val="single" w:color="000000" w:sz="4"/>
+              <w:top w:val="none" w:color="FFFFFF" w:sz="0"/>
+              <w:left w:val="none" w:color="FFFFFF" w:sz="0"/>
+              <w:bottom w:val="none" w:color="FFFFFF" w:sz="0"/>
+              <w:right w:val="none" w:color="FFFFFF" w:sz="0"/>
             </w:tcBorders>
             <w:tcMar>
               <w:top w:type="dxa" w:w="60"/>
@@ -10497,10 +10497,10 @@
           <w:tcPr>
             <w:tcW w:type="dxa" w:w="600"/>
             <w:tcBorders>
-              <w:top w:val="single" w:color="000000" w:sz="4"/>
-              <w:left w:val="single" w:color="000000" w:sz="4"/>
-              <w:bottom w:val="single" w:color="000000" w:sz="4"/>
-              <w:right w:val="single" w:color="000000" w:sz="4"/>
+              <w:top w:val="none" w:color="FFFFFF" w:sz="0"/>
+              <w:left w:val="none" w:color="FFFFFF" w:sz="0"/>
+              <w:bottom w:val="none" w:color="FFFFFF" w:sz="0"/>
+              <w:right w:val="none" w:color="FFFFFF" w:sz="0"/>
             </w:tcBorders>
             <w:tcMar>
               <w:top w:type="dxa" w:w="60"/>
@@ -10532,10 +10532,10 @@
           <w:tcPr>
             <w:tcW w:type="dxa" w:w="1100"/>
             <w:tcBorders>
-              <w:top w:val="single" w:color="000000" w:sz="4"/>
-              <w:left w:val="single" w:color="000000" w:sz="4"/>
-              <w:bottom w:val="single" w:color="000000" w:sz="4"/>
-              <w:right w:val="single" w:color="000000" w:sz="4"/>
+              <w:top w:val="none" w:color="FFFFFF" w:sz="0"/>
+              <w:left w:val="none" w:color="FFFFFF" w:sz="0"/>
+              <w:bottom w:val="none" w:color="FFFFFF" w:sz="0"/>
+              <w:right w:val="none" w:color="FFFFFF" w:sz="0"/>
             </w:tcBorders>
             <w:tcMar>
               <w:top w:type="dxa" w:w="60"/>
@@ -10567,10 +10567,10 @@
           <w:tcPr>
             <w:tcW w:type="dxa" w:w="1100"/>
             <w:tcBorders>
-              <w:top w:val="single" w:color="000000" w:sz="4"/>
-              <w:left w:val="single" w:color="000000" w:sz="4"/>
-              <w:bottom w:val="single" w:color="000000" w:sz="4"/>
-              <w:right w:val="single" w:color="000000" w:sz="4"/>
+              <w:top w:val="none" w:color="FFFFFF" w:sz="0"/>
+              <w:left w:val="none" w:color="FFFFFF" w:sz="0"/>
+              <w:bottom w:val="none" w:color="FFFFFF" w:sz="0"/>
+              <w:right w:val="none" w:color="FFFFFF" w:sz="0"/>
             </w:tcBorders>
             <w:tcMar>
               <w:top w:type="dxa" w:w="60"/>
@@ -10604,10 +10604,10 @@
           <w:tcPr>
             <w:tcW w:type="dxa" w:w="400"/>
             <w:tcBorders>
-              <w:top w:val="single" w:color="000000" w:sz="4"/>
-              <w:left w:val="single" w:color="000000" w:sz="4"/>
-              <w:bottom w:val="single" w:color="000000" w:sz="4"/>
-              <w:right w:val="single" w:color="000000" w:sz="4"/>
+              <w:top w:val="none" w:color="FFFFFF" w:sz="0"/>
+              <w:left w:val="none" w:color="FFFFFF" w:sz="0"/>
+              <w:bottom w:val="none" w:color="FFFFFF" w:sz="0"/>
+              <w:right w:val="none" w:color="FFFFFF" w:sz="0"/>
             </w:tcBorders>
             <w:tcMar>
               <w:top w:type="dxa" w:w="60"/>
@@ -10639,10 +10639,10 @@
           <w:tcPr>
             <w:tcW w:type="dxa" w:w="2100"/>
             <w:tcBorders>
-              <w:top w:val="single" w:color="000000" w:sz="4"/>
-              <w:left w:val="single" w:color="000000" w:sz="4"/>
-              <w:bottom w:val="single" w:color="000000" w:sz="4"/>
-              <w:right w:val="single" w:color="000000" w:sz="4"/>
+              <w:top w:val="none" w:color="FFFFFF" w:sz="0"/>
+              <w:left w:val="none" w:color="FFFFFF" w:sz="0"/>
+              <w:bottom w:val="none" w:color="FFFFFF" w:sz="0"/>
+              <w:right w:val="none" w:color="FFFFFF" w:sz="0"/>
             </w:tcBorders>
             <w:tcMar>
               <w:top w:type="dxa" w:w="60"/>
@@ -10674,10 +10674,10 @@
           <w:tcPr>
             <w:tcW w:type="dxa" w:w="1100"/>
             <w:tcBorders>
-              <w:top w:val="single" w:color="000000" w:sz="4"/>
-              <w:left w:val="single" w:color="000000" w:sz="4"/>
-              <w:bottom w:val="single" w:color="000000" w:sz="4"/>
-              <w:right w:val="single" w:color="000000" w:sz="4"/>
+              <w:top w:val="none" w:color="FFFFFF" w:sz="0"/>
+              <w:left w:val="none" w:color="FFFFFF" w:sz="0"/>
+              <w:bottom w:val="none" w:color="FFFFFF" w:sz="0"/>
+              <w:right w:val="none" w:color="FFFFFF" w:sz="0"/>
             </w:tcBorders>
             <w:tcMar>
               <w:top w:type="dxa" w:w="60"/>
@@ -10709,10 +10709,10 @@
           <w:tcPr>
             <w:tcW w:type="dxa" w:w="1500"/>
             <w:tcBorders>
-              <w:top w:val="single" w:color="000000" w:sz="4"/>
-              <w:left w:val="single" w:color="000000" w:sz="4"/>
-              <w:bottom w:val="single" w:color="000000" w:sz="4"/>
-              <w:right w:val="single" w:color="000000" w:sz="4"/>
+              <w:top w:val="none" w:color="FFFFFF" w:sz="0"/>
+              <w:left w:val="none" w:color="FFFFFF" w:sz="0"/>
+              <w:bottom w:val="none" w:color="FFFFFF" w:sz="0"/>
+              <w:right w:val="none" w:color="FFFFFF" w:sz="0"/>
             </w:tcBorders>
             <w:tcMar>
               <w:top w:type="dxa" w:w="60"/>
@@ -10744,10 +10744,10 @@
           <w:tcPr>
             <w:tcW w:type="dxa" w:w="600"/>
             <w:tcBorders>
-              <w:top w:val="single" w:color="000000" w:sz="4"/>
-              <w:left w:val="single" w:color="000000" w:sz="4"/>
-              <w:bottom w:val="single" w:color="000000" w:sz="4"/>
-              <w:right w:val="single" w:color="000000" w:sz="4"/>
+              <w:top w:val="none" w:color="FFFFFF" w:sz="0"/>
+              <w:left w:val="none" w:color="FFFFFF" w:sz="0"/>
+              <w:bottom w:val="none" w:color="FFFFFF" w:sz="0"/>
+              <w:right w:val="none" w:color="FFFFFF" w:sz="0"/>
             </w:tcBorders>
             <w:tcMar>
               <w:top w:type="dxa" w:w="60"/>
@@ -10779,10 +10779,10 @@
           <w:tcPr>
             <w:tcW w:type="dxa" w:w="1100"/>
             <w:tcBorders>
-              <w:top w:val="single" w:color="000000" w:sz="4"/>
-              <w:left w:val="single" w:color="000000" w:sz="4"/>
-              <w:bottom w:val="single" w:color="000000" w:sz="4"/>
-              <w:right w:val="single" w:color="000000" w:sz="4"/>
+              <w:top w:val="none" w:color="FFFFFF" w:sz="0"/>
+              <w:left w:val="none" w:color="FFFFFF" w:sz="0"/>
+              <w:bottom w:val="none" w:color="FFFFFF" w:sz="0"/>
+              <w:right w:val="none" w:color="FFFFFF" w:sz="0"/>
             </w:tcBorders>
             <w:tcMar>
               <w:top w:type="dxa" w:w="60"/>
@@ -10814,10 +10814,10 @@
           <w:tcPr>
             <w:tcW w:type="dxa" w:w="1100"/>
             <w:tcBorders>
-              <w:top w:val="single" w:color="000000" w:sz="4"/>
-              <w:left w:val="single" w:color="000000" w:sz="4"/>
-              <w:bottom w:val="single" w:color="000000" w:sz="4"/>
-              <w:right w:val="single" w:color="000000" w:sz="4"/>
+              <w:top w:val="none" w:color="FFFFFF" w:sz="0"/>
+              <w:left w:val="none" w:color="FFFFFF" w:sz="0"/>
+              <w:bottom w:val="none" w:color="FFFFFF" w:sz="0"/>
+              <w:right w:val="none" w:color="FFFFFF" w:sz="0"/>
             </w:tcBorders>
             <w:tcMar>
               <w:top w:type="dxa" w:w="60"/>
@@ -10851,10 +10851,10 @@
           <w:tcPr>
             <w:tcW w:type="dxa" w:w="400"/>
             <w:tcBorders>
-              <w:top w:val="single" w:color="000000" w:sz="4"/>
-              <w:left w:val="single" w:color="000000" w:sz="4"/>
-              <w:bottom w:val="single" w:color="000000" w:sz="4"/>
-              <w:right w:val="single" w:color="000000" w:sz="4"/>
+              <w:top w:val="none" w:color="FFFFFF" w:sz="0"/>
+              <w:left w:val="none" w:color="FFFFFF" w:sz="0"/>
+              <w:bottom w:val="none" w:color="FFFFFF" w:sz="0"/>
+              <w:right w:val="none" w:color="FFFFFF" w:sz="0"/>
             </w:tcBorders>
             <w:tcMar>
               <w:top w:type="dxa" w:w="60"/>
@@ -10886,10 +10886,10 @@
           <w:tcPr>
             <w:tcW w:type="dxa" w:w="2100"/>
             <w:tcBorders>
-              <w:top w:val="single" w:color="000000" w:sz="4"/>
-              <w:left w:val="single" w:color="000000" w:sz="4"/>
-              <w:bottom w:val="single" w:color="000000" w:sz="4"/>
-              <w:right w:val="single" w:color="000000" w:sz="4"/>
+              <w:top w:val="none" w:color="FFFFFF" w:sz="0"/>
+              <w:left w:val="none" w:color="FFFFFF" w:sz="0"/>
+              <w:bottom w:val="none" w:color="FFFFFF" w:sz="0"/>
+              <w:right w:val="none" w:color="FFFFFF" w:sz="0"/>
             </w:tcBorders>
             <w:tcMar>
               <w:top w:type="dxa" w:w="60"/>
@@ -10921,10 +10921,10 @@
           <w:tcPr>
             <w:tcW w:type="dxa" w:w="1100"/>
             <w:tcBorders>
-              <w:top w:val="single" w:color="000000" w:sz="4"/>
-              <w:left w:val="single" w:color="000000" w:sz="4"/>
-              <w:bottom w:val="single" w:color="000000" w:sz="4"/>
-              <w:right w:val="single" w:color="000000" w:sz="4"/>
+              <w:top w:val="none" w:color="FFFFFF" w:sz="0"/>
+              <w:left w:val="none" w:color="FFFFFF" w:sz="0"/>
+              <w:bottom w:val="none" w:color="FFFFFF" w:sz="0"/>
+              <w:right w:val="none" w:color="FFFFFF" w:sz="0"/>
             </w:tcBorders>
             <w:tcMar>
               <w:top w:type="dxa" w:w="60"/>
@@ -10956,10 +10956,10 @@
           <w:tcPr>
             <w:tcW w:type="dxa" w:w="1500"/>
             <w:tcBorders>
-              <w:top w:val="single" w:color="000000" w:sz="4"/>
-              <w:left w:val="single" w:color="000000" w:sz="4"/>
-              <w:bottom w:val="single" w:color="000000" w:sz="4"/>
-              <w:right w:val="single" w:color="000000" w:sz="4"/>
+              <w:top w:val="none" w:color="FFFFFF" w:sz="0"/>
+              <w:left w:val="none" w:color="FFFFFF" w:sz="0"/>
+              <w:bottom w:val="none" w:color="FFFFFF" w:sz="0"/>
+              <w:right w:val="none" w:color="FFFFFF" w:sz="0"/>
             </w:tcBorders>
             <w:tcMar>
               <w:top w:type="dxa" w:w="60"/>
@@ -10991,10 +10991,10 @@
           <w:tcPr>
             <w:tcW w:type="dxa" w:w="600"/>
             <w:tcBorders>
-              <w:top w:val="single" w:color="000000" w:sz="4"/>
-              <w:left w:val="single" w:color="000000" w:sz="4"/>
-              <w:bottom w:val="single" w:color="000000" w:sz="4"/>
-              <w:right w:val="single" w:color="000000" w:sz="4"/>
+              <w:top w:val="none" w:color="FFFFFF" w:sz="0"/>
+              <w:left w:val="none" w:color="FFFFFF" w:sz="0"/>
+              <w:bottom w:val="none" w:color="FFFFFF" w:sz="0"/>
+              <w:right w:val="none" w:color="FFFFFF" w:sz="0"/>
             </w:tcBorders>
             <w:tcMar>
               <w:top w:type="dxa" w:w="60"/>
@@ -11026,10 +11026,10 @@
           <w:tcPr>
             <w:tcW w:type="dxa" w:w="1100"/>
             <w:tcBorders>
-              <w:top w:val="single" w:color="000000" w:sz="4"/>
-              <w:left w:val="single" w:color="000000" w:sz="4"/>
-              <w:bottom w:val="single" w:color="000000" w:sz="4"/>
-              <w:right w:val="single" w:color="000000" w:sz="4"/>
+              <w:top w:val="none" w:color="FFFFFF" w:sz="0"/>
+              <w:left w:val="none" w:color="FFFFFF" w:sz="0"/>
+              <w:bottom w:val="none" w:color="FFFFFF" w:sz="0"/>
+              <w:right w:val="none" w:color="FFFFFF" w:sz="0"/>
             </w:tcBorders>
             <w:tcMar>
               <w:top w:type="dxa" w:w="60"/>
@@ -11061,10 +11061,10 @@
           <w:tcPr>
             <w:tcW w:type="dxa" w:w="1100"/>
             <w:tcBorders>
-              <w:top w:val="single" w:color="000000" w:sz="4"/>
-              <w:left w:val="single" w:color="000000" w:sz="4"/>
-              <w:bottom w:val="single" w:color="000000" w:sz="4"/>
-              <w:right w:val="single" w:color="000000" w:sz="4"/>
+              <w:top w:val="none" w:color="FFFFFF" w:sz="0"/>
+              <w:left w:val="none" w:color="FFFFFF" w:sz="0"/>
+              <w:bottom w:val="none" w:color="FFFFFF" w:sz="0"/>
+              <w:right w:val="none" w:color="FFFFFF" w:sz="0"/>
             </w:tcBorders>
             <w:tcMar>
               <w:top w:type="dxa" w:w="60"/>
@@ -11098,10 +11098,10 @@
           <w:tcPr>
             <w:tcW w:type="dxa" w:w="400"/>
             <w:tcBorders>
-              <w:top w:val="single" w:color="000000" w:sz="4"/>
-              <w:left w:val="single" w:color="000000" w:sz="4"/>
-              <w:bottom w:val="single" w:color="000000" w:sz="4"/>
-              <w:right w:val="single" w:color="000000" w:sz="4"/>
+              <w:top w:val="none" w:color="FFFFFF" w:sz="0"/>
+              <w:left w:val="none" w:color="FFFFFF" w:sz="0"/>
+              <w:bottom w:val="none" w:color="FFFFFF" w:sz="0"/>
+              <w:right w:val="none" w:color="FFFFFF" w:sz="0"/>
             </w:tcBorders>
             <w:tcMar>
               <w:top w:type="dxa" w:w="60"/>
@@ -11133,10 +11133,10 @@
           <w:tcPr>
             <w:tcW w:type="dxa" w:w="2100"/>
             <w:tcBorders>
-              <w:top w:val="single" w:color="000000" w:sz="4"/>
-              <w:left w:val="single" w:color="000000" w:sz="4"/>
-              <w:bottom w:val="single" w:color="000000" w:sz="4"/>
-              <w:right w:val="single" w:color="000000" w:sz="4"/>
+              <w:top w:val="none" w:color="FFFFFF" w:sz="0"/>
+              <w:left w:val="none" w:color="FFFFFF" w:sz="0"/>
+              <w:bottom w:val="none" w:color="FFFFFF" w:sz="0"/>
+              <w:right w:val="none" w:color="FFFFFF" w:sz="0"/>
             </w:tcBorders>
             <w:tcMar>
               <w:top w:type="dxa" w:w="60"/>
@@ -11168,10 +11168,10 @@
           <w:tcPr>
             <w:tcW w:type="dxa" w:w="1100"/>
             <w:tcBorders>
-              <w:top w:val="single" w:color="000000" w:sz="4"/>
-              <w:left w:val="single" w:color="000000" w:sz="4"/>
-              <w:bottom w:val="single" w:color="000000" w:sz="4"/>
-              <w:right w:val="single" w:color="000000" w:sz="4"/>
+              <w:top w:val="none" w:color="FFFFFF" w:sz="0"/>
+              <w:left w:val="none" w:color="FFFFFF" w:sz="0"/>
+              <w:bottom w:val="none" w:color="FFFFFF" w:sz="0"/>
+              <w:right w:val="none" w:color="FFFFFF" w:sz="0"/>
             </w:tcBorders>
             <w:tcMar>
               <w:top w:type="dxa" w:w="60"/>
@@ -11203,10 +11203,10 @@
           <w:tcPr>
             <w:tcW w:type="dxa" w:w="1500"/>
             <w:tcBorders>
-              <w:top w:val="single" w:color="000000" w:sz="4"/>
-              <w:left w:val="single" w:color="000000" w:sz="4"/>
-              <w:bottom w:val="single" w:color="000000" w:sz="4"/>
-              <w:right w:val="single" w:color="000000" w:sz="4"/>
+              <w:top w:val="none" w:color="FFFFFF" w:sz="0"/>
+              <w:left w:val="none" w:color="FFFFFF" w:sz="0"/>
+              <w:bottom w:val="none" w:color="FFFFFF" w:sz="0"/>
+              <w:right w:val="none" w:color="FFFFFF" w:sz="0"/>
             </w:tcBorders>
             <w:tcMar>
               <w:top w:type="dxa" w:w="60"/>
@@ -11238,10 +11238,10 @@
           <w:tcPr>
             <w:tcW w:type="dxa" w:w="600"/>
             <w:tcBorders>
-              <w:top w:val="single" w:color="000000" w:sz="4"/>
-              <w:left w:val="single" w:color="000000" w:sz="4"/>
-              <w:bottom w:val="single" w:color="000000" w:sz="4"/>
-              <w:right w:val="single" w:color="000000" w:sz="4"/>
+              <w:top w:val="none" w:color="FFFFFF" w:sz="0"/>
+              <w:left w:val="none" w:color="FFFFFF" w:sz="0"/>
+              <w:bottom w:val="none" w:color="FFFFFF" w:sz="0"/>
+              <w:right w:val="none" w:color="FFFFFF" w:sz="0"/>
             </w:tcBorders>
             <w:tcMar>
               <w:top w:type="dxa" w:w="60"/>
@@ -11273,10 +11273,10 @@
           <w:tcPr>
             <w:tcW w:type="dxa" w:w="1100"/>
             <w:tcBorders>
-              <w:top w:val="single" w:color="000000" w:sz="4"/>
-              <w:left w:val="single" w:color="000000" w:sz="4"/>
-              <w:bottom w:val="single" w:color="000000" w:sz="4"/>
-              <w:right w:val="single" w:color="000000" w:sz="4"/>
+              <w:top w:val="none" w:color="FFFFFF" w:sz="0"/>
+              <w:left w:val="none" w:color="FFFFFF" w:sz="0"/>
+              <w:bottom w:val="none" w:color="FFFFFF" w:sz="0"/>
+              <w:right w:val="none" w:color="FFFFFF" w:sz="0"/>
             </w:tcBorders>
             <w:tcMar>
               <w:top w:type="dxa" w:w="60"/>
@@ -11308,10 +11308,10 @@
           <w:tcPr>
             <w:tcW w:type="dxa" w:w="1100"/>
             <w:tcBorders>
-              <w:top w:val="single" w:color="000000" w:sz="4"/>
-              <w:left w:val="single" w:color="000000" w:sz="4"/>
-              <w:bottom w:val="single" w:color="000000" w:sz="4"/>
-              <w:right w:val="single" w:color="000000" w:sz="4"/>
+              <w:top w:val="none" w:color="FFFFFF" w:sz="0"/>
+              <w:left w:val="none" w:color="FFFFFF" w:sz="0"/>
+              <w:bottom w:val="none" w:color="FFFFFF" w:sz="0"/>
+              <w:right w:val="none" w:color="FFFFFF" w:sz="0"/>
             </w:tcBorders>
             <w:tcMar>
               <w:top w:type="dxa" w:w="60"/>
@@ -11345,10 +11345,10 @@
           <w:tcPr>
             <w:tcW w:type="dxa" w:w="400"/>
             <w:tcBorders>
-              <w:top w:val="single" w:color="000000" w:sz="4"/>
-              <w:left w:val="single" w:color="000000" w:sz="4"/>
-              <w:bottom w:val="single" w:color="000000" w:sz="4"/>
-              <w:right w:val="single" w:color="000000" w:sz="4"/>
+              <w:top w:val="none" w:color="FFFFFF" w:sz="0"/>
+              <w:left w:val="none" w:color="FFFFFF" w:sz="0"/>
+              <w:bottom w:val="none" w:color="FFFFFF" w:sz="0"/>
+              <w:right w:val="none" w:color="FFFFFF" w:sz="0"/>
             </w:tcBorders>
             <w:tcMar>
               <w:top w:type="dxa" w:w="60"/>
@@ -11380,10 +11380,10 @@
           <w:tcPr>
             <w:tcW w:type="dxa" w:w="2100"/>
             <w:tcBorders>
-              <w:top w:val="single" w:color="000000" w:sz="4"/>
-              <w:left w:val="single" w:color="000000" w:sz="4"/>
-              <w:bottom w:val="single" w:color="000000" w:sz="4"/>
-              <w:right w:val="single" w:color="000000" w:sz="4"/>
+              <w:top w:val="none" w:color="FFFFFF" w:sz="0"/>
+              <w:left w:val="none" w:color="FFFFFF" w:sz="0"/>
+              <w:bottom w:val="none" w:color="FFFFFF" w:sz="0"/>
+              <w:right w:val="none" w:color="FFFFFF" w:sz="0"/>
             </w:tcBorders>
             <w:tcMar>
               <w:top w:type="dxa" w:w="60"/>
@@ -11415,10 +11415,10 @@
           <w:tcPr>
             <w:tcW w:type="dxa" w:w="1100"/>
             <w:tcBorders>
-              <w:top w:val="single" w:color="000000" w:sz="4"/>
-              <w:left w:val="single" w:color="000000" w:sz="4"/>
-              <w:bottom w:val="single" w:color="000000" w:sz="4"/>
-              <w:right w:val="single" w:color="000000" w:sz="4"/>
+              <w:top w:val="none" w:color="FFFFFF" w:sz="0"/>
+              <w:left w:val="none" w:color="FFFFFF" w:sz="0"/>
+              <w:bottom w:val="none" w:color="FFFFFF" w:sz="0"/>
+              <w:right w:val="none" w:color="FFFFFF" w:sz="0"/>
             </w:tcBorders>
             <w:tcMar>
               <w:top w:type="dxa" w:w="60"/>
@@ -11450,10 +11450,10 @@
           <w:tcPr>
             <w:tcW w:type="dxa" w:w="1500"/>
             <w:tcBorders>
-              <w:top w:val="single" w:color="000000" w:sz="4"/>
-              <w:left w:val="single" w:color="000000" w:sz="4"/>
-              <w:bottom w:val="single" w:color="000000" w:sz="4"/>
-              <w:right w:val="single" w:color="000000" w:sz="4"/>
+              <w:top w:val="none" w:color="FFFFFF" w:sz="0"/>
+              <w:left w:val="none" w:color="FFFFFF" w:sz="0"/>
+              <w:bottom w:val="none" w:color="FFFFFF" w:sz="0"/>
+              <w:right w:val="none" w:color="FFFFFF" w:sz="0"/>
             </w:tcBorders>
             <w:tcMar>
               <w:top w:type="dxa" w:w="60"/>
@@ -11485,10 +11485,10 @@
           <w:tcPr>
             <w:tcW w:type="dxa" w:w="600"/>
             <w:tcBorders>
-              <w:top w:val="single" w:color="000000" w:sz="4"/>
-              <w:left w:val="single" w:color="000000" w:sz="4"/>
-              <w:bottom w:val="single" w:color="000000" w:sz="4"/>
-              <w:right w:val="single" w:color="000000" w:sz="4"/>
+              <w:top w:val="none" w:color="FFFFFF" w:sz="0"/>
+              <w:left w:val="none" w:color="FFFFFF" w:sz="0"/>
+              <w:bottom w:val="none" w:color="FFFFFF" w:sz="0"/>
+              <w:right w:val="none" w:color="FFFFFF" w:sz="0"/>
             </w:tcBorders>
             <w:tcMar>
               <w:top w:type="dxa" w:w="60"/>
@@ -11520,10 +11520,10 @@
           <w:tcPr>
             <w:tcW w:type="dxa" w:w="1100"/>
             <w:tcBorders>
-              <w:top w:val="single" w:color="000000" w:sz="4"/>
-              <w:left w:val="single" w:color="000000" w:sz="4"/>
-              <w:bottom w:val="single" w:color="000000" w:sz="4"/>
-              <w:right w:val="single" w:color="000000" w:sz="4"/>
+              <w:top w:val="none" w:color="FFFFFF" w:sz="0"/>
+              <w:left w:val="none" w:color="FFFFFF" w:sz="0"/>
+              <w:bottom w:val="none" w:color="FFFFFF" w:sz="0"/>
+              <w:right w:val="none" w:color="FFFFFF" w:sz="0"/>
             </w:tcBorders>
             <w:tcMar>
               <w:top w:type="dxa" w:w="60"/>
@@ -11555,10 +11555,10 @@
           <w:tcPr>
             <w:tcW w:type="dxa" w:w="1100"/>
             <w:tcBorders>
-              <w:top w:val="single" w:color="000000" w:sz="4"/>
-              <w:left w:val="single" w:color="000000" w:sz="4"/>
-              <w:bottom w:val="single" w:color="000000" w:sz="4"/>
-              <w:right w:val="single" w:color="000000" w:sz="4"/>
+              <w:top w:val="none" w:color="FFFFFF" w:sz="0"/>
+              <w:left w:val="none" w:color="FFFFFF" w:sz="0"/>
+              <w:bottom w:val="none" w:color="FFFFFF" w:sz="0"/>
+              <w:right w:val="none" w:color="FFFFFF" w:sz="0"/>
             </w:tcBorders>
             <w:tcMar>
               <w:top w:type="dxa" w:w="60"/>
@@ -11592,10 +11592,10 @@
           <w:tcPr>
             <w:tcW w:type="dxa" w:w="400"/>
             <w:tcBorders>
-              <w:top w:val="single" w:color="000000" w:sz="4"/>
-              <w:left w:val="single" w:color="000000" w:sz="4"/>
-              <w:bottom w:val="single" w:color="000000" w:sz="4"/>
-              <w:right w:val="single" w:color="000000" w:sz="4"/>
+              <w:top w:val="none" w:color="FFFFFF" w:sz="0"/>
+              <w:left w:val="none" w:color="FFFFFF" w:sz="0"/>
+              <w:bottom w:val="none" w:color="FFFFFF" w:sz="0"/>
+              <w:right w:val="none" w:color="FFFFFF" w:sz="0"/>
             </w:tcBorders>
             <w:tcMar>
               <w:top w:type="dxa" w:w="60"/>
@@ -11627,10 +11627,10 @@
           <w:tcPr>
             <w:tcW w:type="dxa" w:w="2100"/>
             <w:tcBorders>
-              <w:top w:val="single" w:color="000000" w:sz="4"/>
-              <w:left w:val="single" w:color="000000" w:sz="4"/>
-              <w:bottom w:val="single" w:color="000000" w:sz="4"/>
-              <w:right w:val="single" w:color="000000" w:sz="4"/>
+              <w:top w:val="none" w:color="FFFFFF" w:sz="0"/>
+              <w:left w:val="none" w:color="FFFFFF" w:sz="0"/>
+              <w:bottom w:val="none" w:color="FFFFFF" w:sz="0"/>
+              <w:right w:val="none" w:color="FFFFFF" w:sz="0"/>
             </w:tcBorders>
             <w:tcMar>
               <w:top w:type="dxa" w:w="60"/>
@@ -11662,10 +11662,10 @@
           <w:tcPr>
             <w:tcW w:type="dxa" w:w="1100"/>
             <w:tcBorders>
-              <w:top w:val="single" w:color="000000" w:sz="4"/>
-              <w:left w:val="single" w:color="000000" w:sz="4"/>
-              <w:bottom w:val="single" w:color="000000" w:sz="4"/>
-              <w:right w:val="single" w:color="000000" w:sz="4"/>
+              <w:top w:val="none" w:color="FFFFFF" w:sz="0"/>
+              <w:left w:val="none" w:color="FFFFFF" w:sz="0"/>
+              <w:bottom w:val="none" w:color="FFFFFF" w:sz="0"/>
+              <w:right w:val="none" w:color="FFFFFF" w:sz="0"/>
             </w:tcBorders>
             <w:tcMar>
               <w:top w:type="dxa" w:w="60"/>
@@ -11697,10 +11697,10 @@
           <w:tcPr>
             <w:tcW w:type="dxa" w:w="1500"/>
             <w:tcBorders>
-              <w:top w:val="single" w:color="000000" w:sz="4"/>
-              <w:left w:val="single" w:color="000000" w:sz="4"/>
-              <w:bottom w:val="single" w:color="000000" w:sz="4"/>
-              <w:right w:val="single" w:color="000000" w:sz="4"/>
+              <w:top w:val="none" w:color="FFFFFF" w:sz="0"/>
+              <w:left w:val="none" w:color="FFFFFF" w:sz="0"/>
+              <w:bottom w:val="none" w:color="FFFFFF" w:sz="0"/>
+              <w:right w:val="none" w:color="FFFFFF" w:sz="0"/>
             </w:tcBorders>
             <w:tcMar>
               <w:top w:type="dxa" w:w="60"/>
@@ -11732,10 +11732,10 @@
           <w:tcPr>
             <w:tcW w:type="dxa" w:w="600"/>
             <w:tcBorders>
-              <w:top w:val="single" w:color="000000" w:sz="4"/>
-              <w:left w:val="single" w:color="000000" w:sz="4"/>
-              <w:bottom w:val="single" w:color="000000" w:sz="4"/>
-              <w:right w:val="single" w:color="000000" w:sz="4"/>
+              <w:top w:val="none" w:color="FFFFFF" w:sz="0"/>
+              <w:left w:val="none" w:color="FFFFFF" w:sz="0"/>
+              <w:bottom w:val="none" w:color="FFFFFF" w:sz="0"/>
+              <w:right w:val="none" w:color="FFFFFF" w:sz="0"/>
             </w:tcBorders>
             <w:tcMar>
               <w:top w:type="dxa" w:w="60"/>
@@ -11767,10 +11767,10 @@
           <w:tcPr>
             <w:tcW w:type="dxa" w:w="1100"/>
             <w:tcBorders>
-              <w:top w:val="single" w:color="000000" w:sz="4"/>
-              <w:left w:val="single" w:color="000000" w:sz="4"/>
-              <w:bottom w:val="single" w:color="000000" w:sz="4"/>
-              <w:right w:val="single" w:color="000000" w:sz="4"/>
+              <w:top w:val="none" w:color="FFFFFF" w:sz="0"/>
+              <w:left w:val="none" w:color="FFFFFF" w:sz="0"/>
+              <w:bottom w:val="none" w:color="FFFFFF" w:sz="0"/>
+              <w:right w:val="none" w:color="FFFFFF" w:sz="0"/>
             </w:tcBorders>
             <w:tcMar>
               <w:top w:type="dxa" w:w="60"/>
@@ -11802,10 +11802,10 @@
           <w:tcPr>
             <w:tcW w:type="dxa" w:w="1100"/>
             <w:tcBorders>
-              <w:top w:val="single" w:color="000000" w:sz="4"/>
-              <w:left w:val="single" w:color="000000" w:sz="4"/>
-              <w:bottom w:val="single" w:color="000000" w:sz="4"/>
-              <w:right w:val="single" w:color="000000" w:sz="4"/>
+              <w:top w:val="none" w:color="FFFFFF" w:sz="0"/>
+              <w:left w:val="none" w:color="FFFFFF" w:sz="0"/>
+              <w:bottom w:val="none" w:color="FFFFFF" w:sz="0"/>
+              <w:right w:val="none" w:color="FFFFFF" w:sz="0"/>
             </w:tcBorders>
             <w:tcMar>
               <w:top w:type="dxa" w:w="60"/>
@@ -11839,10 +11839,10 @@
           <w:tcPr>
             <w:tcW w:type="dxa" w:w="400"/>
             <w:tcBorders>
-              <w:top w:val="single" w:color="000000" w:sz="4"/>
-              <w:left w:val="single" w:color="000000" w:sz="4"/>
-              <w:bottom w:val="single" w:color="000000" w:sz="4"/>
-              <w:right w:val="single" w:color="000000" w:sz="4"/>
+              <w:top w:val="none" w:color="FFFFFF" w:sz="0"/>
+              <w:left w:val="none" w:color="FFFFFF" w:sz="0"/>
+              <w:bottom w:val="none" w:color="FFFFFF" w:sz="0"/>
+              <w:right w:val="none" w:color="FFFFFF" w:sz="0"/>
             </w:tcBorders>
             <w:tcMar>
               <w:top w:type="dxa" w:w="60"/>
@@ -11874,10 +11874,10 @@
           <w:tcPr>
             <w:tcW w:type="dxa" w:w="2100"/>
             <w:tcBorders>
-              <w:top w:val="single" w:color="000000" w:sz="4"/>
-              <w:left w:val="single" w:color="000000" w:sz="4"/>
-              <w:bottom w:val="single" w:color="000000" w:sz="4"/>
-              <w:right w:val="single" w:color="000000" w:sz="4"/>
+              <w:top w:val="none" w:color="FFFFFF" w:sz="0"/>
+              <w:left w:val="none" w:color="FFFFFF" w:sz="0"/>
+              <w:bottom w:val="none" w:color="FFFFFF" w:sz="0"/>
+              <w:right w:val="none" w:color="FFFFFF" w:sz="0"/>
             </w:tcBorders>
             <w:tcMar>
               <w:top w:type="dxa" w:w="60"/>
@@ -11909,10 +11909,10 @@
           <w:tcPr>
             <w:tcW w:type="dxa" w:w="1100"/>
             <w:tcBorders>
-              <w:top w:val="single" w:color="000000" w:sz="4"/>
-              <w:left w:val="single" w:color="000000" w:sz="4"/>
-              <w:bottom w:val="single" w:color="000000" w:sz="4"/>
-              <w:right w:val="single" w:color="000000" w:sz="4"/>
+              <w:top w:val="none" w:color="FFFFFF" w:sz="0"/>
+              <w:left w:val="none" w:color="FFFFFF" w:sz="0"/>
+              <w:bottom w:val="none" w:color="FFFFFF" w:sz="0"/>
+              <w:right w:val="none" w:color="FFFFFF" w:sz="0"/>
             </w:tcBorders>
             <w:tcMar>
               <w:top w:type="dxa" w:w="60"/>
@@ -11944,10 +11944,10 @@
           <w:tcPr>
             <w:tcW w:type="dxa" w:w="1500"/>
             <w:tcBorders>
-              <w:top w:val="single" w:color="000000" w:sz="4"/>
-              <w:left w:val="single" w:color="000000" w:sz="4"/>
-              <w:bottom w:val="single" w:color="000000" w:sz="4"/>
-              <w:right w:val="single" w:color="000000" w:sz="4"/>
+              <w:top w:val="none" w:color="FFFFFF" w:sz="0"/>
+              <w:left w:val="none" w:color="FFFFFF" w:sz="0"/>
+              <w:bottom w:val="none" w:color="FFFFFF" w:sz="0"/>
+              <w:right w:val="none" w:color="FFFFFF" w:sz="0"/>
             </w:tcBorders>
             <w:tcMar>
               <w:top w:type="dxa" w:w="60"/>
@@ -11979,10 +11979,10 @@
           <w:tcPr>
             <w:tcW w:type="dxa" w:w="600"/>
             <w:tcBorders>
-              <w:top w:val="single" w:color="000000" w:sz="4"/>
-              <w:left w:val="single" w:color="000000" w:sz="4"/>
-              <w:bottom w:val="single" w:color="000000" w:sz="4"/>
-              <w:right w:val="single" w:color="000000" w:sz="4"/>
+              <w:top w:val="none" w:color="FFFFFF" w:sz="0"/>
+              <w:left w:val="none" w:color="FFFFFF" w:sz="0"/>
+              <w:bottom w:val="none" w:color="FFFFFF" w:sz="0"/>
+              <w:right w:val="none" w:color="FFFFFF" w:sz="0"/>
             </w:tcBorders>
             <w:tcMar>
               <w:top w:type="dxa" w:w="60"/>
@@ -12014,10 +12014,10 @@
           <w:tcPr>
             <w:tcW w:type="dxa" w:w="1100"/>
             <w:tcBorders>
-              <w:top w:val="single" w:color="000000" w:sz="4"/>
-              <w:left w:val="single" w:color="000000" w:sz="4"/>
-              <w:bottom w:val="single" w:color="000000" w:sz="4"/>
-              <w:right w:val="single" w:color="000000" w:sz="4"/>
+              <w:top w:val="none" w:color="FFFFFF" w:sz="0"/>
+              <w:left w:val="none" w:color="FFFFFF" w:sz="0"/>
+              <w:bottom w:val="none" w:color="FFFFFF" w:sz="0"/>
+              <w:right w:val="none" w:color="FFFFFF" w:sz="0"/>
             </w:tcBorders>
             <w:tcMar>
               <w:top w:type="dxa" w:w="60"/>
@@ -12049,10 +12049,10 @@
           <w:tcPr>
             <w:tcW w:type="dxa" w:w="1100"/>
             <w:tcBorders>
-              <w:top w:val="single" w:color="000000" w:sz="4"/>
-              <w:left w:val="single" w:color="000000" w:sz="4"/>
-              <w:bottom w:val="single" w:color="000000" w:sz="4"/>
-              <w:right w:val="single" w:color="000000" w:sz="4"/>
+              <w:top w:val="none" w:color="FFFFFF" w:sz="0"/>
+              <w:left w:val="none" w:color="FFFFFF" w:sz="0"/>
+              <w:bottom w:val="none" w:color="FFFFFF" w:sz="0"/>
+              <w:right w:val="none" w:color="FFFFFF" w:sz="0"/>
             </w:tcBorders>
             <w:tcMar>
               <w:top w:type="dxa" w:w="60"/>
@@ -12086,10 +12086,10 @@
           <w:tcPr>
             <w:tcW w:type="dxa" w:w="400"/>
             <w:tcBorders>
-              <w:top w:val="single" w:color="000000" w:sz="4"/>
-              <w:left w:val="single" w:color="000000" w:sz="4"/>
+              <w:top w:val="none" w:color="FFFFFF" w:sz="0"/>
+              <w:left w:val="none" w:color="FFFFFF" w:sz="0"/>
               <w:bottom w:val="single" w:color="000000" w:sz="4"/>
-              <w:right w:val="single" w:color="000000" w:sz="4"/>
+              <w:right w:val="none" w:color="FFFFFF" w:sz="0"/>
             </w:tcBorders>
             <w:tcMar>
               <w:top w:type="dxa" w:w="60"/>
@@ -12121,10 +12121,10 @@
           <w:tcPr>
             <w:tcW w:type="dxa" w:w="2100"/>
             <w:tcBorders>
-              <w:top w:val="single" w:color="000000" w:sz="4"/>
-              <w:left w:val="single" w:color="000000" w:sz="4"/>
+              <w:top w:val="none" w:color="FFFFFF" w:sz="0"/>
+              <w:left w:val="none" w:color="FFFFFF" w:sz="0"/>
               <w:bottom w:val="single" w:color="000000" w:sz="4"/>
-              <w:right w:val="single" w:color="000000" w:sz="4"/>
+              <w:right w:val="none" w:color="FFFFFF" w:sz="0"/>
             </w:tcBorders>
             <w:tcMar>
               <w:top w:type="dxa" w:w="60"/>
@@ -12156,10 +12156,10 @@
           <w:tcPr>
             <w:tcW w:type="dxa" w:w="1100"/>
             <w:tcBorders>
-              <w:top w:val="single" w:color="000000" w:sz="4"/>
-              <w:left w:val="single" w:color="000000" w:sz="4"/>
+              <w:top w:val="none" w:color="FFFFFF" w:sz="0"/>
+              <w:left w:val="none" w:color="FFFFFF" w:sz="0"/>
               <w:bottom w:val="single" w:color="000000" w:sz="4"/>
-              <w:right w:val="single" w:color="000000" w:sz="4"/>
+              <w:right w:val="none" w:color="FFFFFF" w:sz="0"/>
             </w:tcBorders>
             <w:tcMar>
               <w:top w:type="dxa" w:w="60"/>
@@ -12191,10 +12191,10 @@
           <w:tcPr>
             <w:tcW w:type="dxa" w:w="1500"/>
             <w:tcBorders>
-              <w:top w:val="single" w:color="000000" w:sz="4"/>
-              <w:left w:val="single" w:color="000000" w:sz="4"/>
+              <w:top w:val="none" w:color="FFFFFF" w:sz="0"/>
+              <w:left w:val="none" w:color="FFFFFF" w:sz="0"/>
               <w:bottom w:val="single" w:color="000000" w:sz="4"/>
-              <w:right w:val="single" w:color="000000" w:sz="4"/>
+              <w:right w:val="none" w:color="FFFFFF" w:sz="0"/>
             </w:tcBorders>
             <w:tcMar>
               <w:top w:type="dxa" w:w="60"/>
@@ -12226,10 +12226,10 @@
           <w:tcPr>
             <w:tcW w:type="dxa" w:w="600"/>
             <w:tcBorders>
-              <w:top w:val="single" w:color="000000" w:sz="4"/>
-              <w:left w:val="single" w:color="000000" w:sz="4"/>
+              <w:top w:val="none" w:color="FFFFFF" w:sz="0"/>
+              <w:left w:val="none" w:color="FFFFFF" w:sz="0"/>
               <w:bottom w:val="single" w:color="000000" w:sz="4"/>
-              <w:right w:val="single" w:color="000000" w:sz="4"/>
+              <w:right w:val="none" w:color="FFFFFF" w:sz="0"/>
             </w:tcBorders>
             <w:tcMar>
               <w:top w:type="dxa" w:w="60"/>
@@ -12261,10 +12261,10 @@
           <w:tcPr>
             <w:tcW w:type="dxa" w:w="1100"/>
             <w:tcBorders>
-              <w:top w:val="single" w:color="000000" w:sz="4"/>
-              <w:left w:val="single" w:color="000000" w:sz="4"/>
+              <w:top w:val="none" w:color="FFFFFF" w:sz="0"/>
+              <w:left w:val="none" w:color="FFFFFF" w:sz="0"/>
               <w:bottom w:val="single" w:color="000000" w:sz="4"/>
-              <w:right w:val="single" w:color="000000" w:sz="4"/>
+              <w:right w:val="none" w:color="FFFFFF" w:sz="0"/>
             </w:tcBorders>
             <w:tcMar>
               <w:top w:type="dxa" w:w="60"/>
@@ -12296,10 +12296,10 @@
           <w:tcPr>
             <w:tcW w:type="dxa" w:w="1100"/>
             <w:tcBorders>
-              <w:top w:val="single" w:color="000000" w:sz="4"/>
-              <w:left w:val="single" w:color="000000" w:sz="4"/>
+              <w:top w:val="none" w:color="FFFFFF" w:sz="0"/>
+              <w:left w:val="none" w:color="FFFFFF" w:sz="0"/>
               <w:bottom w:val="single" w:color="000000" w:sz="4"/>
-              <w:right w:val="single" w:color="000000" w:sz="4"/>
+              <w:right w:val="none" w:color="FFFFFF" w:sz="0"/>
             </w:tcBorders>
             <w:tcMar>
               <w:top w:type="dxa" w:w="60"/>
@@ -12723,8 +12723,8 @@
           <w:rFonts w:ascii="Times New Roman" w:cs="Times New Roman" w:eastAsia="Times New Roman" w:hAnsi="Times New Roman"/>
           <w:b/>
           <w:bCs/>
-          <w:sz w:val="22"/>
-          <w:szCs w:val="22"/>
+          <w:sz w:val="24"/>
+          <w:szCs w:val="24"/>
         </w:rPr>
         <w:t xml:space="preserve">Gambar </w:t>
       </w:r>
@@ -12739,8 +12739,8 @@
           <w:rFonts w:ascii="Times New Roman" w:cs="Times New Roman" w:eastAsia="Times New Roman" w:hAnsi="Times New Roman"/>
           <w:b/>
           <w:bCs/>
-          <w:sz w:val="22"/>
-          <w:szCs w:val="22"/>
+          <w:sz w:val="24"/>
+          <w:szCs w:val="24"/>
         </w:rPr>
         <w:t xml:space="preserve">.</w:t>
       </w:r>
@@ -12755,10 +12755,10 @@
           <w:rFonts w:ascii="Times New Roman" w:cs="Times New Roman" w:eastAsia="Times New Roman" w:hAnsi="Times New Roman"/>
           <w:b/>
           <w:bCs/>
-          <w:sz w:val="22"/>
-          <w:szCs w:val="22"/>
-        </w:rPr>
-        <w:t xml:space="preserve">.	Flowchart SOP Penjagaan &amp; Pengamanan Rudenim</w:t>
+          <w:sz w:val="24"/>
+          <w:szCs w:val="24"/>
+        </w:rPr>
+        <w:t xml:space="preserve">	Flowchart SOP Penjagaan &amp; Pengamanan Rudenim</w:t>
       </w:r>
     </w:p>
     <w:p>
@@ -12805,7 +12805,7 @@
           <w:sz w:val="24"/>
           <w:szCs w:val="24"/>
         </w:rPr>
-        <w:t xml:space="preserve">.	Mutu Baku SOP Penjagaan &amp; Pengamanan Deteni</w:t>
+        <w:t xml:space="preserve">	Mutu Baku SOP Penjagaan &amp; Pengamanan Deteni</w:t>
       </w:r>
     </w:p>
     <w:tbl>
@@ -12835,9 +12835,9 @@
             <w:tcW w:type="dxa" w:w="400"/>
             <w:tcBorders>
               <w:top w:val="single" w:color="000000" w:sz="4"/>
-              <w:left w:val="single" w:color="000000" w:sz="4"/>
+              <w:left w:val="none" w:color="FFFFFF" w:sz="0"/>
               <w:bottom w:val="single" w:color="000000" w:sz="4"/>
-              <w:right w:val="single" w:color="000000" w:sz="4"/>
+              <w:right w:val="none" w:color="FFFFFF" w:sz="0"/>
             </w:tcBorders>
             <w:tcMar>
               <w:top w:type="dxa" w:w="60"/>
@@ -12870,9 +12870,9 @@
             <w:tcW w:type="dxa" w:w="2100"/>
             <w:tcBorders>
               <w:top w:val="single" w:color="000000" w:sz="4"/>
-              <w:left w:val="single" w:color="000000" w:sz="4"/>
+              <w:left w:val="none" w:color="FFFFFF" w:sz="0"/>
               <w:bottom w:val="single" w:color="000000" w:sz="4"/>
-              <w:right w:val="single" w:color="000000" w:sz="4"/>
+              <w:right w:val="none" w:color="FFFFFF" w:sz="0"/>
             </w:tcBorders>
             <w:tcMar>
               <w:top w:type="dxa" w:w="60"/>
@@ -12905,9 +12905,9 @@
             <w:tcW w:type="dxa" w:w="1100"/>
             <w:tcBorders>
               <w:top w:val="single" w:color="000000" w:sz="4"/>
-              <w:left w:val="single" w:color="000000" w:sz="4"/>
+              <w:left w:val="none" w:color="FFFFFF" w:sz="0"/>
               <w:bottom w:val="single" w:color="000000" w:sz="4"/>
-              <w:right w:val="single" w:color="000000" w:sz="4"/>
+              <w:right w:val="none" w:color="FFFFFF" w:sz="0"/>
             </w:tcBorders>
             <w:tcMar>
               <w:top w:type="dxa" w:w="60"/>
@@ -12940,9 +12940,9 @@
             <w:tcW w:type="dxa" w:w="1500"/>
             <w:tcBorders>
               <w:top w:val="single" w:color="000000" w:sz="4"/>
-              <w:left w:val="single" w:color="000000" w:sz="4"/>
+              <w:left w:val="none" w:color="FFFFFF" w:sz="0"/>
               <w:bottom w:val="single" w:color="000000" w:sz="4"/>
-              <w:right w:val="single" w:color="000000" w:sz="4"/>
+              <w:right w:val="none" w:color="FFFFFF" w:sz="0"/>
             </w:tcBorders>
             <w:tcMar>
               <w:top w:type="dxa" w:w="60"/>
@@ -12975,9 +12975,9 @@
             <w:tcW w:type="dxa" w:w="600"/>
             <w:tcBorders>
               <w:top w:val="single" w:color="000000" w:sz="4"/>
-              <w:left w:val="single" w:color="000000" w:sz="4"/>
+              <w:left w:val="none" w:color="FFFFFF" w:sz="0"/>
               <w:bottom w:val="single" w:color="000000" w:sz="4"/>
-              <w:right w:val="single" w:color="000000" w:sz="4"/>
+              <w:right w:val="none" w:color="FFFFFF" w:sz="0"/>
             </w:tcBorders>
             <w:tcMar>
               <w:top w:type="dxa" w:w="60"/>
@@ -13010,9 +13010,9 @@
             <w:tcW w:type="dxa" w:w="1100"/>
             <w:tcBorders>
               <w:top w:val="single" w:color="000000" w:sz="4"/>
-              <w:left w:val="single" w:color="000000" w:sz="4"/>
+              <w:left w:val="none" w:color="FFFFFF" w:sz="0"/>
               <w:bottom w:val="single" w:color="000000" w:sz="4"/>
-              <w:right w:val="single" w:color="000000" w:sz="4"/>
+              <w:right w:val="none" w:color="FFFFFF" w:sz="0"/>
             </w:tcBorders>
             <w:tcMar>
               <w:top w:type="dxa" w:w="60"/>
@@ -13045,9 +13045,9 @@
             <w:tcW w:type="dxa" w:w="1100"/>
             <w:tcBorders>
               <w:top w:val="single" w:color="000000" w:sz="4"/>
-              <w:left w:val="single" w:color="000000" w:sz="4"/>
+              <w:left w:val="none" w:color="FFFFFF" w:sz="0"/>
               <w:bottom w:val="single" w:color="000000" w:sz="4"/>
-              <w:right w:val="single" w:color="000000" w:sz="4"/>
+              <w:right w:val="none" w:color="FFFFFF" w:sz="0"/>
             </w:tcBorders>
             <w:tcMar>
               <w:top w:type="dxa" w:w="60"/>
@@ -13081,10 +13081,10 @@
           <w:tcPr>
             <w:tcW w:type="dxa" w:w="400"/>
             <w:tcBorders>
-              <w:top w:val="single" w:color="000000" w:sz="4"/>
-              <w:left w:val="single" w:color="000000" w:sz="4"/>
-              <w:bottom w:val="single" w:color="000000" w:sz="4"/>
-              <w:right w:val="single" w:color="000000" w:sz="4"/>
+              <w:top w:val="none" w:color="FFFFFF" w:sz="0"/>
+              <w:left w:val="none" w:color="FFFFFF" w:sz="0"/>
+              <w:bottom w:val="none" w:color="FFFFFF" w:sz="0"/>
+              <w:right w:val="none" w:color="FFFFFF" w:sz="0"/>
             </w:tcBorders>
             <w:tcMar>
               <w:top w:type="dxa" w:w="60"/>
@@ -13116,10 +13116,10 @@
           <w:tcPr>
             <w:tcW w:type="dxa" w:w="2100"/>
             <w:tcBorders>
-              <w:top w:val="single" w:color="000000" w:sz="4"/>
-              <w:left w:val="single" w:color="000000" w:sz="4"/>
-              <w:bottom w:val="single" w:color="000000" w:sz="4"/>
-              <w:right w:val="single" w:color="000000" w:sz="4"/>
+              <w:top w:val="none" w:color="FFFFFF" w:sz="0"/>
+              <w:left w:val="none" w:color="FFFFFF" w:sz="0"/>
+              <w:bottom w:val="none" w:color="FFFFFF" w:sz="0"/>
+              <w:right w:val="none" w:color="FFFFFF" w:sz="0"/>
             </w:tcBorders>
             <w:tcMar>
               <w:top w:type="dxa" w:w="60"/>
@@ -13151,10 +13151,10 @@
           <w:tcPr>
             <w:tcW w:type="dxa" w:w="1100"/>
             <w:tcBorders>
-              <w:top w:val="single" w:color="000000" w:sz="4"/>
-              <w:left w:val="single" w:color="000000" w:sz="4"/>
-              <w:bottom w:val="single" w:color="000000" w:sz="4"/>
-              <w:right w:val="single" w:color="000000" w:sz="4"/>
+              <w:top w:val="none" w:color="FFFFFF" w:sz="0"/>
+              <w:left w:val="none" w:color="FFFFFF" w:sz="0"/>
+              <w:bottom w:val="none" w:color="FFFFFF" w:sz="0"/>
+              <w:right w:val="none" w:color="FFFFFF" w:sz="0"/>
             </w:tcBorders>
             <w:tcMar>
               <w:top w:type="dxa" w:w="60"/>
@@ -13186,10 +13186,10 @@
           <w:tcPr>
             <w:tcW w:type="dxa" w:w="1500"/>
             <w:tcBorders>
-              <w:top w:val="single" w:color="000000" w:sz="4"/>
-              <w:left w:val="single" w:color="000000" w:sz="4"/>
-              <w:bottom w:val="single" w:color="000000" w:sz="4"/>
-              <w:right w:val="single" w:color="000000" w:sz="4"/>
+              <w:top w:val="none" w:color="FFFFFF" w:sz="0"/>
+              <w:left w:val="none" w:color="FFFFFF" w:sz="0"/>
+              <w:bottom w:val="none" w:color="FFFFFF" w:sz="0"/>
+              <w:right w:val="none" w:color="FFFFFF" w:sz="0"/>
             </w:tcBorders>
             <w:tcMar>
               <w:top w:type="dxa" w:w="60"/>
@@ -13221,10 +13221,10 @@
           <w:tcPr>
             <w:tcW w:type="dxa" w:w="600"/>
             <w:tcBorders>
-              <w:top w:val="single" w:color="000000" w:sz="4"/>
-              <w:left w:val="single" w:color="000000" w:sz="4"/>
-              <w:bottom w:val="single" w:color="000000" w:sz="4"/>
-              <w:right w:val="single" w:color="000000" w:sz="4"/>
+              <w:top w:val="none" w:color="FFFFFF" w:sz="0"/>
+              <w:left w:val="none" w:color="FFFFFF" w:sz="0"/>
+              <w:bottom w:val="none" w:color="FFFFFF" w:sz="0"/>
+              <w:right w:val="none" w:color="FFFFFF" w:sz="0"/>
             </w:tcBorders>
             <w:tcMar>
               <w:top w:type="dxa" w:w="60"/>
@@ -13256,10 +13256,10 @@
           <w:tcPr>
             <w:tcW w:type="dxa" w:w="1100"/>
             <w:tcBorders>
-              <w:top w:val="single" w:color="000000" w:sz="4"/>
-              <w:left w:val="single" w:color="000000" w:sz="4"/>
-              <w:bottom w:val="single" w:color="000000" w:sz="4"/>
-              <w:right w:val="single" w:color="000000" w:sz="4"/>
+              <w:top w:val="none" w:color="FFFFFF" w:sz="0"/>
+              <w:left w:val="none" w:color="FFFFFF" w:sz="0"/>
+              <w:bottom w:val="none" w:color="FFFFFF" w:sz="0"/>
+              <w:right w:val="none" w:color="FFFFFF" w:sz="0"/>
             </w:tcBorders>
             <w:tcMar>
               <w:top w:type="dxa" w:w="60"/>
@@ -13291,10 +13291,10 @@
           <w:tcPr>
             <w:tcW w:type="dxa" w:w="1100"/>
             <w:tcBorders>
-              <w:top w:val="single" w:color="000000" w:sz="4"/>
-              <w:left w:val="single" w:color="000000" w:sz="4"/>
-              <w:bottom w:val="single" w:color="000000" w:sz="4"/>
-              <w:right w:val="single" w:color="000000" w:sz="4"/>
+              <w:top w:val="none" w:color="FFFFFF" w:sz="0"/>
+              <w:left w:val="none" w:color="FFFFFF" w:sz="0"/>
+              <w:bottom w:val="none" w:color="FFFFFF" w:sz="0"/>
+              <w:right w:val="none" w:color="FFFFFF" w:sz="0"/>
             </w:tcBorders>
             <w:tcMar>
               <w:top w:type="dxa" w:w="60"/>
@@ -13328,10 +13328,10 @@
           <w:tcPr>
             <w:tcW w:type="dxa" w:w="400"/>
             <w:tcBorders>
-              <w:top w:val="single" w:color="000000" w:sz="4"/>
-              <w:left w:val="single" w:color="000000" w:sz="4"/>
-              <w:bottom w:val="single" w:color="000000" w:sz="4"/>
-              <w:right w:val="single" w:color="000000" w:sz="4"/>
+              <w:top w:val="none" w:color="FFFFFF" w:sz="0"/>
+              <w:left w:val="none" w:color="FFFFFF" w:sz="0"/>
+              <w:bottom w:val="none" w:color="FFFFFF" w:sz="0"/>
+              <w:right w:val="none" w:color="FFFFFF" w:sz="0"/>
             </w:tcBorders>
             <w:tcMar>
               <w:top w:type="dxa" w:w="60"/>
@@ -13363,10 +13363,10 @@
           <w:tcPr>
             <w:tcW w:type="dxa" w:w="2100"/>
             <w:tcBorders>
-              <w:top w:val="single" w:color="000000" w:sz="4"/>
-              <w:left w:val="single" w:color="000000" w:sz="4"/>
-              <w:bottom w:val="single" w:color="000000" w:sz="4"/>
-              <w:right w:val="single" w:color="000000" w:sz="4"/>
+              <w:top w:val="none" w:color="FFFFFF" w:sz="0"/>
+              <w:left w:val="none" w:color="FFFFFF" w:sz="0"/>
+              <w:bottom w:val="none" w:color="FFFFFF" w:sz="0"/>
+              <w:right w:val="none" w:color="FFFFFF" w:sz="0"/>
             </w:tcBorders>
             <w:tcMar>
               <w:top w:type="dxa" w:w="60"/>
@@ -13398,10 +13398,10 @@
           <w:tcPr>
             <w:tcW w:type="dxa" w:w="1100"/>
             <w:tcBorders>
-              <w:top w:val="single" w:color="000000" w:sz="4"/>
-              <w:left w:val="single" w:color="000000" w:sz="4"/>
-              <w:bottom w:val="single" w:color="000000" w:sz="4"/>
-              <w:right w:val="single" w:color="000000" w:sz="4"/>
+              <w:top w:val="none" w:color="FFFFFF" w:sz="0"/>
+              <w:left w:val="none" w:color="FFFFFF" w:sz="0"/>
+              <w:bottom w:val="none" w:color="FFFFFF" w:sz="0"/>
+              <w:right w:val="none" w:color="FFFFFF" w:sz="0"/>
             </w:tcBorders>
             <w:tcMar>
               <w:top w:type="dxa" w:w="60"/>
@@ -13433,10 +13433,10 @@
           <w:tcPr>
             <w:tcW w:type="dxa" w:w="1500"/>
             <w:tcBorders>
-              <w:top w:val="single" w:color="000000" w:sz="4"/>
-              <w:left w:val="single" w:color="000000" w:sz="4"/>
-              <w:bottom w:val="single" w:color="000000" w:sz="4"/>
-              <w:right w:val="single" w:color="000000" w:sz="4"/>
+              <w:top w:val="none" w:color="FFFFFF" w:sz="0"/>
+              <w:left w:val="none" w:color="FFFFFF" w:sz="0"/>
+              <w:bottom w:val="none" w:color="FFFFFF" w:sz="0"/>
+              <w:right w:val="none" w:color="FFFFFF" w:sz="0"/>
             </w:tcBorders>
             <w:tcMar>
               <w:top w:type="dxa" w:w="60"/>
@@ -13468,10 +13468,10 @@
           <w:tcPr>
             <w:tcW w:type="dxa" w:w="600"/>
             <w:tcBorders>
-              <w:top w:val="single" w:color="000000" w:sz="4"/>
-              <w:left w:val="single" w:color="000000" w:sz="4"/>
-              <w:bottom w:val="single" w:color="000000" w:sz="4"/>
-              <w:right w:val="single" w:color="000000" w:sz="4"/>
+              <w:top w:val="none" w:color="FFFFFF" w:sz="0"/>
+              <w:left w:val="none" w:color="FFFFFF" w:sz="0"/>
+              <w:bottom w:val="none" w:color="FFFFFF" w:sz="0"/>
+              <w:right w:val="none" w:color="FFFFFF" w:sz="0"/>
             </w:tcBorders>
             <w:tcMar>
               <w:top w:type="dxa" w:w="60"/>
@@ -13503,10 +13503,10 @@
           <w:tcPr>
             <w:tcW w:type="dxa" w:w="1100"/>
             <w:tcBorders>
-              <w:top w:val="single" w:color="000000" w:sz="4"/>
-              <w:left w:val="single" w:color="000000" w:sz="4"/>
-              <w:bottom w:val="single" w:color="000000" w:sz="4"/>
-              <w:right w:val="single" w:color="000000" w:sz="4"/>
+              <w:top w:val="none" w:color="FFFFFF" w:sz="0"/>
+              <w:left w:val="none" w:color="FFFFFF" w:sz="0"/>
+              <w:bottom w:val="none" w:color="FFFFFF" w:sz="0"/>
+              <w:right w:val="none" w:color="FFFFFF" w:sz="0"/>
             </w:tcBorders>
             <w:tcMar>
               <w:top w:type="dxa" w:w="60"/>
@@ -13538,10 +13538,10 @@
           <w:tcPr>
             <w:tcW w:type="dxa" w:w="1100"/>
             <w:tcBorders>
-              <w:top w:val="single" w:color="000000" w:sz="4"/>
-              <w:left w:val="single" w:color="000000" w:sz="4"/>
-              <w:bottom w:val="single" w:color="000000" w:sz="4"/>
-              <w:right w:val="single" w:color="000000" w:sz="4"/>
+              <w:top w:val="none" w:color="FFFFFF" w:sz="0"/>
+              <w:left w:val="none" w:color="FFFFFF" w:sz="0"/>
+              <w:bottom w:val="none" w:color="FFFFFF" w:sz="0"/>
+              <w:right w:val="none" w:color="FFFFFF" w:sz="0"/>
             </w:tcBorders>
             <w:tcMar>
               <w:top w:type="dxa" w:w="60"/>
@@ -13575,10 +13575,10 @@
           <w:tcPr>
             <w:tcW w:type="dxa" w:w="400"/>
             <w:tcBorders>
-              <w:top w:val="single" w:color="000000" w:sz="4"/>
-              <w:left w:val="single" w:color="000000" w:sz="4"/>
-              <w:bottom w:val="single" w:color="000000" w:sz="4"/>
-              <w:right w:val="single" w:color="000000" w:sz="4"/>
+              <w:top w:val="none" w:color="FFFFFF" w:sz="0"/>
+              <w:left w:val="none" w:color="FFFFFF" w:sz="0"/>
+              <w:bottom w:val="none" w:color="FFFFFF" w:sz="0"/>
+              <w:right w:val="none" w:color="FFFFFF" w:sz="0"/>
             </w:tcBorders>
             <w:tcMar>
               <w:top w:type="dxa" w:w="60"/>
@@ -13610,10 +13610,10 @@
           <w:tcPr>
             <w:tcW w:type="dxa" w:w="2100"/>
             <w:tcBorders>
-              <w:top w:val="single" w:color="000000" w:sz="4"/>
-              <w:left w:val="single" w:color="000000" w:sz="4"/>
-              <w:bottom w:val="single" w:color="000000" w:sz="4"/>
-              <w:right w:val="single" w:color="000000" w:sz="4"/>
+              <w:top w:val="none" w:color="FFFFFF" w:sz="0"/>
+              <w:left w:val="none" w:color="FFFFFF" w:sz="0"/>
+              <w:bottom w:val="none" w:color="FFFFFF" w:sz="0"/>
+              <w:right w:val="none" w:color="FFFFFF" w:sz="0"/>
             </w:tcBorders>
             <w:tcMar>
               <w:top w:type="dxa" w:w="60"/>
@@ -13645,10 +13645,10 @@
           <w:tcPr>
             <w:tcW w:type="dxa" w:w="1100"/>
             <w:tcBorders>
-              <w:top w:val="single" w:color="000000" w:sz="4"/>
-              <w:left w:val="single" w:color="000000" w:sz="4"/>
-              <w:bottom w:val="single" w:color="000000" w:sz="4"/>
-              <w:right w:val="single" w:color="000000" w:sz="4"/>
+              <w:top w:val="none" w:color="FFFFFF" w:sz="0"/>
+              <w:left w:val="none" w:color="FFFFFF" w:sz="0"/>
+              <w:bottom w:val="none" w:color="FFFFFF" w:sz="0"/>
+              <w:right w:val="none" w:color="FFFFFF" w:sz="0"/>
             </w:tcBorders>
             <w:tcMar>
               <w:top w:type="dxa" w:w="60"/>
@@ -13680,10 +13680,10 @@
           <w:tcPr>
             <w:tcW w:type="dxa" w:w="1500"/>
             <w:tcBorders>
-              <w:top w:val="single" w:color="000000" w:sz="4"/>
-              <w:left w:val="single" w:color="000000" w:sz="4"/>
-              <w:bottom w:val="single" w:color="000000" w:sz="4"/>
-              <w:right w:val="single" w:color="000000" w:sz="4"/>
+              <w:top w:val="none" w:color="FFFFFF" w:sz="0"/>
+              <w:left w:val="none" w:color="FFFFFF" w:sz="0"/>
+              <w:bottom w:val="none" w:color="FFFFFF" w:sz="0"/>
+              <w:right w:val="none" w:color="FFFFFF" w:sz="0"/>
             </w:tcBorders>
             <w:tcMar>
               <w:top w:type="dxa" w:w="60"/>
@@ -13715,10 +13715,10 @@
           <w:tcPr>
             <w:tcW w:type="dxa" w:w="600"/>
             <w:tcBorders>
-              <w:top w:val="single" w:color="000000" w:sz="4"/>
-              <w:left w:val="single" w:color="000000" w:sz="4"/>
-              <w:bottom w:val="single" w:color="000000" w:sz="4"/>
-              <w:right w:val="single" w:color="000000" w:sz="4"/>
+              <w:top w:val="none" w:color="FFFFFF" w:sz="0"/>
+              <w:left w:val="none" w:color="FFFFFF" w:sz="0"/>
+              <w:bottom w:val="none" w:color="FFFFFF" w:sz="0"/>
+              <w:right w:val="none" w:color="FFFFFF" w:sz="0"/>
             </w:tcBorders>
             <w:tcMar>
               <w:top w:type="dxa" w:w="60"/>
@@ -13750,10 +13750,10 @@
           <w:tcPr>
             <w:tcW w:type="dxa" w:w="1100"/>
             <w:tcBorders>
-              <w:top w:val="single" w:color="000000" w:sz="4"/>
-              <w:left w:val="single" w:color="000000" w:sz="4"/>
-              <w:bottom w:val="single" w:color="000000" w:sz="4"/>
-              <w:right w:val="single" w:color="000000" w:sz="4"/>
+              <w:top w:val="none" w:color="FFFFFF" w:sz="0"/>
+              <w:left w:val="none" w:color="FFFFFF" w:sz="0"/>
+              <w:bottom w:val="none" w:color="FFFFFF" w:sz="0"/>
+              <w:right w:val="none" w:color="FFFFFF" w:sz="0"/>
             </w:tcBorders>
             <w:tcMar>
               <w:top w:type="dxa" w:w="60"/>
@@ -13785,10 +13785,10 @@
           <w:tcPr>
             <w:tcW w:type="dxa" w:w="1100"/>
             <w:tcBorders>
-              <w:top w:val="single" w:color="000000" w:sz="4"/>
-              <w:left w:val="single" w:color="000000" w:sz="4"/>
-              <w:bottom w:val="single" w:color="000000" w:sz="4"/>
-              <w:right w:val="single" w:color="000000" w:sz="4"/>
+              <w:top w:val="none" w:color="FFFFFF" w:sz="0"/>
+              <w:left w:val="none" w:color="FFFFFF" w:sz="0"/>
+              <w:bottom w:val="none" w:color="FFFFFF" w:sz="0"/>
+              <w:right w:val="none" w:color="FFFFFF" w:sz="0"/>
             </w:tcBorders>
             <w:tcMar>
               <w:top w:type="dxa" w:w="60"/>
@@ -13822,10 +13822,10 @@
           <w:tcPr>
             <w:tcW w:type="dxa" w:w="400"/>
             <w:tcBorders>
-              <w:top w:val="single" w:color="000000" w:sz="4"/>
-              <w:left w:val="single" w:color="000000" w:sz="4"/>
-              <w:bottom w:val="single" w:color="000000" w:sz="4"/>
-              <w:right w:val="single" w:color="000000" w:sz="4"/>
+              <w:top w:val="none" w:color="FFFFFF" w:sz="0"/>
+              <w:left w:val="none" w:color="FFFFFF" w:sz="0"/>
+              <w:bottom w:val="none" w:color="FFFFFF" w:sz="0"/>
+              <w:right w:val="none" w:color="FFFFFF" w:sz="0"/>
             </w:tcBorders>
             <w:tcMar>
               <w:top w:type="dxa" w:w="60"/>
@@ -13857,10 +13857,10 @@
           <w:tcPr>
             <w:tcW w:type="dxa" w:w="2100"/>
             <w:tcBorders>
-              <w:top w:val="single" w:color="000000" w:sz="4"/>
-              <w:left w:val="single" w:color="000000" w:sz="4"/>
-              <w:bottom w:val="single" w:color="000000" w:sz="4"/>
-              <w:right w:val="single" w:color="000000" w:sz="4"/>
+              <w:top w:val="none" w:color="FFFFFF" w:sz="0"/>
+              <w:left w:val="none" w:color="FFFFFF" w:sz="0"/>
+              <w:bottom w:val="none" w:color="FFFFFF" w:sz="0"/>
+              <w:right w:val="none" w:color="FFFFFF" w:sz="0"/>
             </w:tcBorders>
             <w:tcMar>
               <w:top w:type="dxa" w:w="60"/>
@@ -13892,10 +13892,10 @@
           <w:tcPr>
             <w:tcW w:type="dxa" w:w="1100"/>
             <w:tcBorders>
-              <w:top w:val="single" w:color="000000" w:sz="4"/>
-              <w:left w:val="single" w:color="000000" w:sz="4"/>
-              <w:bottom w:val="single" w:color="000000" w:sz="4"/>
-              <w:right w:val="single" w:color="000000" w:sz="4"/>
+              <w:top w:val="none" w:color="FFFFFF" w:sz="0"/>
+              <w:left w:val="none" w:color="FFFFFF" w:sz="0"/>
+              <w:bottom w:val="none" w:color="FFFFFF" w:sz="0"/>
+              <w:right w:val="none" w:color="FFFFFF" w:sz="0"/>
             </w:tcBorders>
             <w:tcMar>
               <w:top w:type="dxa" w:w="60"/>
@@ -13927,10 +13927,10 @@
           <w:tcPr>
             <w:tcW w:type="dxa" w:w="1500"/>
             <w:tcBorders>
-              <w:top w:val="single" w:color="000000" w:sz="4"/>
-              <w:left w:val="single" w:color="000000" w:sz="4"/>
-              <w:bottom w:val="single" w:color="000000" w:sz="4"/>
-              <w:right w:val="single" w:color="000000" w:sz="4"/>
+              <w:top w:val="none" w:color="FFFFFF" w:sz="0"/>
+              <w:left w:val="none" w:color="FFFFFF" w:sz="0"/>
+              <w:bottom w:val="none" w:color="FFFFFF" w:sz="0"/>
+              <w:right w:val="none" w:color="FFFFFF" w:sz="0"/>
             </w:tcBorders>
             <w:tcMar>
               <w:top w:type="dxa" w:w="60"/>
@@ -13962,10 +13962,10 @@
           <w:tcPr>
             <w:tcW w:type="dxa" w:w="600"/>
             <w:tcBorders>
-              <w:top w:val="single" w:color="000000" w:sz="4"/>
-              <w:left w:val="single" w:color="000000" w:sz="4"/>
-              <w:bottom w:val="single" w:color="000000" w:sz="4"/>
-              <w:right w:val="single" w:color="000000" w:sz="4"/>
+              <w:top w:val="none" w:color="FFFFFF" w:sz="0"/>
+              <w:left w:val="none" w:color="FFFFFF" w:sz="0"/>
+              <w:bottom w:val="none" w:color="FFFFFF" w:sz="0"/>
+              <w:right w:val="none" w:color="FFFFFF" w:sz="0"/>
             </w:tcBorders>
             <w:tcMar>
               <w:top w:type="dxa" w:w="60"/>
@@ -13997,10 +13997,10 @@
           <w:tcPr>
             <w:tcW w:type="dxa" w:w="1100"/>
             <w:tcBorders>
-              <w:top w:val="single" w:color="000000" w:sz="4"/>
-              <w:left w:val="single" w:color="000000" w:sz="4"/>
-              <w:bottom w:val="single" w:color="000000" w:sz="4"/>
-              <w:right w:val="single" w:color="000000" w:sz="4"/>
+              <w:top w:val="none" w:color="FFFFFF" w:sz="0"/>
+              <w:left w:val="none" w:color="FFFFFF" w:sz="0"/>
+              <w:bottom w:val="none" w:color="FFFFFF" w:sz="0"/>
+              <w:right w:val="none" w:color="FFFFFF" w:sz="0"/>
             </w:tcBorders>
             <w:tcMar>
               <w:top w:type="dxa" w:w="60"/>
@@ -14032,10 +14032,10 @@
           <w:tcPr>
             <w:tcW w:type="dxa" w:w="1100"/>
             <w:tcBorders>
-              <w:top w:val="single" w:color="000000" w:sz="4"/>
-              <w:left w:val="single" w:color="000000" w:sz="4"/>
-              <w:bottom w:val="single" w:color="000000" w:sz="4"/>
-              <w:right w:val="single" w:color="000000" w:sz="4"/>
+              <w:top w:val="none" w:color="FFFFFF" w:sz="0"/>
+              <w:left w:val="none" w:color="FFFFFF" w:sz="0"/>
+              <w:bottom w:val="none" w:color="FFFFFF" w:sz="0"/>
+              <w:right w:val="none" w:color="FFFFFF" w:sz="0"/>
             </w:tcBorders>
             <w:tcMar>
               <w:top w:type="dxa" w:w="60"/>
@@ -14069,10 +14069,10 @@
           <w:tcPr>
             <w:tcW w:type="dxa" w:w="400"/>
             <w:tcBorders>
-              <w:top w:val="single" w:color="000000" w:sz="4"/>
-              <w:left w:val="single" w:color="000000" w:sz="4"/>
+              <w:top w:val="none" w:color="FFFFFF" w:sz="0"/>
+              <w:left w:val="none" w:color="FFFFFF" w:sz="0"/>
               <w:bottom w:val="single" w:color="000000" w:sz="4"/>
-              <w:right w:val="single" w:color="000000" w:sz="4"/>
+              <w:right w:val="none" w:color="FFFFFF" w:sz="0"/>
             </w:tcBorders>
             <w:tcMar>
               <w:top w:type="dxa" w:w="60"/>
@@ -14104,10 +14104,10 @@
           <w:tcPr>
             <w:tcW w:type="dxa" w:w="2100"/>
             <w:tcBorders>
-              <w:top w:val="single" w:color="000000" w:sz="4"/>
-              <w:left w:val="single" w:color="000000" w:sz="4"/>
+              <w:top w:val="none" w:color="FFFFFF" w:sz="0"/>
+              <w:left w:val="none" w:color="FFFFFF" w:sz="0"/>
               <w:bottom w:val="single" w:color="000000" w:sz="4"/>
-              <w:right w:val="single" w:color="000000" w:sz="4"/>
+              <w:right w:val="none" w:color="FFFFFF" w:sz="0"/>
             </w:tcBorders>
             <w:tcMar>
               <w:top w:type="dxa" w:w="60"/>
@@ -14139,10 +14139,10 @@
           <w:tcPr>
             <w:tcW w:type="dxa" w:w="1100"/>
             <w:tcBorders>
-              <w:top w:val="single" w:color="000000" w:sz="4"/>
-              <w:left w:val="single" w:color="000000" w:sz="4"/>
+              <w:top w:val="none" w:color="FFFFFF" w:sz="0"/>
+              <w:left w:val="none" w:color="FFFFFF" w:sz="0"/>
               <w:bottom w:val="single" w:color="000000" w:sz="4"/>
-              <w:right w:val="single" w:color="000000" w:sz="4"/>
+              <w:right w:val="none" w:color="FFFFFF" w:sz="0"/>
             </w:tcBorders>
             <w:tcMar>
               <w:top w:type="dxa" w:w="60"/>
@@ -14174,10 +14174,10 @@
           <w:tcPr>
             <w:tcW w:type="dxa" w:w="1500"/>
             <w:tcBorders>
-              <w:top w:val="single" w:color="000000" w:sz="4"/>
-              <w:left w:val="single" w:color="000000" w:sz="4"/>
+              <w:top w:val="none" w:color="FFFFFF" w:sz="0"/>
+              <w:left w:val="none" w:color="FFFFFF" w:sz="0"/>
               <w:bottom w:val="single" w:color="000000" w:sz="4"/>
-              <w:right w:val="single" w:color="000000" w:sz="4"/>
+              <w:right w:val="none" w:color="FFFFFF" w:sz="0"/>
             </w:tcBorders>
             <w:tcMar>
               <w:top w:type="dxa" w:w="60"/>
@@ -14209,10 +14209,10 @@
           <w:tcPr>
             <w:tcW w:type="dxa" w:w="600"/>
             <w:tcBorders>
-              <w:top w:val="single" w:color="000000" w:sz="4"/>
-              <w:left w:val="single" w:color="000000" w:sz="4"/>
+              <w:top w:val="none" w:color="FFFFFF" w:sz="0"/>
+              <w:left w:val="none" w:color="FFFFFF" w:sz="0"/>
               <w:bottom w:val="single" w:color="000000" w:sz="4"/>
-              <w:right w:val="single" w:color="000000" w:sz="4"/>
+              <w:right w:val="none" w:color="FFFFFF" w:sz="0"/>
             </w:tcBorders>
             <w:tcMar>
               <w:top w:type="dxa" w:w="60"/>
@@ -14244,10 +14244,10 @@
           <w:tcPr>
             <w:tcW w:type="dxa" w:w="1100"/>
             <w:tcBorders>
-              <w:top w:val="single" w:color="000000" w:sz="4"/>
-              <w:left w:val="single" w:color="000000" w:sz="4"/>
+              <w:top w:val="none" w:color="FFFFFF" w:sz="0"/>
+              <w:left w:val="none" w:color="FFFFFF" w:sz="0"/>
               <w:bottom w:val="single" w:color="000000" w:sz="4"/>
-              <w:right w:val="single" w:color="000000" w:sz="4"/>
+              <w:right w:val="none" w:color="FFFFFF" w:sz="0"/>
             </w:tcBorders>
             <w:tcMar>
               <w:top w:type="dxa" w:w="60"/>
@@ -14279,10 +14279,10 @@
           <w:tcPr>
             <w:tcW w:type="dxa" w:w="1100"/>
             <w:tcBorders>
-              <w:top w:val="single" w:color="000000" w:sz="4"/>
-              <w:left w:val="single" w:color="000000" w:sz="4"/>
+              <w:top w:val="none" w:color="FFFFFF" w:sz="0"/>
+              <w:left w:val="none" w:color="FFFFFF" w:sz="0"/>
               <w:bottom w:val="single" w:color="000000" w:sz="4"/>
-              <w:right w:val="single" w:color="000000" w:sz="4"/>
+              <w:right w:val="none" w:color="FFFFFF" w:sz="0"/>
             </w:tcBorders>
             <w:tcMar>
               <w:top w:type="dxa" w:w="60"/>
@@ -14637,8 +14637,8 @@
           <w:rFonts w:ascii="Times New Roman" w:cs="Times New Roman" w:eastAsia="Times New Roman" w:hAnsi="Times New Roman"/>
           <w:b/>
           <w:bCs/>
-          <w:sz w:val="22"/>
-          <w:szCs w:val="22"/>
+          <w:sz w:val="24"/>
+          <w:szCs w:val="24"/>
         </w:rPr>
         <w:t xml:space="preserve">Gambar </w:t>
       </w:r>
@@ -14653,8 +14653,8 @@
           <w:rFonts w:ascii="Times New Roman" w:cs="Times New Roman" w:eastAsia="Times New Roman" w:hAnsi="Times New Roman"/>
           <w:b/>
           <w:bCs/>
-          <w:sz w:val="22"/>
-          <w:szCs w:val="22"/>
+          <w:sz w:val="24"/>
+          <w:szCs w:val="24"/>
         </w:rPr>
         <w:t xml:space="preserve">.</w:t>
       </w:r>
@@ -14669,10 +14669,10 @@
           <w:rFonts w:ascii="Times New Roman" w:cs="Times New Roman" w:eastAsia="Times New Roman" w:hAnsi="Times New Roman"/>
           <w:b/>
           <w:bCs/>
-          <w:sz w:val="22"/>
-          <w:szCs w:val="22"/>
-        </w:rPr>
-        <w:t xml:space="preserve">.	Flowchart SOP Pemindahan Deteni Antar Rudenim</w:t>
+          <w:sz w:val="24"/>
+          <w:szCs w:val="24"/>
+        </w:rPr>
+        <w:t xml:space="preserve">	Flowchart SOP Pemindahan Deteni Antar Rudenim</w:t>
       </w:r>
     </w:p>
     <w:p>
@@ -14719,7 +14719,7 @@
           <w:sz w:val="24"/>
           <w:szCs w:val="24"/>
         </w:rPr>
-        <w:t xml:space="preserve">.	Mutu Baku SOP Pemindahan Deteni</w:t>
+        <w:t xml:space="preserve">	Mutu Baku SOP Pemindahan Deteni</w:t>
       </w:r>
     </w:p>
     <w:tbl>
@@ -14749,9 +14749,9 @@
             <w:tcW w:type="dxa" w:w="400"/>
             <w:tcBorders>
               <w:top w:val="single" w:color="000000" w:sz="4"/>
-              <w:left w:val="single" w:color="000000" w:sz="4"/>
+              <w:left w:val="none" w:color="FFFFFF" w:sz="0"/>
               <w:bottom w:val="single" w:color="000000" w:sz="4"/>
-              <w:right w:val="single" w:color="000000" w:sz="4"/>
+              <w:right w:val="none" w:color="FFFFFF" w:sz="0"/>
             </w:tcBorders>
             <w:tcMar>
               <w:top w:type="dxa" w:w="60"/>
@@ -14784,9 +14784,9 @@
             <w:tcW w:type="dxa" w:w="2100"/>
             <w:tcBorders>
               <w:top w:val="single" w:color="000000" w:sz="4"/>
-              <w:left w:val="single" w:color="000000" w:sz="4"/>
+              <w:left w:val="none" w:color="FFFFFF" w:sz="0"/>
               <w:bottom w:val="single" w:color="000000" w:sz="4"/>
-              <w:right w:val="single" w:color="000000" w:sz="4"/>
+              <w:right w:val="none" w:color="FFFFFF" w:sz="0"/>
             </w:tcBorders>
             <w:tcMar>
               <w:top w:type="dxa" w:w="60"/>
@@ -14819,9 +14819,9 @@
             <w:tcW w:type="dxa" w:w="1100"/>
             <w:tcBorders>
               <w:top w:val="single" w:color="000000" w:sz="4"/>
-              <w:left w:val="single" w:color="000000" w:sz="4"/>
+              <w:left w:val="none" w:color="FFFFFF" w:sz="0"/>
               <w:bottom w:val="single" w:color="000000" w:sz="4"/>
-              <w:right w:val="single" w:color="000000" w:sz="4"/>
+              <w:right w:val="none" w:color="FFFFFF" w:sz="0"/>
             </w:tcBorders>
             <w:tcMar>
               <w:top w:type="dxa" w:w="60"/>
@@ -14854,9 +14854,9 @@
             <w:tcW w:type="dxa" w:w="1500"/>
             <w:tcBorders>
               <w:top w:val="single" w:color="000000" w:sz="4"/>
-              <w:left w:val="single" w:color="000000" w:sz="4"/>
+              <w:left w:val="none" w:color="FFFFFF" w:sz="0"/>
               <w:bottom w:val="single" w:color="000000" w:sz="4"/>
-              <w:right w:val="single" w:color="000000" w:sz="4"/>
+              <w:right w:val="none" w:color="FFFFFF" w:sz="0"/>
             </w:tcBorders>
             <w:tcMar>
               <w:top w:type="dxa" w:w="60"/>
@@ -14889,9 +14889,9 @@
             <w:tcW w:type="dxa" w:w="600"/>
             <w:tcBorders>
               <w:top w:val="single" w:color="000000" w:sz="4"/>
-              <w:left w:val="single" w:color="000000" w:sz="4"/>
+              <w:left w:val="none" w:color="FFFFFF" w:sz="0"/>
               <w:bottom w:val="single" w:color="000000" w:sz="4"/>
-              <w:right w:val="single" w:color="000000" w:sz="4"/>
+              <w:right w:val="none" w:color="FFFFFF" w:sz="0"/>
             </w:tcBorders>
             <w:tcMar>
               <w:top w:type="dxa" w:w="60"/>
@@ -14924,9 +14924,9 @@
             <w:tcW w:type="dxa" w:w="1100"/>
             <w:tcBorders>
               <w:top w:val="single" w:color="000000" w:sz="4"/>
-              <w:left w:val="single" w:color="000000" w:sz="4"/>
+              <w:left w:val="none" w:color="FFFFFF" w:sz="0"/>
               <w:bottom w:val="single" w:color="000000" w:sz="4"/>
-              <w:right w:val="single" w:color="000000" w:sz="4"/>
+              <w:right w:val="none" w:color="FFFFFF" w:sz="0"/>
             </w:tcBorders>
             <w:tcMar>
               <w:top w:type="dxa" w:w="60"/>
@@ -14959,9 +14959,9 @@
             <w:tcW w:type="dxa" w:w="1100"/>
             <w:tcBorders>
               <w:top w:val="single" w:color="000000" w:sz="4"/>
-              <w:left w:val="single" w:color="000000" w:sz="4"/>
+              <w:left w:val="none" w:color="FFFFFF" w:sz="0"/>
               <w:bottom w:val="single" w:color="000000" w:sz="4"/>
-              <w:right w:val="single" w:color="000000" w:sz="4"/>
+              <w:right w:val="none" w:color="FFFFFF" w:sz="0"/>
             </w:tcBorders>
             <w:tcMar>
               <w:top w:type="dxa" w:w="60"/>
@@ -14995,10 +14995,10 @@
           <w:tcPr>
             <w:tcW w:type="dxa" w:w="400"/>
             <w:tcBorders>
-              <w:top w:val="single" w:color="000000" w:sz="4"/>
-              <w:left w:val="single" w:color="000000" w:sz="4"/>
-              <w:bottom w:val="single" w:color="000000" w:sz="4"/>
-              <w:right w:val="single" w:color="000000" w:sz="4"/>
+              <w:top w:val="none" w:color="FFFFFF" w:sz="0"/>
+              <w:left w:val="none" w:color="FFFFFF" w:sz="0"/>
+              <w:bottom w:val="none" w:color="FFFFFF" w:sz="0"/>
+              <w:right w:val="none" w:color="FFFFFF" w:sz="0"/>
             </w:tcBorders>
             <w:tcMar>
               <w:top w:type="dxa" w:w="60"/>
@@ -15030,10 +15030,10 @@
           <w:tcPr>
             <w:tcW w:type="dxa" w:w="2100"/>
             <w:tcBorders>
-              <w:top w:val="single" w:color="000000" w:sz="4"/>
-              <w:left w:val="single" w:color="000000" w:sz="4"/>
-              <w:bottom w:val="single" w:color="000000" w:sz="4"/>
-              <w:right w:val="single" w:color="000000" w:sz="4"/>
+              <w:top w:val="none" w:color="FFFFFF" w:sz="0"/>
+              <w:left w:val="none" w:color="FFFFFF" w:sz="0"/>
+              <w:bottom w:val="none" w:color="FFFFFF" w:sz="0"/>
+              <w:right w:val="none" w:color="FFFFFF" w:sz="0"/>
             </w:tcBorders>
             <w:tcMar>
               <w:top w:type="dxa" w:w="60"/>
@@ -15065,10 +15065,10 @@
           <w:tcPr>
             <w:tcW w:type="dxa" w:w="1100"/>
             <w:tcBorders>
-              <w:top w:val="single" w:color="000000" w:sz="4"/>
-              <w:left w:val="single" w:color="000000" w:sz="4"/>
-              <w:bottom w:val="single" w:color="000000" w:sz="4"/>
-              <w:right w:val="single" w:color="000000" w:sz="4"/>
+              <w:top w:val="none" w:color="FFFFFF" w:sz="0"/>
+              <w:left w:val="none" w:color="FFFFFF" w:sz="0"/>
+              <w:bottom w:val="none" w:color="FFFFFF" w:sz="0"/>
+              <w:right w:val="none" w:color="FFFFFF" w:sz="0"/>
             </w:tcBorders>
             <w:tcMar>
               <w:top w:type="dxa" w:w="60"/>
@@ -15100,10 +15100,10 @@
           <w:tcPr>
             <w:tcW w:type="dxa" w:w="1500"/>
             <w:tcBorders>
-              <w:top w:val="single" w:color="000000" w:sz="4"/>
-              <w:left w:val="single" w:color="000000" w:sz="4"/>
-              <w:bottom w:val="single" w:color="000000" w:sz="4"/>
-              <w:right w:val="single" w:color="000000" w:sz="4"/>
+              <w:top w:val="none" w:color="FFFFFF" w:sz="0"/>
+              <w:left w:val="none" w:color="FFFFFF" w:sz="0"/>
+              <w:bottom w:val="none" w:color="FFFFFF" w:sz="0"/>
+              <w:right w:val="none" w:color="FFFFFF" w:sz="0"/>
             </w:tcBorders>
             <w:tcMar>
               <w:top w:type="dxa" w:w="60"/>
@@ -15135,10 +15135,10 @@
           <w:tcPr>
             <w:tcW w:type="dxa" w:w="600"/>
             <w:tcBorders>
-              <w:top w:val="single" w:color="000000" w:sz="4"/>
-              <w:left w:val="single" w:color="000000" w:sz="4"/>
-              <w:bottom w:val="single" w:color="000000" w:sz="4"/>
-              <w:right w:val="single" w:color="000000" w:sz="4"/>
+              <w:top w:val="none" w:color="FFFFFF" w:sz="0"/>
+              <w:left w:val="none" w:color="FFFFFF" w:sz="0"/>
+              <w:bottom w:val="none" w:color="FFFFFF" w:sz="0"/>
+              <w:right w:val="none" w:color="FFFFFF" w:sz="0"/>
             </w:tcBorders>
             <w:tcMar>
               <w:top w:type="dxa" w:w="60"/>
@@ -15170,10 +15170,10 @@
           <w:tcPr>
             <w:tcW w:type="dxa" w:w="1100"/>
             <w:tcBorders>
-              <w:top w:val="single" w:color="000000" w:sz="4"/>
-              <w:left w:val="single" w:color="000000" w:sz="4"/>
-              <w:bottom w:val="single" w:color="000000" w:sz="4"/>
-              <w:right w:val="single" w:color="000000" w:sz="4"/>
+              <w:top w:val="none" w:color="FFFFFF" w:sz="0"/>
+              <w:left w:val="none" w:color="FFFFFF" w:sz="0"/>
+              <w:bottom w:val="none" w:color="FFFFFF" w:sz="0"/>
+              <w:right w:val="none" w:color="FFFFFF" w:sz="0"/>
             </w:tcBorders>
             <w:tcMar>
               <w:top w:type="dxa" w:w="60"/>
@@ -15205,10 +15205,10 @@
           <w:tcPr>
             <w:tcW w:type="dxa" w:w="1100"/>
             <w:tcBorders>
-              <w:top w:val="single" w:color="000000" w:sz="4"/>
-              <w:left w:val="single" w:color="000000" w:sz="4"/>
-              <w:bottom w:val="single" w:color="000000" w:sz="4"/>
-              <w:right w:val="single" w:color="000000" w:sz="4"/>
+              <w:top w:val="none" w:color="FFFFFF" w:sz="0"/>
+              <w:left w:val="none" w:color="FFFFFF" w:sz="0"/>
+              <w:bottom w:val="none" w:color="FFFFFF" w:sz="0"/>
+              <w:right w:val="none" w:color="FFFFFF" w:sz="0"/>
             </w:tcBorders>
             <w:tcMar>
               <w:top w:type="dxa" w:w="60"/>
@@ -15242,10 +15242,10 @@
           <w:tcPr>
             <w:tcW w:type="dxa" w:w="400"/>
             <w:tcBorders>
-              <w:top w:val="single" w:color="000000" w:sz="4"/>
-              <w:left w:val="single" w:color="000000" w:sz="4"/>
-              <w:bottom w:val="single" w:color="000000" w:sz="4"/>
-              <w:right w:val="single" w:color="000000" w:sz="4"/>
+              <w:top w:val="none" w:color="FFFFFF" w:sz="0"/>
+              <w:left w:val="none" w:color="FFFFFF" w:sz="0"/>
+              <w:bottom w:val="none" w:color="FFFFFF" w:sz="0"/>
+              <w:right w:val="none" w:color="FFFFFF" w:sz="0"/>
             </w:tcBorders>
             <w:tcMar>
               <w:top w:type="dxa" w:w="60"/>
@@ -15277,10 +15277,10 @@
           <w:tcPr>
             <w:tcW w:type="dxa" w:w="2100"/>
             <w:tcBorders>
-              <w:top w:val="single" w:color="000000" w:sz="4"/>
-              <w:left w:val="single" w:color="000000" w:sz="4"/>
-              <w:bottom w:val="single" w:color="000000" w:sz="4"/>
-              <w:right w:val="single" w:color="000000" w:sz="4"/>
+              <w:top w:val="none" w:color="FFFFFF" w:sz="0"/>
+              <w:left w:val="none" w:color="FFFFFF" w:sz="0"/>
+              <w:bottom w:val="none" w:color="FFFFFF" w:sz="0"/>
+              <w:right w:val="none" w:color="FFFFFF" w:sz="0"/>
             </w:tcBorders>
             <w:tcMar>
               <w:top w:type="dxa" w:w="60"/>
@@ -15312,10 +15312,10 @@
           <w:tcPr>
             <w:tcW w:type="dxa" w:w="1100"/>
             <w:tcBorders>
-              <w:top w:val="single" w:color="000000" w:sz="4"/>
-              <w:left w:val="single" w:color="000000" w:sz="4"/>
-              <w:bottom w:val="single" w:color="000000" w:sz="4"/>
-              <w:right w:val="single" w:color="000000" w:sz="4"/>
+              <w:top w:val="none" w:color="FFFFFF" w:sz="0"/>
+              <w:left w:val="none" w:color="FFFFFF" w:sz="0"/>
+              <w:bottom w:val="none" w:color="FFFFFF" w:sz="0"/>
+              <w:right w:val="none" w:color="FFFFFF" w:sz="0"/>
             </w:tcBorders>
             <w:tcMar>
               <w:top w:type="dxa" w:w="60"/>
@@ -15347,10 +15347,10 @@
           <w:tcPr>
             <w:tcW w:type="dxa" w:w="1500"/>
             <w:tcBorders>
-              <w:top w:val="single" w:color="000000" w:sz="4"/>
-              <w:left w:val="single" w:color="000000" w:sz="4"/>
-              <w:bottom w:val="single" w:color="000000" w:sz="4"/>
-              <w:right w:val="single" w:color="000000" w:sz="4"/>
+              <w:top w:val="none" w:color="FFFFFF" w:sz="0"/>
+              <w:left w:val="none" w:color="FFFFFF" w:sz="0"/>
+              <w:bottom w:val="none" w:color="FFFFFF" w:sz="0"/>
+              <w:right w:val="none" w:color="FFFFFF" w:sz="0"/>
             </w:tcBorders>
             <w:tcMar>
               <w:top w:type="dxa" w:w="60"/>
@@ -15382,10 +15382,10 @@
           <w:tcPr>
             <w:tcW w:type="dxa" w:w="600"/>
             <w:tcBorders>
-              <w:top w:val="single" w:color="000000" w:sz="4"/>
-              <w:left w:val="single" w:color="000000" w:sz="4"/>
-              <w:bottom w:val="single" w:color="000000" w:sz="4"/>
-              <w:right w:val="single" w:color="000000" w:sz="4"/>
+              <w:top w:val="none" w:color="FFFFFF" w:sz="0"/>
+              <w:left w:val="none" w:color="FFFFFF" w:sz="0"/>
+              <w:bottom w:val="none" w:color="FFFFFF" w:sz="0"/>
+              <w:right w:val="none" w:color="FFFFFF" w:sz="0"/>
             </w:tcBorders>
             <w:tcMar>
               <w:top w:type="dxa" w:w="60"/>
@@ -15417,10 +15417,10 @@
           <w:tcPr>
             <w:tcW w:type="dxa" w:w="1100"/>
             <w:tcBorders>
-              <w:top w:val="single" w:color="000000" w:sz="4"/>
-              <w:left w:val="single" w:color="000000" w:sz="4"/>
-              <w:bottom w:val="single" w:color="000000" w:sz="4"/>
-              <w:right w:val="single" w:color="000000" w:sz="4"/>
+              <w:top w:val="none" w:color="FFFFFF" w:sz="0"/>
+              <w:left w:val="none" w:color="FFFFFF" w:sz="0"/>
+              <w:bottom w:val="none" w:color="FFFFFF" w:sz="0"/>
+              <w:right w:val="none" w:color="FFFFFF" w:sz="0"/>
             </w:tcBorders>
             <w:tcMar>
               <w:top w:type="dxa" w:w="60"/>
@@ -15452,10 +15452,10 @@
           <w:tcPr>
             <w:tcW w:type="dxa" w:w="1100"/>
             <w:tcBorders>
-              <w:top w:val="single" w:color="000000" w:sz="4"/>
-              <w:left w:val="single" w:color="000000" w:sz="4"/>
-              <w:bottom w:val="single" w:color="000000" w:sz="4"/>
-              <w:right w:val="single" w:color="000000" w:sz="4"/>
+              <w:top w:val="none" w:color="FFFFFF" w:sz="0"/>
+              <w:left w:val="none" w:color="FFFFFF" w:sz="0"/>
+              <w:bottom w:val="none" w:color="FFFFFF" w:sz="0"/>
+              <w:right w:val="none" w:color="FFFFFF" w:sz="0"/>
             </w:tcBorders>
             <w:tcMar>
               <w:top w:type="dxa" w:w="60"/>
@@ -15489,10 +15489,10 @@
           <w:tcPr>
             <w:tcW w:type="dxa" w:w="400"/>
             <w:tcBorders>
-              <w:top w:val="single" w:color="000000" w:sz="4"/>
-              <w:left w:val="single" w:color="000000" w:sz="4"/>
-              <w:bottom w:val="single" w:color="000000" w:sz="4"/>
-              <w:right w:val="single" w:color="000000" w:sz="4"/>
+              <w:top w:val="none" w:color="FFFFFF" w:sz="0"/>
+              <w:left w:val="none" w:color="FFFFFF" w:sz="0"/>
+              <w:bottom w:val="none" w:color="FFFFFF" w:sz="0"/>
+              <w:right w:val="none" w:color="FFFFFF" w:sz="0"/>
             </w:tcBorders>
             <w:tcMar>
               <w:top w:type="dxa" w:w="60"/>
@@ -15524,10 +15524,10 @@
           <w:tcPr>
             <w:tcW w:type="dxa" w:w="2100"/>
             <w:tcBorders>
-              <w:top w:val="single" w:color="000000" w:sz="4"/>
-              <w:left w:val="single" w:color="000000" w:sz="4"/>
-              <w:bottom w:val="single" w:color="000000" w:sz="4"/>
-              <w:right w:val="single" w:color="000000" w:sz="4"/>
+              <w:top w:val="none" w:color="FFFFFF" w:sz="0"/>
+              <w:left w:val="none" w:color="FFFFFF" w:sz="0"/>
+              <w:bottom w:val="none" w:color="FFFFFF" w:sz="0"/>
+              <w:right w:val="none" w:color="FFFFFF" w:sz="0"/>
             </w:tcBorders>
             <w:tcMar>
               <w:top w:type="dxa" w:w="60"/>
@@ -15559,10 +15559,10 @@
           <w:tcPr>
             <w:tcW w:type="dxa" w:w="1100"/>
             <w:tcBorders>
-              <w:top w:val="single" w:color="000000" w:sz="4"/>
-              <w:left w:val="single" w:color="000000" w:sz="4"/>
-              <w:bottom w:val="single" w:color="000000" w:sz="4"/>
-              <w:right w:val="single" w:color="000000" w:sz="4"/>
+              <w:top w:val="none" w:color="FFFFFF" w:sz="0"/>
+              <w:left w:val="none" w:color="FFFFFF" w:sz="0"/>
+              <w:bottom w:val="none" w:color="FFFFFF" w:sz="0"/>
+              <w:right w:val="none" w:color="FFFFFF" w:sz="0"/>
             </w:tcBorders>
             <w:tcMar>
               <w:top w:type="dxa" w:w="60"/>
@@ -15594,10 +15594,10 @@
           <w:tcPr>
             <w:tcW w:type="dxa" w:w="1500"/>
             <w:tcBorders>
-              <w:top w:val="single" w:color="000000" w:sz="4"/>
-              <w:left w:val="single" w:color="000000" w:sz="4"/>
-              <w:bottom w:val="single" w:color="000000" w:sz="4"/>
-              <w:right w:val="single" w:color="000000" w:sz="4"/>
+              <w:top w:val="none" w:color="FFFFFF" w:sz="0"/>
+              <w:left w:val="none" w:color="FFFFFF" w:sz="0"/>
+              <w:bottom w:val="none" w:color="FFFFFF" w:sz="0"/>
+              <w:right w:val="none" w:color="FFFFFF" w:sz="0"/>
             </w:tcBorders>
             <w:tcMar>
               <w:top w:type="dxa" w:w="60"/>
@@ -15629,10 +15629,10 @@
           <w:tcPr>
             <w:tcW w:type="dxa" w:w="600"/>
             <w:tcBorders>
-              <w:top w:val="single" w:color="000000" w:sz="4"/>
-              <w:left w:val="single" w:color="000000" w:sz="4"/>
-              <w:bottom w:val="single" w:color="000000" w:sz="4"/>
-              <w:right w:val="single" w:color="000000" w:sz="4"/>
+              <w:top w:val="none" w:color="FFFFFF" w:sz="0"/>
+              <w:left w:val="none" w:color="FFFFFF" w:sz="0"/>
+              <w:bottom w:val="none" w:color="FFFFFF" w:sz="0"/>
+              <w:right w:val="none" w:color="FFFFFF" w:sz="0"/>
             </w:tcBorders>
             <w:tcMar>
               <w:top w:type="dxa" w:w="60"/>
@@ -15664,10 +15664,10 @@
           <w:tcPr>
             <w:tcW w:type="dxa" w:w="1100"/>
             <w:tcBorders>
-              <w:top w:val="single" w:color="000000" w:sz="4"/>
-              <w:left w:val="single" w:color="000000" w:sz="4"/>
-              <w:bottom w:val="single" w:color="000000" w:sz="4"/>
-              <w:right w:val="single" w:color="000000" w:sz="4"/>
+              <w:top w:val="none" w:color="FFFFFF" w:sz="0"/>
+              <w:left w:val="none" w:color="FFFFFF" w:sz="0"/>
+              <w:bottom w:val="none" w:color="FFFFFF" w:sz="0"/>
+              <w:right w:val="none" w:color="FFFFFF" w:sz="0"/>
             </w:tcBorders>
             <w:tcMar>
               <w:top w:type="dxa" w:w="60"/>
@@ -15699,10 +15699,10 @@
           <w:tcPr>
             <w:tcW w:type="dxa" w:w="1100"/>
             <w:tcBorders>
-              <w:top w:val="single" w:color="000000" w:sz="4"/>
-              <w:left w:val="single" w:color="000000" w:sz="4"/>
-              <w:bottom w:val="single" w:color="000000" w:sz="4"/>
-              <w:right w:val="single" w:color="000000" w:sz="4"/>
+              <w:top w:val="none" w:color="FFFFFF" w:sz="0"/>
+              <w:left w:val="none" w:color="FFFFFF" w:sz="0"/>
+              <w:bottom w:val="none" w:color="FFFFFF" w:sz="0"/>
+              <w:right w:val="none" w:color="FFFFFF" w:sz="0"/>
             </w:tcBorders>
             <w:tcMar>
               <w:top w:type="dxa" w:w="60"/>
@@ -15736,10 +15736,10 @@
           <w:tcPr>
             <w:tcW w:type="dxa" w:w="400"/>
             <w:tcBorders>
-              <w:top w:val="single" w:color="000000" w:sz="4"/>
-              <w:left w:val="single" w:color="000000" w:sz="4"/>
-              <w:bottom w:val="single" w:color="000000" w:sz="4"/>
-              <w:right w:val="single" w:color="000000" w:sz="4"/>
+              <w:top w:val="none" w:color="FFFFFF" w:sz="0"/>
+              <w:left w:val="none" w:color="FFFFFF" w:sz="0"/>
+              <w:bottom w:val="none" w:color="FFFFFF" w:sz="0"/>
+              <w:right w:val="none" w:color="FFFFFF" w:sz="0"/>
             </w:tcBorders>
             <w:tcMar>
               <w:top w:type="dxa" w:w="60"/>
@@ -15771,10 +15771,10 @@
           <w:tcPr>
             <w:tcW w:type="dxa" w:w="2100"/>
             <w:tcBorders>
-              <w:top w:val="single" w:color="000000" w:sz="4"/>
-              <w:left w:val="single" w:color="000000" w:sz="4"/>
-              <w:bottom w:val="single" w:color="000000" w:sz="4"/>
-              <w:right w:val="single" w:color="000000" w:sz="4"/>
+              <w:top w:val="none" w:color="FFFFFF" w:sz="0"/>
+              <w:left w:val="none" w:color="FFFFFF" w:sz="0"/>
+              <w:bottom w:val="none" w:color="FFFFFF" w:sz="0"/>
+              <w:right w:val="none" w:color="FFFFFF" w:sz="0"/>
             </w:tcBorders>
             <w:tcMar>
               <w:top w:type="dxa" w:w="60"/>
@@ -15806,10 +15806,10 @@
           <w:tcPr>
             <w:tcW w:type="dxa" w:w="1100"/>
             <w:tcBorders>
-              <w:top w:val="single" w:color="000000" w:sz="4"/>
-              <w:left w:val="single" w:color="000000" w:sz="4"/>
-              <w:bottom w:val="single" w:color="000000" w:sz="4"/>
-              <w:right w:val="single" w:color="000000" w:sz="4"/>
+              <w:top w:val="none" w:color="FFFFFF" w:sz="0"/>
+              <w:left w:val="none" w:color="FFFFFF" w:sz="0"/>
+              <w:bottom w:val="none" w:color="FFFFFF" w:sz="0"/>
+              <w:right w:val="none" w:color="FFFFFF" w:sz="0"/>
             </w:tcBorders>
             <w:tcMar>
               <w:top w:type="dxa" w:w="60"/>
@@ -15841,10 +15841,10 @@
           <w:tcPr>
             <w:tcW w:type="dxa" w:w="1500"/>
             <w:tcBorders>
-              <w:top w:val="single" w:color="000000" w:sz="4"/>
-              <w:left w:val="single" w:color="000000" w:sz="4"/>
-              <w:bottom w:val="single" w:color="000000" w:sz="4"/>
-              <w:right w:val="single" w:color="000000" w:sz="4"/>
+              <w:top w:val="none" w:color="FFFFFF" w:sz="0"/>
+              <w:left w:val="none" w:color="FFFFFF" w:sz="0"/>
+              <w:bottom w:val="none" w:color="FFFFFF" w:sz="0"/>
+              <w:right w:val="none" w:color="FFFFFF" w:sz="0"/>
             </w:tcBorders>
             <w:tcMar>
               <w:top w:type="dxa" w:w="60"/>
@@ -15876,10 +15876,10 @@
           <w:tcPr>
             <w:tcW w:type="dxa" w:w="600"/>
             <w:tcBorders>
-              <w:top w:val="single" w:color="000000" w:sz="4"/>
-              <w:left w:val="single" w:color="000000" w:sz="4"/>
-              <w:bottom w:val="single" w:color="000000" w:sz="4"/>
-              <w:right w:val="single" w:color="000000" w:sz="4"/>
+              <w:top w:val="none" w:color="FFFFFF" w:sz="0"/>
+              <w:left w:val="none" w:color="FFFFFF" w:sz="0"/>
+              <w:bottom w:val="none" w:color="FFFFFF" w:sz="0"/>
+              <w:right w:val="none" w:color="FFFFFF" w:sz="0"/>
             </w:tcBorders>
             <w:tcMar>
               <w:top w:type="dxa" w:w="60"/>
@@ -15911,10 +15911,10 @@
           <w:tcPr>
             <w:tcW w:type="dxa" w:w="1100"/>
             <w:tcBorders>
-              <w:top w:val="single" w:color="000000" w:sz="4"/>
-              <w:left w:val="single" w:color="000000" w:sz="4"/>
-              <w:bottom w:val="single" w:color="000000" w:sz="4"/>
-              <w:right w:val="single" w:color="000000" w:sz="4"/>
+              <w:top w:val="none" w:color="FFFFFF" w:sz="0"/>
+              <w:left w:val="none" w:color="FFFFFF" w:sz="0"/>
+              <w:bottom w:val="none" w:color="FFFFFF" w:sz="0"/>
+              <w:right w:val="none" w:color="FFFFFF" w:sz="0"/>
             </w:tcBorders>
             <w:tcMar>
               <w:top w:type="dxa" w:w="60"/>
@@ -15946,10 +15946,10 @@
           <w:tcPr>
             <w:tcW w:type="dxa" w:w="1100"/>
             <w:tcBorders>
-              <w:top w:val="single" w:color="000000" w:sz="4"/>
-              <w:left w:val="single" w:color="000000" w:sz="4"/>
-              <w:bottom w:val="single" w:color="000000" w:sz="4"/>
-              <w:right w:val="single" w:color="000000" w:sz="4"/>
+              <w:top w:val="none" w:color="FFFFFF" w:sz="0"/>
+              <w:left w:val="none" w:color="FFFFFF" w:sz="0"/>
+              <w:bottom w:val="none" w:color="FFFFFF" w:sz="0"/>
+              <w:right w:val="none" w:color="FFFFFF" w:sz="0"/>
             </w:tcBorders>
             <w:tcMar>
               <w:top w:type="dxa" w:w="60"/>
@@ -15983,10 +15983,10 @@
           <w:tcPr>
             <w:tcW w:type="dxa" w:w="400"/>
             <w:tcBorders>
-              <w:top w:val="single" w:color="000000" w:sz="4"/>
-              <w:left w:val="single" w:color="000000" w:sz="4"/>
-              <w:bottom w:val="single" w:color="000000" w:sz="4"/>
-              <w:right w:val="single" w:color="000000" w:sz="4"/>
+              <w:top w:val="none" w:color="FFFFFF" w:sz="0"/>
+              <w:left w:val="none" w:color="FFFFFF" w:sz="0"/>
+              <w:bottom w:val="none" w:color="FFFFFF" w:sz="0"/>
+              <w:right w:val="none" w:color="FFFFFF" w:sz="0"/>
             </w:tcBorders>
             <w:tcMar>
               <w:top w:type="dxa" w:w="60"/>
@@ -16018,10 +16018,10 @@
           <w:tcPr>
             <w:tcW w:type="dxa" w:w="2100"/>
             <w:tcBorders>
-              <w:top w:val="single" w:color="000000" w:sz="4"/>
-              <w:left w:val="single" w:color="000000" w:sz="4"/>
-              <w:bottom w:val="single" w:color="000000" w:sz="4"/>
-              <w:right w:val="single" w:color="000000" w:sz="4"/>
+              <w:top w:val="none" w:color="FFFFFF" w:sz="0"/>
+              <w:left w:val="none" w:color="FFFFFF" w:sz="0"/>
+              <w:bottom w:val="none" w:color="FFFFFF" w:sz="0"/>
+              <w:right w:val="none" w:color="FFFFFF" w:sz="0"/>
             </w:tcBorders>
             <w:tcMar>
               <w:top w:type="dxa" w:w="60"/>
@@ -16053,10 +16053,10 @@
           <w:tcPr>
             <w:tcW w:type="dxa" w:w="1100"/>
             <w:tcBorders>
-              <w:top w:val="single" w:color="000000" w:sz="4"/>
-              <w:left w:val="single" w:color="000000" w:sz="4"/>
-              <w:bottom w:val="single" w:color="000000" w:sz="4"/>
-              <w:right w:val="single" w:color="000000" w:sz="4"/>
+              <w:top w:val="none" w:color="FFFFFF" w:sz="0"/>
+              <w:left w:val="none" w:color="FFFFFF" w:sz="0"/>
+              <w:bottom w:val="none" w:color="FFFFFF" w:sz="0"/>
+              <w:right w:val="none" w:color="FFFFFF" w:sz="0"/>
             </w:tcBorders>
             <w:tcMar>
               <w:top w:type="dxa" w:w="60"/>
@@ -16088,10 +16088,10 @@
           <w:tcPr>
             <w:tcW w:type="dxa" w:w="1500"/>
             <w:tcBorders>
-              <w:top w:val="single" w:color="000000" w:sz="4"/>
-              <w:left w:val="single" w:color="000000" w:sz="4"/>
-              <w:bottom w:val="single" w:color="000000" w:sz="4"/>
-              <w:right w:val="single" w:color="000000" w:sz="4"/>
+              <w:top w:val="none" w:color="FFFFFF" w:sz="0"/>
+              <w:left w:val="none" w:color="FFFFFF" w:sz="0"/>
+              <w:bottom w:val="none" w:color="FFFFFF" w:sz="0"/>
+              <w:right w:val="none" w:color="FFFFFF" w:sz="0"/>
             </w:tcBorders>
             <w:tcMar>
               <w:top w:type="dxa" w:w="60"/>
@@ -16123,10 +16123,10 @@
           <w:tcPr>
             <w:tcW w:type="dxa" w:w="600"/>
             <w:tcBorders>
-              <w:top w:val="single" w:color="000000" w:sz="4"/>
-              <w:left w:val="single" w:color="000000" w:sz="4"/>
-              <w:bottom w:val="single" w:color="000000" w:sz="4"/>
-              <w:right w:val="single" w:color="000000" w:sz="4"/>
+              <w:top w:val="none" w:color="FFFFFF" w:sz="0"/>
+              <w:left w:val="none" w:color="FFFFFF" w:sz="0"/>
+              <w:bottom w:val="none" w:color="FFFFFF" w:sz="0"/>
+              <w:right w:val="none" w:color="FFFFFF" w:sz="0"/>
             </w:tcBorders>
             <w:tcMar>
               <w:top w:type="dxa" w:w="60"/>
@@ -16158,10 +16158,10 @@
           <w:tcPr>
             <w:tcW w:type="dxa" w:w="1100"/>
             <w:tcBorders>
-              <w:top w:val="single" w:color="000000" w:sz="4"/>
-              <w:left w:val="single" w:color="000000" w:sz="4"/>
-              <w:bottom w:val="single" w:color="000000" w:sz="4"/>
-              <w:right w:val="single" w:color="000000" w:sz="4"/>
+              <w:top w:val="none" w:color="FFFFFF" w:sz="0"/>
+              <w:left w:val="none" w:color="FFFFFF" w:sz="0"/>
+              <w:bottom w:val="none" w:color="FFFFFF" w:sz="0"/>
+              <w:right w:val="none" w:color="FFFFFF" w:sz="0"/>
             </w:tcBorders>
             <w:tcMar>
               <w:top w:type="dxa" w:w="60"/>
@@ -16193,10 +16193,10 @@
           <w:tcPr>
             <w:tcW w:type="dxa" w:w="1100"/>
             <w:tcBorders>
-              <w:top w:val="single" w:color="000000" w:sz="4"/>
-              <w:left w:val="single" w:color="000000" w:sz="4"/>
-              <w:bottom w:val="single" w:color="000000" w:sz="4"/>
-              <w:right w:val="single" w:color="000000" w:sz="4"/>
+              <w:top w:val="none" w:color="FFFFFF" w:sz="0"/>
+              <w:left w:val="none" w:color="FFFFFF" w:sz="0"/>
+              <w:bottom w:val="none" w:color="FFFFFF" w:sz="0"/>
+              <w:right w:val="none" w:color="FFFFFF" w:sz="0"/>
             </w:tcBorders>
             <w:tcMar>
               <w:top w:type="dxa" w:w="60"/>
@@ -16230,10 +16230,10 @@
           <w:tcPr>
             <w:tcW w:type="dxa" w:w="400"/>
             <w:tcBorders>
-              <w:top w:val="single" w:color="000000" w:sz="4"/>
-              <w:left w:val="single" w:color="000000" w:sz="4"/>
-              <w:bottom w:val="single" w:color="000000" w:sz="4"/>
-              <w:right w:val="single" w:color="000000" w:sz="4"/>
+              <w:top w:val="none" w:color="FFFFFF" w:sz="0"/>
+              <w:left w:val="none" w:color="FFFFFF" w:sz="0"/>
+              <w:bottom w:val="none" w:color="FFFFFF" w:sz="0"/>
+              <w:right w:val="none" w:color="FFFFFF" w:sz="0"/>
             </w:tcBorders>
             <w:tcMar>
               <w:top w:type="dxa" w:w="60"/>
@@ -16265,10 +16265,10 @@
           <w:tcPr>
             <w:tcW w:type="dxa" w:w="2100"/>
             <w:tcBorders>
-              <w:top w:val="single" w:color="000000" w:sz="4"/>
-              <w:left w:val="single" w:color="000000" w:sz="4"/>
-              <w:bottom w:val="single" w:color="000000" w:sz="4"/>
-              <w:right w:val="single" w:color="000000" w:sz="4"/>
+              <w:top w:val="none" w:color="FFFFFF" w:sz="0"/>
+              <w:left w:val="none" w:color="FFFFFF" w:sz="0"/>
+              <w:bottom w:val="none" w:color="FFFFFF" w:sz="0"/>
+              <w:right w:val="none" w:color="FFFFFF" w:sz="0"/>
             </w:tcBorders>
             <w:tcMar>
               <w:top w:type="dxa" w:w="60"/>
@@ -16300,10 +16300,10 @@
           <w:tcPr>
             <w:tcW w:type="dxa" w:w="1100"/>
             <w:tcBorders>
-              <w:top w:val="single" w:color="000000" w:sz="4"/>
-              <w:left w:val="single" w:color="000000" w:sz="4"/>
-              <w:bottom w:val="single" w:color="000000" w:sz="4"/>
-              <w:right w:val="single" w:color="000000" w:sz="4"/>
+              <w:top w:val="none" w:color="FFFFFF" w:sz="0"/>
+              <w:left w:val="none" w:color="FFFFFF" w:sz="0"/>
+              <w:bottom w:val="none" w:color="FFFFFF" w:sz="0"/>
+              <w:right w:val="none" w:color="FFFFFF" w:sz="0"/>
             </w:tcBorders>
             <w:tcMar>
               <w:top w:type="dxa" w:w="60"/>
@@ -16335,10 +16335,10 @@
           <w:tcPr>
             <w:tcW w:type="dxa" w:w="1500"/>
             <w:tcBorders>
-              <w:top w:val="single" w:color="000000" w:sz="4"/>
-              <w:left w:val="single" w:color="000000" w:sz="4"/>
-              <w:bottom w:val="single" w:color="000000" w:sz="4"/>
-              <w:right w:val="single" w:color="000000" w:sz="4"/>
+              <w:top w:val="none" w:color="FFFFFF" w:sz="0"/>
+              <w:left w:val="none" w:color="FFFFFF" w:sz="0"/>
+              <w:bottom w:val="none" w:color="FFFFFF" w:sz="0"/>
+              <w:right w:val="none" w:color="FFFFFF" w:sz="0"/>
             </w:tcBorders>
             <w:tcMar>
               <w:top w:type="dxa" w:w="60"/>
@@ -16370,10 +16370,10 @@
           <w:tcPr>
             <w:tcW w:type="dxa" w:w="600"/>
             <w:tcBorders>
-              <w:top w:val="single" w:color="000000" w:sz="4"/>
-              <w:left w:val="single" w:color="000000" w:sz="4"/>
-              <w:bottom w:val="single" w:color="000000" w:sz="4"/>
-              <w:right w:val="single" w:color="000000" w:sz="4"/>
+              <w:top w:val="none" w:color="FFFFFF" w:sz="0"/>
+              <w:left w:val="none" w:color="FFFFFF" w:sz="0"/>
+              <w:bottom w:val="none" w:color="FFFFFF" w:sz="0"/>
+              <w:right w:val="none" w:color="FFFFFF" w:sz="0"/>
             </w:tcBorders>
             <w:tcMar>
               <w:top w:type="dxa" w:w="60"/>
@@ -16405,10 +16405,10 @@
           <w:tcPr>
             <w:tcW w:type="dxa" w:w="1100"/>
             <w:tcBorders>
-              <w:top w:val="single" w:color="000000" w:sz="4"/>
-              <w:left w:val="single" w:color="000000" w:sz="4"/>
-              <w:bottom w:val="single" w:color="000000" w:sz="4"/>
-              <w:right w:val="single" w:color="000000" w:sz="4"/>
+              <w:top w:val="none" w:color="FFFFFF" w:sz="0"/>
+              <w:left w:val="none" w:color="FFFFFF" w:sz="0"/>
+              <w:bottom w:val="none" w:color="FFFFFF" w:sz="0"/>
+              <w:right w:val="none" w:color="FFFFFF" w:sz="0"/>
             </w:tcBorders>
             <w:tcMar>
               <w:top w:type="dxa" w:w="60"/>
@@ -16440,10 +16440,10 @@
           <w:tcPr>
             <w:tcW w:type="dxa" w:w="1100"/>
             <w:tcBorders>
-              <w:top w:val="single" w:color="000000" w:sz="4"/>
-              <w:left w:val="single" w:color="000000" w:sz="4"/>
-              <w:bottom w:val="single" w:color="000000" w:sz="4"/>
-              <w:right w:val="single" w:color="000000" w:sz="4"/>
+              <w:top w:val="none" w:color="FFFFFF" w:sz="0"/>
+              <w:left w:val="none" w:color="FFFFFF" w:sz="0"/>
+              <w:bottom w:val="none" w:color="FFFFFF" w:sz="0"/>
+              <w:right w:val="none" w:color="FFFFFF" w:sz="0"/>
             </w:tcBorders>
             <w:tcMar>
               <w:top w:type="dxa" w:w="60"/>
@@ -16477,10 +16477,10 @@
           <w:tcPr>
             <w:tcW w:type="dxa" w:w="400"/>
             <w:tcBorders>
-              <w:top w:val="single" w:color="000000" w:sz="4"/>
-              <w:left w:val="single" w:color="000000" w:sz="4"/>
-              <w:bottom w:val="single" w:color="000000" w:sz="4"/>
-              <w:right w:val="single" w:color="000000" w:sz="4"/>
+              <w:top w:val="none" w:color="FFFFFF" w:sz="0"/>
+              <w:left w:val="none" w:color="FFFFFF" w:sz="0"/>
+              <w:bottom w:val="none" w:color="FFFFFF" w:sz="0"/>
+              <w:right w:val="none" w:color="FFFFFF" w:sz="0"/>
             </w:tcBorders>
             <w:tcMar>
               <w:top w:type="dxa" w:w="60"/>
@@ -16512,10 +16512,10 @@
           <w:tcPr>
             <w:tcW w:type="dxa" w:w="2100"/>
             <w:tcBorders>
-              <w:top w:val="single" w:color="000000" w:sz="4"/>
-              <w:left w:val="single" w:color="000000" w:sz="4"/>
-              <w:bottom w:val="single" w:color="000000" w:sz="4"/>
-              <w:right w:val="single" w:color="000000" w:sz="4"/>
+              <w:top w:val="none" w:color="FFFFFF" w:sz="0"/>
+              <w:left w:val="none" w:color="FFFFFF" w:sz="0"/>
+              <w:bottom w:val="none" w:color="FFFFFF" w:sz="0"/>
+              <w:right w:val="none" w:color="FFFFFF" w:sz="0"/>
             </w:tcBorders>
             <w:tcMar>
               <w:top w:type="dxa" w:w="60"/>
@@ -16547,10 +16547,10 @@
           <w:tcPr>
             <w:tcW w:type="dxa" w:w="1100"/>
             <w:tcBorders>
-              <w:top w:val="single" w:color="000000" w:sz="4"/>
-              <w:left w:val="single" w:color="000000" w:sz="4"/>
-              <w:bottom w:val="single" w:color="000000" w:sz="4"/>
-              <w:right w:val="single" w:color="000000" w:sz="4"/>
+              <w:top w:val="none" w:color="FFFFFF" w:sz="0"/>
+              <w:left w:val="none" w:color="FFFFFF" w:sz="0"/>
+              <w:bottom w:val="none" w:color="FFFFFF" w:sz="0"/>
+              <w:right w:val="none" w:color="FFFFFF" w:sz="0"/>
             </w:tcBorders>
             <w:tcMar>
               <w:top w:type="dxa" w:w="60"/>
@@ -16582,10 +16582,10 @@
           <w:tcPr>
             <w:tcW w:type="dxa" w:w="1500"/>
             <w:tcBorders>
-              <w:top w:val="single" w:color="000000" w:sz="4"/>
-              <w:left w:val="single" w:color="000000" w:sz="4"/>
-              <w:bottom w:val="single" w:color="000000" w:sz="4"/>
-              <w:right w:val="single" w:color="000000" w:sz="4"/>
+              <w:top w:val="none" w:color="FFFFFF" w:sz="0"/>
+              <w:left w:val="none" w:color="FFFFFF" w:sz="0"/>
+              <w:bottom w:val="none" w:color="FFFFFF" w:sz="0"/>
+              <w:right w:val="none" w:color="FFFFFF" w:sz="0"/>
             </w:tcBorders>
             <w:tcMar>
               <w:top w:type="dxa" w:w="60"/>
@@ -16617,10 +16617,10 @@
           <w:tcPr>
             <w:tcW w:type="dxa" w:w="600"/>
             <w:tcBorders>
-              <w:top w:val="single" w:color="000000" w:sz="4"/>
-              <w:left w:val="single" w:color="000000" w:sz="4"/>
-              <w:bottom w:val="single" w:color="000000" w:sz="4"/>
-              <w:right w:val="single" w:color="000000" w:sz="4"/>
+              <w:top w:val="none" w:color="FFFFFF" w:sz="0"/>
+              <w:left w:val="none" w:color="FFFFFF" w:sz="0"/>
+              <w:bottom w:val="none" w:color="FFFFFF" w:sz="0"/>
+              <w:right w:val="none" w:color="FFFFFF" w:sz="0"/>
             </w:tcBorders>
             <w:tcMar>
               <w:top w:type="dxa" w:w="60"/>
@@ -16652,10 +16652,10 @@
           <w:tcPr>
             <w:tcW w:type="dxa" w:w="1100"/>
             <w:tcBorders>
-              <w:top w:val="single" w:color="000000" w:sz="4"/>
-              <w:left w:val="single" w:color="000000" w:sz="4"/>
-              <w:bottom w:val="single" w:color="000000" w:sz="4"/>
-              <w:right w:val="single" w:color="000000" w:sz="4"/>
+              <w:top w:val="none" w:color="FFFFFF" w:sz="0"/>
+              <w:left w:val="none" w:color="FFFFFF" w:sz="0"/>
+              <w:bottom w:val="none" w:color="FFFFFF" w:sz="0"/>
+              <w:right w:val="none" w:color="FFFFFF" w:sz="0"/>
             </w:tcBorders>
             <w:tcMar>
               <w:top w:type="dxa" w:w="60"/>
@@ -16687,10 +16687,10 @@
           <w:tcPr>
             <w:tcW w:type="dxa" w:w="1100"/>
             <w:tcBorders>
-              <w:top w:val="single" w:color="000000" w:sz="4"/>
-              <w:left w:val="single" w:color="000000" w:sz="4"/>
-              <w:bottom w:val="single" w:color="000000" w:sz="4"/>
-              <w:right w:val="single" w:color="000000" w:sz="4"/>
+              <w:top w:val="none" w:color="FFFFFF" w:sz="0"/>
+              <w:left w:val="none" w:color="FFFFFF" w:sz="0"/>
+              <w:bottom w:val="none" w:color="FFFFFF" w:sz="0"/>
+              <w:right w:val="none" w:color="FFFFFF" w:sz="0"/>
             </w:tcBorders>
             <w:tcMar>
               <w:top w:type="dxa" w:w="60"/>
@@ -16724,10 +16724,10 @@
           <w:tcPr>
             <w:tcW w:type="dxa" w:w="400"/>
             <w:tcBorders>
-              <w:top w:val="single" w:color="000000" w:sz="4"/>
-              <w:left w:val="single" w:color="000000" w:sz="4"/>
-              <w:bottom w:val="single" w:color="000000" w:sz="4"/>
-              <w:right w:val="single" w:color="000000" w:sz="4"/>
+              <w:top w:val="none" w:color="FFFFFF" w:sz="0"/>
+              <w:left w:val="none" w:color="FFFFFF" w:sz="0"/>
+              <w:bottom w:val="none" w:color="FFFFFF" w:sz="0"/>
+              <w:right w:val="none" w:color="FFFFFF" w:sz="0"/>
             </w:tcBorders>
             <w:tcMar>
               <w:top w:type="dxa" w:w="60"/>
@@ -16759,10 +16759,10 @@
           <w:tcPr>
             <w:tcW w:type="dxa" w:w="2100"/>
             <w:tcBorders>
-              <w:top w:val="single" w:color="000000" w:sz="4"/>
-              <w:left w:val="single" w:color="000000" w:sz="4"/>
-              <w:bottom w:val="single" w:color="000000" w:sz="4"/>
-              <w:right w:val="single" w:color="000000" w:sz="4"/>
+              <w:top w:val="none" w:color="FFFFFF" w:sz="0"/>
+              <w:left w:val="none" w:color="FFFFFF" w:sz="0"/>
+              <w:bottom w:val="none" w:color="FFFFFF" w:sz="0"/>
+              <w:right w:val="none" w:color="FFFFFF" w:sz="0"/>
             </w:tcBorders>
             <w:tcMar>
               <w:top w:type="dxa" w:w="60"/>
@@ -16794,10 +16794,10 @@
           <w:tcPr>
             <w:tcW w:type="dxa" w:w="1100"/>
             <w:tcBorders>
-              <w:top w:val="single" w:color="000000" w:sz="4"/>
-              <w:left w:val="single" w:color="000000" w:sz="4"/>
-              <w:bottom w:val="single" w:color="000000" w:sz="4"/>
-              <w:right w:val="single" w:color="000000" w:sz="4"/>
+              <w:top w:val="none" w:color="FFFFFF" w:sz="0"/>
+              <w:left w:val="none" w:color="FFFFFF" w:sz="0"/>
+              <w:bottom w:val="none" w:color="FFFFFF" w:sz="0"/>
+              <w:right w:val="none" w:color="FFFFFF" w:sz="0"/>
             </w:tcBorders>
             <w:tcMar>
               <w:top w:type="dxa" w:w="60"/>
@@ -16829,10 +16829,10 @@
           <w:tcPr>
             <w:tcW w:type="dxa" w:w="1500"/>
             <w:tcBorders>
-              <w:top w:val="single" w:color="000000" w:sz="4"/>
-              <w:left w:val="single" w:color="000000" w:sz="4"/>
-              <w:bottom w:val="single" w:color="000000" w:sz="4"/>
-              <w:right w:val="single" w:color="000000" w:sz="4"/>
+              <w:top w:val="none" w:color="FFFFFF" w:sz="0"/>
+              <w:left w:val="none" w:color="FFFFFF" w:sz="0"/>
+              <w:bottom w:val="none" w:color="FFFFFF" w:sz="0"/>
+              <w:right w:val="none" w:color="FFFFFF" w:sz="0"/>
             </w:tcBorders>
             <w:tcMar>
               <w:top w:type="dxa" w:w="60"/>
@@ -16864,10 +16864,10 @@
           <w:tcPr>
             <w:tcW w:type="dxa" w:w="600"/>
             <w:tcBorders>
-              <w:top w:val="single" w:color="000000" w:sz="4"/>
-              <w:left w:val="single" w:color="000000" w:sz="4"/>
-              <w:bottom w:val="single" w:color="000000" w:sz="4"/>
-              <w:right w:val="single" w:color="000000" w:sz="4"/>
+              <w:top w:val="none" w:color="FFFFFF" w:sz="0"/>
+              <w:left w:val="none" w:color="FFFFFF" w:sz="0"/>
+              <w:bottom w:val="none" w:color="FFFFFF" w:sz="0"/>
+              <w:right w:val="none" w:color="FFFFFF" w:sz="0"/>
             </w:tcBorders>
             <w:tcMar>
               <w:top w:type="dxa" w:w="60"/>
@@ -16899,10 +16899,10 @@
           <w:tcPr>
             <w:tcW w:type="dxa" w:w="1100"/>
             <w:tcBorders>
-              <w:top w:val="single" w:color="000000" w:sz="4"/>
-              <w:left w:val="single" w:color="000000" w:sz="4"/>
-              <w:bottom w:val="single" w:color="000000" w:sz="4"/>
-              <w:right w:val="single" w:color="000000" w:sz="4"/>
+              <w:top w:val="none" w:color="FFFFFF" w:sz="0"/>
+              <w:left w:val="none" w:color="FFFFFF" w:sz="0"/>
+              <w:bottom w:val="none" w:color="FFFFFF" w:sz="0"/>
+              <w:right w:val="none" w:color="FFFFFF" w:sz="0"/>
             </w:tcBorders>
             <w:tcMar>
               <w:top w:type="dxa" w:w="60"/>
@@ -16934,10 +16934,10 @@
           <w:tcPr>
             <w:tcW w:type="dxa" w:w="1100"/>
             <w:tcBorders>
-              <w:top w:val="single" w:color="000000" w:sz="4"/>
-              <w:left w:val="single" w:color="000000" w:sz="4"/>
-              <w:bottom w:val="single" w:color="000000" w:sz="4"/>
-              <w:right w:val="single" w:color="000000" w:sz="4"/>
+              <w:top w:val="none" w:color="FFFFFF" w:sz="0"/>
+              <w:left w:val="none" w:color="FFFFFF" w:sz="0"/>
+              <w:bottom w:val="none" w:color="FFFFFF" w:sz="0"/>
+              <w:right w:val="none" w:color="FFFFFF" w:sz="0"/>
             </w:tcBorders>
             <w:tcMar>
               <w:top w:type="dxa" w:w="60"/>
@@ -16971,10 +16971,10 @@
           <w:tcPr>
             <w:tcW w:type="dxa" w:w="400"/>
             <w:tcBorders>
-              <w:top w:val="single" w:color="000000" w:sz="4"/>
-              <w:left w:val="single" w:color="000000" w:sz="4"/>
-              <w:bottom w:val="single" w:color="000000" w:sz="4"/>
-              <w:right w:val="single" w:color="000000" w:sz="4"/>
+              <w:top w:val="none" w:color="FFFFFF" w:sz="0"/>
+              <w:left w:val="none" w:color="FFFFFF" w:sz="0"/>
+              <w:bottom w:val="none" w:color="FFFFFF" w:sz="0"/>
+              <w:right w:val="none" w:color="FFFFFF" w:sz="0"/>
             </w:tcBorders>
             <w:tcMar>
               <w:top w:type="dxa" w:w="60"/>
@@ -17006,10 +17006,10 @@
           <w:tcPr>
             <w:tcW w:type="dxa" w:w="2100"/>
             <w:tcBorders>
-              <w:top w:val="single" w:color="000000" w:sz="4"/>
-              <w:left w:val="single" w:color="000000" w:sz="4"/>
-              <w:bottom w:val="single" w:color="000000" w:sz="4"/>
-              <w:right w:val="single" w:color="000000" w:sz="4"/>
+              <w:top w:val="none" w:color="FFFFFF" w:sz="0"/>
+              <w:left w:val="none" w:color="FFFFFF" w:sz="0"/>
+              <w:bottom w:val="none" w:color="FFFFFF" w:sz="0"/>
+              <w:right w:val="none" w:color="FFFFFF" w:sz="0"/>
             </w:tcBorders>
             <w:tcMar>
               <w:top w:type="dxa" w:w="60"/>
@@ -17041,10 +17041,10 @@
           <w:tcPr>
             <w:tcW w:type="dxa" w:w="1100"/>
             <w:tcBorders>
-              <w:top w:val="single" w:color="000000" w:sz="4"/>
-              <w:left w:val="single" w:color="000000" w:sz="4"/>
-              <w:bottom w:val="single" w:color="000000" w:sz="4"/>
-              <w:right w:val="single" w:color="000000" w:sz="4"/>
+              <w:top w:val="none" w:color="FFFFFF" w:sz="0"/>
+              <w:left w:val="none" w:color="FFFFFF" w:sz="0"/>
+              <w:bottom w:val="none" w:color="FFFFFF" w:sz="0"/>
+              <w:right w:val="none" w:color="FFFFFF" w:sz="0"/>
             </w:tcBorders>
             <w:tcMar>
               <w:top w:type="dxa" w:w="60"/>
@@ -17076,10 +17076,10 @@
           <w:tcPr>
             <w:tcW w:type="dxa" w:w="1500"/>
             <w:tcBorders>
-              <w:top w:val="single" w:color="000000" w:sz="4"/>
-              <w:left w:val="single" w:color="000000" w:sz="4"/>
-              <w:bottom w:val="single" w:color="000000" w:sz="4"/>
-              <w:right w:val="single" w:color="000000" w:sz="4"/>
+              <w:top w:val="none" w:color="FFFFFF" w:sz="0"/>
+              <w:left w:val="none" w:color="FFFFFF" w:sz="0"/>
+              <w:bottom w:val="none" w:color="FFFFFF" w:sz="0"/>
+              <w:right w:val="none" w:color="FFFFFF" w:sz="0"/>
             </w:tcBorders>
             <w:tcMar>
               <w:top w:type="dxa" w:w="60"/>
@@ -17111,10 +17111,10 @@
           <w:tcPr>
             <w:tcW w:type="dxa" w:w="600"/>
             <w:tcBorders>
-              <w:top w:val="single" w:color="000000" w:sz="4"/>
-              <w:left w:val="single" w:color="000000" w:sz="4"/>
-              <w:bottom w:val="single" w:color="000000" w:sz="4"/>
-              <w:right w:val="single" w:color="000000" w:sz="4"/>
+              <w:top w:val="none" w:color="FFFFFF" w:sz="0"/>
+              <w:left w:val="none" w:color="FFFFFF" w:sz="0"/>
+              <w:bottom w:val="none" w:color="FFFFFF" w:sz="0"/>
+              <w:right w:val="none" w:color="FFFFFF" w:sz="0"/>
             </w:tcBorders>
             <w:tcMar>
               <w:top w:type="dxa" w:w="60"/>
@@ -17146,10 +17146,10 @@
           <w:tcPr>
             <w:tcW w:type="dxa" w:w="1100"/>
             <w:tcBorders>
-              <w:top w:val="single" w:color="000000" w:sz="4"/>
-              <w:left w:val="single" w:color="000000" w:sz="4"/>
-              <w:bottom w:val="single" w:color="000000" w:sz="4"/>
-              <w:right w:val="single" w:color="000000" w:sz="4"/>
+              <w:top w:val="none" w:color="FFFFFF" w:sz="0"/>
+              <w:left w:val="none" w:color="FFFFFF" w:sz="0"/>
+              <w:bottom w:val="none" w:color="FFFFFF" w:sz="0"/>
+              <w:right w:val="none" w:color="FFFFFF" w:sz="0"/>
             </w:tcBorders>
             <w:tcMar>
               <w:top w:type="dxa" w:w="60"/>
@@ -17181,10 +17181,10 @@
           <w:tcPr>
             <w:tcW w:type="dxa" w:w="1100"/>
             <w:tcBorders>
-              <w:top w:val="single" w:color="000000" w:sz="4"/>
-              <w:left w:val="single" w:color="000000" w:sz="4"/>
-              <w:bottom w:val="single" w:color="000000" w:sz="4"/>
-              <w:right w:val="single" w:color="000000" w:sz="4"/>
+              <w:top w:val="none" w:color="FFFFFF" w:sz="0"/>
+              <w:left w:val="none" w:color="FFFFFF" w:sz="0"/>
+              <w:bottom w:val="none" w:color="FFFFFF" w:sz="0"/>
+              <w:right w:val="none" w:color="FFFFFF" w:sz="0"/>
             </w:tcBorders>
             <w:tcMar>
               <w:top w:type="dxa" w:w="60"/>
@@ -17218,10 +17218,10 @@
           <w:tcPr>
             <w:tcW w:type="dxa" w:w="400"/>
             <w:tcBorders>
-              <w:top w:val="single" w:color="000000" w:sz="4"/>
-              <w:left w:val="single" w:color="000000" w:sz="4"/>
-              <w:bottom w:val="single" w:color="000000" w:sz="4"/>
-              <w:right w:val="single" w:color="000000" w:sz="4"/>
+              <w:top w:val="none" w:color="FFFFFF" w:sz="0"/>
+              <w:left w:val="none" w:color="FFFFFF" w:sz="0"/>
+              <w:bottom w:val="none" w:color="FFFFFF" w:sz="0"/>
+              <w:right w:val="none" w:color="FFFFFF" w:sz="0"/>
             </w:tcBorders>
             <w:tcMar>
               <w:top w:type="dxa" w:w="60"/>
@@ -17253,10 +17253,10 @@
           <w:tcPr>
             <w:tcW w:type="dxa" w:w="2100"/>
             <w:tcBorders>
-              <w:top w:val="single" w:color="000000" w:sz="4"/>
-              <w:left w:val="single" w:color="000000" w:sz="4"/>
-              <w:bottom w:val="single" w:color="000000" w:sz="4"/>
-              <w:right w:val="single" w:color="000000" w:sz="4"/>
+              <w:top w:val="none" w:color="FFFFFF" w:sz="0"/>
+              <w:left w:val="none" w:color="FFFFFF" w:sz="0"/>
+              <w:bottom w:val="none" w:color="FFFFFF" w:sz="0"/>
+              <w:right w:val="none" w:color="FFFFFF" w:sz="0"/>
             </w:tcBorders>
             <w:tcMar>
               <w:top w:type="dxa" w:w="60"/>
@@ -17288,10 +17288,10 @@
           <w:tcPr>
             <w:tcW w:type="dxa" w:w="1100"/>
             <w:tcBorders>
-              <w:top w:val="single" w:color="000000" w:sz="4"/>
-              <w:left w:val="single" w:color="000000" w:sz="4"/>
-              <w:bottom w:val="single" w:color="000000" w:sz="4"/>
-              <w:right w:val="single" w:color="000000" w:sz="4"/>
+              <w:top w:val="none" w:color="FFFFFF" w:sz="0"/>
+              <w:left w:val="none" w:color="FFFFFF" w:sz="0"/>
+              <w:bottom w:val="none" w:color="FFFFFF" w:sz="0"/>
+              <w:right w:val="none" w:color="FFFFFF" w:sz="0"/>
             </w:tcBorders>
             <w:tcMar>
               <w:top w:type="dxa" w:w="60"/>
@@ -17323,10 +17323,10 @@
           <w:tcPr>
             <w:tcW w:type="dxa" w:w="1500"/>
             <w:tcBorders>
-              <w:top w:val="single" w:color="000000" w:sz="4"/>
-              <w:left w:val="single" w:color="000000" w:sz="4"/>
-              <w:bottom w:val="single" w:color="000000" w:sz="4"/>
-              <w:right w:val="single" w:color="000000" w:sz="4"/>
+              <w:top w:val="none" w:color="FFFFFF" w:sz="0"/>
+              <w:left w:val="none" w:color="FFFFFF" w:sz="0"/>
+              <w:bottom w:val="none" w:color="FFFFFF" w:sz="0"/>
+              <w:right w:val="none" w:color="FFFFFF" w:sz="0"/>
             </w:tcBorders>
             <w:tcMar>
               <w:top w:type="dxa" w:w="60"/>
@@ -17358,10 +17358,10 @@
           <w:tcPr>
             <w:tcW w:type="dxa" w:w="600"/>
             <w:tcBorders>
-              <w:top w:val="single" w:color="000000" w:sz="4"/>
-              <w:left w:val="single" w:color="000000" w:sz="4"/>
-              <w:bottom w:val="single" w:color="000000" w:sz="4"/>
-              <w:right w:val="single" w:color="000000" w:sz="4"/>
+              <w:top w:val="none" w:color="FFFFFF" w:sz="0"/>
+              <w:left w:val="none" w:color="FFFFFF" w:sz="0"/>
+              <w:bottom w:val="none" w:color="FFFFFF" w:sz="0"/>
+              <w:right w:val="none" w:color="FFFFFF" w:sz="0"/>
             </w:tcBorders>
             <w:tcMar>
               <w:top w:type="dxa" w:w="60"/>
@@ -17393,10 +17393,10 @@
           <w:tcPr>
             <w:tcW w:type="dxa" w:w="1100"/>
             <w:tcBorders>
-              <w:top w:val="single" w:color="000000" w:sz="4"/>
-              <w:left w:val="single" w:color="000000" w:sz="4"/>
-              <w:bottom w:val="single" w:color="000000" w:sz="4"/>
-              <w:right w:val="single" w:color="000000" w:sz="4"/>
+              <w:top w:val="none" w:color="FFFFFF" w:sz="0"/>
+              <w:left w:val="none" w:color="FFFFFF" w:sz="0"/>
+              <w:bottom w:val="none" w:color="FFFFFF" w:sz="0"/>
+              <w:right w:val="none" w:color="FFFFFF" w:sz="0"/>
             </w:tcBorders>
             <w:tcMar>
               <w:top w:type="dxa" w:w="60"/>
@@ -17428,10 +17428,10 @@
           <w:tcPr>
             <w:tcW w:type="dxa" w:w="1100"/>
             <w:tcBorders>
-              <w:top w:val="single" w:color="000000" w:sz="4"/>
-              <w:left w:val="single" w:color="000000" w:sz="4"/>
-              <w:bottom w:val="single" w:color="000000" w:sz="4"/>
-              <w:right w:val="single" w:color="000000" w:sz="4"/>
+              <w:top w:val="none" w:color="FFFFFF" w:sz="0"/>
+              <w:left w:val="none" w:color="FFFFFF" w:sz="0"/>
+              <w:bottom w:val="none" w:color="FFFFFF" w:sz="0"/>
+              <w:right w:val="none" w:color="FFFFFF" w:sz="0"/>
             </w:tcBorders>
             <w:tcMar>
               <w:top w:type="dxa" w:w="60"/>
@@ -17465,10 +17465,10 @@
           <w:tcPr>
             <w:tcW w:type="dxa" w:w="400"/>
             <w:tcBorders>
-              <w:top w:val="single" w:color="000000" w:sz="4"/>
-              <w:left w:val="single" w:color="000000" w:sz="4"/>
-              <w:bottom w:val="single" w:color="000000" w:sz="4"/>
-              <w:right w:val="single" w:color="000000" w:sz="4"/>
+              <w:top w:val="none" w:color="FFFFFF" w:sz="0"/>
+              <w:left w:val="none" w:color="FFFFFF" w:sz="0"/>
+              <w:bottom w:val="none" w:color="FFFFFF" w:sz="0"/>
+              <w:right w:val="none" w:color="FFFFFF" w:sz="0"/>
             </w:tcBorders>
             <w:tcMar>
               <w:top w:type="dxa" w:w="60"/>
@@ -17500,10 +17500,10 @@
           <w:tcPr>
             <w:tcW w:type="dxa" w:w="2100"/>
             <w:tcBorders>
-              <w:top w:val="single" w:color="000000" w:sz="4"/>
-              <w:left w:val="single" w:color="000000" w:sz="4"/>
-              <w:bottom w:val="single" w:color="000000" w:sz="4"/>
-              <w:right w:val="single" w:color="000000" w:sz="4"/>
+              <w:top w:val="none" w:color="FFFFFF" w:sz="0"/>
+              <w:left w:val="none" w:color="FFFFFF" w:sz="0"/>
+              <w:bottom w:val="none" w:color="FFFFFF" w:sz="0"/>
+              <w:right w:val="none" w:color="FFFFFF" w:sz="0"/>
             </w:tcBorders>
             <w:tcMar>
               <w:top w:type="dxa" w:w="60"/>
@@ -17535,10 +17535,10 @@
           <w:tcPr>
             <w:tcW w:type="dxa" w:w="1100"/>
             <w:tcBorders>
-              <w:top w:val="single" w:color="000000" w:sz="4"/>
-              <w:left w:val="single" w:color="000000" w:sz="4"/>
-              <w:bottom w:val="single" w:color="000000" w:sz="4"/>
-              <w:right w:val="single" w:color="000000" w:sz="4"/>
+              <w:top w:val="none" w:color="FFFFFF" w:sz="0"/>
+              <w:left w:val="none" w:color="FFFFFF" w:sz="0"/>
+              <w:bottom w:val="none" w:color="FFFFFF" w:sz="0"/>
+              <w:right w:val="none" w:color="FFFFFF" w:sz="0"/>
             </w:tcBorders>
             <w:tcMar>
               <w:top w:type="dxa" w:w="60"/>
@@ -17570,10 +17570,10 @@
           <w:tcPr>
             <w:tcW w:type="dxa" w:w="1500"/>
             <w:tcBorders>
-              <w:top w:val="single" w:color="000000" w:sz="4"/>
-              <w:left w:val="single" w:color="000000" w:sz="4"/>
-              <w:bottom w:val="single" w:color="000000" w:sz="4"/>
-              <w:right w:val="single" w:color="000000" w:sz="4"/>
+              <w:top w:val="none" w:color="FFFFFF" w:sz="0"/>
+              <w:left w:val="none" w:color="FFFFFF" w:sz="0"/>
+              <w:bottom w:val="none" w:color="FFFFFF" w:sz="0"/>
+              <w:right w:val="none" w:color="FFFFFF" w:sz="0"/>
             </w:tcBorders>
             <w:tcMar>
               <w:top w:type="dxa" w:w="60"/>
@@ -17605,10 +17605,10 @@
           <w:tcPr>
             <w:tcW w:type="dxa" w:w="600"/>
             <w:tcBorders>
-              <w:top w:val="single" w:color="000000" w:sz="4"/>
-              <w:left w:val="single" w:color="000000" w:sz="4"/>
-              <w:bottom w:val="single" w:color="000000" w:sz="4"/>
-              <w:right w:val="single" w:color="000000" w:sz="4"/>
+              <w:top w:val="none" w:color="FFFFFF" w:sz="0"/>
+              <w:left w:val="none" w:color="FFFFFF" w:sz="0"/>
+              <w:bottom w:val="none" w:color="FFFFFF" w:sz="0"/>
+              <w:right w:val="none" w:color="FFFFFF" w:sz="0"/>
             </w:tcBorders>
             <w:tcMar>
               <w:top w:type="dxa" w:w="60"/>
@@ -17640,10 +17640,10 @@
           <w:tcPr>
             <w:tcW w:type="dxa" w:w="1100"/>
             <w:tcBorders>
-              <w:top w:val="single" w:color="000000" w:sz="4"/>
-              <w:left w:val="single" w:color="000000" w:sz="4"/>
-              <w:bottom w:val="single" w:color="000000" w:sz="4"/>
-              <w:right w:val="single" w:color="000000" w:sz="4"/>
+              <w:top w:val="none" w:color="FFFFFF" w:sz="0"/>
+              <w:left w:val="none" w:color="FFFFFF" w:sz="0"/>
+              <w:bottom w:val="none" w:color="FFFFFF" w:sz="0"/>
+              <w:right w:val="none" w:color="FFFFFF" w:sz="0"/>
             </w:tcBorders>
             <w:tcMar>
               <w:top w:type="dxa" w:w="60"/>
@@ -17675,10 +17675,10 @@
           <w:tcPr>
             <w:tcW w:type="dxa" w:w="1100"/>
             <w:tcBorders>
-              <w:top w:val="single" w:color="000000" w:sz="4"/>
-              <w:left w:val="single" w:color="000000" w:sz="4"/>
-              <w:bottom w:val="single" w:color="000000" w:sz="4"/>
-              <w:right w:val="single" w:color="000000" w:sz="4"/>
+              <w:top w:val="none" w:color="FFFFFF" w:sz="0"/>
+              <w:left w:val="none" w:color="FFFFFF" w:sz="0"/>
+              <w:bottom w:val="none" w:color="FFFFFF" w:sz="0"/>
+              <w:right w:val="none" w:color="FFFFFF" w:sz="0"/>
             </w:tcBorders>
             <w:tcMar>
               <w:top w:type="dxa" w:w="60"/>
@@ -17712,10 +17712,10 @@
           <w:tcPr>
             <w:tcW w:type="dxa" w:w="400"/>
             <w:tcBorders>
-              <w:top w:val="single" w:color="000000" w:sz="4"/>
-              <w:left w:val="single" w:color="000000" w:sz="4"/>
+              <w:top w:val="none" w:color="FFFFFF" w:sz="0"/>
+              <w:left w:val="none" w:color="FFFFFF" w:sz="0"/>
               <w:bottom w:val="single" w:color="000000" w:sz="4"/>
-              <w:right w:val="single" w:color="000000" w:sz="4"/>
+              <w:right w:val="none" w:color="FFFFFF" w:sz="0"/>
             </w:tcBorders>
             <w:tcMar>
               <w:top w:type="dxa" w:w="60"/>
@@ -17747,10 +17747,10 @@
           <w:tcPr>
             <w:tcW w:type="dxa" w:w="2100"/>
             <w:tcBorders>
-              <w:top w:val="single" w:color="000000" w:sz="4"/>
-              <w:left w:val="single" w:color="000000" w:sz="4"/>
+              <w:top w:val="none" w:color="FFFFFF" w:sz="0"/>
+              <w:left w:val="none" w:color="FFFFFF" w:sz="0"/>
               <w:bottom w:val="single" w:color="000000" w:sz="4"/>
-              <w:right w:val="single" w:color="000000" w:sz="4"/>
+              <w:right w:val="none" w:color="FFFFFF" w:sz="0"/>
             </w:tcBorders>
             <w:tcMar>
               <w:top w:type="dxa" w:w="60"/>
@@ -17782,10 +17782,10 @@
           <w:tcPr>
             <w:tcW w:type="dxa" w:w="1100"/>
             <w:tcBorders>
-              <w:top w:val="single" w:color="000000" w:sz="4"/>
-              <w:left w:val="single" w:color="000000" w:sz="4"/>
+              <w:top w:val="none" w:color="FFFFFF" w:sz="0"/>
+              <w:left w:val="none" w:color="FFFFFF" w:sz="0"/>
               <w:bottom w:val="single" w:color="000000" w:sz="4"/>
-              <w:right w:val="single" w:color="000000" w:sz="4"/>
+              <w:right w:val="none" w:color="FFFFFF" w:sz="0"/>
             </w:tcBorders>
             <w:tcMar>
               <w:top w:type="dxa" w:w="60"/>
@@ -17817,10 +17817,10 @@
           <w:tcPr>
             <w:tcW w:type="dxa" w:w="1500"/>
             <w:tcBorders>
-              <w:top w:val="single" w:color="000000" w:sz="4"/>
-              <w:left w:val="single" w:color="000000" w:sz="4"/>
+              <w:top w:val="none" w:color="FFFFFF" w:sz="0"/>
+              <w:left w:val="none" w:color="FFFFFF" w:sz="0"/>
               <w:bottom w:val="single" w:color="000000" w:sz="4"/>
-              <w:right w:val="single" w:color="000000" w:sz="4"/>
+              <w:right w:val="none" w:color="FFFFFF" w:sz="0"/>
             </w:tcBorders>
             <w:tcMar>
               <w:top w:type="dxa" w:w="60"/>
@@ -17852,10 +17852,10 @@
           <w:tcPr>
             <w:tcW w:type="dxa" w:w="600"/>
             <w:tcBorders>
-              <w:top w:val="single" w:color="000000" w:sz="4"/>
-              <w:left w:val="single" w:color="000000" w:sz="4"/>
+              <w:top w:val="none" w:color="FFFFFF" w:sz="0"/>
+              <w:left w:val="none" w:color="FFFFFF" w:sz="0"/>
               <w:bottom w:val="single" w:color="000000" w:sz="4"/>
-              <w:right w:val="single" w:color="000000" w:sz="4"/>
+              <w:right w:val="none" w:color="FFFFFF" w:sz="0"/>
             </w:tcBorders>
             <w:tcMar>
               <w:top w:type="dxa" w:w="60"/>
@@ -17887,10 +17887,10 @@
           <w:tcPr>
             <w:tcW w:type="dxa" w:w="1100"/>
             <w:tcBorders>
-              <w:top w:val="single" w:color="000000" w:sz="4"/>
-              <w:left w:val="single" w:color="000000" w:sz="4"/>
+              <w:top w:val="none" w:color="FFFFFF" w:sz="0"/>
+              <w:left w:val="none" w:color="FFFFFF" w:sz="0"/>
               <w:bottom w:val="single" w:color="000000" w:sz="4"/>
-              <w:right w:val="single" w:color="000000" w:sz="4"/>
+              <w:right w:val="none" w:color="FFFFFF" w:sz="0"/>
             </w:tcBorders>
             <w:tcMar>
               <w:top w:type="dxa" w:w="60"/>
@@ -17922,10 +17922,10 @@
           <w:tcPr>
             <w:tcW w:type="dxa" w:w="1100"/>
             <w:tcBorders>
-              <w:top w:val="single" w:color="000000" w:sz="4"/>
-              <w:left w:val="single" w:color="000000" w:sz="4"/>
+              <w:top w:val="none" w:color="FFFFFF" w:sz="0"/>
+              <w:left w:val="none" w:color="FFFFFF" w:sz="0"/>
               <w:bottom w:val="single" w:color="000000" w:sz="4"/>
-              <w:right w:val="single" w:color="000000" w:sz="4"/>
+              <w:right w:val="none" w:color="FFFFFF" w:sz="0"/>
             </w:tcBorders>
             <w:tcMar>
               <w:top w:type="dxa" w:w="60"/>
@@ -18447,8 +18447,8 @@
           <w:rFonts w:ascii="Times New Roman" w:cs="Times New Roman" w:eastAsia="Times New Roman" w:hAnsi="Times New Roman"/>
           <w:b/>
           <w:bCs/>
-          <w:sz w:val="22"/>
-          <w:szCs w:val="22"/>
+          <w:sz w:val="24"/>
+          <w:szCs w:val="24"/>
         </w:rPr>
         <w:t xml:space="preserve">Gambar </w:t>
       </w:r>
@@ -18463,8 +18463,8 @@
           <w:rFonts w:ascii="Times New Roman" w:cs="Times New Roman" w:eastAsia="Times New Roman" w:hAnsi="Times New Roman"/>
           <w:b/>
           <w:bCs/>
-          <w:sz w:val="22"/>
-          <w:szCs w:val="22"/>
+          <w:sz w:val="24"/>
+          <w:szCs w:val="24"/>
         </w:rPr>
         <w:t xml:space="preserve">.</w:t>
       </w:r>
@@ -18479,10 +18479,10 @@
           <w:rFonts w:ascii="Times New Roman" w:cs="Times New Roman" w:eastAsia="Times New Roman" w:hAnsi="Times New Roman"/>
           <w:b/>
           <w:bCs/>
-          <w:sz w:val="22"/>
-          <w:szCs w:val="22"/>
-        </w:rPr>
-        <w:t xml:space="preserve">.	Flowchart SOP Pendeportasian Deteni Ke Negara Asal</w:t>
+          <w:sz w:val="24"/>
+          <w:szCs w:val="24"/>
+        </w:rPr>
+        <w:t xml:space="preserve">	Flowchart SOP Pendeportasian Deteni Ke Negara Asal</w:t>
       </w:r>
     </w:p>
     <w:p>
@@ -18529,7 +18529,7 @@
           <w:sz w:val="24"/>
           <w:szCs w:val="24"/>
         </w:rPr>
-        <w:t xml:space="preserve">.	Mutu Baku SOP Pendeportasian Deteni</w:t>
+        <w:t xml:space="preserve">	Mutu Baku SOP Pendeportasian Deteni</w:t>
       </w:r>
     </w:p>
     <w:tbl>
@@ -18559,9 +18559,9 @@
             <w:tcW w:type="dxa" w:w="400"/>
             <w:tcBorders>
               <w:top w:val="single" w:color="000000" w:sz="4"/>
-              <w:left w:val="single" w:color="000000" w:sz="4"/>
+              <w:left w:val="none" w:color="FFFFFF" w:sz="0"/>
               <w:bottom w:val="single" w:color="000000" w:sz="4"/>
-              <w:right w:val="single" w:color="000000" w:sz="4"/>
+              <w:right w:val="none" w:color="FFFFFF" w:sz="0"/>
             </w:tcBorders>
             <w:tcMar>
               <w:top w:type="dxa" w:w="60"/>
@@ -18594,9 +18594,9 @@
             <w:tcW w:type="dxa" w:w="2100"/>
             <w:tcBorders>
               <w:top w:val="single" w:color="000000" w:sz="4"/>
-              <w:left w:val="single" w:color="000000" w:sz="4"/>
+              <w:left w:val="none" w:color="FFFFFF" w:sz="0"/>
               <w:bottom w:val="single" w:color="000000" w:sz="4"/>
-              <w:right w:val="single" w:color="000000" w:sz="4"/>
+              <w:right w:val="none" w:color="FFFFFF" w:sz="0"/>
             </w:tcBorders>
             <w:tcMar>
               <w:top w:type="dxa" w:w="60"/>
@@ -18629,9 +18629,9 @@
             <w:tcW w:type="dxa" w:w="1100"/>
             <w:tcBorders>
               <w:top w:val="single" w:color="000000" w:sz="4"/>
-              <w:left w:val="single" w:color="000000" w:sz="4"/>
+              <w:left w:val="none" w:color="FFFFFF" w:sz="0"/>
               <w:bottom w:val="single" w:color="000000" w:sz="4"/>
-              <w:right w:val="single" w:color="000000" w:sz="4"/>
+              <w:right w:val="none" w:color="FFFFFF" w:sz="0"/>
             </w:tcBorders>
             <w:tcMar>
               <w:top w:type="dxa" w:w="60"/>
@@ -18664,9 +18664,9 @@
             <w:tcW w:type="dxa" w:w="1500"/>
             <w:tcBorders>
               <w:top w:val="single" w:color="000000" w:sz="4"/>
-              <w:left w:val="single" w:color="000000" w:sz="4"/>
+              <w:left w:val="none" w:color="FFFFFF" w:sz="0"/>
               <w:bottom w:val="single" w:color="000000" w:sz="4"/>
-              <w:right w:val="single" w:color="000000" w:sz="4"/>
+              <w:right w:val="none" w:color="FFFFFF" w:sz="0"/>
             </w:tcBorders>
             <w:tcMar>
               <w:top w:type="dxa" w:w="60"/>
@@ -18699,9 +18699,9 @@
             <w:tcW w:type="dxa" w:w="600"/>
             <w:tcBorders>
               <w:top w:val="single" w:color="000000" w:sz="4"/>
-              <w:left w:val="single" w:color="000000" w:sz="4"/>
+              <w:left w:val="none" w:color="FFFFFF" w:sz="0"/>
               <w:bottom w:val="single" w:color="000000" w:sz="4"/>
-              <w:right w:val="single" w:color="000000" w:sz="4"/>
+              <w:right w:val="none" w:color="FFFFFF" w:sz="0"/>
             </w:tcBorders>
             <w:tcMar>
               <w:top w:type="dxa" w:w="60"/>
@@ -18734,9 +18734,9 @@
             <w:tcW w:type="dxa" w:w="1100"/>
             <w:tcBorders>
               <w:top w:val="single" w:color="000000" w:sz="4"/>
-              <w:left w:val="single" w:color="000000" w:sz="4"/>
+              <w:left w:val="none" w:color="FFFFFF" w:sz="0"/>
               <w:bottom w:val="single" w:color="000000" w:sz="4"/>
-              <w:right w:val="single" w:color="000000" w:sz="4"/>
+              <w:right w:val="none" w:color="FFFFFF" w:sz="0"/>
             </w:tcBorders>
             <w:tcMar>
               <w:top w:type="dxa" w:w="60"/>
@@ -18769,9 +18769,9 @@
             <w:tcW w:type="dxa" w:w="1100"/>
             <w:tcBorders>
               <w:top w:val="single" w:color="000000" w:sz="4"/>
-              <w:left w:val="single" w:color="000000" w:sz="4"/>
+              <w:left w:val="none" w:color="FFFFFF" w:sz="0"/>
               <w:bottom w:val="single" w:color="000000" w:sz="4"/>
-              <w:right w:val="single" w:color="000000" w:sz="4"/>
+              <w:right w:val="none" w:color="FFFFFF" w:sz="0"/>
             </w:tcBorders>
             <w:tcMar>
               <w:top w:type="dxa" w:w="60"/>
@@ -18805,10 +18805,10 @@
           <w:tcPr>
             <w:tcW w:type="dxa" w:w="400"/>
             <w:tcBorders>
-              <w:top w:val="single" w:color="000000" w:sz="4"/>
-              <w:left w:val="single" w:color="000000" w:sz="4"/>
-              <w:bottom w:val="single" w:color="000000" w:sz="4"/>
-              <w:right w:val="single" w:color="000000" w:sz="4"/>
+              <w:top w:val="none" w:color="FFFFFF" w:sz="0"/>
+              <w:left w:val="none" w:color="FFFFFF" w:sz="0"/>
+              <w:bottom w:val="none" w:color="FFFFFF" w:sz="0"/>
+              <w:right w:val="none" w:color="FFFFFF" w:sz="0"/>
             </w:tcBorders>
             <w:tcMar>
               <w:top w:type="dxa" w:w="60"/>
@@ -18840,10 +18840,10 @@
           <w:tcPr>
             <w:tcW w:type="dxa" w:w="2100"/>
             <w:tcBorders>
-              <w:top w:val="single" w:color="000000" w:sz="4"/>
-              <w:left w:val="single" w:color="000000" w:sz="4"/>
-              <w:bottom w:val="single" w:color="000000" w:sz="4"/>
-              <w:right w:val="single" w:color="000000" w:sz="4"/>
+              <w:top w:val="none" w:color="FFFFFF" w:sz="0"/>
+              <w:left w:val="none" w:color="FFFFFF" w:sz="0"/>
+              <w:bottom w:val="none" w:color="FFFFFF" w:sz="0"/>
+              <w:right w:val="none" w:color="FFFFFF" w:sz="0"/>
             </w:tcBorders>
             <w:tcMar>
               <w:top w:type="dxa" w:w="60"/>
@@ -18875,10 +18875,10 @@
           <w:tcPr>
             <w:tcW w:type="dxa" w:w="1100"/>
             <w:tcBorders>
-              <w:top w:val="single" w:color="000000" w:sz="4"/>
-              <w:left w:val="single" w:color="000000" w:sz="4"/>
-              <w:bottom w:val="single" w:color="000000" w:sz="4"/>
-              <w:right w:val="single" w:color="000000" w:sz="4"/>
+              <w:top w:val="none" w:color="FFFFFF" w:sz="0"/>
+              <w:left w:val="none" w:color="FFFFFF" w:sz="0"/>
+              <w:bottom w:val="none" w:color="FFFFFF" w:sz="0"/>
+              <w:right w:val="none" w:color="FFFFFF" w:sz="0"/>
             </w:tcBorders>
             <w:tcMar>
               <w:top w:type="dxa" w:w="60"/>
@@ -18910,10 +18910,10 @@
           <w:tcPr>
             <w:tcW w:type="dxa" w:w="1500"/>
             <w:tcBorders>
-              <w:top w:val="single" w:color="000000" w:sz="4"/>
-              <w:left w:val="single" w:color="000000" w:sz="4"/>
-              <w:bottom w:val="single" w:color="000000" w:sz="4"/>
-              <w:right w:val="single" w:color="000000" w:sz="4"/>
+              <w:top w:val="none" w:color="FFFFFF" w:sz="0"/>
+              <w:left w:val="none" w:color="FFFFFF" w:sz="0"/>
+              <w:bottom w:val="none" w:color="FFFFFF" w:sz="0"/>
+              <w:right w:val="none" w:color="FFFFFF" w:sz="0"/>
             </w:tcBorders>
             <w:tcMar>
               <w:top w:type="dxa" w:w="60"/>
@@ -18945,10 +18945,10 @@
           <w:tcPr>
             <w:tcW w:type="dxa" w:w="600"/>
             <w:tcBorders>
-              <w:top w:val="single" w:color="000000" w:sz="4"/>
-              <w:left w:val="single" w:color="000000" w:sz="4"/>
-              <w:bottom w:val="single" w:color="000000" w:sz="4"/>
-              <w:right w:val="single" w:color="000000" w:sz="4"/>
+              <w:top w:val="none" w:color="FFFFFF" w:sz="0"/>
+              <w:left w:val="none" w:color="FFFFFF" w:sz="0"/>
+              <w:bottom w:val="none" w:color="FFFFFF" w:sz="0"/>
+              <w:right w:val="none" w:color="FFFFFF" w:sz="0"/>
             </w:tcBorders>
             <w:tcMar>
               <w:top w:type="dxa" w:w="60"/>
@@ -18980,10 +18980,10 @@
           <w:tcPr>
             <w:tcW w:type="dxa" w:w="1100"/>
             <w:tcBorders>
-              <w:top w:val="single" w:color="000000" w:sz="4"/>
-              <w:left w:val="single" w:color="000000" w:sz="4"/>
-              <w:bottom w:val="single" w:color="000000" w:sz="4"/>
-              <w:right w:val="single" w:color="000000" w:sz="4"/>
+              <w:top w:val="none" w:color="FFFFFF" w:sz="0"/>
+              <w:left w:val="none" w:color="FFFFFF" w:sz="0"/>
+              <w:bottom w:val="none" w:color="FFFFFF" w:sz="0"/>
+              <w:right w:val="none" w:color="FFFFFF" w:sz="0"/>
             </w:tcBorders>
             <w:tcMar>
               <w:top w:type="dxa" w:w="60"/>
@@ -19015,10 +19015,10 @@
           <w:tcPr>
             <w:tcW w:type="dxa" w:w="1100"/>
             <w:tcBorders>
-              <w:top w:val="single" w:color="000000" w:sz="4"/>
-              <w:left w:val="single" w:color="000000" w:sz="4"/>
-              <w:bottom w:val="single" w:color="000000" w:sz="4"/>
-              <w:right w:val="single" w:color="000000" w:sz="4"/>
+              <w:top w:val="none" w:color="FFFFFF" w:sz="0"/>
+              <w:left w:val="none" w:color="FFFFFF" w:sz="0"/>
+              <w:bottom w:val="none" w:color="FFFFFF" w:sz="0"/>
+              <w:right w:val="none" w:color="FFFFFF" w:sz="0"/>
             </w:tcBorders>
             <w:tcMar>
               <w:top w:type="dxa" w:w="60"/>
@@ -19052,10 +19052,10 @@
           <w:tcPr>
             <w:tcW w:type="dxa" w:w="400"/>
             <w:tcBorders>
-              <w:top w:val="single" w:color="000000" w:sz="4"/>
-              <w:left w:val="single" w:color="000000" w:sz="4"/>
-              <w:bottom w:val="single" w:color="000000" w:sz="4"/>
-              <w:right w:val="single" w:color="000000" w:sz="4"/>
+              <w:top w:val="none" w:color="FFFFFF" w:sz="0"/>
+              <w:left w:val="none" w:color="FFFFFF" w:sz="0"/>
+              <w:bottom w:val="none" w:color="FFFFFF" w:sz="0"/>
+              <w:right w:val="none" w:color="FFFFFF" w:sz="0"/>
             </w:tcBorders>
             <w:tcMar>
               <w:top w:type="dxa" w:w="60"/>
@@ -19087,10 +19087,10 @@
           <w:tcPr>
             <w:tcW w:type="dxa" w:w="2100"/>
             <w:tcBorders>
-              <w:top w:val="single" w:color="000000" w:sz="4"/>
-              <w:left w:val="single" w:color="000000" w:sz="4"/>
-              <w:bottom w:val="single" w:color="000000" w:sz="4"/>
-              <w:right w:val="single" w:color="000000" w:sz="4"/>
+              <w:top w:val="none" w:color="FFFFFF" w:sz="0"/>
+              <w:left w:val="none" w:color="FFFFFF" w:sz="0"/>
+              <w:bottom w:val="none" w:color="FFFFFF" w:sz="0"/>
+              <w:right w:val="none" w:color="FFFFFF" w:sz="0"/>
             </w:tcBorders>
             <w:tcMar>
               <w:top w:type="dxa" w:w="60"/>
@@ -19122,10 +19122,10 @@
           <w:tcPr>
             <w:tcW w:type="dxa" w:w="1100"/>
             <w:tcBorders>
-              <w:top w:val="single" w:color="000000" w:sz="4"/>
-              <w:left w:val="single" w:color="000000" w:sz="4"/>
-              <w:bottom w:val="single" w:color="000000" w:sz="4"/>
-              <w:right w:val="single" w:color="000000" w:sz="4"/>
+              <w:top w:val="none" w:color="FFFFFF" w:sz="0"/>
+              <w:left w:val="none" w:color="FFFFFF" w:sz="0"/>
+              <w:bottom w:val="none" w:color="FFFFFF" w:sz="0"/>
+              <w:right w:val="none" w:color="FFFFFF" w:sz="0"/>
             </w:tcBorders>
             <w:tcMar>
               <w:top w:type="dxa" w:w="60"/>
@@ -19157,10 +19157,10 @@
           <w:tcPr>
             <w:tcW w:type="dxa" w:w="1500"/>
             <w:tcBorders>
-              <w:top w:val="single" w:color="000000" w:sz="4"/>
-              <w:left w:val="single" w:color="000000" w:sz="4"/>
-              <w:bottom w:val="single" w:color="000000" w:sz="4"/>
-              <w:right w:val="single" w:color="000000" w:sz="4"/>
+              <w:top w:val="none" w:color="FFFFFF" w:sz="0"/>
+              <w:left w:val="none" w:color="FFFFFF" w:sz="0"/>
+              <w:bottom w:val="none" w:color="FFFFFF" w:sz="0"/>
+              <w:right w:val="none" w:color="FFFFFF" w:sz="0"/>
             </w:tcBorders>
             <w:tcMar>
               <w:top w:type="dxa" w:w="60"/>
@@ -19192,10 +19192,10 @@
           <w:tcPr>
             <w:tcW w:type="dxa" w:w="600"/>
             <w:tcBorders>
-              <w:top w:val="single" w:color="000000" w:sz="4"/>
-              <w:left w:val="single" w:color="000000" w:sz="4"/>
-              <w:bottom w:val="single" w:color="000000" w:sz="4"/>
-              <w:right w:val="single" w:color="000000" w:sz="4"/>
+              <w:top w:val="none" w:color="FFFFFF" w:sz="0"/>
+              <w:left w:val="none" w:color="FFFFFF" w:sz="0"/>
+              <w:bottom w:val="none" w:color="FFFFFF" w:sz="0"/>
+              <w:right w:val="none" w:color="FFFFFF" w:sz="0"/>
             </w:tcBorders>
             <w:tcMar>
               <w:top w:type="dxa" w:w="60"/>
@@ -19227,10 +19227,10 @@
           <w:tcPr>
             <w:tcW w:type="dxa" w:w="1100"/>
             <w:tcBorders>
-              <w:top w:val="single" w:color="000000" w:sz="4"/>
-              <w:left w:val="single" w:color="000000" w:sz="4"/>
-              <w:bottom w:val="single" w:color="000000" w:sz="4"/>
-              <w:right w:val="single" w:color="000000" w:sz="4"/>
+              <w:top w:val="none" w:color="FFFFFF" w:sz="0"/>
+              <w:left w:val="none" w:color="FFFFFF" w:sz="0"/>
+              <w:bottom w:val="none" w:color="FFFFFF" w:sz="0"/>
+              <w:right w:val="none" w:color="FFFFFF" w:sz="0"/>
             </w:tcBorders>
             <w:tcMar>
               <w:top w:type="dxa" w:w="60"/>
@@ -19262,10 +19262,10 @@
           <w:tcPr>
             <w:tcW w:type="dxa" w:w="1100"/>
             <w:tcBorders>
-              <w:top w:val="single" w:color="000000" w:sz="4"/>
-              <w:left w:val="single" w:color="000000" w:sz="4"/>
-              <w:bottom w:val="single" w:color="000000" w:sz="4"/>
-              <w:right w:val="single" w:color="000000" w:sz="4"/>
+              <w:top w:val="none" w:color="FFFFFF" w:sz="0"/>
+              <w:left w:val="none" w:color="FFFFFF" w:sz="0"/>
+              <w:bottom w:val="none" w:color="FFFFFF" w:sz="0"/>
+              <w:right w:val="none" w:color="FFFFFF" w:sz="0"/>
             </w:tcBorders>
             <w:tcMar>
               <w:top w:type="dxa" w:w="60"/>
@@ -19299,10 +19299,10 @@
           <w:tcPr>
             <w:tcW w:type="dxa" w:w="400"/>
             <w:tcBorders>
-              <w:top w:val="single" w:color="000000" w:sz="4"/>
-              <w:left w:val="single" w:color="000000" w:sz="4"/>
-              <w:bottom w:val="single" w:color="000000" w:sz="4"/>
-              <w:right w:val="single" w:color="000000" w:sz="4"/>
+              <w:top w:val="none" w:color="FFFFFF" w:sz="0"/>
+              <w:left w:val="none" w:color="FFFFFF" w:sz="0"/>
+              <w:bottom w:val="none" w:color="FFFFFF" w:sz="0"/>
+              <w:right w:val="none" w:color="FFFFFF" w:sz="0"/>
             </w:tcBorders>
             <w:tcMar>
               <w:top w:type="dxa" w:w="60"/>
@@ -19334,10 +19334,10 @@
           <w:tcPr>
             <w:tcW w:type="dxa" w:w="2100"/>
             <w:tcBorders>
-              <w:top w:val="single" w:color="000000" w:sz="4"/>
-              <w:left w:val="single" w:color="000000" w:sz="4"/>
-              <w:bottom w:val="single" w:color="000000" w:sz="4"/>
-              <w:right w:val="single" w:color="000000" w:sz="4"/>
+              <w:top w:val="none" w:color="FFFFFF" w:sz="0"/>
+              <w:left w:val="none" w:color="FFFFFF" w:sz="0"/>
+              <w:bottom w:val="none" w:color="FFFFFF" w:sz="0"/>
+              <w:right w:val="none" w:color="FFFFFF" w:sz="0"/>
             </w:tcBorders>
             <w:tcMar>
               <w:top w:type="dxa" w:w="60"/>
@@ -19369,10 +19369,10 @@
           <w:tcPr>
             <w:tcW w:type="dxa" w:w="1100"/>
             <w:tcBorders>
-              <w:top w:val="single" w:color="000000" w:sz="4"/>
-              <w:left w:val="single" w:color="000000" w:sz="4"/>
-              <w:bottom w:val="single" w:color="000000" w:sz="4"/>
-              <w:right w:val="single" w:color="000000" w:sz="4"/>
+              <w:top w:val="none" w:color="FFFFFF" w:sz="0"/>
+              <w:left w:val="none" w:color="FFFFFF" w:sz="0"/>
+              <w:bottom w:val="none" w:color="FFFFFF" w:sz="0"/>
+              <w:right w:val="none" w:color="FFFFFF" w:sz="0"/>
             </w:tcBorders>
             <w:tcMar>
               <w:top w:type="dxa" w:w="60"/>
@@ -19404,10 +19404,10 @@
           <w:tcPr>
             <w:tcW w:type="dxa" w:w="1500"/>
             <w:tcBorders>
-              <w:top w:val="single" w:color="000000" w:sz="4"/>
-              <w:left w:val="single" w:color="000000" w:sz="4"/>
-              <w:bottom w:val="single" w:color="000000" w:sz="4"/>
-              <w:right w:val="single" w:color="000000" w:sz="4"/>
+              <w:top w:val="none" w:color="FFFFFF" w:sz="0"/>
+              <w:left w:val="none" w:color="FFFFFF" w:sz="0"/>
+              <w:bottom w:val="none" w:color="FFFFFF" w:sz="0"/>
+              <w:right w:val="none" w:color="FFFFFF" w:sz="0"/>
             </w:tcBorders>
             <w:tcMar>
               <w:top w:type="dxa" w:w="60"/>
@@ -19439,10 +19439,10 @@
           <w:tcPr>
             <w:tcW w:type="dxa" w:w="600"/>
             <w:tcBorders>
-              <w:top w:val="single" w:color="000000" w:sz="4"/>
-              <w:left w:val="single" w:color="000000" w:sz="4"/>
-              <w:bottom w:val="single" w:color="000000" w:sz="4"/>
-              <w:right w:val="single" w:color="000000" w:sz="4"/>
+              <w:top w:val="none" w:color="FFFFFF" w:sz="0"/>
+              <w:left w:val="none" w:color="FFFFFF" w:sz="0"/>
+              <w:bottom w:val="none" w:color="FFFFFF" w:sz="0"/>
+              <w:right w:val="none" w:color="FFFFFF" w:sz="0"/>
             </w:tcBorders>
             <w:tcMar>
               <w:top w:type="dxa" w:w="60"/>
@@ -19474,10 +19474,10 @@
           <w:tcPr>
             <w:tcW w:type="dxa" w:w="1100"/>
             <w:tcBorders>
-              <w:top w:val="single" w:color="000000" w:sz="4"/>
-              <w:left w:val="single" w:color="000000" w:sz="4"/>
-              <w:bottom w:val="single" w:color="000000" w:sz="4"/>
-              <w:right w:val="single" w:color="000000" w:sz="4"/>
+              <w:top w:val="none" w:color="FFFFFF" w:sz="0"/>
+              <w:left w:val="none" w:color="FFFFFF" w:sz="0"/>
+              <w:bottom w:val="none" w:color="FFFFFF" w:sz="0"/>
+              <w:right w:val="none" w:color="FFFFFF" w:sz="0"/>
             </w:tcBorders>
             <w:tcMar>
               <w:top w:type="dxa" w:w="60"/>
@@ -19509,10 +19509,10 @@
           <w:tcPr>
             <w:tcW w:type="dxa" w:w="1100"/>
             <w:tcBorders>
-              <w:top w:val="single" w:color="000000" w:sz="4"/>
-              <w:left w:val="single" w:color="000000" w:sz="4"/>
-              <w:bottom w:val="single" w:color="000000" w:sz="4"/>
-              <w:right w:val="single" w:color="000000" w:sz="4"/>
+              <w:top w:val="none" w:color="FFFFFF" w:sz="0"/>
+              <w:left w:val="none" w:color="FFFFFF" w:sz="0"/>
+              <w:bottom w:val="none" w:color="FFFFFF" w:sz="0"/>
+              <w:right w:val="none" w:color="FFFFFF" w:sz="0"/>
             </w:tcBorders>
             <w:tcMar>
               <w:top w:type="dxa" w:w="60"/>
@@ -19546,10 +19546,10 @@
           <w:tcPr>
             <w:tcW w:type="dxa" w:w="400"/>
             <w:tcBorders>
-              <w:top w:val="single" w:color="000000" w:sz="4"/>
-              <w:left w:val="single" w:color="000000" w:sz="4"/>
-              <w:bottom w:val="single" w:color="000000" w:sz="4"/>
-              <w:right w:val="single" w:color="000000" w:sz="4"/>
+              <w:top w:val="none" w:color="FFFFFF" w:sz="0"/>
+              <w:left w:val="none" w:color="FFFFFF" w:sz="0"/>
+              <w:bottom w:val="none" w:color="FFFFFF" w:sz="0"/>
+              <w:right w:val="none" w:color="FFFFFF" w:sz="0"/>
             </w:tcBorders>
             <w:tcMar>
               <w:top w:type="dxa" w:w="60"/>
@@ -19581,10 +19581,10 @@
           <w:tcPr>
             <w:tcW w:type="dxa" w:w="2100"/>
             <w:tcBorders>
-              <w:top w:val="single" w:color="000000" w:sz="4"/>
-              <w:left w:val="single" w:color="000000" w:sz="4"/>
-              <w:bottom w:val="single" w:color="000000" w:sz="4"/>
-              <w:right w:val="single" w:color="000000" w:sz="4"/>
+              <w:top w:val="none" w:color="FFFFFF" w:sz="0"/>
+              <w:left w:val="none" w:color="FFFFFF" w:sz="0"/>
+              <w:bottom w:val="none" w:color="FFFFFF" w:sz="0"/>
+              <w:right w:val="none" w:color="FFFFFF" w:sz="0"/>
             </w:tcBorders>
             <w:tcMar>
               <w:top w:type="dxa" w:w="60"/>
@@ -19616,10 +19616,10 @@
           <w:tcPr>
             <w:tcW w:type="dxa" w:w="1100"/>
             <w:tcBorders>
-              <w:top w:val="single" w:color="000000" w:sz="4"/>
-              <w:left w:val="single" w:color="000000" w:sz="4"/>
-              <w:bottom w:val="single" w:color="000000" w:sz="4"/>
-              <w:right w:val="single" w:color="000000" w:sz="4"/>
+              <w:top w:val="none" w:color="FFFFFF" w:sz="0"/>
+              <w:left w:val="none" w:color="FFFFFF" w:sz="0"/>
+              <w:bottom w:val="none" w:color="FFFFFF" w:sz="0"/>
+              <w:right w:val="none" w:color="FFFFFF" w:sz="0"/>
             </w:tcBorders>
             <w:tcMar>
               <w:top w:type="dxa" w:w="60"/>
@@ -19651,10 +19651,10 @@
           <w:tcPr>
             <w:tcW w:type="dxa" w:w="1500"/>
             <w:tcBorders>
-              <w:top w:val="single" w:color="000000" w:sz="4"/>
-              <w:left w:val="single" w:color="000000" w:sz="4"/>
-              <w:bottom w:val="single" w:color="000000" w:sz="4"/>
-              <w:right w:val="single" w:color="000000" w:sz="4"/>
+              <w:top w:val="none" w:color="FFFFFF" w:sz="0"/>
+              <w:left w:val="none" w:color="FFFFFF" w:sz="0"/>
+              <w:bottom w:val="none" w:color="FFFFFF" w:sz="0"/>
+              <w:right w:val="none" w:color="FFFFFF" w:sz="0"/>
             </w:tcBorders>
             <w:tcMar>
               <w:top w:type="dxa" w:w="60"/>
@@ -19686,10 +19686,10 @@
           <w:tcPr>
             <w:tcW w:type="dxa" w:w="600"/>
             <w:tcBorders>
-              <w:top w:val="single" w:color="000000" w:sz="4"/>
-              <w:left w:val="single" w:color="000000" w:sz="4"/>
-              <w:bottom w:val="single" w:color="000000" w:sz="4"/>
-              <w:right w:val="single" w:color="000000" w:sz="4"/>
+              <w:top w:val="none" w:color="FFFFFF" w:sz="0"/>
+              <w:left w:val="none" w:color="FFFFFF" w:sz="0"/>
+              <w:bottom w:val="none" w:color="FFFFFF" w:sz="0"/>
+              <w:right w:val="none" w:color="FFFFFF" w:sz="0"/>
             </w:tcBorders>
             <w:tcMar>
               <w:top w:type="dxa" w:w="60"/>
@@ -19721,10 +19721,10 @@
           <w:tcPr>
             <w:tcW w:type="dxa" w:w="1100"/>
             <w:tcBorders>
-              <w:top w:val="single" w:color="000000" w:sz="4"/>
-              <w:left w:val="single" w:color="000000" w:sz="4"/>
-              <w:bottom w:val="single" w:color="000000" w:sz="4"/>
-              <w:right w:val="single" w:color="000000" w:sz="4"/>
+              <w:top w:val="none" w:color="FFFFFF" w:sz="0"/>
+              <w:left w:val="none" w:color="FFFFFF" w:sz="0"/>
+              <w:bottom w:val="none" w:color="FFFFFF" w:sz="0"/>
+              <w:right w:val="none" w:color="FFFFFF" w:sz="0"/>
             </w:tcBorders>
             <w:tcMar>
               <w:top w:type="dxa" w:w="60"/>
@@ -19756,10 +19756,10 @@
           <w:tcPr>
             <w:tcW w:type="dxa" w:w="1100"/>
             <w:tcBorders>
-              <w:top w:val="single" w:color="000000" w:sz="4"/>
-              <w:left w:val="single" w:color="000000" w:sz="4"/>
-              <w:bottom w:val="single" w:color="000000" w:sz="4"/>
-              <w:right w:val="single" w:color="000000" w:sz="4"/>
+              <w:top w:val="none" w:color="FFFFFF" w:sz="0"/>
+              <w:left w:val="none" w:color="FFFFFF" w:sz="0"/>
+              <w:bottom w:val="none" w:color="FFFFFF" w:sz="0"/>
+              <w:right w:val="none" w:color="FFFFFF" w:sz="0"/>
             </w:tcBorders>
             <w:tcMar>
               <w:top w:type="dxa" w:w="60"/>
@@ -19793,10 +19793,10 @@
           <w:tcPr>
             <w:tcW w:type="dxa" w:w="400"/>
             <w:tcBorders>
-              <w:top w:val="single" w:color="000000" w:sz="4"/>
-              <w:left w:val="single" w:color="000000" w:sz="4"/>
-              <w:bottom w:val="single" w:color="000000" w:sz="4"/>
-              <w:right w:val="single" w:color="000000" w:sz="4"/>
+              <w:top w:val="none" w:color="FFFFFF" w:sz="0"/>
+              <w:left w:val="none" w:color="FFFFFF" w:sz="0"/>
+              <w:bottom w:val="none" w:color="FFFFFF" w:sz="0"/>
+              <w:right w:val="none" w:color="FFFFFF" w:sz="0"/>
             </w:tcBorders>
             <w:tcMar>
               <w:top w:type="dxa" w:w="60"/>
@@ -19828,10 +19828,10 @@
           <w:tcPr>
             <w:tcW w:type="dxa" w:w="2100"/>
             <w:tcBorders>
-              <w:top w:val="single" w:color="000000" w:sz="4"/>
-              <w:left w:val="single" w:color="000000" w:sz="4"/>
-              <w:bottom w:val="single" w:color="000000" w:sz="4"/>
-              <w:right w:val="single" w:color="000000" w:sz="4"/>
+              <w:top w:val="none" w:color="FFFFFF" w:sz="0"/>
+              <w:left w:val="none" w:color="FFFFFF" w:sz="0"/>
+              <w:bottom w:val="none" w:color="FFFFFF" w:sz="0"/>
+              <w:right w:val="none" w:color="FFFFFF" w:sz="0"/>
             </w:tcBorders>
             <w:tcMar>
               <w:top w:type="dxa" w:w="60"/>
@@ -19863,10 +19863,10 @@
           <w:tcPr>
             <w:tcW w:type="dxa" w:w="1100"/>
             <w:tcBorders>
-              <w:top w:val="single" w:color="000000" w:sz="4"/>
-              <w:left w:val="single" w:color="000000" w:sz="4"/>
-              <w:bottom w:val="single" w:color="000000" w:sz="4"/>
-              <w:right w:val="single" w:color="000000" w:sz="4"/>
+              <w:top w:val="none" w:color="FFFFFF" w:sz="0"/>
+              <w:left w:val="none" w:color="FFFFFF" w:sz="0"/>
+              <w:bottom w:val="none" w:color="FFFFFF" w:sz="0"/>
+              <w:right w:val="none" w:color="FFFFFF" w:sz="0"/>
             </w:tcBorders>
             <w:tcMar>
               <w:top w:type="dxa" w:w="60"/>
@@ -19898,10 +19898,10 @@
           <w:tcPr>
             <w:tcW w:type="dxa" w:w="1500"/>
             <w:tcBorders>
-              <w:top w:val="single" w:color="000000" w:sz="4"/>
-              <w:left w:val="single" w:color="000000" w:sz="4"/>
-              <w:bottom w:val="single" w:color="000000" w:sz="4"/>
-              <w:right w:val="single" w:color="000000" w:sz="4"/>
+              <w:top w:val="none" w:color="FFFFFF" w:sz="0"/>
+              <w:left w:val="none" w:color="FFFFFF" w:sz="0"/>
+              <w:bottom w:val="none" w:color="FFFFFF" w:sz="0"/>
+              <w:right w:val="none" w:color="FFFFFF" w:sz="0"/>
             </w:tcBorders>
             <w:tcMar>
               <w:top w:type="dxa" w:w="60"/>
@@ -19933,10 +19933,10 @@
           <w:tcPr>
             <w:tcW w:type="dxa" w:w="600"/>
             <w:tcBorders>
-              <w:top w:val="single" w:color="000000" w:sz="4"/>
-              <w:left w:val="single" w:color="000000" w:sz="4"/>
-              <w:bottom w:val="single" w:color="000000" w:sz="4"/>
-              <w:right w:val="single" w:color="000000" w:sz="4"/>
+              <w:top w:val="none" w:color="FFFFFF" w:sz="0"/>
+              <w:left w:val="none" w:color="FFFFFF" w:sz="0"/>
+              <w:bottom w:val="none" w:color="FFFFFF" w:sz="0"/>
+              <w:right w:val="none" w:color="FFFFFF" w:sz="0"/>
             </w:tcBorders>
             <w:tcMar>
               <w:top w:type="dxa" w:w="60"/>
@@ -19968,10 +19968,10 @@
           <w:tcPr>
             <w:tcW w:type="dxa" w:w="1100"/>
             <w:tcBorders>
-              <w:top w:val="single" w:color="000000" w:sz="4"/>
-              <w:left w:val="single" w:color="000000" w:sz="4"/>
-              <w:bottom w:val="single" w:color="000000" w:sz="4"/>
-              <w:right w:val="single" w:color="000000" w:sz="4"/>
+              <w:top w:val="none" w:color="FFFFFF" w:sz="0"/>
+              <w:left w:val="none" w:color="FFFFFF" w:sz="0"/>
+              <w:bottom w:val="none" w:color="FFFFFF" w:sz="0"/>
+              <w:right w:val="none" w:color="FFFFFF" w:sz="0"/>
             </w:tcBorders>
             <w:tcMar>
               <w:top w:type="dxa" w:w="60"/>
@@ -20003,10 +20003,10 @@
           <w:tcPr>
             <w:tcW w:type="dxa" w:w="1100"/>
             <w:tcBorders>
-              <w:top w:val="single" w:color="000000" w:sz="4"/>
-              <w:left w:val="single" w:color="000000" w:sz="4"/>
-              <w:bottom w:val="single" w:color="000000" w:sz="4"/>
-              <w:right w:val="single" w:color="000000" w:sz="4"/>
+              <w:top w:val="none" w:color="FFFFFF" w:sz="0"/>
+              <w:left w:val="none" w:color="FFFFFF" w:sz="0"/>
+              <w:bottom w:val="none" w:color="FFFFFF" w:sz="0"/>
+              <w:right w:val="none" w:color="FFFFFF" w:sz="0"/>
             </w:tcBorders>
             <w:tcMar>
               <w:top w:type="dxa" w:w="60"/>
@@ -20040,10 +20040,10 @@
           <w:tcPr>
             <w:tcW w:type="dxa" w:w="400"/>
             <w:tcBorders>
-              <w:top w:val="single" w:color="000000" w:sz="4"/>
-              <w:left w:val="single" w:color="000000" w:sz="4"/>
-              <w:bottom w:val="single" w:color="000000" w:sz="4"/>
-              <w:right w:val="single" w:color="000000" w:sz="4"/>
+              <w:top w:val="none" w:color="FFFFFF" w:sz="0"/>
+              <w:left w:val="none" w:color="FFFFFF" w:sz="0"/>
+              <w:bottom w:val="none" w:color="FFFFFF" w:sz="0"/>
+              <w:right w:val="none" w:color="FFFFFF" w:sz="0"/>
             </w:tcBorders>
             <w:tcMar>
               <w:top w:type="dxa" w:w="60"/>
@@ -20075,10 +20075,10 @@
           <w:tcPr>
             <w:tcW w:type="dxa" w:w="2100"/>
             <w:tcBorders>
-              <w:top w:val="single" w:color="000000" w:sz="4"/>
-              <w:left w:val="single" w:color="000000" w:sz="4"/>
-              <w:bottom w:val="single" w:color="000000" w:sz="4"/>
-              <w:right w:val="single" w:color="000000" w:sz="4"/>
+              <w:top w:val="none" w:color="FFFFFF" w:sz="0"/>
+              <w:left w:val="none" w:color="FFFFFF" w:sz="0"/>
+              <w:bottom w:val="none" w:color="FFFFFF" w:sz="0"/>
+              <w:right w:val="none" w:color="FFFFFF" w:sz="0"/>
             </w:tcBorders>
             <w:tcMar>
               <w:top w:type="dxa" w:w="60"/>
@@ -20110,10 +20110,10 @@
           <w:tcPr>
             <w:tcW w:type="dxa" w:w="1100"/>
             <w:tcBorders>
-              <w:top w:val="single" w:color="000000" w:sz="4"/>
-              <w:left w:val="single" w:color="000000" w:sz="4"/>
-              <w:bottom w:val="single" w:color="000000" w:sz="4"/>
-              <w:right w:val="single" w:color="000000" w:sz="4"/>
+              <w:top w:val="none" w:color="FFFFFF" w:sz="0"/>
+              <w:left w:val="none" w:color="FFFFFF" w:sz="0"/>
+              <w:bottom w:val="none" w:color="FFFFFF" w:sz="0"/>
+              <w:right w:val="none" w:color="FFFFFF" w:sz="0"/>
             </w:tcBorders>
             <w:tcMar>
               <w:top w:type="dxa" w:w="60"/>
@@ -20145,10 +20145,10 @@
           <w:tcPr>
             <w:tcW w:type="dxa" w:w="1500"/>
             <w:tcBorders>
-              <w:top w:val="single" w:color="000000" w:sz="4"/>
-              <w:left w:val="single" w:color="000000" w:sz="4"/>
-              <w:bottom w:val="single" w:color="000000" w:sz="4"/>
-              <w:right w:val="single" w:color="000000" w:sz="4"/>
+              <w:top w:val="none" w:color="FFFFFF" w:sz="0"/>
+              <w:left w:val="none" w:color="FFFFFF" w:sz="0"/>
+              <w:bottom w:val="none" w:color="FFFFFF" w:sz="0"/>
+              <w:right w:val="none" w:color="FFFFFF" w:sz="0"/>
             </w:tcBorders>
             <w:tcMar>
               <w:top w:type="dxa" w:w="60"/>
@@ -20180,10 +20180,10 @@
           <w:tcPr>
             <w:tcW w:type="dxa" w:w="600"/>
             <w:tcBorders>
-              <w:top w:val="single" w:color="000000" w:sz="4"/>
-              <w:left w:val="single" w:color="000000" w:sz="4"/>
-              <w:bottom w:val="single" w:color="000000" w:sz="4"/>
-              <w:right w:val="single" w:color="000000" w:sz="4"/>
+              <w:top w:val="none" w:color="FFFFFF" w:sz="0"/>
+              <w:left w:val="none" w:color="FFFFFF" w:sz="0"/>
+              <w:bottom w:val="none" w:color="FFFFFF" w:sz="0"/>
+              <w:right w:val="none" w:color="FFFFFF" w:sz="0"/>
             </w:tcBorders>
             <w:tcMar>
               <w:top w:type="dxa" w:w="60"/>
@@ -20215,10 +20215,10 @@
           <w:tcPr>
             <w:tcW w:type="dxa" w:w="1100"/>
             <w:tcBorders>
-              <w:top w:val="single" w:color="000000" w:sz="4"/>
-              <w:left w:val="single" w:color="000000" w:sz="4"/>
-              <w:bottom w:val="single" w:color="000000" w:sz="4"/>
-              <w:right w:val="single" w:color="000000" w:sz="4"/>
+              <w:top w:val="none" w:color="FFFFFF" w:sz="0"/>
+              <w:left w:val="none" w:color="FFFFFF" w:sz="0"/>
+              <w:bottom w:val="none" w:color="FFFFFF" w:sz="0"/>
+              <w:right w:val="none" w:color="FFFFFF" w:sz="0"/>
             </w:tcBorders>
             <w:tcMar>
               <w:top w:type="dxa" w:w="60"/>
@@ -20250,10 +20250,10 @@
           <w:tcPr>
             <w:tcW w:type="dxa" w:w="1100"/>
             <w:tcBorders>
-              <w:top w:val="single" w:color="000000" w:sz="4"/>
-              <w:left w:val="single" w:color="000000" w:sz="4"/>
-              <w:bottom w:val="single" w:color="000000" w:sz="4"/>
-              <w:right w:val="single" w:color="000000" w:sz="4"/>
+              <w:top w:val="none" w:color="FFFFFF" w:sz="0"/>
+              <w:left w:val="none" w:color="FFFFFF" w:sz="0"/>
+              <w:bottom w:val="none" w:color="FFFFFF" w:sz="0"/>
+              <w:right w:val="none" w:color="FFFFFF" w:sz="0"/>
             </w:tcBorders>
             <w:tcMar>
               <w:top w:type="dxa" w:w="60"/>
@@ -20287,10 +20287,10 @@
           <w:tcPr>
             <w:tcW w:type="dxa" w:w="400"/>
             <w:tcBorders>
-              <w:top w:val="single" w:color="000000" w:sz="4"/>
-              <w:left w:val="single" w:color="000000" w:sz="4"/>
-              <w:bottom w:val="single" w:color="000000" w:sz="4"/>
-              <w:right w:val="single" w:color="000000" w:sz="4"/>
+              <w:top w:val="none" w:color="FFFFFF" w:sz="0"/>
+              <w:left w:val="none" w:color="FFFFFF" w:sz="0"/>
+              <w:bottom w:val="none" w:color="FFFFFF" w:sz="0"/>
+              <w:right w:val="none" w:color="FFFFFF" w:sz="0"/>
             </w:tcBorders>
             <w:tcMar>
               <w:top w:type="dxa" w:w="60"/>
@@ -20322,10 +20322,10 @@
           <w:tcPr>
             <w:tcW w:type="dxa" w:w="2100"/>
             <w:tcBorders>
-              <w:top w:val="single" w:color="000000" w:sz="4"/>
-              <w:left w:val="single" w:color="000000" w:sz="4"/>
-              <w:bottom w:val="single" w:color="000000" w:sz="4"/>
-              <w:right w:val="single" w:color="000000" w:sz="4"/>
+              <w:top w:val="none" w:color="FFFFFF" w:sz="0"/>
+              <w:left w:val="none" w:color="FFFFFF" w:sz="0"/>
+              <w:bottom w:val="none" w:color="FFFFFF" w:sz="0"/>
+              <w:right w:val="none" w:color="FFFFFF" w:sz="0"/>
             </w:tcBorders>
             <w:tcMar>
               <w:top w:type="dxa" w:w="60"/>
@@ -20357,10 +20357,10 @@
           <w:tcPr>
             <w:tcW w:type="dxa" w:w="1100"/>
             <w:tcBorders>
-              <w:top w:val="single" w:color="000000" w:sz="4"/>
-              <w:left w:val="single" w:color="000000" w:sz="4"/>
-              <w:bottom w:val="single" w:color="000000" w:sz="4"/>
-              <w:right w:val="single" w:color="000000" w:sz="4"/>
+              <w:top w:val="none" w:color="FFFFFF" w:sz="0"/>
+              <w:left w:val="none" w:color="FFFFFF" w:sz="0"/>
+              <w:bottom w:val="none" w:color="FFFFFF" w:sz="0"/>
+              <w:right w:val="none" w:color="FFFFFF" w:sz="0"/>
             </w:tcBorders>
             <w:tcMar>
               <w:top w:type="dxa" w:w="60"/>
@@ -20392,10 +20392,10 @@
           <w:tcPr>
             <w:tcW w:type="dxa" w:w="1500"/>
             <w:tcBorders>
-              <w:top w:val="single" w:color="000000" w:sz="4"/>
-              <w:left w:val="single" w:color="000000" w:sz="4"/>
-              <w:bottom w:val="single" w:color="000000" w:sz="4"/>
-              <w:right w:val="single" w:color="000000" w:sz="4"/>
+              <w:top w:val="none" w:color="FFFFFF" w:sz="0"/>
+              <w:left w:val="none" w:color="FFFFFF" w:sz="0"/>
+              <w:bottom w:val="none" w:color="FFFFFF" w:sz="0"/>
+              <w:right w:val="none" w:color="FFFFFF" w:sz="0"/>
             </w:tcBorders>
             <w:tcMar>
               <w:top w:type="dxa" w:w="60"/>
@@ -20427,10 +20427,10 @@
           <w:tcPr>
             <w:tcW w:type="dxa" w:w="600"/>
             <w:tcBorders>
-              <w:top w:val="single" w:color="000000" w:sz="4"/>
-              <w:left w:val="single" w:color="000000" w:sz="4"/>
-              <w:bottom w:val="single" w:color="000000" w:sz="4"/>
-              <w:right w:val="single" w:color="000000" w:sz="4"/>
+              <w:top w:val="none" w:color="FFFFFF" w:sz="0"/>
+              <w:left w:val="none" w:color="FFFFFF" w:sz="0"/>
+              <w:bottom w:val="none" w:color="FFFFFF" w:sz="0"/>
+              <w:right w:val="none" w:color="FFFFFF" w:sz="0"/>
             </w:tcBorders>
             <w:tcMar>
               <w:top w:type="dxa" w:w="60"/>
@@ -20462,10 +20462,10 @@
           <w:tcPr>
             <w:tcW w:type="dxa" w:w="1100"/>
             <w:tcBorders>
-              <w:top w:val="single" w:color="000000" w:sz="4"/>
-              <w:left w:val="single" w:color="000000" w:sz="4"/>
-              <w:bottom w:val="single" w:color="000000" w:sz="4"/>
-              <w:right w:val="single" w:color="000000" w:sz="4"/>
+              <w:top w:val="none" w:color="FFFFFF" w:sz="0"/>
+              <w:left w:val="none" w:color="FFFFFF" w:sz="0"/>
+              <w:bottom w:val="none" w:color="FFFFFF" w:sz="0"/>
+              <w:right w:val="none" w:color="FFFFFF" w:sz="0"/>
             </w:tcBorders>
             <w:tcMar>
               <w:top w:type="dxa" w:w="60"/>
@@ -20497,10 +20497,10 @@
           <w:tcPr>
             <w:tcW w:type="dxa" w:w="1100"/>
             <w:tcBorders>
-              <w:top w:val="single" w:color="000000" w:sz="4"/>
-              <w:left w:val="single" w:color="000000" w:sz="4"/>
-              <w:bottom w:val="single" w:color="000000" w:sz="4"/>
-              <w:right w:val="single" w:color="000000" w:sz="4"/>
+              <w:top w:val="none" w:color="FFFFFF" w:sz="0"/>
+              <w:left w:val="none" w:color="FFFFFF" w:sz="0"/>
+              <w:bottom w:val="none" w:color="FFFFFF" w:sz="0"/>
+              <w:right w:val="none" w:color="FFFFFF" w:sz="0"/>
             </w:tcBorders>
             <w:tcMar>
               <w:top w:type="dxa" w:w="60"/>
@@ -20534,10 +20534,10 @@
           <w:tcPr>
             <w:tcW w:type="dxa" w:w="400"/>
             <w:tcBorders>
-              <w:top w:val="single" w:color="000000" w:sz="4"/>
-              <w:left w:val="single" w:color="000000" w:sz="4"/>
-              <w:bottom w:val="single" w:color="000000" w:sz="4"/>
-              <w:right w:val="single" w:color="000000" w:sz="4"/>
+              <w:top w:val="none" w:color="FFFFFF" w:sz="0"/>
+              <w:left w:val="none" w:color="FFFFFF" w:sz="0"/>
+              <w:bottom w:val="none" w:color="FFFFFF" w:sz="0"/>
+              <w:right w:val="none" w:color="FFFFFF" w:sz="0"/>
             </w:tcBorders>
             <w:tcMar>
               <w:top w:type="dxa" w:w="60"/>
@@ -20569,10 +20569,10 @@
           <w:tcPr>
             <w:tcW w:type="dxa" w:w="2100"/>
             <w:tcBorders>
-              <w:top w:val="single" w:color="000000" w:sz="4"/>
-              <w:left w:val="single" w:color="000000" w:sz="4"/>
-              <w:bottom w:val="single" w:color="000000" w:sz="4"/>
-              <w:right w:val="single" w:color="000000" w:sz="4"/>
+              <w:top w:val="none" w:color="FFFFFF" w:sz="0"/>
+              <w:left w:val="none" w:color="FFFFFF" w:sz="0"/>
+              <w:bottom w:val="none" w:color="FFFFFF" w:sz="0"/>
+              <w:right w:val="none" w:color="FFFFFF" w:sz="0"/>
             </w:tcBorders>
             <w:tcMar>
               <w:top w:type="dxa" w:w="60"/>
@@ -20604,10 +20604,10 @@
           <w:tcPr>
             <w:tcW w:type="dxa" w:w="1100"/>
             <w:tcBorders>
-              <w:top w:val="single" w:color="000000" w:sz="4"/>
-              <w:left w:val="single" w:color="000000" w:sz="4"/>
-              <w:bottom w:val="single" w:color="000000" w:sz="4"/>
-              <w:right w:val="single" w:color="000000" w:sz="4"/>
+              <w:top w:val="none" w:color="FFFFFF" w:sz="0"/>
+              <w:left w:val="none" w:color="FFFFFF" w:sz="0"/>
+              <w:bottom w:val="none" w:color="FFFFFF" w:sz="0"/>
+              <w:right w:val="none" w:color="FFFFFF" w:sz="0"/>
             </w:tcBorders>
             <w:tcMar>
               <w:top w:type="dxa" w:w="60"/>
@@ -20639,10 +20639,10 @@
           <w:tcPr>
             <w:tcW w:type="dxa" w:w="1500"/>
             <w:tcBorders>
-              <w:top w:val="single" w:color="000000" w:sz="4"/>
-              <w:left w:val="single" w:color="000000" w:sz="4"/>
-              <w:bottom w:val="single" w:color="000000" w:sz="4"/>
-              <w:right w:val="single" w:color="000000" w:sz="4"/>
+              <w:top w:val="none" w:color="FFFFFF" w:sz="0"/>
+              <w:left w:val="none" w:color="FFFFFF" w:sz="0"/>
+              <w:bottom w:val="none" w:color="FFFFFF" w:sz="0"/>
+              <w:right w:val="none" w:color="FFFFFF" w:sz="0"/>
             </w:tcBorders>
             <w:tcMar>
               <w:top w:type="dxa" w:w="60"/>
@@ -20674,10 +20674,10 @@
           <w:tcPr>
             <w:tcW w:type="dxa" w:w="600"/>
             <w:tcBorders>
-              <w:top w:val="single" w:color="000000" w:sz="4"/>
-              <w:left w:val="single" w:color="000000" w:sz="4"/>
-              <w:bottom w:val="single" w:color="000000" w:sz="4"/>
-              <w:right w:val="single" w:color="000000" w:sz="4"/>
+              <w:top w:val="none" w:color="FFFFFF" w:sz="0"/>
+              <w:left w:val="none" w:color="FFFFFF" w:sz="0"/>
+              <w:bottom w:val="none" w:color="FFFFFF" w:sz="0"/>
+              <w:right w:val="none" w:color="FFFFFF" w:sz="0"/>
             </w:tcBorders>
             <w:tcMar>
               <w:top w:type="dxa" w:w="60"/>
@@ -20709,10 +20709,10 @@
           <w:tcPr>
             <w:tcW w:type="dxa" w:w="1100"/>
             <w:tcBorders>
-              <w:top w:val="single" w:color="000000" w:sz="4"/>
-              <w:left w:val="single" w:color="000000" w:sz="4"/>
-              <w:bottom w:val="single" w:color="000000" w:sz="4"/>
-              <w:right w:val="single" w:color="000000" w:sz="4"/>
+              <w:top w:val="none" w:color="FFFFFF" w:sz="0"/>
+              <w:left w:val="none" w:color="FFFFFF" w:sz="0"/>
+              <w:bottom w:val="none" w:color="FFFFFF" w:sz="0"/>
+              <w:right w:val="none" w:color="FFFFFF" w:sz="0"/>
             </w:tcBorders>
             <w:tcMar>
               <w:top w:type="dxa" w:w="60"/>
@@ -20744,10 +20744,10 @@
           <w:tcPr>
             <w:tcW w:type="dxa" w:w="1100"/>
             <w:tcBorders>
-              <w:top w:val="single" w:color="000000" w:sz="4"/>
-              <w:left w:val="single" w:color="000000" w:sz="4"/>
-              <w:bottom w:val="single" w:color="000000" w:sz="4"/>
-              <w:right w:val="single" w:color="000000" w:sz="4"/>
+              <w:top w:val="none" w:color="FFFFFF" w:sz="0"/>
+              <w:left w:val="none" w:color="FFFFFF" w:sz="0"/>
+              <w:bottom w:val="none" w:color="FFFFFF" w:sz="0"/>
+              <w:right w:val="none" w:color="FFFFFF" w:sz="0"/>
             </w:tcBorders>
             <w:tcMar>
               <w:top w:type="dxa" w:w="60"/>
@@ -20781,10 +20781,10 @@
           <w:tcPr>
             <w:tcW w:type="dxa" w:w="400"/>
             <w:tcBorders>
-              <w:top w:val="single" w:color="000000" w:sz="4"/>
-              <w:left w:val="single" w:color="000000" w:sz="4"/>
-              <w:bottom w:val="single" w:color="000000" w:sz="4"/>
-              <w:right w:val="single" w:color="000000" w:sz="4"/>
+              <w:top w:val="none" w:color="FFFFFF" w:sz="0"/>
+              <w:left w:val="none" w:color="FFFFFF" w:sz="0"/>
+              <w:bottom w:val="none" w:color="FFFFFF" w:sz="0"/>
+              <w:right w:val="none" w:color="FFFFFF" w:sz="0"/>
             </w:tcBorders>
             <w:tcMar>
               <w:top w:type="dxa" w:w="60"/>
@@ -20816,10 +20816,10 @@
           <w:tcPr>
             <w:tcW w:type="dxa" w:w="2100"/>
             <w:tcBorders>
-              <w:top w:val="single" w:color="000000" w:sz="4"/>
-              <w:left w:val="single" w:color="000000" w:sz="4"/>
-              <w:bottom w:val="single" w:color="000000" w:sz="4"/>
-              <w:right w:val="single" w:color="000000" w:sz="4"/>
+              <w:top w:val="none" w:color="FFFFFF" w:sz="0"/>
+              <w:left w:val="none" w:color="FFFFFF" w:sz="0"/>
+              <w:bottom w:val="none" w:color="FFFFFF" w:sz="0"/>
+              <w:right w:val="none" w:color="FFFFFF" w:sz="0"/>
             </w:tcBorders>
             <w:tcMar>
               <w:top w:type="dxa" w:w="60"/>
@@ -20851,10 +20851,10 @@
           <w:tcPr>
             <w:tcW w:type="dxa" w:w="1100"/>
             <w:tcBorders>
-              <w:top w:val="single" w:color="000000" w:sz="4"/>
-              <w:left w:val="single" w:color="000000" w:sz="4"/>
-              <w:bottom w:val="single" w:color="000000" w:sz="4"/>
-              <w:right w:val="single" w:color="000000" w:sz="4"/>
+              <w:top w:val="none" w:color="FFFFFF" w:sz="0"/>
+              <w:left w:val="none" w:color="FFFFFF" w:sz="0"/>
+              <w:bottom w:val="none" w:color="FFFFFF" w:sz="0"/>
+              <w:right w:val="none" w:color="FFFFFF" w:sz="0"/>
             </w:tcBorders>
             <w:tcMar>
               <w:top w:type="dxa" w:w="60"/>
@@ -20886,10 +20886,10 @@
           <w:tcPr>
             <w:tcW w:type="dxa" w:w="1500"/>
             <w:tcBorders>
-              <w:top w:val="single" w:color="000000" w:sz="4"/>
-              <w:left w:val="single" w:color="000000" w:sz="4"/>
-              <w:bottom w:val="single" w:color="000000" w:sz="4"/>
-              <w:right w:val="single" w:color="000000" w:sz="4"/>
+              <w:top w:val="none" w:color="FFFFFF" w:sz="0"/>
+              <w:left w:val="none" w:color="FFFFFF" w:sz="0"/>
+              <w:bottom w:val="none" w:color="FFFFFF" w:sz="0"/>
+              <w:right w:val="none" w:color="FFFFFF" w:sz="0"/>
             </w:tcBorders>
             <w:tcMar>
               <w:top w:type="dxa" w:w="60"/>
@@ -20921,10 +20921,10 @@
           <w:tcPr>
             <w:tcW w:type="dxa" w:w="600"/>
             <w:tcBorders>
-              <w:top w:val="single" w:color="000000" w:sz="4"/>
-              <w:left w:val="single" w:color="000000" w:sz="4"/>
-              <w:bottom w:val="single" w:color="000000" w:sz="4"/>
-              <w:right w:val="single" w:color="000000" w:sz="4"/>
+              <w:top w:val="none" w:color="FFFFFF" w:sz="0"/>
+              <w:left w:val="none" w:color="FFFFFF" w:sz="0"/>
+              <w:bottom w:val="none" w:color="FFFFFF" w:sz="0"/>
+              <w:right w:val="none" w:color="FFFFFF" w:sz="0"/>
             </w:tcBorders>
             <w:tcMar>
               <w:top w:type="dxa" w:w="60"/>
@@ -20956,10 +20956,10 @@
           <w:tcPr>
             <w:tcW w:type="dxa" w:w="1100"/>
             <w:tcBorders>
-              <w:top w:val="single" w:color="000000" w:sz="4"/>
-              <w:left w:val="single" w:color="000000" w:sz="4"/>
-              <w:bottom w:val="single" w:color="000000" w:sz="4"/>
-              <w:right w:val="single" w:color="000000" w:sz="4"/>
+              <w:top w:val="none" w:color="FFFFFF" w:sz="0"/>
+              <w:left w:val="none" w:color="FFFFFF" w:sz="0"/>
+              <w:bottom w:val="none" w:color="FFFFFF" w:sz="0"/>
+              <w:right w:val="none" w:color="FFFFFF" w:sz="0"/>
             </w:tcBorders>
             <w:tcMar>
               <w:top w:type="dxa" w:w="60"/>
@@ -20991,10 +20991,10 @@
           <w:tcPr>
             <w:tcW w:type="dxa" w:w="1100"/>
             <w:tcBorders>
-              <w:top w:val="single" w:color="000000" w:sz="4"/>
-              <w:left w:val="single" w:color="000000" w:sz="4"/>
-              <w:bottom w:val="single" w:color="000000" w:sz="4"/>
-              <w:right w:val="single" w:color="000000" w:sz="4"/>
+              <w:top w:val="none" w:color="FFFFFF" w:sz="0"/>
+              <w:left w:val="none" w:color="FFFFFF" w:sz="0"/>
+              <w:bottom w:val="none" w:color="FFFFFF" w:sz="0"/>
+              <w:right w:val="none" w:color="FFFFFF" w:sz="0"/>
             </w:tcBorders>
             <w:tcMar>
               <w:top w:type="dxa" w:w="60"/>
@@ -21028,10 +21028,10 @@
           <w:tcPr>
             <w:tcW w:type="dxa" w:w="400"/>
             <w:tcBorders>
-              <w:top w:val="single" w:color="000000" w:sz="4"/>
-              <w:left w:val="single" w:color="000000" w:sz="4"/>
-              <w:bottom w:val="single" w:color="000000" w:sz="4"/>
-              <w:right w:val="single" w:color="000000" w:sz="4"/>
+              <w:top w:val="none" w:color="FFFFFF" w:sz="0"/>
+              <w:left w:val="none" w:color="FFFFFF" w:sz="0"/>
+              <w:bottom w:val="none" w:color="FFFFFF" w:sz="0"/>
+              <w:right w:val="none" w:color="FFFFFF" w:sz="0"/>
             </w:tcBorders>
             <w:tcMar>
               <w:top w:type="dxa" w:w="60"/>
@@ -21063,10 +21063,10 @@
           <w:tcPr>
             <w:tcW w:type="dxa" w:w="2100"/>
             <w:tcBorders>
-              <w:top w:val="single" w:color="000000" w:sz="4"/>
-              <w:left w:val="single" w:color="000000" w:sz="4"/>
-              <w:bottom w:val="single" w:color="000000" w:sz="4"/>
-              <w:right w:val="single" w:color="000000" w:sz="4"/>
+              <w:top w:val="none" w:color="FFFFFF" w:sz="0"/>
+              <w:left w:val="none" w:color="FFFFFF" w:sz="0"/>
+              <w:bottom w:val="none" w:color="FFFFFF" w:sz="0"/>
+              <w:right w:val="none" w:color="FFFFFF" w:sz="0"/>
             </w:tcBorders>
             <w:tcMar>
               <w:top w:type="dxa" w:w="60"/>
@@ -21098,10 +21098,10 @@
           <w:tcPr>
             <w:tcW w:type="dxa" w:w="1100"/>
             <w:tcBorders>
-              <w:top w:val="single" w:color="000000" w:sz="4"/>
-              <w:left w:val="single" w:color="000000" w:sz="4"/>
-              <w:bottom w:val="single" w:color="000000" w:sz="4"/>
-              <w:right w:val="single" w:color="000000" w:sz="4"/>
+              <w:top w:val="none" w:color="FFFFFF" w:sz="0"/>
+              <w:left w:val="none" w:color="FFFFFF" w:sz="0"/>
+              <w:bottom w:val="none" w:color="FFFFFF" w:sz="0"/>
+              <w:right w:val="none" w:color="FFFFFF" w:sz="0"/>
             </w:tcBorders>
             <w:tcMar>
               <w:top w:type="dxa" w:w="60"/>
@@ -21133,10 +21133,10 @@
           <w:tcPr>
             <w:tcW w:type="dxa" w:w="1500"/>
             <w:tcBorders>
-              <w:top w:val="single" w:color="000000" w:sz="4"/>
-              <w:left w:val="single" w:color="000000" w:sz="4"/>
-              <w:bottom w:val="single" w:color="000000" w:sz="4"/>
-              <w:right w:val="single" w:color="000000" w:sz="4"/>
+              <w:top w:val="none" w:color="FFFFFF" w:sz="0"/>
+              <w:left w:val="none" w:color="FFFFFF" w:sz="0"/>
+              <w:bottom w:val="none" w:color="FFFFFF" w:sz="0"/>
+              <w:right w:val="none" w:color="FFFFFF" w:sz="0"/>
             </w:tcBorders>
             <w:tcMar>
               <w:top w:type="dxa" w:w="60"/>
@@ -21168,10 +21168,10 @@
           <w:tcPr>
             <w:tcW w:type="dxa" w:w="600"/>
             <w:tcBorders>
-              <w:top w:val="single" w:color="000000" w:sz="4"/>
-              <w:left w:val="single" w:color="000000" w:sz="4"/>
-              <w:bottom w:val="single" w:color="000000" w:sz="4"/>
-              <w:right w:val="single" w:color="000000" w:sz="4"/>
+              <w:top w:val="none" w:color="FFFFFF" w:sz="0"/>
+              <w:left w:val="none" w:color="FFFFFF" w:sz="0"/>
+              <w:bottom w:val="none" w:color="FFFFFF" w:sz="0"/>
+              <w:right w:val="none" w:color="FFFFFF" w:sz="0"/>
             </w:tcBorders>
             <w:tcMar>
               <w:top w:type="dxa" w:w="60"/>
@@ -21203,10 +21203,10 @@
           <w:tcPr>
             <w:tcW w:type="dxa" w:w="1100"/>
             <w:tcBorders>
-              <w:top w:val="single" w:color="000000" w:sz="4"/>
-              <w:left w:val="single" w:color="000000" w:sz="4"/>
-              <w:bottom w:val="single" w:color="000000" w:sz="4"/>
-              <w:right w:val="single" w:color="000000" w:sz="4"/>
+              <w:top w:val="none" w:color="FFFFFF" w:sz="0"/>
+              <w:left w:val="none" w:color="FFFFFF" w:sz="0"/>
+              <w:bottom w:val="none" w:color="FFFFFF" w:sz="0"/>
+              <w:right w:val="none" w:color="FFFFFF" w:sz="0"/>
             </w:tcBorders>
             <w:tcMar>
               <w:top w:type="dxa" w:w="60"/>
@@ -21238,10 +21238,10 @@
           <w:tcPr>
             <w:tcW w:type="dxa" w:w="1100"/>
             <w:tcBorders>
-              <w:top w:val="single" w:color="000000" w:sz="4"/>
-              <w:left w:val="single" w:color="000000" w:sz="4"/>
-              <w:bottom w:val="single" w:color="000000" w:sz="4"/>
-              <w:right w:val="single" w:color="000000" w:sz="4"/>
+              <w:top w:val="none" w:color="FFFFFF" w:sz="0"/>
+              <w:left w:val="none" w:color="FFFFFF" w:sz="0"/>
+              <w:bottom w:val="none" w:color="FFFFFF" w:sz="0"/>
+              <w:right w:val="none" w:color="FFFFFF" w:sz="0"/>
             </w:tcBorders>
             <w:tcMar>
               <w:top w:type="dxa" w:w="60"/>
@@ -21275,10 +21275,10 @@
           <w:tcPr>
             <w:tcW w:type="dxa" w:w="400"/>
             <w:tcBorders>
-              <w:top w:val="single" w:color="000000" w:sz="4"/>
-              <w:left w:val="single" w:color="000000" w:sz="4"/>
-              <w:bottom w:val="single" w:color="000000" w:sz="4"/>
-              <w:right w:val="single" w:color="000000" w:sz="4"/>
+              <w:top w:val="none" w:color="FFFFFF" w:sz="0"/>
+              <w:left w:val="none" w:color="FFFFFF" w:sz="0"/>
+              <w:bottom w:val="none" w:color="FFFFFF" w:sz="0"/>
+              <w:right w:val="none" w:color="FFFFFF" w:sz="0"/>
             </w:tcBorders>
             <w:tcMar>
               <w:top w:type="dxa" w:w="60"/>
@@ -21310,10 +21310,10 @@
           <w:tcPr>
             <w:tcW w:type="dxa" w:w="2100"/>
             <w:tcBorders>
-              <w:top w:val="single" w:color="000000" w:sz="4"/>
-              <w:left w:val="single" w:color="000000" w:sz="4"/>
-              <w:bottom w:val="single" w:color="000000" w:sz="4"/>
-              <w:right w:val="single" w:color="000000" w:sz="4"/>
+              <w:top w:val="none" w:color="FFFFFF" w:sz="0"/>
+              <w:left w:val="none" w:color="FFFFFF" w:sz="0"/>
+              <w:bottom w:val="none" w:color="FFFFFF" w:sz="0"/>
+              <w:right w:val="none" w:color="FFFFFF" w:sz="0"/>
             </w:tcBorders>
             <w:tcMar>
               <w:top w:type="dxa" w:w="60"/>
@@ -21345,10 +21345,10 @@
           <w:tcPr>
             <w:tcW w:type="dxa" w:w="1100"/>
             <w:tcBorders>
-              <w:top w:val="single" w:color="000000" w:sz="4"/>
-              <w:left w:val="single" w:color="000000" w:sz="4"/>
-              <w:bottom w:val="single" w:color="000000" w:sz="4"/>
-              <w:right w:val="single" w:color="000000" w:sz="4"/>
+              <w:top w:val="none" w:color="FFFFFF" w:sz="0"/>
+              <w:left w:val="none" w:color="FFFFFF" w:sz="0"/>
+              <w:bottom w:val="none" w:color="FFFFFF" w:sz="0"/>
+              <w:right w:val="none" w:color="FFFFFF" w:sz="0"/>
             </w:tcBorders>
             <w:tcMar>
               <w:top w:type="dxa" w:w="60"/>
@@ -21380,10 +21380,10 @@
           <w:tcPr>
             <w:tcW w:type="dxa" w:w="1500"/>
             <w:tcBorders>
-              <w:top w:val="single" w:color="000000" w:sz="4"/>
-              <w:left w:val="single" w:color="000000" w:sz="4"/>
-              <w:bottom w:val="single" w:color="000000" w:sz="4"/>
-              <w:right w:val="single" w:color="000000" w:sz="4"/>
+              <w:top w:val="none" w:color="FFFFFF" w:sz="0"/>
+              <w:left w:val="none" w:color="FFFFFF" w:sz="0"/>
+              <w:bottom w:val="none" w:color="FFFFFF" w:sz="0"/>
+              <w:right w:val="none" w:color="FFFFFF" w:sz="0"/>
             </w:tcBorders>
             <w:tcMar>
               <w:top w:type="dxa" w:w="60"/>
@@ -21415,10 +21415,10 @@
           <w:tcPr>
             <w:tcW w:type="dxa" w:w="600"/>
             <w:tcBorders>
-              <w:top w:val="single" w:color="000000" w:sz="4"/>
-              <w:left w:val="single" w:color="000000" w:sz="4"/>
-              <w:bottom w:val="single" w:color="000000" w:sz="4"/>
-              <w:right w:val="single" w:color="000000" w:sz="4"/>
+              <w:top w:val="none" w:color="FFFFFF" w:sz="0"/>
+              <w:left w:val="none" w:color="FFFFFF" w:sz="0"/>
+              <w:bottom w:val="none" w:color="FFFFFF" w:sz="0"/>
+              <w:right w:val="none" w:color="FFFFFF" w:sz="0"/>
             </w:tcBorders>
             <w:tcMar>
               <w:top w:type="dxa" w:w="60"/>
@@ -21450,10 +21450,10 @@
           <w:tcPr>
             <w:tcW w:type="dxa" w:w="1100"/>
             <w:tcBorders>
-              <w:top w:val="single" w:color="000000" w:sz="4"/>
-              <w:left w:val="single" w:color="000000" w:sz="4"/>
-              <w:bottom w:val="single" w:color="000000" w:sz="4"/>
-              <w:right w:val="single" w:color="000000" w:sz="4"/>
+              <w:top w:val="none" w:color="FFFFFF" w:sz="0"/>
+              <w:left w:val="none" w:color="FFFFFF" w:sz="0"/>
+              <w:bottom w:val="none" w:color="FFFFFF" w:sz="0"/>
+              <w:right w:val="none" w:color="FFFFFF" w:sz="0"/>
             </w:tcBorders>
             <w:tcMar>
               <w:top w:type="dxa" w:w="60"/>
@@ -21485,10 +21485,10 @@
           <w:tcPr>
             <w:tcW w:type="dxa" w:w="1100"/>
             <w:tcBorders>
-              <w:top w:val="single" w:color="000000" w:sz="4"/>
-              <w:left w:val="single" w:color="000000" w:sz="4"/>
-              <w:bottom w:val="single" w:color="000000" w:sz="4"/>
-              <w:right w:val="single" w:color="000000" w:sz="4"/>
+              <w:top w:val="none" w:color="FFFFFF" w:sz="0"/>
+              <w:left w:val="none" w:color="FFFFFF" w:sz="0"/>
+              <w:bottom w:val="none" w:color="FFFFFF" w:sz="0"/>
+              <w:right w:val="none" w:color="FFFFFF" w:sz="0"/>
             </w:tcBorders>
             <w:tcMar>
               <w:top w:type="dxa" w:w="60"/>
@@ -21522,10 +21522,10 @@
           <w:tcPr>
             <w:tcW w:type="dxa" w:w="400"/>
             <w:tcBorders>
-              <w:top w:val="single" w:color="000000" w:sz="4"/>
-              <w:left w:val="single" w:color="000000" w:sz="4"/>
+              <w:top w:val="none" w:color="FFFFFF" w:sz="0"/>
+              <w:left w:val="none" w:color="FFFFFF" w:sz="0"/>
               <w:bottom w:val="single" w:color="000000" w:sz="4"/>
-              <w:right w:val="single" w:color="000000" w:sz="4"/>
+              <w:right w:val="none" w:color="FFFFFF" w:sz="0"/>
             </w:tcBorders>
             <w:tcMar>
               <w:top w:type="dxa" w:w="60"/>
@@ -21557,10 +21557,10 @@
           <w:tcPr>
             <w:tcW w:type="dxa" w:w="2100"/>
             <w:tcBorders>
-              <w:top w:val="single" w:color="000000" w:sz="4"/>
-              <w:left w:val="single" w:color="000000" w:sz="4"/>
+              <w:top w:val="none" w:color="FFFFFF" w:sz="0"/>
+              <w:left w:val="none" w:color="FFFFFF" w:sz="0"/>
               <w:bottom w:val="single" w:color="000000" w:sz="4"/>
-              <w:right w:val="single" w:color="000000" w:sz="4"/>
+              <w:right w:val="none" w:color="FFFFFF" w:sz="0"/>
             </w:tcBorders>
             <w:tcMar>
               <w:top w:type="dxa" w:w="60"/>
@@ -21592,10 +21592,10 @@
           <w:tcPr>
             <w:tcW w:type="dxa" w:w="1100"/>
             <w:tcBorders>
-              <w:top w:val="single" w:color="000000" w:sz="4"/>
-              <w:left w:val="single" w:color="000000" w:sz="4"/>
+              <w:top w:val="none" w:color="FFFFFF" w:sz="0"/>
+              <w:left w:val="none" w:color="FFFFFF" w:sz="0"/>
               <w:bottom w:val="single" w:color="000000" w:sz="4"/>
-              <w:right w:val="single" w:color="000000" w:sz="4"/>
+              <w:right w:val="none" w:color="FFFFFF" w:sz="0"/>
             </w:tcBorders>
             <w:tcMar>
               <w:top w:type="dxa" w:w="60"/>
@@ -21627,10 +21627,10 @@
           <w:tcPr>
             <w:tcW w:type="dxa" w:w="1500"/>
             <w:tcBorders>
-              <w:top w:val="single" w:color="000000" w:sz="4"/>
-              <w:left w:val="single" w:color="000000" w:sz="4"/>
+              <w:top w:val="none" w:color="FFFFFF" w:sz="0"/>
+              <w:left w:val="none" w:color="FFFFFF" w:sz="0"/>
               <w:bottom w:val="single" w:color="000000" w:sz="4"/>
-              <w:right w:val="single" w:color="000000" w:sz="4"/>
+              <w:right w:val="none" w:color="FFFFFF" w:sz="0"/>
             </w:tcBorders>
             <w:tcMar>
               <w:top w:type="dxa" w:w="60"/>
@@ -21662,10 +21662,10 @@
           <w:tcPr>
             <w:tcW w:type="dxa" w:w="600"/>
             <w:tcBorders>
-              <w:top w:val="single" w:color="000000" w:sz="4"/>
-              <w:left w:val="single" w:color="000000" w:sz="4"/>
+              <w:top w:val="none" w:color="FFFFFF" w:sz="0"/>
+              <w:left w:val="none" w:color="FFFFFF" w:sz="0"/>
               <w:bottom w:val="single" w:color="000000" w:sz="4"/>
-              <w:right w:val="single" w:color="000000" w:sz="4"/>
+              <w:right w:val="none" w:color="FFFFFF" w:sz="0"/>
             </w:tcBorders>
             <w:tcMar>
               <w:top w:type="dxa" w:w="60"/>
@@ -21697,10 +21697,10 @@
           <w:tcPr>
             <w:tcW w:type="dxa" w:w="1100"/>
             <w:tcBorders>
-              <w:top w:val="single" w:color="000000" w:sz="4"/>
-              <w:left w:val="single" w:color="000000" w:sz="4"/>
+              <w:top w:val="none" w:color="FFFFFF" w:sz="0"/>
+              <w:left w:val="none" w:color="FFFFFF" w:sz="0"/>
               <w:bottom w:val="single" w:color="000000" w:sz="4"/>
-              <w:right w:val="single" w:color="000000" w:sz="4"/>
+              <w:right w:val="none" w:color="FFFFFF" w:sz="0"/>
             </w:tcBorders>
             <w:tcMar>
               <w:top w:type="dxa" w:w="60"/>
@@ -21732,10 +21732,10 @@
           <w:tcPr>
             <w:tcW w:type="dxa" w:w="1100"/>
             <w:tcBorders>
-              <w:top w:val="single" w:color="000000" w:sz="4"/>
-              <w:left w:val="single" w:color="000000" w:sz="4"/>
+              <w:top w:val="none" w:color="FFFFFF" w:sz="0"/>
+              <w:left w:val="none" w:color="FFFFFF" w:sz="0"/>
               <w:bottom w:val="single" w:color="000000" w:sz="4"/>
-              <w:right w:val="single" w:color="000000" w:sz="4"/>
+              <w:right w:val="none" w:color="FFFFFF" w:sz="0"/>
             </w:tcBorders>
             <w:tcMar>
               <w:top w:type="dxa" w:w="60"/>
@@ -22311,7 +22311,7 @@
           <w:sz w:val="24"/>
           <w:szCs w:val="24"/>
         </w:rPr>
-        <w:t xml:space="preserve">). Perubahan pada satu elemen akan secara langsung maupun tidak langsung mempengaruhi ketiga elemen lainnya. Kerangka analisis ini digambarkan pada Gambar 3.</w:t>
+        <w:t xml:space="preserve">). Perubahan pada satu elemen akan secara langsung maupun tidak langsung mempengaruhi ketiga elemen lainnya. Kerangka analisis ini digambarkan pada Gambar 2.10.</w:t>
       </w:r>
     </w:p>
     <w:p>
@@ -22370,14 +22370,14 @@
           <w:rFonts w:ascii="Times New Roman" w:cs="Times New Roman" w:eastAsia="Times New Roman" w:hAnsi="Times New Roman"/>
           <w:b/>
           <w:bCs/>
-          <w:sz w:val="22"/>
-          <w:szCs w:val="22"/>
-        </w:rPr>
-        <w:t xml:space="preserve">Gambar </w:t>
+          <w:sz w:val="24"/>
+          <w:szCs w:val="24"/>
+        </w:rPr>
+        <w:t xml:space="preserve">Gambar 2.</w:t>
       </w:r>
       <w:r>
         <w:fldChar w:fldCharType="begin" w:dirty="true"/>
-        <w:instrText xml:space="preserve">SEQ Gambar \r 3</w:instrText>
+        <w:instrText xml:space="preserve">SEQ Gambar \r 10</w:instrText>
         <w:fldChar w:fldCharType="separate"/>
         <w:fldChar w:fldCharType="end"/>
       </w:r>
@@ -22386,10 +22386,10 @@
           <w:rFonts w:ascii="Times New Roman" w:cs="Times New Roman" w:eastAsia="Times New Roman" w:hAnsi="Times New Roman"/>
           <w:b/>
           <w:bCs/>
-          <w:sz w:val="22"/>
-          <w:szCs w:val="22"/>
-        </w:rPr>
-        <w:t xml:space="preserve">.	Kerangka Analisis Leavitt's Diamond Model pada Rumah Detensi Imigrasi Pontianak</w:t>
+          <w:sz w:val="24"/>
+          <w:szCs w:val="24"/>
+        </w:rPr>
+        <w:t xml:space="preserve">	Kerangka Analisis Leavitt's Diamond Model pada Rumah Detensi Imigrasi Pontianak</w:t>
       </w:r>
     </w:p>
     <w:p>
@@ -22665,7 +22665,7 @@
           <w:sz w:val="24"/>
           <w:szCs w:val="24"/>
         </w:rPr>
-        <w:t xml:space="preserve">.	Matriks Keterkaitan Antar Elemen Leavitt's Diamond</w:t>
+        <w:t xml:space="preserve">	Matriks Keterkaitan Antar Elemen Leavitt's Diamond</w:t>
       </w:r>
     </w:p>
     <w:tbl>
@@ -22691,9 +22691,9 @@
             <w:tcW w:type="dxa" w:w="2200"/>
             <w:tcBorders>
               <w:top w:val="single" w:color="000000" w:sz="4"/>
-              <w:left w:val="single" w:color="000000" w:sz="4"/>
+              <w:left w:val="none" w:color="FFFFFF" w:sz="0"/>
               <w:bottom w:val="single" w:color="000000" w:sz="4"/>
-              <w:right w:val="single" w:color="000000" w:sz="4"/>
+              <w:right w:val="none" w:color="FFFFFF" w:sz="0"/>
             </w:tcBorders>
             <w:tcMar>
               <w:top w:type="dxa" w:w="60"/>
@@ -22726,9 +22726,9 @@
             <w:tcW w:type="dxa" w:w="2700"/>
             <w:tcBorders>
               <w:top w:val="single" w:color="000000" w:sz="4"/>
-              <w:left w:val="single" w:color="000000" w:sz="4"/>
+              <w:left w:val="none" w:color="FFFFFF" w:sz="0"/>
               <w:bottom w:val="single" w:color="000000" w:sz="4"/>
-              <w:right w:val="single" w:color="000000" w:sz="4"/>
+              <w:right w:val="none" w:color="FFFFFF" w:sz="0"/>
             </w:tcBorders>
             <w:tcMar>
               <w:top w:type="dxa" w:w="60"/>
@@ -22761,9 +22761,9 @@
             <w:tcW w:type="dxa" w:w="3037"/>
             <w:tcBorders>
               <w:top w:val="single" w:color="000000" w:sz="4"/>
-              <w:left w:val="single" w:color="000000" w:sz="4"/>
+              <w:left w:val="none" w:color="FFFFFF" w:sz="0"/>
               <w:bottom w:val="single" w:color="000000" w:sz="4"/>
-              <w:right w:val="single" w:color="000000" w:sz="4"/>
+              <w:right w:val="none" w:color="FFFFFF" w:sz="0"/>
             </w:tcBorders>
             <w:tcMar>
               <w:top w:type="dxa" w:w="60"/>
@@ -22797,10 +22797,10 @@
           <w:tcPr>
             <w:tcW w:type="dxa" w:w="2200"/>
             <w:tcBorders>
-              <w:top w:val="single" w:color="000000" w:sz="4"/>
-              <w:left w:val="single" w:color="000000" w:sz="4"/>
-              <w:bottom w:val="single" w:color="000000" w:sz="4"/>
-              <w:right w:val="single" w:color="000000" w:sz="4"/>
+              <w:top w:val="none" w:color="FFFFFF" w:sz="0"/>
+              <w:left w:val="none" w:color="FFFFFF" w:sz="0"/>
+              <w:bottom w:val="none" w:color="FFFFFF" w:sz="0"/>
+              <w:right w:val="none" w:color="FFFFFF" w:sz="0"/>
             </w:tcBorders>
             <w:tcMar>
               <w:top w:type="dxa" w:w="60"/>
@@ -22832,10 +22832,10 @@
           <w:tcPr>
             <w:tcW w:type="dxa" w:w="2700"/>
             <w:tcBorders>
-              <w:top w:val="single" w:color="000000" w:sz="4"/>
-              <w:left w:val="single" w:color="000000" w:sz="4"/>
-              <w:bottom w:val="single" w:color="000000" w:sz="4"/>
-              <w:right w:val="single" w:color="000000" w:sz="4"/>
+              <w:top w:val="none" w:color="FFFFFF" w:sz="0"/>
+              <w:left w:val="none" w:color="FFFFFF" w:sz="0"/>
+              <w:bottom w:val="none" w:color="FFFFFF" w:sz="0"/>
+              <w:right w:val="none" w:color="FFFFFF" w:sz="0"/>
             </w:tcBorders>
             <w:tcMar>
               <w:top w:type="dxa" w:w="60"/>
@@ -22867,10 +22867,10 @@
           <w:tcPr>
             <w:tcW w:type="dxa" w:w="3037"/>
             <w:tcBorders>
-              <w:top w:val="single" w:color="000000" w:sz="4"/>
-              <w:left w:val="single" w:color="000000" w:sz="4"/>
-              <w:bottom w:val="single" w:color="000000" w:sz="4"/>
-              <w:right w:val="single" w:color="000000" w:sz="4"/>
+              <w:top w:val="none" w:color="FFFFFF" w:sz="0"/>
+              <w:left w:val="none" w:color="FFFFFF" w:sz="0"/>
+              <w:bottom w:val="none" w:color="FFFFFF" w:sz="0"/>
+              <w:right w:val="none" w:color="FFFFFF" w:sz="0"/>
             </w:tcBorders>
             <w:tcMar>
               <w:top w:type="dxa" w:w="60"/>
@@ -22904,10 +22904,10 @@
           <w:tcPr>
             <w:tcW w:type="dxa" w:w="2200"/>
             <w:tcBorders>
-              <w:top w:val="single" w:color="000000" w:sz="4"/>
-              <w:left w:val="single" w:color="000000" w:sz="4"/>
-              <w:bottom w:val="single" w:color="000000" w:sz="4"/>
-              <w:right w:val="single" w:color="000000" w:sz="4"/>
+              <w:top w:val="none" w:color="FFFFFF" w:sz="0"/>
+              <w:left w:val="none" w:color="FFFFFF" w:sz="0"/>
+              <w:bottom w:val="none" w:color="FFFFFF" w:sz="0"/>
+              <w:right w:val="none" w:color="FFFFFF" w:sz="0"/>
             </w:tcBorders>
             <w:tcMar>
               <w:top w:type="dxa" w:w="60"/>
@@ -22939,10 +22939,10 @@
           <w:tcPr>
             <w:tcW w:type="dxa" w:w="2700"/>
             <w:tcBorders>
-              <w:top w:val="single" w:color="000000" w:sz="4"/>
-              <w:left w:val="single" w:color="000000" w:sz="4"/>
-              <w:bottom w:val="single" w:color="000000" w:sz="4"/>
-              <w:right w:val="single" w:color="000000" w:sz="4"/>
+              <w:top w:val="none" w:color="FFFFFF" w:sz="0"/>
+              <w:left w:val="none" w:color="FFFFFF" w:sz="0"/>
+              <w:bottom w:val="none" w:color="FFFFFF" w:sz="0"/>
+              <w:right w:val="none" w:color="FFFFFF" w:sz="0"/>
             </w:tcBorders>
             <w:tcMar>
               <w:top w:type="dxa" w:w="60"/>
@@ -22974,10 +22974,10 @@
           <w:tcPr>
             <w:tcW w:type="dxa" w:w="3037"/>
             <w:tcBorders>
-              <w:top w:val="single" w:color="000000" w:sz="4"/>
-              <w:left w:val="single" w:color="000000" w:sz="4"/>
-              <w:bottom w:val="single" w:color="000000" w:sz="4"/>
-              <w:right w:val="single" w:color="000000" w:sz="4"/>
+              <w:top w:val="none" w:color="FFFFFF" w:sz="0"/>
+              <w:left w:val="none" w:color="FFFFFF" w:sz="0"/>
+              <w:bottom w:val="none" w:color="FFFFFF" w:sz="0"/>
+              <w:right w:val="none" w:color="FFFFFF" w:sz="0"/>
             </w:tcBorders>
             <w:tcMar>
               <w:top w:type="dxa" w:w="60"/>
@@ -23011,10 +23011,10 @@
           <w:tcPr>
             <w:tcW w:type="dxa" w:w="2200"/>
             <w:tcBorders>
-              <w:top w:val="single" w:color="000000" w:sz="4"/>
-              <w:left w:val="single" w:color="000000" w:sz="4"/>
-              <w:bottom w:val="single" w:color="000000" w:sz="4"/>
-              <w:right w:val="single" w:color="000000" w:sz="4"/>
+              <w:top w:val="none" w:color="FFFFFF" w:sz="0"/>
+              <w:left w:val="none" w:color="FFFFFF" w:sz="0"/>
+              <w:bottom w:val="none" w:color="FFFFFF" w:sz="0"/>
+              <w:right w:val="none" w:color="FFFFFF" w:sz="0"/>
             </w:tcBorders>
             <w:tcMar>
               <w:top w:type="dxa" w:w="60"/>
@@ -23046,10 +23046,10 @@
           <w:tcPr>
             <w:tcW w:type="dxa" w:w="2700"/>
             <w:tcBorders>
-              <w:top w:val="single" w:color="000000" w:sz="4"/>
-              <w:left w:val="single" w:color="000000" w:sz="4"/>
-              <w:bottom w:val="single" w:color="000000" w:sz="4"/>
-              <w:right w:val="single" w:color="000000" w:sz="4"/>
+              <w:top w:val="none" w:color="FFFFFF" w:sz="0"/>
+              <w:left w:val="none" w:color="FFFFFF" w:sz="0"/>
+              <w:bottom w:val="none" w:color="FFFFFF" w:sz="0"/>
+              <w:right w:val="none" w:color="FFFFFF" w:sz="0"/>
             </w:tcBorders>
             <w:tcMar>
               <w:top w:type="dxa" w:w="60"/>
@@ -23081,10 +23081,10 @@
           <w:tcPr>
             <w:tcW w:type="dxa" w:w="3037"/>
             <w:tcBorders>
-              <w:top w:val="single" w:color="000000" w:sz="4"/>
-              <w:left w:val="single" w:color="000000" w:sz="4"/>
-              <w:bottom w:val="single" w:color="000000" w:sz="4"/>
-              <w:right w:val="single" w:color="000000" w:sz="4"/>
+              <w:top w:val="none" w:color="FFFFFF" w:sz="0"/>
+              <w:left w:val="none" w:color="FFFFFF" w:sz="0"/>
+              <w:bottom w:val="none" w:color="FFFFFF" w:sz="0"/>
+              <w:right w:val="none" w:color="FFFFFF" w:sz="0"/>
             </w:tcBorders>
             <w:tcMar>
               <w:top w:type="dxa" w:w="60"/>
@@ -23118,10 +23118,10 @@
           <w:tcPr>
             <w:tcW w:type="dxa" w:w="2200"/>
             <w:tcBorders>
-              <w:top w:val="single" w:color="000000" w:sz="4"/>
-              <w:left w:val="single" w:color="000000" w:sz="4"/>
-              <w:bottom w:val="single" w:color="000000" w:sz="4"/>
-              <w:right w:val="single" w:color="000000" w:sz="4"/>
+              <w:top w:val="none" w:color="FFFFFF" w:sz="0"/>
+              <w:left w:val="none" w:color="FFFFFF" w:sz="0"/>
+              <w:bottom w:val="none" w:color="FFFFFF" w:sz="0"/>
+              <w:right w:val="none" w:color="FFFFFF" w:sz="0"/>
             </w:tcBorders>
             <w:tcMar>
               <w:top w:type="dxa" w:w="60"/>
@@ -23153,10 +23153,10 @@
           <w:tcPr>
             <w:tcW w:type="dxa" w:w="2700"/>
             <w:tcBorders>
-              <w:top w:val="single" w:color="000000" w:sz="4"/>
-              <w:left w:val="single" w:color="000000" w:sz="4"/>
-              <w:bottom w:val="single" w:color="000000" w:sz="4"/>
-              <w:right w:val="single" w:color="000000" w:sz="4"/>
+              <w:top w:val="none" w:color="FFFFFF" w:sz="0"/>
+              <w:left w:val="none" w:color="FFFFFF" w:sz="0"/>
+              <w:bottom w:val="none" w:color="FFFFFF" w:sz="0"/>
+              <w:right w:val="none" w:color="FFFFFF" w:sz="0"/>
             </w:tcBorders>
             <w:tcMar>
               <w:top w:type="dxa" w:w="60"/>
@@ -23188,10 +23188,10 @@
           <w:tcPr>
             <w:tcW w:type="dxa" w:w="3037"/>
             <w:tcBorders>
-              <w:top w:val="single" w:color="000000" w:sz="4"/>
-              <w:left w:val="single" w:color="000000" w:sz="4"/>
-              <w:bottom w:val="single" w:color="000000" w:sz="4"/>
-              <w:right w:val="single" w:color="000000" w:sz="4"/>
+              <w:top w:val="none" w:color="FFFFFF" w:sz="0"/>
+              <w:left w:val="none" w:color="FFFFFF" w:sz="0"/>
+              <w:bottom w:val="none" w:color="FFFFFF" w:sz="0"/>
+              <w:right w:val="none" w:color="FFFFFF" w:sz="0"/>
             </w:tcBorders>
             <w:tcMar>
               <w:top w:type="dxa" w:w="60"/>
@@ -23225,10 +23225,10 @@
           <w:tcPr>
             <w:tcW w:type="dxa" w:w="2200"/>
             <w:tcBorders>
-              <w:top w:val="single" w:color="000000" w:sz="4"/>
-              <w:left w:val="single" w:color="000000" w:sz="4"/>
-              <w:bottom w:val="single" w:color="000000" w:sz="4"/>
-              <w:right w:val="single" w:color="000000" w:sz="4"/>
+              <w:top w:val="none" w:color="FFFFFF" w:sz="0"/>
+              <w:left w:val="none" w:color="FFFFFF" w:sz="0"/>
+              <w:bottom w:val="none" w:color="FFFFFF" w:sz="0"/>
+              <w:right w:val="none" w:color="FFFFFF" w:sz="0"/>
             </w:tcBorders>
             <w:tcMar>
               <w:top w:type="dxa" w:w="60"/>
@@ -23260,10 +23260,10 @@
           <w:tcPr>
             <w:tcW w:type="dxa" w:w="2700"/>
             <w:tcBorders>
-              <w:top w:val="single" w:color="000000" w:sz="4"/>
-              <w:left w:val="single" w:color="000000" w:sz="4"/>
-              <w:bottom w:val="single" w:color="000000" w:sz="4"/>
-              <w:right w:val="single" w:color="000000" w:sz="4"/>
+              <w:top w:val="none" w:color="FFFFFF" w:sz="0"/>
+              <w:left w:val="none" w:color="FFFFFF" w:sz="0"/>
+              <w:bottom w:val="none" w:color="FFFFFF" w:sz="0"/>
+              <w:right w:val="none" w:color="FFFFFF" w:sz="0"/>
             </w:tcBorders>
             <w:tcMar>
               <w:top w:type="dxa" w:w="60"/>
@@ -23295,10 +23295,10 @@
           <w:tcPr>
             <w:tcW w:type="dxa" w:w="3037"/>
             <w:tcBorders>
-              <w:top w:val="single" w:color="000000" w:sz="4"/>
-              <w:left w:val="single" w:color="000000" w:sz="4"/>
-              <w:bottom w:val="single" w:color="000000" w:sz="4"/>
-              <w:right w:val="single" w:color="000000" w:sz="4"/>
+              <w:top w:val="none" w:color="FFFFFF" w:sz="0"/>
+              <w:left w:val="none" w:color="FFFFFF" w:sz="0"/>
+              <w:bottom w:val="none" w:color="FFFFFF" w:sz="0"/>
+              <w:right w:val="none" w:color="FFFFFF" w:sz="0"/>
             </w:tcBorders>
             <w:tcMar>
               <w:top w:type="dxa" w:w="60"/>
@@ -23332,10 +23332,10 @@
           <w:tcPr>
             <w:tcW w:type="dxa" w:w="2200"/>
             <w:tcBorders>
-              <w:top w:val="single" w:color="000000" w:sz="4"/>
-              <w:left w:val="single" w:color="000000" w:sz="4"/>
+              <w:top w:val="none" w:color="FFFFFF" w:sz="0"/>
+              <w:left w:val="none" w:color="FFFFFF" w:sz="0"/>
               <w:bottom w:val="single" w:color="000000" w:sz="4"/>
-              <w:right w:val="single" w:color="000000" w:sz="4"/>
+              <w:right w:val="none" w:color="FFFFFF" w:sz="0"/>
             </w:tcBorders>
             <w:tcMar>
               <w:top w:type="dxa" w:w="60"/>
@@ -23367,10 +23367,10 @@
           <w:tcPr>
             <w:tcW w:type="dxa" w:w="2700"/>
             <w:tcBorders>
-              <w:top w:val="single" w:color="000000" w:sz="4"/>
-              <w:left w:val="single" w:color="000000" w:sz="4"/>
+              <w:top w:val="none" w:color="FFFFFF" w:sz="0"/>
+              <w:left w:val="none" w:color="FFFFFF" w:sz="0"/>
               <w:bottom w:val="single" w:color="000000" w:sz="4"/>
-              <w:right w:val="single" w:color="000000" w:sz="4"/>
+              <w:right w:val="none" w:color="FFFFFF" w:sz="0"/>
             </w:tcBorders>
             <w:tcMar>
               <w:top w:type="dxa" w:w="60"/>
@@ -23402,10 +23402,10 @@
           <w:tcPr>
             <w:tcW w:type="dxa" w:w="3037"/>
             <w:tcBorders>
-              <w:top w:val="single" w:color="000000" w:sz="4"/>
-              <w:left w:val="single" w:color="000000" w:sz="4"/>
+              <w:top w:val="none" w:color="FFFFFF" w:sz="0"/>
+              <w:left w:val="none" w:color="FFFFFF" w:sz="0"/>
               <w:bottom w:val="single" w:color="000000" w:sz="4"/>
-              <w:right w:val="single" w:color="000000" w:sz="4"/>
+              <w:right w:val="none" w:color="FFFFFF" w:sz="0"/>
             </w:tcBorders>
             <w:tcMar>
               <w:top w:type="dxa" w:w="60"/>
@@ -25577,8 +25577,8 @@
       <w:rFonts w:ascii="Times New Roman" w:cs="Times New Roman" w:eastAsia="Times New Roman" w:hAnsi="Times New Roman"/>
       <w:b/>
       <w:bCs/>
-      <w:sz w:val="22"/>
-      <w:szCs w:val="22"/>
+      <w:sz w:val="24"/>
+      <w:szCs w:val="24"/>
     </w:rPr>
   </w:style>
 </w:styles>
